--- a/deliveries/cases/EN/3.docx
+++ b/deliveries/cases/EN/3.docx
@@ -4,7 +4,7 @@
   <w:body>
     <w:p>
       <w:pPr>
-        <w:ind w:left="3119" w:firstLine="0"/>
+        <w:ind w:left="3119" w:right="-4.724409448817823" w:firstLine="0"/>
         <w:jc w:val="left"/>
         <w:rPr>
           <w:rFonts w:ascii="Arial" w:cs="Arial" w:eastAsia="Arial" w:hAnsi="Arial"/>
@@ -36,12 +36,12 @@
             <wp:extent cx="1880235" cy="1381716"/>
             <wp:effectExtent b="0" l="0" r="0" t="0"/>
             <wp:wrapSquare wrapText="bothSides" distB="0" distT="0" distL="114300" distR="114300"/>
-            <wp:docPr id="5" name="image4.png"/>
+            <wp:docPr id="13" name="image2.png"/>
             <a:graphic>
               <a:graphicData uri="http://schemas.openxmlformats.org/drawingml/2006/picture">
                 <pic:pic>
                   <pic:nvPicPr>
-                    <pic:cNvPr id="0" name="image4.png"/>
+                    <pic:cNvPr id="0" name="image2.png"/>
                     <pic:cNvPicPr preferRelativeResize="0"/>
                   </pic:nvPicPr>
                   <pic:blipFill>
@@ -73,7 +73,7 @@
     </w:p>
     <w:p>
       <w:pPr>
-        <w:ind w:left="3119" w:firstLine="0"/>
+        <w:ind w:left="3119" w:right="-4.724409448817823" w:firstLine="0"/>
         <w:jc w:val="right"/>
         <w:rPr>
           <w:rFonts w:ascii="Arial" w:cs="Arial" w:eastAsia="Arial" w:hAnsi="Arial"/>
@@ -92,7 +92,7 @@
     </w:p>
     <w:p>
       <w:pPr>
-        <w:ind w:left="3119" w:firstLine="0"/>
+        <w:ind w:left="3119" w:right="-4.724409448817823" w:firstLine="0"/>
         <w:jc w:val="right"/>
         <w:rPr>
           <w:rFonts w:ascii="Arial" w:cs="Arial" w:eastAsia="Arial" w:hAnsi="Arial"/>
@@ -111,7 +111,7 @@
     </w:p>
     <w:p>
       <w:pPr>
-        <w:ind w:left="3119" w:firstLine="0"/>
+        <w:ind w:left="3119" w:right="0" w:firstLine="0"/>
         <w:jc w:val="right"/>
         <w:rPr>
           <w:rFonts w:ascii="Arial" w:cs="Arial" w:eastAsia="Arial" w:hAnsi="Arial"/>
@@ -130,6 +130,7 @@
     </w:p>
     <w:p>
       <w:pPr>
+        <w:ind w:right="-4.724409448817823"/>
         <w:rPr>
           <w:rFonts w:ascii="Arial" w:cs="Arial" w:eastAsia="Arial" w:hAnsi="Arial"/>
           <w:b w:val="1"/>
@@ -147,7 +148,7 @@
     </w:p>
     <w:p>
       <w:pPr>
-        <w:ind w:left="3119" w:firstLine="0"/>
+        <w:ind w:left="3119" w:right="-4.724409448817823" w:firstLine="0"/>
         <w:jc w:val="right"/>
         <w:rPr>
           <w:rFonts w:ascii="Arial" w:cs="Arial" w:eastAsia="Arial" w:hAnsi="Arial"/>
@@ -169,7 +170,7 @@
         <w:pBdr>
           <w:bottom w:color="000000" w:space="1" w:sz="4" w:val="single"/>
         </w:pBdr>
-        <w:ind w:left="5245" w:firstLine="0"/>
+        <w:ind w:left="5245" w:right="-4.724409448817823" w:firstLine="0"/>
         <w:jc w:val="right"/>
         <w:rPr>
           <w:rFonts w:ascii="Arial" w:cs="Arial" w:eastAsia="Arial" w:hAnsi="Arial"/>
@@ -195,12 +196,13 @@
     </w:p>
     <w:p>
       <w:pPr>
-        <w:rPr>
-          <w:rFonts w:ascii="Arial" w:cs="Arial" w:eastAsia="Arial" w:hAnsi="Arial"/>
-          <w:color w:val="231f20"/>
-        </w:rPr>
-      </w:pPr>
-      <w:bookmarkStart w:colFirst="0" w:colLast="0" w:name="_4p036a4gv4zb" w:id="0"/>
+        <w:ind w:right="-4.724409448817823"/>
+        <w:rPr>
+          <w:rFonts w:ascii="Arial" w:cs="Arial" w:eastAsia="Arial" w:hAnsi="Arial"/>
+          <w:color w:val="231f20"/>
+        </w:rPr>
+      </w:pPr>
+      <w:bookmarkStart w:colFirst="0" w:colLast="0" w:name="_1qihy4r72vs5" w:id="0"/>
       <w:bookmarkEnd w:id="0"/>
       <w:r>
         <w:rPr>
@@ -210,6 +212,7 @@
     </w:p>
     <w:p>
       <w:pPr>
+        <w:ind w:right="-4.724409448817823"/>
         <w:rPr>
           <w:rFonts w:ascii="Arial" w:cs="Arial" w:eastAsia="Arial" w:hAnsi="Arial"/>
           <w:color w:val="231f20"/>
@@ -226,6 +229,7 @@
         <w:tabs>
           <w:tab w:val="left" w:leader="none" w:pos="11340"/>
         </w:tabs>
+        <w:ind w:right="-4.724409448817823"/>
         <w:rPr>
           <w:rFonts w:ascii="Arial" w:cs="Arial" w:eastAsia="Arial" w:hAnsi="Arial"/>
           <w:color w:val="231f20"/>
@@ -242,6 +246,7 @@
     </w:p>
     <w:p>
       <w:pPr>
+        <w:ind w:right="-4.724409448817823"/>
         <w:jc w:val="center"/>
         <w:rPr>
           <w:rFonts w:ascii="Arial" w:cs="Arial" w:eastAsia="Arial" w:hAnsi="Arial"/>
@@ -267,6 +272,7 @@
     </w:p>
     <w:p>
       <w:pPr>
+        <w:ind w:right="-4.724409448817823"/>
         <w:jc w:val="center"/>
         <w:rPr>
           <w:rFonts w:ascii="Arial" w:cs="Arial" w:eastAsia="Arial" w:hAnsi="Arial"/>
@@ -281,7 +287,7 @@
     </w:p>
     <w:p>
       <w:pPr>
-        <w:ind w:left="1560" w:right="1417" w:firstLine="0"/>
+        <w:ind w:left="1560" w:right="-4.724409448817823" w:firstLine="0"/>
         <w:jc w:val="center"/>
         <w:rPr>
           <w:rFonts w:ascii="Arial" w:cs="Arial" w:eastAsia="Arial" w:hAnsi="Arial"/>
@@ -307,7 +313,7 @@
     </w:p>
     <w:p>
       <w:pPr>
-        <w:ind w:left="1560" w:right="1417" w:firstLine="0"/>
+        <w:ind w:left="1560" w:right="-4.724409448817823" w:firstLine="0"/>
         <w:jc w:val="center"/>
         <w:rPr>
           <w:rFonts w:ascii="Arial" w:cs="Arial" w:eastAsia="Arial" w:hAnsi="Arial"/>
@@ -333,19 +339,21 @@
     </w:p>
     <w:p>
       <w:pPr>
-        <w:rPr>
-          <w:rFonts w:ascii="Arial" w:cs="Arial" w:eastAsia="Arial" w:hAnsi="Arial"/>
-          <w:color w:val="231f20"/>
-        </w:rPr>
-      </w:pPr>
-      <w:r>
-        <w:rPr>
-          <w:rtl w:val="0"/>
-        </w:rPr>
-      </w:r>
-    </w:p>
-    <w:p>
-      <w:pPr>
+        <w:ind w:right="-4.724409448817823"/>
+        <w:rPr>
+          <w:rFonts w:ascii="Arial" w:cs="Arial" w:eastAsia="Arial" w:hAnsi="Arial"/>
+          <w:color w:val="231f20"/>
+        </w:rPr>
+      </w:pPr>
+      <w:r>
+        <w:rPr>
+          <w:rtl w:val="0"/>
+        </w:rPr>
+      </w:r>
+    </w:p>
+    <w:p>
+      <w:pPr>
+        <w:ind w:right="-4.724409448817823"/>
         <w:rPr>
           <w:rFonts w:ascii="Arial" w:cs="Arial" w:eastAsia="Arial" w:hAnsi="Arial"/>
           <w:color w:val="231f20"/>
@@ -362,6 +370,7 @@
         <w:tabs>
           <w:tab w:val="left" w:leader="none" w:pos="6115"/>
         </w:tabs>
+        <w:ind w:right="-4.724409448817823"/>
         <w:rPr>
           <w:rFonts w:ascii="Arial" w:cs="Arial" w:eastAsia="Arial" w:hAnsi="Arial"/>
           <w:color w:val="231f20"/>
@@ -378,6 +387,7 @@
         <w:tabs>
           <w:tab w:val="left" w:leader="none" w:pos="6115"/>
         </w:tabs>
+        <w:ind w:right="-4.724409448817823"/>
         <w:rPr>
           <w:rFonts w:ascii="Arial" w:cs="Arial" w:eastAsia="Arial" w:hAnsi="Arial"/>
           <w:color w:val="231f20"/>
@@ -394,58 +404,63 @@
         <w:tabs>
           <w:tab w:val="left" w:leader="none" w:pos="6115"/>
         </w:tabs>
-        <w:rPr>
-          <w:rFonts w:ascii="Arial" w:cs="Arial" w:eastAsia="Arial" w:hAnsi="Arial"/>
-          <w:color w:val="231f20"/>
-        </w:rPr>
-      </w:pPr>
-      <w:r>
-        <w:rPr>
-          <w:rtl w:val="0"/>
-        </w:rPr>
-      </w:r>
-    </w:p>
-    <w:p>
-      <w:pPr>
-        <w:rPr>
-          <w:rFonts w:ascii="Arial" w:cs="Arial" w:eastAsia="Arial" w:hAnsi="Arial"/>
-          <w:color w:val="231f20"/>
-        </w:rPr>
-      </w:pPr>
-      <w:r>
-        <w:rPr>
-          <w:rtl w:val="0"/>
-        </w:rPr>
-      </w:r>
-    </w:p>
-    <w:p>
-      <w:pPr>
-        <w:rPr>
-          <w:rFonts w:ascii="Arial" w:cs="Arial" w:eastAsia="Arial" w:hAnsi="Arial"/>
-          <w:color w:val="231f20"/>
-        </w:rPr>
-      </w:pPr>
-      <w:r>
-        <w:rPr>
-          <w:rtl w:val="0"/>
-        </w:rPr>
-      </w:r>
-    </w:p>
-    <w:p>
-      <w:pPr>
-        <w:rPr>
-          <w:rFonts w:ascii="Arial" w:cs="Arial" w:eastAsia="Arial" w:hAnsi="Arial"/>
-          <w:color w:val="231f20"/>
-        </w:rPr>
-      </w:pPr>
-      <w:r>
-        <w:rPr>
-          <w:rtl w:val="0"/>
-        </w:rPr>
-      </w:r>
-    </w:p>
-    <w:p>
-      <w:pPr>
+        <w:ind w:right="-4.724409448817823"/>
+        <w:rPr>
+          <w:rFonts w:ascii="Arial" w:cs="Arial" w:eastAsia="Arial" w:hAnsi="Arial"/>
+          <w:color w:val="231f20"/>
+        </w:rPr>
+      </w:pPr>
+      <w:r>
+        <w:rPr>
+          <w:rtl w:val="0"/>
+        </w:rPr>
+      </w:r>
+    </w:p>
+    <w:p>
+      <w:pPr>
+        <w:ind w:right="-4.724409448817823"/>
+        <w:rPr>
+          <w:rFonts w:ascii="Arial" w:cs="Arial" w:eastAsia="Arial" w:hAnsi="Arial"/>
+          <w:color w:val="231f20"/>
+        </w:rPr>
+      </w:pPr>
+      <w:r>
+        <w:rPr>
+          <w:rtl w:val="0"/>
+        </w:rPr>
+      </w:r>
+    </w:p>
+    <w:p>
+      <w:pPr>
+        <w:ind w:right="-4.724409448817823"/>
+        <w:rPr>
+          <w:rFonts w:ascii="Arial" w:cs="Arial" w:eastAsia="Arial" w:hAnsi="Arial"/>
+          <w:color w:val="231f20"/>
+        </w:rPr>
+      </w:pPr>
+      <w:r>
+        <w:rPr>
+          <w:rtl w:val="0"/>
+        </w:rPr>
+      </w:r>
+    </w:p>
+    <w:p>
+      <w:pPr>
+        <w:ind w:right="-4.724409448817823"/>
+        <w:rPr>
+          <w:rFonts w:ascii="Arial" w:cs="Arial" w:eastAsia="Arial" w:hAnsi="Arial"/>
+          <w:color w:val="231f20"/>
+        </w:rPr>
+      </w:pPr>
+      <w:r>
+        <w:rPr>
+          <w:rtl w:val="0"/>
+        </w:rPr>
+      </w:r>
+    </w:p>
+    <w:p>
+      <w:pPr>
+        <w:ind w:right="-4.724409448817823"/>
         <w:rPr>
           <w:rFonts w:ascii="Arial" w:cs="Arial" w:eastAsia="Arial" w:hAnsi="Arial"/>
           <w:b w:val="1"/>
@@ -482,6 +497,7 @@
           <w:tab w:val="left" w:leader="none" w:pos="2835"/>
         </w:tabs>
         <w:spacing w:after="0" w:lineRule="auto"/>
+        <w:ind w:right="-4.724409448817823"/>
         <w:rPr>
           <w:rFonts w:ascii="Arial" w:cs="Arial" w:eastAsia="Arial" w:hAnsi="Arial"/>
           <w:color w:val="231f20"/>
@@ -516,6 +532,7 @@
           <w:tab w:val="left" w:leader="none" w:pos="2835"/>
         </w:tabs>
         <w:spacing w:after="0" w:lineRule="auto"/>
+        <w:ind w:right="-4.724409448817823"/>
         <w:rPr>
           <w:rFonts w:ascii="Arial" w:cs="Arial" w:eastAsia="Arial" w:hAnsi="Arial"/>
           <w:color w:val="231f20"/>
@@ -550,6 +567,7 @@
           <w:tab w:val="left" w:leader="none" w:pos="2835"/>
         </w:tabs>
         <w:spacing w:after="0" w:lineRule="auto"/>
+        <w:ind w:right="-4.724409448817823"/>
         <w:rPr>
           <w:rFonts w:ascii="Arial" w:cs="Arial" w:eastAsia="Arial" w:hAnsi="Arial"/>
           <w:color w:val="231f20"/>
@@ -584,6 +602,7 @@
           <w:tab w:val="left" w:leader="none" w:pos="2835"/>
         </w:tabs>
         <w:spacing w:after="0" w:lineRule="auto"/>
+        <w:ind w:right="-4.724409448817823"/>
         <w:rPr>
           <w:rFonts w:ascii="Arial" w:cs="Arial" w:eastAsia="Arial" w:hAnsi="Arial"/>
           <w:color w:val="231f20"/>
@@ -618,7 +637,7 @@
           <w:tab w:val="left" w:leader="none" w:pos="2835"/>
         </w:tabs>
         <w:spacing w:after="0" w:lineRule="auto"/>
-        <w:ind w:left="2410" w:hanging="2410"/>
+        <w:ind w:left="2410" w:right="-4.724409448817823" w:hanging="2410"/>
         <w:rPr>
           <w:rFonts w:ascii="Arial" w:cs="Arial" w:eastAsia="Arial" w:hAnsi="Arial"/>
           <w:color w:val="231f20"/>
@@ -653,6 +672,7 @@
           <w:tab w:val="left" w:leader="none" w:pos="2835"/>
         </w:tabs>
         <w:spacing w:after="0" w:lineRule="auto"/>
+        <w:ind w:right="-4.724409448817823"/>
         <w:rPr>
           <w:rFonts w:ascii="Arial" w:cs="Arial" w:eastAsia="Arial" w:hAnsi="Arial"/>
           <w:color w:val="231f20"/>
@@ -687,6 +707,7 @@
           <w:tab w:val="left" w:leader="none" w:pos="2835"/>
         </w:tabs>
         <w:spacing w:after="0" w:lineRule="auto"/>
+        <w:ind w:right="-4.724409448817823"/>
         <w:rPr>
           <w:rFonts w:ascii="Arial" w:cs="Arial" w:eastAsia="Arial" w:hAnsi="Arial"/>
           <w:color w:val="231f20"/>
@@ -737,6 +758,7 @@
           <w:tab w:val="left" w:leader="none" w:pos="2835"/>
         </w:tabs>
         <w:spacing w:after="0" w:lineRule="auto"/>
+        <w:ind w:right="-4.724409448817823"/>
         <w:rPr>
           <w:rFonts w:ascii="Arial" w:cs="Arial" w:eastAsia="Arial" w:hAnsi="Arial"/>
           <w:color w:val="231f20"/>
@@ -760,7 +782,7 @@
     <w:p>
       <w:pPr>
         <w:spacing w:after="0" w:line="276" w:lineRule="auto"/>
-        <w:ind w:right="0"/>
+        <w:ind w:right="-4.724409448817823"/>
         <w:jc w:val="left"/>
         <w:rPr>
           <w:rFonts w:ascii="Arial" w:cs="Arial" w:eastAsia="Arial" w:hAnsi="Arial"/>
@@ -790,6 +812,7 @@
     <w:p>
       <w:pPr>
         <w:spacing w:before="240" w:lineRule="auto"/>
+        <w:ind w:right="-4.724409448817823"/>
         <w:rPr>
           <w:rFonts w:ascii="Arial" w:cs="Arial" w:eastAsia="Arial" w:hAnsi="Arial"/>
           <w:color w:val="231f20"/>
@@ -814,6 +837,7 @@
     <w:p>
       <w:pPr>
         <w:spacing w:before="240" w:lineRule="auto"/>
+        <w:ind w:right="-4.724409448817823"/>
         <w:rPr>
           <w:rFonts w:ascii="Arial" w:cs="Arial" w:eastAsia="Arial" w:hAnsi="Arial"/>
           <w:b w:val="1"/>
@@ -839,6 +863,7 @@
     <w:p>
       <w:pPr>
         <w:spacing w:before="240" w:lineRule="auto"/>
+        <w:ind w:right="-4.724409448817823"/>
         <w:rPr>
           <w:rFonts w:ascii="Arial" w:cs="Arial" w:eastAsia="Arial" w:hAnsi="Arial"/>
           <w:color w:val="231f20"/>
@@ -856,6 +881,7 @@
     <w:p>
       <w:pPr>
         <w:spacing w:before="240" w:lineRule="auto"/>
+        <w:ind w:right="-4.724409448817823"/>
         <w:rPr>
           <w:rFonts w:ascii="Arial" w:cs="Arial" w:eastAsia="Arial" w:hAnsi="Arial"/>
           <w:b w:val="1"/>
@@ -881,6 +907,7 @@
     <w:p>
       <w:pPr>
         <w:spacing w:before="240" w:lineRule="auto"/>
+        <w:ind w:right="-4.724409448817823"/>
         <w:rPr>
           <w:rFonts w:ascii="Arial" w:cs="Arial" w:eastAsia="Arial" w:hAnsi="Arial"/>
           <w:color w:val="231f20"/>
@@ -905,7 +932,7 @@
     <w:p>
       <w:pPr>
         <w:spacing w:after="0" w:line="276" w:lineRule="auto"/>
-        <w:ind w:right="0"/>
+        <w:ind w:right="-4.724409448817823"/>
         <w:jc w:val="left"/>
         <w:rPr>
           <w:rFonts w:ascii="Arial" w:cs="Arial" w:eastAsia="Arial" w:hAnsi="Arial"/>
@@ -938,7 +965,7 @@
         </w:pBdr>
         <w:shd w:fill="auto" w:val="clear"/>
         <w:spacing w:after="0" w:before="480" w:line="276" w:lineRule="auto"/>
-        <w:ind w:left="0" w:right="0" w:firstLine="0"/>
+        <w:ind w:left="0" w:right="-4.724409448817823" w:firstLine="0"/>
         <w:jc w:val="left"/>
         <w:rPr>
           <w:rFonts w:ascii="Arial" w:cs="Arial" w:eastAsia="Arial" w:hAnsi="Arial"/>
@@ -978,7 +1005,7 @@
     </w:p>
     <w:sdt>
       <w:sdtPr>
-        <w:id w:val="2146836437"/>
+        <w:id w:val="-896006879"/>
         <w:docPartObj>
           <w:docPartGallery w:val="Table of Contents"/>
           <w:docPartUnique w:val="1"/>
@@ -1001,10 +1028,10 @@
             <w:shd w:fill="auto" w:val="clear"/>
             <w:tabs>
               <w:tab w:val="left" w:leader="none" w:pos="440"/>
-              <w:tab w:val="right" w:leader="dot" w:pos="9764"/>
+              <w:tab w:val="right" w:leader="none" w:pos="9764"/>
             </w:tabs>
             <w:spacing w:after="120" w:before="120" w:line="240" w:lineRule="auto"/>
-            <w:ind w:left="0" w:right="113" w:firstLine="0"/>
+            <w:ind w:left="0" w:right="-4.724409448817823" w:firstLine="0"/>
             <w:jc w:val="left"/>
             <w:rPr>
               <w:rFonts w:ascii="Arial" w:cs="Arial" w:eastAsia="Arial" w:hAnsi="Arial"/>
@@ -1025,7 +1052,7 @@
             <w:instrText xml:space="preserve"> TOC \h \u \z \t "Heading 1,1,Heading 2,2,Heading 3,3,"</w:instrText>
             <w:fldChar w:fldCharType="separate"/>
           </w:r>
-          <w:hyperlink w:anchor="_r57ippr8x8y3">
+          <w:hyperlink w:anchor="_4i712jet9q63">
             <w:r>
               <w:rPr>
                 <w:rFonts w:ascii="Arial" w:cs="Arial" w:eastAsia="Arial" w:hAnsi="Arial"/>
@@ -1046,7 +1073,7 @@
               <w:t xml:space="preserve">1</w:t>
             </w:r>
           </w:hyperlink>
-          <w:hyperlink w:anchor="_r57ippr8x8y3">
+          <w:hyperlink w:anchor="_4i712jet9q63">
             <w:r>
               <w:rPr>
                 <w:rFonts w:ascii="Arial" w:cs="Arial" w:eastAsia="Arial" w:hAnsi="Arial"/>
@@ -1067,7 +1094,7 @@
           </w:hyperlink>
           <w:r>
             <w:fldChar w:fldCharType="begin"/>
-            <w:instrText xml:space="preserve"> PAGEREF _r57ippr8x8y3 \h </w:instrText>
+            <w:instrText xml:space="preserve"> PAGEREF _4i712jet9q63 \h </w:instrText>
             <w:fldChar w:fldCharType="separate"/>
           </w:r>
           <w:r>
@@ -1116,10 +1143,10 @@
             <w:shd w:fill="auto" w:val="clear"/>
             <w:tabs>
               <w:tab w:val="left" w:leader="none" w:pos="880"/>
-              <w:tab w:val="right" w:leader="dot" w:pos="9764"/>
+              <w:tab w:val="right" w:leader="none" w:pos="9764"/>
             </w:tabs>
             <w:spacing w:after="0" w:before="0" w:line="240" w:lineRule="auto"/>
-            <w:ind w:left="220" w:right="113" w:firstLine="0"/>
+            <w:ind w:left="220" w:right="-4.724409448817823" w:firstLine="0"/>
             <w:jc w:val="left"/>
             <w:rPr>
               <w:rFonts w:ascii="Arial" w:cs="Arial" w:eastAsia="Arial" w:hAnsi="Arial"/>
@@ -1135,7 +1162,7 @@
               <w:vertAlign w:val="baseline"/>
             </w:rPr>
           </w:pPr>
-          <w:hyperlink w:anchor="_488wvcvhem7">
+          <w:hyperlink w:anchor="_8nxsjoqkwjqo">
             <w:r>
               <w:rPr>
                 <w:rFonts w:ascii="Arial" w:cs="Arial" w:eastAsia="Arial" w:hAnsi="Arial"/>
@@ -1154,7 +1181,7 @@
               <w:t xml:space="preserve">1.1</w:t>
             </w:r>
           </w:hyperlink>
-          <w:hyperlink w:anchor="_488wvcvhem7">
+          <w:hyperlink w:anchor="_8nxsjoqkwjqo">
             <w:r>
               <w:rPr>
                 <w:rFonts w:ascii="Arial" w:cs="Arial" w:eastAsia="Arial" w:hAnsi="Arial"/>
@@ -1175,7 +1202,7 @@
           </w:hyperlink>
           <w:r>
             <w:fldChar w:fldCharType="begin"/>
-            <w:instrText xml:space="preserve"> PAGEREF _488wvcvhem7 \h </w:instrText>
+            <w:instrText xml:space="preserve"> PAGEREF _8nxsjoqkwjqo \h </w:instrText>
             <w:fldChar w:fldCharType="separate"/>
           </w:r>
           <w:r>
@@ -1222,10 +1249,10 @@
             <w:shd w:fill="auto" w:val="clear"/>
             <w:tabs>
               <w:tab w:val="left" w:leader="none" w:pos="880"/>
-              <w:tab w:val="right" w:leader="dot" w:pos="9764"/>
+              <w:tab w:val="right" w:leader="none" w:pos="9764"/>
             </w:tabs>
             <w:spacing w:after="0" w:before="0" w:line="240" w:lineRule="auto"/>
-            <w:ind w:left="220" w:right="113" w:firstLine="0"/>
+            <w:ind w:left="220" w:right="-4.724409448817823" w:firstLine="0"/>
             <w:jc w:val="left"/>
             <w:rPr>
               <w:rFonts w:ascii="Arial" w:cs="Arial" w:eastAsia="Arial" w:hAnsi="Arial"/>
@@ -1241,7 +1268,7 @@
               <w:vertAlign w:val="baseline"/>
             </w:rPr>
           </w:pPr>
-          <w:hyperlink w:anchor="_i0s66v1ddkqa">
+          <w:hyperlink w:anchor="_6fzxhec7xdn6">
             <w:r>
               <w:rPr>
                 <w:rFonts w:ascii="Arial" w:cs="Arial" w:eastAsia="Arial" w:hAnsi="Arial"/>
@@ -1260,7 +1287,7 @@
               <w:t xml:space="preserve">1.2</w:t>
             </w:r>
           </w:hyperlink>
-          <w:hyperlink w:anchor="_i0s66v1ddkqa">
+          <w:hyperlink w:anchor="_6fzxhec7xdn6">
             <w:r>
               <w:rPr>
                 <w:rFonts w:ascii="Arial" w:cs="Arial" w:eastAsia="Arial" w:hAnsi="Arial"/>
@@ -1281,7 +1308,7 @@
           </w:hyperlink>
           <w:r>
             <w:fldChar w:fldCharType="begin"/>
-            <w:instrText xml:space="preserve"> PAGEREF _i0s66v1ddkqa \h </w:instrText>
+            <w:instrText xml:space="preserve"> PAGEREF _6fzxhec7xdn6 \h </w:instrText>
             <w:fldChar w:fldCharType="separate"/>
           </w:r>
           <w:r>
@@ -1328,10 +1355,10 @@
             <w:shd w:fill="auto" w:val="clear"/>
             <w:tabs>
               <w:tab w:val="left" w:leader="none" w:pos="880"/>
-              <w:tab w:val="right" w:leader="dot" w:pos="9764"/>
+              <w:tab w:val="right" w:leader="none" w:pos="9764"/>
             </w:tabs>
             <w:spacing w:after="0" w:before="0" w:line="240" w:lineRule="auto"/>
-            <w:ind w:left="220" w:right="113" w:firstLine="0"/>
+            <w:ind w:left="220" w:right="-4.724409448817823" w:firstLine="0"/>
             <w:jc w:val="left"/>
             <w:rPr>
               <w:rFonts w:ascii="Arial" w:cs="Arial" w:eastAsia="Arial" w:hAnsi="Arial"/>
@@ -1347,7 +1374,7 @@
               <w:vertAlign w:val="baseline"/>
             </w:rPr>
           </w:pPr>
-          <w:hyperlink w:anchor="_8q27sfcgm39z">
+          <w:hyperlink w:anchor="_p535f650dprb">
             <w:r>
               <w:rPr>
                 <w:rFonts w:ascii="Arial" w:cs="Arial" w:eastAsia="Arial" w:hAnsi="Arial"/>
@@ -1366,7 +1393,7 @@
               <w:t xml:space="preserve">1.3</w:t>
             </w:r>
           </w:hyperlink>
-          <w:hyperlink w:anchor="_8q27sfcgm39z">
+          <w:hyperlink w:anchor="_p535f650dprb">
             <w:r>
               <w:rPr>
                 <w:rFonts w:ascii="Arial" w:cs="Arial" w:eastAsia="Arial" w:hAnsi="Arial"/>
@@ -1387,7 +1414,7 @@
           </w:hyperlink>
           <w:r>
             <w:fldChar w:fldCharType="begin"/>
-            <w:instrText xml:space="preserve"> PAGEREF _8q27sfcgm39z \h </w:instrText>
+            <w:instrText xml:space="preserve"> PAGEREF _p535f650dprb \h </w:instrText>
             <w:fldChar w:fldCharType="separate"/>
           </w:r>
           <w:r>
@@ -1434,10 +1461,10 @@
             <w:shd w:fill="auto" w:val="clear"/>
             <w:tabs>
               <w:tab w:val="left" w:leader="none" w:pos="880"/>
-              <w:tab w:val="right" w:leader="dot" w:pos="9764"/>
+              <w:tab w:val="right" w:leader="none" w:pos="9764"/>
             </w:tabs>
             <w:spacing w:after="0" w:before="0" w:line="240" w:lineRule="auto"/>
-            <w:ind w:left="220" w:right="113" w:firstLine="0"/>
+            <w:ind w:left="220" w:right="-4.724409448817823" w:firstLine="0"/>
             <w:jc w:val="left"/>
             <w:rPr>
               <w:rFonts w:ascii="Arial" w:cs="Arial" w:eastAsia="Arial" w:hAnsi="Arial"/>
@@ -1453,7 +1480,7 @@
               <w:vertAlign w:val="baseline"/>
             </w:rPr>
           </w:pPr>
-          <w:hyperlink w:anchor="_d2tw0sm28i30">
+          <w:hyperlink w:anchor="_qq7n3ylzfzyy">
             <w:r>
               <w:rPr>
                 <w:rFonts w:ascii="Arial" w:cs="Arial" w:eastAsia="Arial" w:hAnsi="Arial"/>
@@ -1472,7 +1499,7 @@
               <w:t xml:space="preserve">1.4</w:t>
             </w:r>
           </w:hyperlink>
-          <w:hyperlink w:anchor="_d2tw0sm28i30">
+          <w:hyperlink w:anchor="_qq7n3ylzfzyy">
             <w:r>
               <w:rPr>
                 <w:rFonts w:ascii="Arial" w:cs="Arial" w:eastAsia="Arial" w:hAnsi="Arial"/>
@@ -1493,7 +1520,7 @@
           </w:hyperlink>
           <w:r>
             <w:fldChar w:fldCharType="begin"/>
-            <w:instrText xml:space="preserve"> PAGEREF _d2tw0sm28i30 \h </w:instrText>
+            <w:instrText xml:space="preserve"> PAGEREF _qq7n3ylzfzyy \h </w:instrText>
             <w:fldChar w:fldCharType="separate"/>
           </w:r>
           <w:r>
@@ -1540,10 +1567,10 @@
             <w:shd w:fill="auto" w:val="clear"/>
             <w:tabs>
               <w:tab w:val="left" w:leader="none" w:pos="880"/>
-              <w:tab w:val="right" w:leader="dot" w:pos="9764"/>
+              <w:tab w:val="right" w:leader="none" w:pos="9764"/>
             </w:tabs>
             <w:spacing w:after="0" w:before="0" w:line="240" w:lineRule="auto"/>
-            <w:ind w:left="220" w:right="113" w:firstLine="0"/>
+            <w:ind w:left="220" w:right="-4.724409448817823" w:firstLine="0"/>
             <w:jc w:val="left"/>
             <w:rPr>
               <w:rFonts w:ascii="Arial" w:cs="Arial" w:eastAsia="Arial" w:hAnsi="Arial"/>
@@ -1559,7 +1586,7 @@
               <w:vertAlign w:val="baseline"/>
             </w:rPr>
           </w:pPr>
-          <w:hyperlink w:anchor="_xaxvb843pbte">
+          <w:hyperlink w:anchor="_8j81hqgtduzy">
             <w:r>
               <w:rPr>
                 <w:rFonts w:ascii="Arial" w:cs="Arial" w:eastAsia="Arial" w:hAnsi="Arial"/>
@@ -1578,7 +1605,7 @@
               <w:t xml:space="preserve">1.5</w:t>
             </w:r>
           </w:hyperlink>
-          <w:hyperlink w:anchor="_xaxvb843pbte">
+          <w:hyperlink w:anchor="_8j81hqgtduzy">
             <w:r>
               <w:rPr>
                 <w:rFonts w:ascii="Arial" w:cs="Arial" w:eastAsia="Arial" w:hAnsi="Arial"/>
@@ -1599,7 +1626,7 @@
           </w:hyperlink>
           <w:r>
             <w:fldChar w:fldCharType="begin"/>
-            <w:instrText xml:space="preserve"> PAGEREF _xaxvb843pbte \h </w:instrText>
+            <w:instrText xml:space="preserve"> PAGEREF _8j81hqgtduzy \h </w:instrText>
             <w:fldChar w:fldCharType="separate"/>
           </w:r>
           <w:r>
@@ -1646,10 +1673,10 @@
             <w:shd w:fill="auto" w:val="clear"/>
             <w:tabs>
               <w:tab w:val="left" w:leader="none" w:pos="440"/>
-              <w:tab w:val="right" w:leader="dot" w:pos="9764"/>
+              <w:tab w:val="right" w:leader="none" w:pos="9764"/>
             </w:tabs>
             <w:spacing w:after="120" w:before="120" w:line="240" w:lineRule="auto"/>
-            <w:ind w:left="0" w:right="113" w:firstLine="0"/>
+            <w:ind w:left="0" w:right="-4.724409448817823" w:firstLine="0"/>
             <w:jc w:val="left"/>
             <w:rPr>
               <w:rFonts w:ascii="Arial" w:cs="Arial" w:eastAsia="Arial" w:hAnsi="Arial"/>
@@ -1665,7 +1692,7 @@
               <w:vertAlign w:val="baseline"/>
             </w:rPr>
           </w:pPr>
-          <w:hyperlink w:anchor="_npz5z7nnra28">
+          <w:hyperlink w:anchor="_2hamgqx6bq9b">
             <w:r>
               <w:rPr>
                 <w:rFonts w:ascii="Arial" w:cs="Arial" w:eastAsia="Arial" w:hAnsi="Arial"/>
@@ -1686,7 +1713,7 @@
               <w:t xml:space="preserve">2</w:t>
             </w:r>
           </w:hyperlink>
-          <w:hyperlink w:anchor="_npz5z7nnra28">
+          <w:hyperlink w:anchor="_2hamgqx6bq9b">
             <w:r>
               <w:rPr>
                 <w:rFonts w:ascii="Arial" w:cs="Arial" w:eastAsia="Arial" w:hAnsi="Arial"/>
@@ -1707,7 +1734,7 @@
           </w:hyperlink>
           <w:r>
             <w:fldChar w:fldCharType="begin"/>
-            <w:instrText xml:space="preserve"> PAGEREF _npz5z7nnra28 \h </w:instrText>
+            <w:instrText xml:space="preserve"> PAGEREF _2hamgqx6bq9b \h </w:instrText>
             <w:fldChar w:fldCharType="separate"/>
           </w:r>
           <w:r>
@@ -1756,10 +1783,10 @@
             <w:shd w:fill="auto" w:val="clear"/>
             <w:tabs>
               <w:tab w:val="left" w:leader="none" w:pos="880"/>
-              <w:tab w:val="right" w:leader="dot" w:pos="9764"/>
+              <w:tab w:val="right" w:leader="none" w:pos="9764"/>
             </w:tabs>
             <w:spacing w:after="0" w:before="0" w:line="240" w:lineRule="auto"/>
-            <w:ind w:left="220" w:right="113" w:firstLine="0"/>
+            <w:ind w:left="220" w:right="-4.724409448817823" w:firstLine="0"/>
             <w:jc w:val="left"/>
             <w:rPr>
               <w:rFonts w:ascii="Arial" w:cs="Arial" w:eastAsia="Arial" w:hAnsi="Arial"/>
@@ -1775,7 +1802,7 @@
               <w:vertAlign w:val="baseline"/>
             </w:rPr>
           </w:pPr>
-          <w:hyperlink w:anchor="_i4afxakn4itj">
+          <w:hyperlink w:anchor="_yyz44jlt1xo6">
             <w:r>
               <w:rPr>
                 <w:rFonts w:ascii="Arial" w:cs="Arial" w:eastAsia="Arial" w:hAnsi="Arial"/>
@@ -1794,7 +1821,7 @@
               <w:t xml:space="preserve">2.1</w:t>
             </w:r>
           </w:hyperlink>
-          <w:hyperlink w:anchor="_i4afxakn4itj">
+          <w:hyperlink w:anchor="_yyz44jlt1xo6">
             <w:r>
               <w:rPr>
                 <w:rFonts w:ascii="Arial" w:cs="Arial" w:eastAsia="Arial" w:hAnsi="Arial"/>
@@ -1815,7 +1842,7 @@
           </w:hyperlink>
           <w:r>
             <w:fldChar w:fldCharType="begin"/>
-            <w:instrText xml:space="preserve"> PAGEREF _i4afxakn4itj \h </w:instrText>
+            <w:instrText xml:space="preserve"> PAGEREF _yyz44jlt1xo6 \h </w:instrText>
             <w:fldChar w:fldCharType="separate"/>
           </w:r>
           <w:r>
@@ -1862,10 +1889,10 @@
             <w:shd w:fill="auto" w:val="clear"/>
             <w:tabs>
               <w:tab w:val="left" w:leader="none" w:pos="880"/>
-              <w:tab w:val="right" w:leader="dot" w:pos="9764"/>
+              <w:tab w:val="right" w:leader="none" w:pos="9764"/>
             </w:tabs>
             <w:spacing w:after="0" w:before="0" w:line="240" w:lineRule="auto"/>
-            <w:ind w:left="220" w:right="113" w:firstLine="0"/>
+            <w:ind w:left="220" w:right="-4.724409448817823" w:firstLine="0"/>
             <w:jc w:val="left"/>
             <w:rPr>
               <w:rFonts w:ascii="Arial" w:cs="Arial" w:eastAsia="Arial" w:hAnsi="Arial"/>
@@ -1881,7 +1908,7 @@
               <w:vertAlign w:val="baseline"/>
             </w:rPr>
           </w:pPr>
-          <w:hyperlink w:anchor="_es9og43gbjmy">
+          <w:hyperlink w:anchor="_ti4nlluh37bo">
             <w:r>
               <w:rPr>
                 <w:rFonts w:ascii="Arial" w:cs="Arial" w:eastAsia="Arial" w:hAnsi="Arial"/>
@@ -1900,7 +1927,7 @@
               <w:t xml:space="preserve">2.2</w:t>
             </w:r>
           </w:hyperlink>
-          <w:hyperlink w:anchor="_es9og43gbjmy">
+          <w:hyperlink w:anchor="_ti4nlluh37bo">
             <w:r>
               <w:rPr>
                 <w:rFonts w:ascii="Arial" w:cs="Arial" w:eastAsia="Arial" w:hAnsi="Arial"/>
@@ -1921,7 +1948,7 @@
           </w:hyperlink>
           <w:r>
             <w:fldChar w:fldCharType="begin"/>
-            <w:instrText xml:space="preserve"> PAGEREF _es9og43gbjmy \h </w:instrText>
+            <w:instrText xml:space="preserve"> PAGEREF _ti4nlluh37bo \h </w:instrText>
             <w:fldChar w:fldCharType="separate"/>
           </w:r>
           <w:r>
@@ -1968,10 +1995,10 @@
             <w:shd w:fill="auto" w:val="clear"/>
             <w:tabs>
               <w:tab w:val="left" w:leader="none" w:pos="1320"/>
-              <w:tab w:val="right" w:leader="dot" w:pos="9764"/>
+              <w:tab w:val="right" w:leader="none" w:pos="9764"/>
             </w:tabs>
             <w:spacing w:after="0" w:before="0" w:line="240" w:lineRule="auto"/>
-            <w:ind w:left="440" w:right="113" w:firstLine="0"/>
+            <w:ind w:left="440" w:right="-4.724409448817823" w:firstLine="0"/>
             <w:jc w:val="left"/>
             <w:rPr>
               <w:rFonts w:ascii="Arial" w:cs="Arial" w:eastAsia="Arial" w:hAnsi="Arial"/>
@@ -1987,7 +2014,7 @@
               <w:vertAlign w:val="baseline"/>
             </w:rPr>
           </w:pPr>
-          <w:hyperlink w:anchor="_jrj19d9ynrrq">
+          <w:hyperlink w:anchor="_9mmt147o6zc7">
             <w:r>
               <w:rPr>
                 <w:rFonts w:ascii="Arial" w:cs="Arial" w:eastAsia="Arial" w:hAnsi="Arial"/>
@@ -2006,7 +2033,7 @@
               <w:t xml:space="preserve">2.2.1</w:t>
             </w:r>
           </w:hyperlink>
-          <w:hyperlink w:anchor="_jrj19d9ynrrq">
+          <w:hyperlink w:anchor="_9mmt147o6zc7">
             <w:r>
               <w:rPr>
                 <w:rFonts w:ascii="Arial" w:cs="Arial" w:eastAsia="Arial" w:hAnsi="Arial"/>
@@ -2027,7 +2054,7 @@
           </w:hyperlink>
           <w:r>
             <w:fldChar w:fldCharType="begin"/>
-            <w:instrText xml:space="preserve"> PAGEREF _jrj19d9ynrrq \h </w:instrText>
+            <w:instrText xml:space="preserve"> PAGEREF _9mmt147o6zc7 \h </w:instrText>
             <w:fldChar w:fldCharType="separate"/>
           </w:r>
           <w:r>
@@ -2074,10 +2101,10 @@
             <w:shd w:fill="auto" w:val="clear"/>
             <w:tabs>
               <w:tab w:val="left" w:leader="none" w:pos="1320"/>
-              <w:tab w:val="right" w:leader="dot" w:pos="9764"/>
+              <w:tab w:val="right" w:leader="none" w:pos="9764"/>
             </w:tabs>
             <w:spacing w:after="0" w:before="0" w:line="240" w:lineRule="auto"/>
-            <w:ind w:left="440" w:right="113" w:firstLine="0"/>
+            <w:ind w:left="440" w:right="-4.724409448817823" w:firstLine="0"/>
             <w:jc w:val="left"/>
             <w:rPr>
               <w:rFonts w:ascii="Arial" w:cs="Arial" w:eastAsia="Arial" w:hAnsi="Arial"/>
@@ -2093,7 +2120,7 @@
               <w:vertAlign w:val="baseline"/>
             </w:rPr>
           </w:pPr>
-          <w:hyperlink w:anchor="_n135j6c41q3c">
+          <w:hyperlink w:anchor="_3tzntain28go">
             <w:r>
               <w:rPr>
                 <w:rFonts w:ascii="Arial" w:cs="Arial" w:eastAsia="Arial" w:hAnsi="Arial"/>
@@ -2112,7 +2139,7 @@
               <w:t xml:space="preserve">2.2.1.1</w:t>
             </w:r>
           </w:hyperlink>
-          <w:hyperlink w:anchor="_n135j6c41q3c">
+          <w:hyperlink w:anchor="_3tzntain28go">
             <w:r>
               <w:rPr>
                 <w:rFonts w:ascii="Arial" w:cs="Arial" w:eastAsia="Arial" w:hAnsi="Arial"/>
@@ -2133,7 +2160,7 @@
           </w:hyperlink>
           <w:r>
             <w:fldChar w:fldCharType="begin"/>
-            <w:instrText xml:space="preserve"> PAGEREF _n135j6c41q3c \h </w:instrText>
+            <w:instrText xml:space="preserve"> PAGEREF _3tzntain28go \h </w:instrText>
             <w:fldChar w:fldCharType="separate"/>
           </w:r>
           <w:r>
@@ -2180,10 +2207,10 @@
             <w:shd w:fill="auto" w:val="clear"/>
             <w:tabs>
               <w:tab w:val="left" w:leader="none" w:pos="1320"/>
-              <w:tab w:val="right" w:leader="dot" w:pos="9764"/>
+              <w:tab w:val="right" w:leader="none" w:pos="9764"/>
             </w:tabs>
             <w:spacing w:after="0" w:before="0" w:line="240" w:lineRule="auto"/>
-            <w:ind w:left="440" w:right="113" w:firstLine="0"/>
+            <w:ind w:left="440" w:right="-4.724409448817823" w:firstLine="0"/>
             <w:jc w:val="left"/>
             <w:rPr>
               <w:rFonts w:ascii="Arial" w:cs="Arial" w:eastAsia="Arial" w:hAnsi="Arial"/>
@@ -2199,7 +2226,7 @@
               <w:vertAlign w:val="baseline"/>
             </w:rPr>
           </w:pPr>
-          <w:hyperlink w:anchor="_5t09xj7pjhs1">
+          <w:hyperlink w:anchor="_74mbvrw77rrp">
             <w:r>
               <w:rPr>
                 <w:rFonts w:ascii="Arial" w:cs="Arial" w:eastAsia="Arial" w:hAnsi="Arial"/>
@@ -2218,7 +2245,7 @@
               <w:t xml:space="preserve">2.2.1.2</w:t>
             </w:r>
           </w:hyperlink>
-          <w:hyperlink w:anchor="_5t09xj7pjhs1">
+          <w:hyperlink w:anchor="_74mbvrw77rrp">
             <w:r>
               <w:rPr>
                 <w:rFonts w:ascii="Arial" w:cs="Arial" w:eastAsia="Arial" w:hAnsi="Arial"/>
@@ -2239,7 +2266,7 @@
           </w:hyperlink>
           <w:r>
             <w:fldChar w:fldCharType="begin"/>
-            <w:instrText xml:space="preserve"> PAGEREF _5t09xj7pjhs1 \h </w:instrText>
+            <w:instrText xml:space="preserve"> PAGEREF _74mbvrw77rrp \h </w:instrText>
             <w:fldChar w:fldCharType="separate"/>
           </w:r>
           <w:r>
@@ -2286,10 +2313,10 @@
             <w:shd w:fill="auto" w:val="clear"/>
             <w:tabs>
               <w:tab w:val="left" w:leader="none" w:pos="1320"/>
-              <w:tab w:val="right" w:leader="dot" w:pos="9764"/>
+              <w:tab w:val="right" w:leader="none" w:pos="9764"/>
             </w:tabs>
             <w:spacing w:after="0" w:before="0" w:line="240" w:lineRule="auto"/>
-            <w:ind w:left="440" w:right="113" w:firstLine="0"/>
+            <w:ind w:left="440" w:right="-4.724409448817823" w:firstLine="0"/>
             <w:jc w:val="left"/>
             <w:rPr>
               <w:rFonts w:ascii="Arial" w:cs="Arial" w:eastAsia="Arial" w:hAnsi="Arial"/>
@@ -2305,7 +2332,7 @@
               <w:vertAlign w:val="baseline"/>
             </w:rPr>
           </w:pPr>
-          <w:hyperlink w:anchor="_vvakncbnthi">
+          <w:hyperlink w:anchor="_n9ifa9sjeh7n">
             <w:r>
               <w:rPr>
                 <w:rFonts w:ascii="Arial" w:cs="Arial" w:eastAsia="Arial" w:hAnsi="Arial"/>
@@ -2324,7 +2351,7 @@
               <w:t xml:space="preserve">2.2.1.3</w:t>
             </w:r>
           </w:hyperlink>
-          <w:hyperlink w:anchor="_vvakncbnthi">
+          <w:hyperlink w:anchor="_n9ifa9sjeh7n">
             <w:r>
               <w:rPr>
                 <w:rFonts w:ascii="Arial" w:cs="Arial" w:eastAsia="Arial" w:hAnsi="Arial"/>
@@ -2345,7 +2372,7 @@
           </w:hyperlink>
           <w:r>
             <w:fldChar w:fldCharType="begin"/>
-            <w:instrText xml:space="preserve"> PAGEREF _vvakncbnthi \h </w:instrText>
+            <w:instrText xml:space="preserve"> PAGEREF _n9ifa9sjeh7n \h </w:instrText>
             <w:fldChar w:fldCharType="separate"/>
           </w:r>
           <w:r>
@@ -2392,10 +2419,10 @@
             <w:shd w:fill="auto" w:val="clear"/>
             <w:tabs>
               <w:tab w:val="left" w:leader="none" w:pos="1320"/>
-              <w:tab w:val="right" w:leader="dot" w:pos="9764"/>
+              <w:tab w:val="right" w:leader="none" w:pos="9764"/>
             </w:tabs>
             <w:spacing w:after="0" w:before="0" w:line="240" w:lineRule="auto"/>
-            <w:ind w:left="440" w:right="113" w:firstLine="0"/>
+            <w:ind w:left="440" w:right="-4.724409448817823" w:firstLine="0"/>
             <w:jc w:val="left"/>
             <w:rPr>
               <w:rFonts w:ascii="Arial" w:cs="Arial" w:eastAsia="Arial" w:hAnsi="Arial"/>
@@ -2411,7 +2438,7 @@
               <w:vertAlign w:val="baseline"/>
             </w:rPr>
           </w:pPr>
-          <w:hyperlink w:anchor="_ff5cb1boaxne">
+          <w:hyperlink w:anchor="_msglliqq2z1">
             <w:r>
               <w:rPr>
                 <w:rFonts w:ascii="Arial" w:cs="Arial" w:eastAsia="Arial" w:hAnsi="Arial"/>
@@ -2430,7 +2457,7 @@
               <w:t xml:space="preserve">2.2.1.4</w:t>
             </w:r>
           </w:hyperlink>
-          <w:hyperlink w:anchor="_ff5cb1boaxne">
+          <w:hyperlink w:anchor="_msglliqq2z1">
             <w:r>
               <w:rPr>
                 <w:rFonts w:ascii="Arial" w:cs="Arial" w:eastAsia="Arial" w:hAnsi="Arial"/>
@@ -2451,7 +2478,7 @@
           </w:hyperlink>
           <w:r>
             <w:fldChar w:fldCharType="begin"/>
-            <w:instrText xml:space="preserve"> PAGEREF _ff5cb1boaxne \h </w:instrText>
+            <w:instrText xml:space="preserve"> PAGEREF _msglliqq2z1 \h </w:instrText>
             <w:fldChar w:fldCharType="separate"/>
           </w:r>
           <w:r>
@@ -2498,10 +2525,10 @@
             <w:shd w:fill="auto" w:val="clear"/>
             <w:tabs>
               <w:tab w:val="left" w:leader="none" w:pos="1320"/>
-              <w:tab w:val="right" w:leader="dot" w:pos="9764"/>
+              <w:tab w:val="right" w:leader="none" w:pos="9764"/>
             </w:tabs>
             <w:spacing w:after="0" w:before="0" w:line="240" w:lineRule="auto"/>
-            <w:ind w:left="440" w:right="113" w:firstLine="0"/>
+            <w:ind w:left="440" w:right="-4.724409448817823" w:firstLine="0"/>
             <w:jc w:val="left"/>
             <w:rPr>
               <w:rFonts w:ascii="Arial" w:cs="Arial" w:eastAsia="Arial" w:hAnsi="Arial"/>
@@ -2517,7 +2544,7 @@
               <w:vertAlign w:val="baseline"/>
             </w:rPr>
           </w:pPr>
-          <w:hyperlink w:anchor="_6cxr0pahimdl">
+          <w:hyperlink w:anchor="_drxc8yxq0kha">
             <w:r>
               <w:rPr>
                 <w:rFonts w:ascii="Arial" w:cs="Arial" w:eastAsia="Arial" w:hAnsi="Arial"/>
@@ -2536,7 +2563,7 @@
               <w:t xml:space="preserve">2.2.2</w:t>
             </w:r>
           </w:hyperlink>
-          <w:hyperlink w:anchor="_6cxr0pahimdl">
+          <w:hyperlink w:anchor="_drxc8yxq0kha">
             <w:r>
               <w:rPr>
                 <w:rFonts w:ascii="Arial" w:cs="Arial" w:eastAsia="Arial" w:hAnsi="Arial"/>
@@ -2557,7 +2584,7 @@
           </w:hyperlink>
           <w:r>
             <w:fldChar w:fldCharType="begin"/>
-            <w:instrText xml:space="preserve"> PAGEREF _6cxr0pahimdl \h </w:instrText>
+            <w:instrText xml:space="preserve"> PAGEREF _drxc8yxq0kha \h </w:instrText>
             <w:fldChar w:fldCharType="separate"/>
           </w:r>
           <w:r>
@@ -2604,10 +2631,10 @@
             <w:shd w:fill="auto" w:val="clear"/>
             <w:tabs>
               <w:tab w:val="left" w:leader="none" w:pos="1320"/>
-              <w:tab w:val="right" w:leader="dot" w:pos="9764"/>
+              <w:tab w:val="right" w:leader="none" w:pos="9764"/>
             </w:tabs>
             <w:spacing w:after="0" w:before="0" w:line="240" w:lineRule="auto"/>
-            <w:ind w:left="440" w:right="113" w:firstLine="0"/>
+            <w:ind w:left="440" w:right="-4.724409448817823" w:firstLine="0"/>
             <w:jc w:val="left"/>
             <w:rPr>
               <w:rFonts w:ascii="Arial" w:cs="Arial" w:eastAsia="Arial" w:hAnsi="Arial"/>
@@ -2623,7 +2650,7 @@
               <w:vertAlign w:val="baseline"/>
             </w:rPr>
           </w:pPr>
-          <w:hyperlink w:anchor="_1e6opgmk4h1">
+          <w:hyperlink w:anchor="_m56ppffewdyy">
             <w:r>
               <w:rPr>
                 <w:rFonts w:ascii="Arial" w:cs="Arial" w:eastAsia="Arial" w:hAnsi="Arial"/>
@@ -2642,7 +2669,7 @@
               <w:t xml:space="preserve">2.2.2.1</w:t>
             </w:r>
           </w:hyperlink>
-          <w:hyperlink w:anchor="_1e6opgmk4h1">
+          <w:hyperlink w:anchor="_m56ppffewdyy">
             <w:r>
               <w:rPr>
                 <w:rFonts w:ascii="Arial" w:cs="Arial" w:eastAsia="Arial" w:hAnsi="Arial"/>
@@ -2663,7 +2690,7 @@
           </w:hyperlink>
           <w:r>
             <w:fldChar w:fldCharType="begin"/>
-            <w:instrText xml:space="preserve"> PAGEREF _1e6opgmk4h1 \h </w:instrText>
+            <w:instrText xml:space="preserve"> PAGEREF _m56ppffewdyy \h </w:instrText>
             <w:fldChar w:fldCharType="separate"/>
           </w:r>
           <w:r>
@@ -2710,10 +2737,10 @@
             <w:shd w:fill="auto" w:val="clear"/>
             <w:tabs>
               <w:tab w:val="left" w:leader="none" w:pos="1320"/>
-              <w:tab w:val="right" w:leader="dot" w:pos="9764"/>
+              <w:tab w:val="right" w:leader="none" w:pos="9764"/>
             </w:tabs>
             <w:spacing w:after="0" w:before="0" w:line="240" w:lineRule="auto"/>
-            <w:ind w:left="440" w:right="113" w:firstLine="0"/>
+            <w:ind w:left="440" w:right="-4.724409448817823" w:firstLine="0"/>
             <w:jc w:val="left"/>
             <w:rPr>
               <w:rFonts w:ascii="Arial" w:cs="Arial" w:eastAsia="Arial" w:hAnsi="Arial"/>
@@ -2729,7 +2756,7 @@
               <w:vertAlign w:val="baseline"/>
             </w:rPr>
           </w:pPr>
-          <w:hyperlink w:anchor="_sqyx1ycfnd3k">
+          <w:hyperlink w:anchor="_y8n5dpti3ll0">
             <w:r>
               <w:rPr>
                 <w:rFonts w:ascii="Arial" w:cs="Arial" w:eastAsia="Arial" w:hAnsi="Arial"/>
@@ -2748,7 +2775,7 @@
               <w:t xml:space="preserve">2.2.2.2</w:t>
             </w:r>
           </w:hyperlink>
-          <w:hyperlink w:anchor="_sqyx1ycfnd3k">
+          <w:hyperlink w:anchor="_y8n5dpti3ll0">
             <w:r>
               <w:rPr>
                 <w:rFonts w:ascii="Arial" w:cs="Arial" w:eastAsia="Arial" w:hAnsi="Arial"/>
@@ -2769,7 +2796,7 @@
           </w:hyperlink>
           <w:r>
             <w:fldChar w:fldCharType="begin"/>
-            <w:instrText xml:space="preserve"> PAGEREF _sqyx1ycfnd3k \h </w:instrText>
+            <w:instrText xml:space="preserve"> PAGEREF _y8n5dpti3ll0 \h </w:instrText>
             <w:fldChar w:fldCharType="separate"/>
           </w:r>
           <w:r>
@@ -2816,10 +2843,10 @@
             <w:shd w:fill="auto" w:val="clear"/>
             <w:tabs>
               <w:tab w:val="left" w:leader="none" w:pos="1320"/>
-              <w:tab w:val="right" w:leader="dot" w:pos="9764"/>
+              <w:tab w:val="right" w:leader="none" w:pos="9764"/>
             </w:tabs>
             <w:spacing w:after="0" w:before="0" w:line="240" w:lineRule="auto"/>
-            <w:ind w:left="440" w:right="113" w:firstLine="0"/>
+            <w:ind w:left="440" w:right="-4.724409448817823" w:firstLine="0"/>
             <w:jc w:val="left"/>
             <w:rPr>
               <w:rFonts w:ascii="Arial" w:cs="Arial" w:eastAsia="Arial" w:hAnsi="Arial"/>
@@ -2835,7 +2862,7 @@
               <w:vertAlign w:val="baseline"/>
             </w:rPr>
           </w:pPr>
-          <w:hyperlink w:anchor="_3eaqsyhoruly">
+          <w:hyperlink w:anchor="_c1o5s2a5nwel">
             <w:r>
               <w:rPr>
                 <w:rFonts w:ascii="Arial" w:cs="Arial" w:eastAsia="Arial" w:hAnsi="Arial"/>
@@ -2854,7 +2881,7 @@
               <w:t xml:space="preserve">2.2.2.3</w:t>
             </w:r>
           </w:hyperlink>
-          <w:hyperlink w:anchor="_3eaqsyhoruly">
+          <w:hyperlink w:anchor="_c1o5s2a5nwel">
             <w:r>
               <w:rPr>
                 <w:rFonts w:ascii="Arial" w:cs="Arial" w:eastAsia="Arial" w:hAnsi="Arial"/>
@@ -2875,7 +2902,7 @@
           </w:hyperlink>
           <w:r>
             <w:fldChar w:fldCharType="begin"/>
-            <w:instrText xml:space="preserve"> PAGEREF _3eaqsyhoruly \h </w:instrText>
+            <w:instrText xml:space="preserve"> PAGEREF _c1o5s2a5nwel \h </w:instrText>
             <w:fldChar w:fldCharType="separate"/>
           </w:r>
           <w:r>
@@ -2922,10 +2949,10 @@
             <w:shd w:fill="auto" w:val="clear"/>
             <w:tabs>
               <w:tab w:val="left" w:leader="none" w:pos="880"/>
-              <w:tab w:val="right" w:leader="dot" w:pos="9764"/>
+              <w:tab w:val="right" w:leader="none" w:pos="9764"/>
             </w:tabs>
             <w:spacing w:after="0" w:before="0" w:line="240" w:lineRule="auto"/>
-            <w:ind w:left="220" w:right="113" w:firstLine="0"/>
+            <w:ind w:left="220" w:right="-4.724409448817823" w:firstLine="0"/>
             <w:jc w:val="left"/>
             <w:rPr>
               <w:rFonts w:ascii="Arial" w:cs="Arial" w:eastAsia="Arial" w:hAnsi="Arial"/>
@@ -2941,7 +2968,7 @@
               <w:vertAlign w:val="baseline"/>
             </w:rPr>
           </w:pPr>
-          <w:hyperlink w:anchor="_7smim2p0ccog">
+          <w:hyperlink w:anchor="_x8dsslbabknk">
             <w:r>
               <w:rPr>
                 <w:rFonts w:ascii="Arial" w:cs="Arial" w:eastAsia="Arial" w:hAnsi="Arial"/>
@@ -2960,7 +2987,7 @@
               <w:t xml:space="preserve">2.3</w:t>
             </w:r>
           </w:hyperlink>
-          <w:hyperlink w:anchor="_7smim2p0ccog">
+          <w:hyperlink w:anchor="_x8dsslbabknk">
             <w:r>
               <w:rPr>
                 <w:rFonts w:ascii="Arial" w:cs="Arial" w:eastAsia="Arial" w:hAnsi="Arial"/>
@@ -2981,7 +3008,7 @@
           </w:hyperlink>
           <w:r>
             <w:fldChar w:fldCharType="begin"/>
-            <w:instrText xml:space="preserve"> PAGEREF _7smim2p0ccog \h </w:instrText>
+            <w:instrText xml:space="preserve"> PAGEREF _x8dsslbabknk \h </w:instrText>
             <w:fldChar w:fldCharType="separate"/>
           </w:r>
           <w:r>
@@ -3028,10 +3055,10 @@
             <w:shd w:fill="auto" w:val="clear"/>
             <w:tabs>
               <w:tab w:val="left" w:leader="none" w:pos="440"/>
-              <w:tab w:val="right" w:leader="dot" w:pos="9764"/>
+              <w:tab w:val="right" w:leader="none" w:pos="9764"/>
             </w:tabs>
             <w:spacing w:after="120" w:before="120" w:line="240" w:lineRule="auto"/>
-            <w:ind w:left="0" w:right="113" w:firstLine="0"/>
+            <w:ind w:left="0" w:right="-4.724409448817823" w:firstLine="0"/>
             <w:jc w:val="left"/>
             <w:rPr>
               <w:rFonts w:ascii="Arial" w:cs="Arial" w:eastAsia="Arial" w:hAnsi="Arial"/>
@@ -3047,7 +3074,7 @@
               <w:vertAlign w:val="baseline"/>
             </w:rPr>
           </w:pPr>
-          <w:hyperlink w:anchor="_wnhqc8lu3vb2">
+          <w:hyperlink w:anchor="_3fp7fge911cv">
             <w:r>
               <w:rPr>
                 <w:rFonts w:ascii="Arial" w:cs="Arial" w:eastAsia="Arial" w:hAnsi="Arial"/>
@@ -3068,7 +3095,7 @@
               <w:t xml:space="preserve">3</w:t>
             </w:r>
           </w:hyperlink>
-          <w:hyperlink w:anchor="_wnhqc8lu3vb2">
+          <w:hyperlink w:anchor="_3fp7fge911cv">
             <w:r>
               <w:rPr>
                 <w:rFonts w:ascii="Arial" w:cs="Arial" w:eastAsia="Arial" w:hAnsi="Arial"/>
@@ -3089,7 +3116,7 @@
           </w:hyperlink>
           <w:r>
             <w:fldChar w:fldCharType="begin"/>
-            <w:instrText xml:space="preserve"> PAGEREF _wnhqc8lu3vb2 \h </w:instrText>
+            <w:instrText xml:space="preserve"> PAGEREF _3fp7fge911cv \h </w:instrText>
             <w:fldChar w:fldCharType="separate"/>
           </w:r>
           <w:r>
@@ -3138,10 +3165,10 @@
             <w:shd w:fill="auto" w:val="clear"/>
             <w:tabs>
               <w:tab w:val="left" w:leader="none" w:pos="880"/>
-              <w:tab w:val="right" w:leader="dot" w:pos="9764"/>
+              <w:tab w:val="right" w:leader="none" w:pos="9764"/>
             </w:tabs>
             <w:spacing w:after="0" w:before="0" w:line="240" w:lineRule="auto"/>
-            <w:ind w:left="220" w:right="113" w:firstLine="0"/>
+            <w:ind w:left="220" w:right="-4.724409448817823" w:firstLine="0"/>
             <w:jc w:val="left"/>
             <w:rPr>
               <w:rFonts w:ascii="Arial" w:cs="Arial" w:eastAsia="Arial" w:hAnsi="Arial"/>
@@ -3157,7 +3184,7 @@
               <w:vertAlign w:val="baseline"/>
             </w:rPr>
           </w:pPr>
-          <w:hyperlink w:anchor="_ojsb8ulplw03">
+          <w:hyperlink w:anchor="_w7whk0y0oy2y">
             <w:r>
               <w:rPr>
                 <w:rFonts w:ascii="Arial" w:cs="Arial" w:eastAsia="Arial" w:hAnsi="Arial"/>
@@ -3176,7 +3203,7 @@
               <w:t xml:space="preserve">3.1</w:t>
             </w:r>
           </w:hyperlink>
-          <w:hyperlink w:anchor="_ojsb8ulplw03">
+          <w:hyperlink w:anchor="_w7whk0y0oy2y">
             <w:r>
               <w:rPr>
                 <w:rFonts w:ascii="Arial" w:cs="Arial" w:eastAsia="Arial" w:hAnsi="Arial"/>
@@ -3197,7 +3224,7 @@
           </w:hyperlink>
           <w:r>
             <w:fldChar w:fldCharType="begin"/>
-            <w:instrText xml:space="preserve"> PAGEREF _ojsb8ulplw03 \h </w:instrText>
+            <w:instrText xml:space="preserve"> PAGEREF _w7whk0y0oy2y \h </w:instrText>
             <w:fldChar w:fldCharType="separate"/>
           </w:r>
           <w:r>
@@ -3244,10 +3271,10 @@
             <w:shd w:fill="auto" w:val="clear"/>
             <w:tabs>
               <w:tab w:val="left" w:leader="none" w:pos="880"/>
-              <w:tab w:val="right" w:leader="dot" w:pos="9764"/>
+              <w:tab w:val="right" w:leader="none" w:pos="9764"/>
             </w:tabs>
             <w:spacing w:after="0" w:before="0" w:line="240" w:lineRule="auto"/>
-            <w:ind w:left="220" w:right="113" w:firstLine="0"/>
+            <w:ind w:left="220" w:right="-4.724409448817823" w:firstLine="0"/>
             <w:jc w:val="left"/>
             <w:rPr>
               <w:rFonts w:ascii="Arial" w:cs="Arial" w:eastAsia="Arial" w:hAnsi="Arial"/>
@@ -3263,7 +3290,7 @@
               <w:vertAlign w:val="baseline"/>
             </w:rPr>
           </w:pPr>
-          <w:hyperlink w:anchor="_mtt328s9o04k">
+          <w:hyperlink w:anchor="_l57bfw29q5sy">
             <w:r>
               <w:rPr>
                 <w:rFonts w:ascii="Arial" w:cs="Arial" w:eastAsia="Arial" w:hAnsi="Arial"/>
@@ -3282,7 +3309,7 @@
               <w:t xml:space="preserve">3.2</w:t>
             </w:r>
           </w:hyperlink>
-          <w:hyperlink w:anchor="_mtt328s9o04k">
+          <w:hyperlink w:anchor="_l57bfw29q5sy">
             <w:r>
               <w:rPr>
                 <w:rFonts w:ascii="Arial" w:cs="Arial" w:eastAsia="Arial" w:hAnsi="Arial"/>
@@ -3303,7 +3330,7 @@
           </w:hyperlink>
           <w:r>
             <w:fldChar w:fldCharType="begin"/>
-            <w:instrText xml:space="preserve"> PAGEREF _mtt328s9o04k \h </w:instrText>
+            <w:instrText xml:space="preserve"> PAGEREF _l57bfw29q5sy \h </w:instrText>
             <w:fldChar w:fldCharType="separate"/>
           </w:r>
           <w:r>
@@ -3350,10 +3377,10 @@
             <w:shd w:fill="auto" w:val="clear"/>
             <w:tabs>
               <w:tab w:val="left" w:leader="none" w:pos="880"/>
-              <w:tab w:val="right" w:leader="dot" w:pos="9764"/>
+              <w:tab w:val="right" w:leader="none" w:pos="9764"/>
             </w:tabs>
             <w:spacing w:after="0" w:before="0" w:line="240" w:lineRule="auto"/>
-            <w:ind w:left="220" w:right="113" w:firstLine="0"/>
+            <w:ind w:left="220" w:right="-4.724409448817823" w:firstLine="0"/>
             <w:jc w:val="left"/>
             <w:rPr>
               <w:rFonts w:ascii="Arial" w:cs="Arial" w:eastAsia="Arial" w:hAnsi="Arial"/>
@@ -3369,7 +3396,7 @@
               <w:vertAlign w:val="baseline"/>
             </w:rPr>
           </w:pPr>
-          <w:hyperlink w:anchor="_l9nssdasobmg">
+          <w:hyperlink w:anchor="_hlcno0nu7e4h">
             <w:r>
               <w:rPr>
                 <w:rFonts w:ascii="Arial" w:cs="Arial" w:eastAsia="Arial" w:hAnsi="Arial"/>
@@ -3388,7 +3415,7 @@
               <w:t xml:space="preserve">3.3</w:t>
             </w:r>
           </w:hyperlink>
-          <w:hyperlink w:anchor="_l9nssdasobmg">
+          <w:hyperlink w:anchor="_hlcno0nu7e4h">
             <w:r>
               <w:rPr>
                 <w:rFonts w:ascii="Arial" w:cs="Arial" w:eastAsia="Arial" w:hAnsi="Arial"/>
@@ -3409,7 +3436,7 @@
           </w:hyperlink>
           <w:r>
             <w:fldChar w:fldCharType="begin"/>
-            <w:instrText xml:space="preserve"> PAGEREF _l9nssdasobmg \h </w:instrText>
+            <w:instrText xml:space="preserve"> PAGEREF _hlcno0nu7e4h \h </w:instrText>
             <w:fldChar w:fldCharType="separate"/>
           </w:r>
           <w:r>
@@ -3456,10 +3483,10 @@
             <w:shd w:fill="auto" w:val="clear"/>
             <w:tabs>
               <w:tab w:val="left" w:leader="none" w:pos="440"/>
-              <w:tab w:val="right" w:leader="dot" w:pos="9764"/>
+              <w:tab w:val="right" w:leader="none" w:pos="9764"/>
             </w:tabs>
             <w:spacing w:after="120" w:before="120" w:line="240" w:lineRule="auto"/>
-            <w:ind w:left="0" w:right="113" w:firstLine="0"/>
+            <w:ind w:left="0" w:right="-4.724409448817823" w:firstLine="0"/>
             <w:jc w:val="left"/>
             <w:rPr>
               <w:rFonts w:ascii="Arial" w:cs="Arial" w:eastAsia="Arial" w:hAnsi="Arial"/>
@@ -3475,7 +3502,7 @@
               <w:vertAlign w:val="baseline"/>
             </w:rPr>
           </w:pPr>
-          <w:hyperlink w:anchor="_cdni9d273kg2">
+          <w:hyperlink w:anchor="_u0z7iu6uc0qc">
             <w:r>
               <w:rPr>
                 <w:rFonts w:ascii="Arial" w:cs="Arial" w:eastAsia="Arial" w:hAnsi="Arial"/>
@@ -3496,7 +3523,7 @@
               <w:t xml:space="preserve">4</w:t>
             </w:r>
           </w:hyperlink>
-          <w:hyperlink w:anchor="_cdni9d273kg2">
+          <w:hyperlink w:anchor="_u0z7iu6uc0qc">
             <w:r>
               <w:rPr>
                 <w:rFonts w:ascii="Arial" w:cs="Arial" w:eastAsia="Arial" w:hAnsi="Arial"/>
@@ -3517,7 +3544,7 @@
           </w:hyperlink>
           <w:r>
             <w:fldChar w:fldCharType="begin"/>
-            <w:instrText xml:space="preserve"> PAGEREF _cdni9d273kg2 \h </w:instrText>
+            <w:instrText xml:space="preserve"> PAGEREF _u0z7iu6uc0qc \h </w:instrText>
             <w:fldChar w:fldCharType="separate"/>
           </w:r>
           <w:r>
@@ -3566,10 +3593,10 @@
             <w:shd w:fill="auto" w:val="clear"/>
             <w:tabs>
               <w:tab w:val="left" w:leader="none" w:pos="880"/>
-              <w:tab w:val="right" w:leader="dot" w:pos="9764"/>
+              <w:tab w:val="right" w:leader="none" w:pos="9764"/>
             </w:tabs>
             <w:spacing w:after="0" w:before="0" w:line="240" w:lineRule="auto"/>
-            <w:ind w:left="220" w:right="113" w:firstLine="0"/>
+            <w:ind w:left="220" w:right="-4.724409448817823" w:firstLine="0"/>
             <w:jc w:val="left"/>
             <w:rPr>
               <w:rFonts w:ascii="Arial" w:cs="Arial" w:eastAsia="Arial" w:hAnsi="Arial"/>
@@ -3585,7 +3612,7 @@
               <w:vertAlign w:val="baseline"/>
             </w:rPr>
           </w:pPr>
-          <w:hyperlink w:anchor="_asx8h9b6djso">
+          <w:hyperlink w:anchor="_netmp5hfzh5w">
             <w:r>
               <w:rPr>
                 <w:rFonts w:ascii="Arial" w:cs="Arial" w:eastAsia="Arial" w:hAnsi="Arial"/>
@@ -3604,7 +3631,7 @@
               <w:t xml:space="preserve">4.1</w:t>
             </w:r>
           </w:hyperlink>
-          <w:hyperlink w:anchor="_asx8h9b6djso">
+          <w:hyperlink w:anchor="_netmp5hfzh5w">
             <w:r>
               <w:rPr>
                 <w:rFonts w:ascii="Arial" w:cs="Arial" w:eastAsia="Arial" w:hAnsi="Arial"/>
@@ -3625,7 +3652,7 @@
           </w:hyperlink>
           <w:r>
             <w:fldChar w:fldCharType="begin"/>
-            <w:instrText xml:space="preserve"> PAGEREF _asx8h9b6djso \h </w:instrText>
+            <w:instrText xml:space="preserve"> PAGEREF _netmp5hfzh5w \h </w:instrText>
             <w:fldChar w:fldCharType="separate"/>
           </w:r>
           <w:r>
@@ -3672,10 +3699,10 @@
             <w:shd w:fill="auto" w:val="clear"/>
             <w:tabs>
               <w:tab w:val="left" w:leader="none" w:pos="1320"/>
-              <w:tab w:val="right" w:leader="dot" w:pos="9764"/>
+              <w:tab w:val="right" w:leader="none" w:pos="9764"/>
             </w:tabs>
             <w:spacing w:after="0" w:before="0" w:line="240" w:lineRule="auto"/>
-            <w:ind w:left="440" w:right="113" w:firstLine="0"/>
+            <w:ind w:left="440" w:right="-4.724409448817823" w:firstLine="0"/>
             <w:jc w:val="left"/>
             <w:rPr>
               <w:rFonts w:ascii="Arial" w:cs="Arial" w:eastAsia="Arial" w:hAnsi="Arial"/>
@@ -3691,7 +3718,7 @@
               <w:vertAlign w:val="baseline"/>
             </w:rPr>
           </w:pPr>
-          <w:hyperlink w:anchor="_mfegmwtbg534">
+          <w:hyperlink w:anchor="_vytahvov7q30">
             <w:r>
               <w:rPr>
                 <w:rFonts w:ascii="Arial" w:cs="Arial" w:eastAsia="Arial" w:hAnsi="Arial"/>
@@ -3710,7 +3737,7 @@
               <w:t xml:space="preserve">4.1.1</w:t>
             </w:r>
           </w:hyperlink>
-          <w:hyperlink w:anchor="_mfegmwtbg534">
+          <w:hyperlink w:anchor="_vytahvov7q30">
             <w:r>
               <w:rPr>
                 <w:rFonts w:ascii="Arial" w:cs="Arial" w:eastAsia="Arial" w:hAnsi="Arial"/>
@@ -3731,7 +3758,7 @@
           </w:hyperlink>
           <w:r>
             <w:fldChar w:fldCharType="begin"/>
-            <w:instrText xml:space="preserve"> PAGEREF _mfegmwtbg534 \h </w:instrText>
+            <w:instrText xml:space="preserve"> PAGEREF _vytahvov7q30 \h </w:instrText>
             <w:fldChar w:fldCharType="separate"/>
           </w:r>
           <w:r>
@@ -3778,10 +3805,10 @@
             <w:shd w:fill="auto" w:val="clear"/>
             <w:tabs>
               <w:tab w:val="left" w:leader="none" w:pos="1320"/>
-              <w:tab w:val="right" w:leader="dot" w:pos="9764"/>
+              <w:tab w:val="right" w:leader="none" w:pos="9764"/>
             </w:tabs>
             <w:spacing w:after="0" w:before="0" w:line="240" w:lineRule="auto"/>
-            <w:ind w:left="440" w:right="113" w:firstLine="0"/>
+            <w:ind w:left="440" w:right="-4.724409448817823" w:firstLine="0"/>
             <w:jc w:val="left"/>
             <w:rPr>
               <w:rFonts w:ascii="Arial" w:cs="Arial" w:eastAsia="Arial" w:hAnsi="Arial"/>
@@ -3797,7 +3824,7 @@
               <w:vertAlign w:val="baseline"/>
             </w:rPr>
           </w:pPr>
-          <w:hyperlink w:anchor="_bsvhzam4pj1g">
+          <w:hyperlink w:anchor="_52pn71loctf1">
             <w:r>
               <w:rPr>
                 <w:rFonts w:ascii="Arial" w:cs="Arial" w:eastAsia="Arial" w:hAnsi="Arial"/>
@@ -3816,7 +3843,7 @@
               <w:t xml:space="preserve">4.1.2</w:t>
             </w:r>
           </w:hyperlink>
-          <w:hyperlink w:anchor="_bsvhzam4pj1g">
+          <w:hyperlink w:anchor="_52pn71loctf1">
             <w:r>
               <w:rPr>
                 <w:rFonts w:ascii="Arial" w:cs="Arial" w:eastAsia="Arial" w:hAnsi="Arial"/>
@@ -3837,7 +3864,7 @@
           </w:hyperlink>
           <w:r>
             <w:fldChar w:fldCharType="begin"/>
-            <w:instrText xml:space="preserve"> PAGEREF _bsvhzam4pj1g \h </w:instrText>
+            <w:instrText xml:space="preserve"> PAGEREF _52pn71loctf1 \h </w:instrText>
             <w:fldChar w:fldCharType="separate"/>
           </w:r>
           <w:r>
@@ -3884,10 +3911,10 @@
             <w:shd w:fill="auto" w:val="clear"/>
             <w:tabs>
               <w:tab w:val="left" w:leader="none" w:pos="880"/>
-              <w:tab w:val="right" w:leader="dot" w:pos="9764"/>
+              <w:tab w:val="right" w:leader="none" w:pos="9764"/>
             </w:tabs>
             <w:spacing w:after="0" w:before="0" w:line="240" w:lineRule="auto"/>
-            <w:ind w:left="220" w:right="113" w:firstLine="0"/>
+            <w:ind w:left="220" w:right="-4.724409448817823" w:firstLine="0"/>
             <w:jc w:val="left"/>
             <w:rPr>
               <w:rFonts w:ascii="Arial" w:cs="Arial" w:eastAsia="Arial" w:hAnsi="Arial"/>
@@ -3903,7 +3930,7 @@
               <w:vertAlign w:val="baseline"/>
             </w:rPr>
           </w:pPr>
-          <w:hyperlink w:anchor="_d1zzyjiy8e08">
+          <w:hyperlink w:anchor="_bcmlszdnye84">
             <w:r>
               <w:rPr>
                 <w:rFonts w:ascii="Arial" w:cs="Arial" w:eastAsia="Arial" w:hAnsi="Arial"/>
@@ -3922,7 +3949,7 @@
               <w:t xml:space="preserve">4.2</w:t>
             </w:r>
           </w:hyperlink>
-          <w:hyperlink w:anchor="_d1zzyjiy8e08">
+          <w:hyperlink w:anchor="_bcmlszdnye84">
             <w:r>
               <w:rPr>
                 <w:rFonts w:ascii="Arial" w:cs="Arial" w:eastAsia="Arial" w:hAnsi="Arial"/>
@@ -3943,7 +3970,7 @@
           </w:hyperlink>
           <w:r>
             <w:fldChar w:fldCharType="begin"/>
-            <w:instrText xml:space="preserve"> PAGEREF _d1zzyjiy8e08 \h </w:instrText>
+            <w:instrText xml:space="preserve"> PAGEREF _bcmlszdnye84 \h </w:instrText>
             <w:fldChar w:fldCharType="separate"/>
           </w:r>
           <w:r>
@@ -3990,10 +4017,10 @@
             <w:shd w:fill="auto" w:val="clear"/>
             <w:tabs>
               <w:tab w:val="left" w:leader="none" w:pos="1320"/>
-              <w:tab w:val="right" w:leader="dot" w:pos="9764"/>
+              <w:tab w:val="right" w:leader="none" w:pos="9764"/>
             </w:tabs>
             <w:spacing w:after="0" w:before="0" w:line="240" w:lineRule="auto"/>
-            <w:ind w:left="440" w:right="113" w:firstLine="0"/>
+            <w:ind w:left="440" w:right="-4.724409448817823" w:firstLine="0"/>
             <w:jc w:val="left"/>
             <w:rPr>
               <w:rFonts w:ascii="Arial" w:cs="Arial" w:eastAsia="Arial" w:hAnsi="Arial"/>
@@ -4009,7 +4036,7 @@
               <w:vertAlign w:val="baseline"/>
             </w:rPr>
           </w:pPr>
-          <w:hyperlink w:anchor="_ti536i5m38ul">
+          <w:hyperlink w:anchor="_crug6p9xjxkq">
             <w:r>
               <w:rPr>
                 <w:rFonts w:ascii="Arial" w:cs="Arial" w:eastAsia="Arial" w:hAnsi="Arial"/>
@@ -4028,7 +4055,7 @@
               <w:t xml:space="preserve">4.2.1</w:t>
             </w:r>
           </w:hyperlink>
-          <w:hyperlink w:anchor="_ti536i5m38ul">
+          <w:hyperlink w:anchor="_crug6p9xjxkq">
             <w:r>
               <w:rPr>
                 <w:rFonts w:ascii="Arial" w:cs="Arial" w:eastAsia="Arial" w:hAnsi="Arial"/>
@@ -4049,7 +4076,7 @@
           </w:hyperlink>
           <w:r>
             <w:fldChar w:fldCharType="begin"/>
-            <w:instrText xml:space="preserve"> PAGEREF _ti536i5m38ul \h </w:instrText>
+            <w:instrText xml:space="preserve"> PAGEREF _crug6p9xjxkq \h </w:instrText>
             <w:fldChar w:fldCharType="separate"/>
           </w:r>
           <w:r>
@@ -4096,10 +4123,10 @@
             <w:shd w:fill="auto" w:val="clear"/>
             <w:tabs>
               <w:tab w:val="left" w:leader="none" w:pos="1320"/>
-              <w:tab w:val="right" w:leader="dot" w:pos="9764"/>
+              <w:tab w:val="right" w:leader="none" w:pos="9764"/>
             </w:tabs>
             <w:spacing w:after="0" w:before="0" w:line="240" w:lineRule="auto"/>
-            <w:ind w:left="440" w:right="113" w:firstLine="0"/>
+            <w:ind w:left="440" w:right="-4.724409448817823" w:firstLine="0"/>
             <w:jc w:val="left"/>
             <w:rPr>
               <w:rFonts w:ascii="Arial" w:cs="Arial" w:eastAsia="Arial" w:hAnsi="Arial"/>
@@ -4115,7 +4142,7 @@
               <w:vertAlign w:val="baseline"/>
             </w:rPr>
           </w:pPr>
-          <w:hyperlink w:anchor="_dbhqfg3shx5a">
+          <w:hyperlink w:anchor="_xuzejz4r36e7">
             <w:r>
               <w:rPr>
                 <w:rFonts w:ascii="Arial" w:cs="Arial" w:eastAsia="Arial" w:hAnsi="Arial"/>
@@ -4134,7 +4161,7 @@
               <w:t xml:space="preserve">4.2.2</w:t>
             </w:r>
           </w:hyperlink>
-          <w:hyperlink w:anchor="_dbhqfg3shx5a">
+          <w:hyperlink w:anchor="_xuzejz4r36e7">
             <w:r>
               <w:rPr>
                 <w:rFonts w:ascii="Arial" w:cs="Arial" w:eastAsia="Arial" w:hAnsi="Arial"/>
@@ -4155,7 +4182,7 @@
           </w:hyperlink>
           <w:r>
             <w:fldChar w:fldCharType="begin"/>
-            <w:instrText xml:space="preserve"> PAGEREF _dbhqfg3shx5a \h </w:instrText>
+            <w:instrText xml:space="preserve"> PAGEREF _xuzejz4r36e7 \h </w:instrText>
             <w:fldChar w:fldCharType="separate"/>
           </w:r>
           <w:r>
@@ -4201,10 +4228,10 @@
             </w:pBdr>
             <w:shd w:fill="auto" w:val="clear"/>
             <w:tabs>
-              <w:tab w:val="right" w:leader="dot" w:pos="9764"/>
+              <w:tab w:val="right" w:leader="none" w:pos="9764"/>
             </w:tabs>
             <w:spacing w:after="120" w:before="120" w:line="240" w:lineRule="auto"/>
-            <w:ind w:left="0" w:right="113" w:firstLine="0"/>
+            <w:ind w:left="0" w:right="-4.724409448817823" w:firstLine="0"/>
             <w:jc w:val="left"/>
             <w:rPr>
               <w:rFonts w:ascii="Arial" w:cs="Arial" w:eastAsia="Arial" w:hAnsi="Arial"/>
@@ -4220,7 +4247,7 @@
               <w:vertAlign w:val="baseline"/>
             </w:rPr>
           </w:pPr>
-          <w:hyperlink w:anchor="_73qfllmblpe7">
+          <w:hyperlink w:anchor="_aqnqjjitv0lo">
             <w:r>
               <w:rPr>
                 <w:rFonts w:ascii="Arial" w:cs="Arial" w:eastAsia="Arial" w:hAnsi="Arial"/>
@@ -4264,10 +4291,10 @@
             </w:pBdr>
             <w:shd w:fill="auto" w:val="clear"/>
             <w:tabs>
-              <w:tab w:val="right" w:leader="dot" w:pos="9764"/>
+              <w:tab w:val="right" w:leader="none" w:pos="9764"/>
             </w:tabs>
             <w:spacing w:after="120" w:before="120" w:line="240" w:lineRule="auto"/>
-            <w:ind w:left="0" w:right="113" w:firstLine="0"/>
+            <w:ind w:left="0" w:right="-4.724409448817823" w:firstLine="0"/>
             <w:jc w:val="left"/>
             <w:rPr>
               <w:rFonts w:ascii="Arial" w:cs="Arial" w:eastAsia="Arial" w:hAnsi="Arial"/>
@@ -4283,7 +4310,7 @@
               <w:vertAlign w:val="baseline"/>
             </w:rPr>
           </w:pPr>
-          <w:hyperlink w:anchor="_3i8mf1n50lz7">
+          <w:hyperlink w:anchor="_agtknyi6bwqf">
             <w:r>
               <w:rPr>
                 <w:rFonts w:ascii="Arial" w:cs="Arial" w:eastAsia="Arial" w:hAnsi="Arial"/>
@@ -4327,10 +4354,10 @@
             </w:pBdr>
             <w:shd w:fill="auto" w:val="clear"/>
             <w:tabs>
-              <w:tab w:val="right" w:leader="dot" w:pos="9764"/>
+              <w:tab w:val="right" w:leader="none" w:pos="9764"/>
             </w:tabs>
             <w:spacing w:after="120" w:before="120" w:line="240" w:lineRule="auto"/>
-            <w:ind w:left="0" w:right="113" w:firstLine="0"/>
+            <w:ind w:left="0" w:right="-4.724409448817823" w:firstLine="0"/>
             <w:jc w:val="left"/>
             <w:rPr>
               <w:rFonts w:ascii="Arial" w:cs="Arial" w:eastAsia="Arial" w:hAnsi="Arial"/>
@@ -4346,7 +4373,7 @@
               <w:vertAlign w:val="baseline"/>
             </w:rPr>
           </w:pPr>
-          <w:hyperlink w:anchor="_n0v8c9gkduan">
+          <w:hyperlink w:anchor="_t7oggdnl7b2k">
             <w:r>
               <w:rPr>
                 <w:rFonts w:ascii="Arial" w:cs="Arial" w:eastAsia="Arial" w:hAnsi="Arial"/>
@@ -4390,10 +4417,10 @@
             </w:pBdr>
             <w:shd w:fill="auto" w:val="clear"/>
             <w:tabs>
-              <w:tab w:val="right" w:leader="dot" w:pos="9764"/>
+              <w:tab w:val="right" w:leader="none" w:pos="9764"/>
             </w:tabs>
             <w:spacing w:after="120" w:before="120" w:line="240" w:lineRule="auto"/>
-            <w:ind w:left="0" w:right="113" w:firstLine="0"/>
+            <w:ind w:left="0" w:right="-4.724409448817823" w:firstLine="0"/>
             <w:jc w:val="left"/>
             <w:rPr>
               <w:rFonts w:ascii="Arial" w:cs="Arial" w:eastAsia="Arial" w:hAnsi="Arial"/>
@@ -4409,7 +4436,7 @@
               <w:vertAlign w:val="baseline"/>
             </w:rPr>
           </w:pPr>
-          <w:hyperlink w:anchor="_udfkam129kzx">
+          <w:hyperlink w:anchor="_ud3jy1wlaghd">
             <w:r>
               <w:rPr>
                 <w:rFonts w:ascii="Arial" w:cs="Arial" w:eastAsia="Arial" w:hAnsi="Arial"/>
@@ -4453,10 +4480,10 @@
             </w:pBdr>
             <w:shd w:fill="auto" w:val="clear"/>
             <w:tabs>
-              <w:tab w:val="right" w:leader="dot" w:pos="9764"/>
+              <w:tab w:val="right" w:leader="none" w:pos="9764"/>
             </w:tabs>
             <w:spacing w:after="120" w:before="120" w:line="240" w:lineRule="auto"/>
-            <w:ind w:left="0" w:right="113" w:firstLine="0"/>
+            <w:ind w:left="0" w:right="-4.724409448817823" w:firstLine="0"/>
             <w:jc w:val="left"/>
             <w:rPr>
               <w:rFonts w:ascii="Arial" w:cs="Arial" w:eastAsia="Arial" w:hAnsi="Arial"/>
@@ -4472,7 +4499,7 @@
               <w:vertAlign w:val="baseline"/>
             </w:rPr>
           </w:pPr>
-          <w:hyperlink w:anchor="_eeb2qza8rdpm">
+          <w:hyperlink w:anchor="_jkrbwn7e7aj3">
             <w:r>
               <w:rPr>
                 <w:rFonts w:ascii="Arial" w:cs="Arial" w:eastAsia="Arial" w:hAnsi="Arial"/>
@@ -4516,10 +4543,10 @@
             </w:pBdr>
             <w:shd w:fill="auto" w:val="clear"/>
             <w:tabs>
-              <w:tab w:val="right" w:leader="dot" w:pos="9764"/>
+              <w:tab w:val="right" w:leader="none" w:pos="9764"/>
             </w:tabs>
             <w:spacing w:after="120" w:before="120" w:line="240" w:lineRule="auto"/>
-            <w:ind w:left="0" w:right="113" w:firstLine="0"/>
+            <w:ind w:left="0" w:right="-4.724409448817823" w:firstLine="0"/>
             <w:jc w:val="left"/>
             <w:rPr>
               <w:rFonts w:ascii="Arial" w:cs="Arial" w:eastAsia="Arial" w:hAnsi="Arial"/>
@@ -4535,7 +4562,7 @@
               <w:vertAlign w:val="baseline"/>
             </w:rPr>
           </w:pPr>
-          <w:hyperlink w:anchor="_m4ci75y4ain1">
+          <w:hyperlink w:anchor="_l7rcsn2dugwe">
             <w:r>
               <w:rPr>
                 <w:rFonts w:ascii="Arial" w:cs="Arial" w:eastAsia="Arial" w:hAnsi="Arial"/>
@@ -4579,10 +4606,10 @@
             </w:pBdr>
             <w:shd w:fill="auto" w:val="clear"/>
             <w:tabs>
-              <w:tab w:val="right" w:leader="dot" w:pos="9764"/>
+              <w:tab w:val="right" w:leader="none" w:pos="9764"/>
             </w:tabs>
             <w:spacing w:after="0" w:before="0" w:line="240" w:lineRule="auto"/>
-            <w:ind w:left="220" w:right="113" w:firstLine="0"/>
+            <w:ind w:left="220" w:right="-4.724409448817823" w:firstLine="0"/>
             <w:jc w:val="left"/>
             <w:rPr>
               <w:rFonts w:ascii="Arial" w:cs="Arial" w:eastAsia="Arial" w:hAnsi="Arial"/>
@@ -4598,7 +4625,7 @@
               <w:vertAlign w:val="baseline"/>
             </w:rPr>
           </w:pPr>
-          <w:hyperlink w:anchor="_1a6ym3rlxv81">
+          <w:hyperlink w:anchor="_kwddsnwfw0ic">
             <w:r>
               <w:rPr>
                 <w:rFonts w:ascii="Arial" w:cs="Arial" w:eastAsia="Arial" w:hAnsi="Arial"/>
@@ -4640,10 +4667,10 @@
             </w:pBdr>
             <w:shd w:fill="auto" w:val="clear"/>
             <w:tabs>
-              <w:tab w:val="right" w:leader="dot" w:pos="9764"/>
+              <w:tab w:val="right" w:leader="none" w:pos="9764"/>
             </w:tabs>
             <w:spacing w:after="0" w:before="0" w:line="240" w:lineRule="auto"/>
-            <w:ind w:left="220" w:right="113" w:firstLine="0"/>
+            <w:ind w:left="220" w:right="-4.724409448817823" w:firstLine="0"/>
             <w:jc w:val="left"/>
             <w:rPr>
               <w:rFonts w:ascii="Arial" w:cs="Arial" w:eastAsia="Arial" w:hAnsi="Arial"/>
@@ -4659,7 +4686,7 @@
               <w:vertAlign w:val="baseline"/>
             </w:rPr>
           </w:pPr>
-          <w:hyperlink w:anchor="_2m4n9l3dbx6i">
+          <w:hyperlink w:anchor="_31wjktbjuzuf">
             <w:r>
               <w:rPr>
                 <w:rFonts w:ascii="Arial" w:cs="Arial" w:eastAsia="Arial" w:hAnsi="Arial"/>
@@ -4688,6 +4715,7 @@
         </w:p>
         <w:p>
           <w:pPr>
+            <w:ind w:right="-4.724409448817823"/>
             <w:rPr>
               <w:rFonts w:ascii="Arial" w:cs="Arial" w:eastAsia="Arial" w:hAnsi="Arial"/>
               <w:b w:val="1"/>
@@ -4709,7 +4737,7 @@
     <w:p>
       <w:pPr>
         <w:spacing w:after="200" w:line="276" w:lineRule="auto"/>
-        <w:ind w:right="0"/>
+        <w:ind w:right="-4.724409448817823"/>
         <w:jc w:val="left"/>
         <w:rPr>
           <w:rFonts w:ascii="Arial" w:cs="Arial" w:eastAsia="Arial" w:hAnsi="Arial"/>
@@ -4732,13 +4760,13 @@
           <w:ilvl w:val="0"/>
           <w:numId w:val="1"/>
         </w:numPr>
-        <w:ind w:left="432" w:hanging="432"/>
-        <w:rPr>
-          <w:rFonts w:ascii="Arial" w:cs="Arial" w:eastAsia="Arial" w:hAnsi="Arial"/>
-          <w:color w:val="231f20"/>
-        </w:rPr>
-      </w:pPr>
-      <w:bookmarkStart w:colFirst="0" w:colLast="0" w:name="_r57ippr8x8y3" w:id="1"/>
+        <w:ind w:left="432" w:right="-4.724409448817823" w:hanging="432"/>
+        <w:rPr>
+          <w:rFonts w:ascii="Arial" w:cs="Arial" w:eastAsia="Arial" w:hAnsi="Arial"/>
+          <w:color w:val="231f20"/>
+        </w:rPr>
+      </w:pPr>
+      <w:bookmarkStart w:colFirst="0" w:colLast="0" w:name="_4i712jet9q63" w:id="1"/>
       <w:bookmarkEnd w:id="1"/>
       <w:r>
         <w:rPr>
@@ -4756,13 +4784,10 @@
           <w:ilvl w:val="1"/>
           <w:numId w:val="1"/>
         </w:numPr>
-        <w:ind w:left="576" w:hanging="576"/>
-        <w:rPr>
-          <w:rFonts w:ascii="Arial" w:cs="Arial" w:eastAsia="Arial" w:hAnsi="Arial"/>
-          <w:color w:val="231f20"/>
-        </w:rPr>
-      </w:pPr>
-      <w:bookmarkStart w:colFirst="0" w:colLast="0" w:name="_488wvcvhem7" w:id="2"/>
+        <w:ind w:left="576" w:right="-4.724409448817823" w:hanging="576"/>
+        <w:rPr/>
+      </w:pPr>
+      <w:bookmarkStart w:colFirst="0" w:colLast="0" w:name="_8nxsjoqkwjqo" w:id="2"/>
       <w:bookmarkEnd w:id="2"/>
       <w:r>
         <w:rPr>
@@ -4775,6 +4800,7 @@
     </w:p>
     <w:p>
       <w:pPr>
+        <w:ind w:right="-4.724409448817823"/>
         <w:rPr>
           <w:rFonts w:ascii="Arial" w:cs="Arial" w:eastAsia="Arial" w:hAnsi="Arial"/>
           <w:color w:val="231f20"/>
@@ -4804,13 +4830,10 @@
           <w:numId w:val="1"/>
         </w:numPr>
         <w:spacing w:before="0" w:lineRule="auto"/>
-        <w:ind w:left="576" w:hanging="576"/>
-        <w:rPr>
-          <w:rFonts w:ascii="Arial" w:cs="Arial" w:eastAsia="Arial" w:hAnsi="Arial"/>
-          <w:color w:val="231f20"/>
-        </w:rPr>
-      </w:pPr>
-      <w:bookmarkStart w:colFirst="0" w:colLast="0" w:name="_i0s66v1ddkqa" w:id="3"/>
+        <w:ind w:left="576" w:right="-4.724409448817823" w:hanging="576"/>
+        <w:rPr/>
+      </w:pPr>
+      <w:bookmarkStart w:colFirst="0" w:colLast="0" w:name="_6fzxhec7xdn6" w:id="3"/>
       <w:bookmarkEnd w:id="3"/>
       <w:r>
         <w:rPr>
@@ -4823,6 +4846,7 @@
     </w:p>
     <w:p>
       <w:pPr>
+        <w:ind w:right="-4.724409448817823"/>
         <w:rPr>
           <w:rFonts w:ascii="Arial" w:cs="Arial" w:eastAsia="Arial" w:hAnsi="Arial"/>
           <w:color w:val="231f20"/>
@@ -4839,6 +4863,7 @@
     </w:p>
     <w:p>
       <w:pPr>
+        <w:ind w:right="-4.724409448817823"/>
         <w:rPr>
           <w:rFonts w:ascii="Arial" w:cs="Arial" w:eastAsia="Arial" w:hAnsi="Arial"/>
           <w:color w:val="231f20"/>
@@ -4855,6 +4880,7 @@
     </w:p>
     <w:p>
       <w:pPr>
+        <w:ind w:right="-4.724409448817823"/>
         <w:rPr>
           <w:rFonts w:ascii="Arial" w:cs="Arial" w:eastAsia="Arial" w:hAnsi="Arial"/>
           <w:color w:val="231f20"/>
@@ -4876,13 +4902,10 @@
           <w:ilvl w:val="1"/>
           <w:numId w:val="1"/>
         </w:numPr>
-        <w:ind w:left="576" w:hanging="576"/>
-        <w:rPr>
-          <w:rFonts w:ascii="Arial" w:cs="Arial" w:eastAsia="Arial" w:hAnsi="Arial"/>
-          <w:color w:val="231f20"/>
-        </w:rPr>
-      </w:pPr>
-      <w:bookmarkStart w:colFirst="0" w:colLast="0" w:name="_8q27sfcgm39z" w:id="4"/>
+        <w:ind w:left="576" w:right="-4.724409448817823" w:hanging="576"/>
+        <w:rPr/>
+      </w:pPr>
+      <w:bookmarkStart w:colFirst="0" w:colLast="0" w:name="_p535f650dprb" w:id="4"/>
       <w:bookmarkEnd w:id="4"/>
       <w:r>
         <w:rPr>
@@ -4912,7 +4935,7 @@
         </w:pBdr>
         <w:shd w:fill="auto" w:val="clear"/>
         <w:spacing w:after="120" w:before="0" w:line="240" w:lineRule="auto"/>
-        <w:ind w:left="360" w:right="0" w:hanging="360"/>
+        <w:ind w:left="360" w:right="-4.724409448817823" w:hanging="360"/>
         <w:jc w:val="both"/>
         <w:rPr>
           <w:rFonts w:ascii="Arial" w:cs="Arial" w:eastAsia="Arial" w:hAnsi="Arial"/>
@@ -4935,6 +4958,11 @@
           <w:rtl w:val="0"/>
         </w:rPr>
         <w:t xml:space="preserve">ISO/IEC 27005 (2011), Management of the risks associated with information security. </w:t>
+      </w:r>
+      <w:r>
+        <w:rPr>
+          <w:rtl w:val="0"/>
+        </w:rPr>
       </w:r>
     </w:p>
     <w:p>
@@ -4956,7 +4984,7 @@
         </w:pBdr>
         <w:shd w:fill="auto" w:val="clear"/>
         <w:spacing w:after="120" w:before="0" w:line="240" w:lineRule="auto"/>
-        <w:ind w:left="360" w:right="0" w:hanging="360"/>
+        <w:ind w:left="360" w:right="-4.724409448817823" w:hanging="360"/>
         <w:jc w:val="both"/>
         <w:rPr>
           <w:rFonts w:ascii="Arial" w:cs="Arial" w:eastAsia="Arial" w:hAnsi="Arial"/>
@@ -4999,6 +5027,11 @@
         </w:rPr>
         <w:t xml:space="preserve">. The ISO 27005 standard explains in detail how to carry out a risk assessment and address risks in relation to information security</w:t>
       </w:r>
+      <w:r>
+        <w:rPr>
+          <w:rtl w:val="0"/>
+        </w:rPr>
+      </w:r>
     </w:p>
     <w:p>
       <w:pPr>
@@ -5007,13 +5040,10 @@
           <w:ilvl w:val="1"/>
           <w:numId w:val="1"/>
         </w:numPr>
-        <w:ind w:left="576" w:hanging="576"/>
-        <w:rPr>
-          <w:rFonts w:ascii="Arial" w:cs="Arial" w:eastAsia="Arial" w:hAnsi="Arial"/>
-          <w:color w:val="231f20"/>
-        </w:rPr>
-      </w:pPr>
-      <w:bookmarkStart w:colFirst="0" w:colLast="0" w:name="_d2tw0sm28i30" w:id="5"/>
+        <w:ind w:left="576" w:right="-4.724409448817823" w:hanging="576"/>
+        <w:rPr/>
+      </w:pPr>
+      <w:bookmarkStart w:colFirst="0" w:colLast="0" w:name="_qq7n3ylzfzyy" w:id="5"/>
       <w:bookmarkEnd w:id="5"/>
       <w:r>
         <w:rPr>
@@ -5026,6 +5056,7 @@
     </w:p>
     <w:p>
       <w:pPr>
+        <w:ind w:right="-4.724409448817823"/>
         <w:rPr>
           <w:rFonts w:ascii="Arial" w:cs="Arial" w:eastAsia="Arial" w:hAnsi="Arial"/>
           <w:color w:val="231f20"/>
@@ -5052,6 +5083,7 @@
     </w:p>
     <w:p>
       <w:pPr>
+        <w:ind w:right="-4.724409448817823"/>
         <w:rPr>
           <w:rFonts w:ascii="Arial" w:cs="Arial" w:eastAsia="Arial" w:hAnsi="Arial"/>
           <w:color w:val="231f20"/>
@@ -5078,6 +5110,7 @@
     </w:p>
     <w:p>
       <w:pPr>
+        <w:ind w:right="-4.724409448817823"/>
         <w:rPr>
           <w:rFonts w:ascii="Arial" w:cs="Arial" w:eastAsia="Arial" w:hAnsi="Arial"/>
           <w:color w:val="231f20"/>
@@ -5104,6 +5137,7 @@
     </w:p>
     <w:p>
       <w:pPr>
+        <w:ind w:right="-4.724409448817823"/>
         <w:rPr>
           <w:rFonts w:ascii="Arial" w:cs="Arial" w:eastAsia="Arial" w:hAnsi="Arial"/>
           <w:color w:val="231f20"/>
@@ -5130,6 +5164,7 @@
     </w:p>
     <w:p>
       <w:pPr>
+        <w:ind w:right="-4.724409448817823"/>
         <w:rPr>
           <w:rFonts w:ascii="Arial" w:cs="Arial" w:eastAsia="Arial" w:hAnsi="Arial"/>
           <w:color w:val="231f20"/>
@@ -5156,6 +5191,7 @@
     </w:p>
     <w:p>
       <w:pPr>
+        <w:ind w:right="-4.724409448817823"/>
         <w:rPr>
           <w:rFonts w:ascii="Arial" w:cs="Arial" w:eastAsia="Arial" w:hAnsi="Arial"/>
           <w:color w:val="231f20"/>
@@ -5177,13 +5213,10 @@
           <w:ilvl w:val="1"/>
           <w:numId w:val="1"/>
         </w:numPr>
-        <w:ind w:left="576" w:hanging="576"/>
-        <w:rPr>
-          <w:rFonts w:ascii="Arial" w:cs="Arial" w:eastAsia="Arial" w:hAnsi="Arial"/>
-          <w:color w:val="231f20"/>
-        </w:rPr>
-      </w:pPr>
-      <w:bookmarkStart w:colFirst="0" w:colLast="0" w:name="_xaxvb843pbte" w:id="6"/>
+        <w:ind w:left="576" w:right="-4.724409448817823" w:hanging="576"/>
+        <w:rPr/>
+      </w:pPr>
+      <w:bookmarkStart w:colFirst="0" w:colLast="0" w:name="_8j81hqgtduzy" w:id="6"/>
       <w:bookmarkEnd w:id="6"/>
       <w:r>
         <w:rPr>
@@ -5196,6 +5229,7 @@
     </w:p>
     <w:p>
       <w:pPr>
+        <w:ind w:right="-4.724409448817823"/>
         <w:rPr>
           <w:rFonts w:ascii="Arial" w:cs="Arial" w:eastAsia="Arial" w:hAnsi="Arial"/>
           <w:color w:val="231f20"/>
@@ -5212,6 +5246,510 @@
     </w:p>
     <w:p>
       <w:pPr>
+        <w:ind w:right="-4.724409448817823"/>
+        <w:rPr>
+          <w:rFonts w:ascii="Arial" w:cs="Arial" w:eastAsia="Arial" w:hAnsi="Arial"/>
+          <w:color w:val="231f20"/>
+        </w:rPr>
+      </w:pPr>
+      <w:r>
+        <w:rPr>
+          <w:rtl w:val="0"/>
+        </w:rPr>
+      </w:r>
+    </w:p>
+    <w:p>
+      <w:pPr>
+        <w:ind w:right="-4.724409448817823"/>
+        <w:rPr>
+          <w:rFonts w:ascii="Arial" w:cs="Arial" w:eastAsia="Arial" w:hAnsi="Arial"/>
+          <w:color w:val="231f20"/>
+        </w:rPr>
+      </w:pPr>
+      <w:r>
+        <w:rPr>
+          <w:rtl w:val="0"/>
+        </w:rPr>
+      </w:r>
+      <w:r>
+        <mc:AlternateContent>
+          <mc:Choice Requires="wpg">
+            <w:drawing>
+              <wp:anchor allowOverlap="1" behindDoc="0" distB="114300" distT="114300" distL="114300" distR="114300" hidden="0" layoutInCell="1" locked="0" relativeHeight="0" simplePos="0">
+                <wp:simplePos x="0" y="0"/>
+                <wp:positionH relativeFrom="column">
+                  <wp:posOffset>1101637</wp:posOffset>
+                </wp:positionH>
+                <wp:positionV relativeFrom="paragraph">
+                  <wp:posOffset>209550</wp:posOffset>
+                </wp:positionV>
+                <wp:extent cx="4273868" cy="2807138"/>
+                <wp:effectExtent b="0" l="0" r="0" t="0"/>
+                <wp:wrapSquare wrapText="bothSides" distB="114300" distT="114300" distL="114300" distR="114300"/>
+                <wp:docPr id="2" name=""/>
+                <a:graphic>
+                  <a:graphicData uri="http://schemas.microsoft.com/office/word/2010/wordprocessingGroup">
+                    <wpg:wgp>
+                      <wpg:cNvGrpSpPr/>
+                      <wpg:grpSpPr>
+                        <a:xfrm>
+                          <a:off x="1680300" y="1164750"/>
+                          <a:ext cx="4273868" cy="2807138"/>
+                          <a:chOff x="1680300" y="1164750"/>
+                          <a:chExt cx="5783400" cy="3792600"/>
+                        </a:xfrm>
+                      </wpg:grpSpPr>
+                      <pic:pic>
+                        <pic:nvPicPr>
+                          <pic:cNvPr id="39" name="Shape 39"/>
+                          <pic:cNvPicPr preferRelativeResize="0"/>
+                        </pic:nvPicPr>
+                        <pic:blipFill rotWithShape="1">
+                          <a:blip r:embed="rId8">
+                            <a:alphaModFix/>
+                          </a:blip>
+                          <a:srcRect b="8793" l="0" r="0" t="8801"/>
+                          <a:stretch/>
+                        </pic:blipFill>
+                        <pic:spPr>
+                          <a:xfrm>
+                            <a:off x="2546323" y="1372541"/>
+                            <a:ext cx="4020501" cy="3366799"/>
+                          </a:xfrm>
+                          <a:prstGeom prst="rect">
+                            <a:avLst/>
+                          </a:prstGeom>
+                          <a:noFill/>
+                          <a:ln>
+                            <a:noFill/>
+                          </a:ln>
+                        </pic:spPr>
+                      </pic:pic>
+                      <wps:wsp>
+                        <wps:cNvSpPr/>
+                        <wps:cNvPr id="40" name="Shape 40"/>
+                        <wps:spPr>
+                          <a:xfrm>
+                            <a:off x="3608100" y="1164750"/>
+                            <a:ext cx="1927800" cy="893700"/>
+                          </a:xfrm>
+                          <a:prstGeom prst="roundRect">
+                            <a:avLst>
+                              <a:gd fmla="val 16667" name="adj"/>
+                            </a:avLst>
+                          </a:prstGeom>
+                          <a:solidFill>
+                            <a:srgbClr val="2FA36B"/>
+                          </a:solidFill>
+                          <a:ln>
+                            <a:noFill/>
+                          </a:ln>
+                        </wps:spPr>
+                        <wps:txbx>
+                          <w:txbxContent>
+                            <w:p>
+                              <w:pPr>
+                                <w:spacing w:after="0" w:before="0" w:line="240"/>
+                                <w:ind w:left="0" w:right="0" w:firstLine="0"/>
+                                <w:jc w:val="center"/>
+                                <w:textDirection w:val="btLr"/>
+                              </w:pPr>
+                            </w:p>
+                          </w:txbxContent>
+                        </wps:txbx>
+                        <wps:bodyPr anchorCtr="0" anchor="ctr" bIns="91425" lIns="91425" spcFirstLastPara="1" rIns="91425" wrap="square" tIns="91425">
+                          <a:noAutofit/>
+                        </wps:bodyPr>
+                      </wps:wsp>
+                      <wps:wsp>
+                        <wps:cNvSpPr/>
+                        <wps:cNvPr id="41" name="Shape 41"/>
+                        <wps:spPr>
+                          <a:xfrm>
+                            <a:off x="1680300" y="2614200"/>
+                            <a:ext cx="1927800" cy="893700"/>
+                          </a:xfrm>
+                          <a:prstGeom prst="roundRect">
+                            <a:avLst>
+                              <a:gd fmla="val 16667" name="adj"/>
+                            </a:avLst>
+                          </a:prstGeom>
+                          <a:solidFill>
+                            <a:srgbClr val="C0392B"/>
+                          </a:solidFill>
+                          <a:ln>
+                            <a:noFill/>
+                          </a:ln>
+                        </wps:spPr>
+                        <wps:txbx>
+                          <w:txbxContent>
+                            <w:p>
+                              <w:pPr>
+                                <w:spacing w:after="0" w:before="0" w:line="240"/>
+                                <w:ind w:left="0" w:right="0" w:firstLine="0"/>
+                                <w:jc w:val="center"/>
+                                <w:textDirection w:val="btLr"/>
+                              </w:pPr>
+                            </w:p>
+                          </w:txbxContent>
+                        </wps:txbx>
+                        <wps:bodyPr anchorCtr="0" anchor="ctr" bIns="91425" lIns="91425" spcFirstLastPara="1" rIns="91425" wrap="square" tIns="91425">
+                          <a:noAutofit/>
+                        </wps:bodyPr>
+                      </wps:wsp>
+                      <wps:wsp>
+                        <wps:cNvSpPr txBox="1"/>
+                        <wps:cNvPr id="42" name="Shape 42"/>
+                        <wps:spPr>
+                          <a:xfrm>
+                            <a:off x="3730188" y="1275200"/>
+                            <a:ext cx="1683600" cy="615600"/>
+                          </a:xfrm>
+                          <a:prstGeom prst="rect">
+                            <a:avLst/>
+                          </a:prstGeom>
+                          <a:noFill/>
+                          <a:ln>
+                            <a:noFill/>
+                          </a:ln>
+                        </wps:spPr>
+                        <wps:txbx>
+                          <w:txbxContent>
+                            <w:p>
+                              <w:pPr>
+                                <w:spacing w:after="0" w:before="0" w:line="240"/>
+                                <w:ind w:left="0" w:right="0" w:firstLine="0"/>
+                                <w:jc w:val="center"/>
+                                <w:textDirection w:val="btLr"/>
+                              </w:pPr>
+                              <w:r>
+                                <w:rPr>
+                                  <w:rFonts w:ascii="Arial" w:cs="Arial" w:eastAsia="Arial" w:hAnsi="Arial"/>
+                                  <w:b w:val="1"/>
+                                  <w:i w:val="0"/>
+                                  <w:smallCaps w:val="0"/>
+                                  <w:strike w:val="0"/>
+                                  <w:color w:val="ffffff"/>
+                                  <w:sz w:val="28"/>
+                                  <w:vertAlign w:val="baseline"/>
+                                </w:rPr>
+                                <w:t xml:space="preserve">Context establishment</w:t>
+                              </w:r>
+                            </w:p>
+                          </w:txbxContent>
+                        </wps:txbx>
+                        <wps:bodyPr anchorCtr="0" anchor="t" bIns="91425" lIns="91425" spcFirstLastPara="1" rIns="91425" wrap="square" tIns="91425">
+                          <a:spAutoFit/>
+                        </wps:bodyPr>
+                      </wps:wsp>
+                      <wps:wsp>
+                        <wps:cNvSpPr/>
+                        <wps:cNvPr id="43" name="Shape 43"/>
+                        <wps:spPr>
+                          <a:xfrm>
+                            <a:off x="5535900" y="2614200"/>
+                            <a:ext cx="1927800" cy="893700"/>
+                          </a:xfrm>
+                          <a:prstGeom prst="roundRect">
+                            <a:avLst>
+                              <a:gd fmla="val 16667" name="adj"/>
+                            </a:avLst>
+                          </a:prstGeom>
+                          <a:solidFill>
+                            <a:srgbClr val="2C8CA3"/>
+                          </a:solidFill>
+                          <a:ln>
+                            <a:noFill/>
+                          </a:ln>
+                        </wps:spPr>
+                        <wps:txbx>
+                          <w:txbxContent>
+                            <w:p>
+                              <w:pPr>
+                                <w:spacing w:after="0" w:before="0" w:line="240"/>
+                                <w:ind w:left="0" w:right="0" w:firstLine="0"/>
+                                <w:jc w:val="center"/>
+                                <w:textDirection w:val="btLr"/>
+                              </w:pPr>
+                            </w:p>
+                          </w:txbxContent>
+                        </wps:txbx>
+                        <wps:bodyPr anchorCtr="0" anchor="ctr" bIns="91425" lIns="91425" spcFirstLastPara="1" rIns="91425" wrap="square" tIns="91425">
+                          <a:noAutofit/>
+                        </wps:bodyPr>
+                      </wps:wsp>
+                      <wps:wsp>
+                        <wps:cNvSpPr/>
+                        <wps:cNvPr id="44" name="Shape 44"/>
+                        <wps:spPr>
+                          <a:xfrm>
+                            <a:off x="3608100" y="4063650"/>
+                            <a:ext cx="1927800" cy="893700"/>
+                          </a:xfrm>
+                          <a:prstGeom prst="roundRect">
+                            <a:avLst>
+                              <a:gd fmla="val 16667" name="adj"/>
+                            </a:avLst>
+                          </a:prstGeom>
+                          <a:solidFill>
+                            <a:srgbClr val="F1B800"/>
+                          </a:solidFill>
+                          <a:ln>
+                            <a:noFill/>
+                          </a:ln>
+                        </wps:spPr>
+                        <wps:txbx>
+                          <w:txbxContent>
+                            <w:p>
+                              <w:pPr>
+                                <w:spacing w:after="0" w:before="0" w:line="240"/>
+                                <w:ind w:left="0" w:right="0" w:firstLine="0"/>
+                                <w:jc w:val="center"/>
+                                <w:textDirection w:val="btLr"/>
+                              </w:pPr>
+                            </w:p>
+                          </w:txbxContent>
+                        </wps:txbx>
+                        <wps:bodyPr anchorCtr="0" anchor="ctr" bIns="91425" lIns="91425" spcFirstLastPara="1" rIns="91425" wrap="square" tIns="91425">
+                          <a:noAutofit/>
+                        </wps:bodyPr>
+                      </wps:wsp>
+                      <pic:pic>
+                        <pic:nvPicPr>
+                          <pic:cNvPr id="45" name="Shape 45"/>
+                          <pic:cNvPicPr preferRelativeResize="0"/>
+                        </pic:nvPicPr>
+                        <pic:blipFill>
+                          <a:blip r:embed="rId9">
+                            <a:alphaModFix/>
+                          </a:blip>
+                          <a:stretch>
+                            <a:fillRect/>
+                          </a:stretch>
+                        </pic:blipFill>
+                        <pic:spPr>
+                          <a:xfrm>
+                            <a:off x="3814586" y="2313450"/>
+                            <a:ext cx="1514826" cy="1495199"/>
+                          </a:xfrm>
+                          <a:prstGeom prst="rect">
+                            <a:avLst/>
+                          </a:prstGeom>
+                          <a:noFill/>
+                          <a:ln>
+                            <a:noFill/>
+                          </a:ln>
+                        </pic:spPr>
+                      </pic:pic>
+                      <wps:wsp>
+                        <wps:cNvSpPr txBox="1"/>
+                        <wps:cNvPr id="46" name="Shape 46"/>
+                        <wps:spPr>
+                          <a:xfrm>
+                            <a:off x="5657988" y="2753250"/>
+                            <a:ext cx="1683600" cy="615600"/>
+                          </a:xfrm>
+                          <a:prstGeom prst="rect">
+                            <a:avLst/>
+                          </a:prstGeom>
+                          <a:noFill/>
+                          <a:ln>
+                            <a:noFill/>
+                          </a:ln>
+                        </wps:spPr>
+                        <wps:txbx>
+                          <w:txbxContent>
+                            <w:p>
+                              <w:pPr>
+                                <w:spacing w:after="0" w:before="0" w:line="240"/>
+                                <w:ind w:left="0" w:right="0" w:firstLine="0"/>
+                                <w:jc w:val="center"/>
+                                <w:textDirection w:val="btLr"/>
+                              </w:pPr>
+                              <w:r>
+                                <w:rPr>
+                                  <w:rFonts w:ascii="Arial" w:cs="Arial" w:eastAsia="Arial" w:hAnsi="Arial"/>
+                                  <w:b w:val="1"/>
+                                  <w:i w:val="0"/>
+                                  <w:smallCaps w:val="0"/>
+                                  <w:strike w:val="0"/>
+                                  <w:color w:val="ffffff"/>
+                                  <w:sz w:val="28"/>
+                                  <w:vertAlign w:val="baseline"/>
+                                </w:rPr>
+                                <w:t xml:space="preserve">Context modelling</w:t>
+                              </w:r>
+                            </w:p>
+                          </w:txbxContent>
+                        </wps:txbx>
+                        <wps:bodyPr anchorCtr="0" anchor="t" bIns="91425" lIns="91425" spcFirstLastPara="1" rIns="91425" wrap="square" tIns="91425">
+                          <a:spAutoFit/>
+                        </wps:bodyPr>
+                      </wps:wsp>
+                      <wps:wsp>
+                        <wps:cNvSpPr txBox="1"/>
+                        <wps:cNvPr id="47" name="Shape 47"/>
+                        <wps:spPr>
+                          <a:xfrm>
+                            <a:off x="3730175" y="4186500"/>
+                            <a:ext cx="1683600" cy="648000"/>
+                          </a:xfrm>
+                          <a:prstGeom prst="rect">
+                            <a:avLst/>
+                          </a:prstGeom>
+                          <a:noFill/>
+                          <a:ln>
+                            <a:noFill/>
+                          </a:ln>
+                        </wps:spPr>
+                        <wps:txbx>
+                          <w:txbxContent>
+                            <w:p>
+                              <w:pPr>
+                                <w:spacing w:after="80" w:before="280" w:line="275.9999942779541"/>
+                                <w:ind w:left="0" w:right="0" w:firstLine="0"/>
+                                <w:jc w:val="center"/>
+                                <w:textDirection w:val="btLr"/>
+                              </w:pPr>
+                              <w:r>
+                                <w:rPr>
+                                  <w:rFonts w:ascii="Arial" w:cs="Arial" w:eastAsia="Arial" w:hAnsi="Arial"/>
+                                  <w:b w:val="1"/>
+                                  <w:i w:val="0"/>
+                                  <w:smallCaps w:val="0"/>
+                                  <w:strike w:val="0"/>
+                                  <w:color w:val="ffffff"/>
+                                  <w:sz w:val="28"/>
+                                  <w:vertAlign w:val="baseline"/>
+                                </w:rPr>
+                                <w:t xml:space="preserve">Evaluation and treatment of risks</w:t>
+                              </w:r>
+                            </w:p>
+                          </w:txbxContent>
+                        </wps:txbx>
+                        <wps:bodyPr anchorCtr="0" anchor="t" bIns="91425" lIns="91425" spcFirstLastPara="1" rIns="91425" wrap="square" tIns="91425">
+                          <a:spAutoFit/>
+                        </wps:bodyPr>
+                      </wps:wsp>
+                      <wps:wsp>
+                        <wps:cNvSpPr txBox="1"/>
+                        <wps:cNvPr id="48" name="Shape 48"/>
+                        <wps:spPr>
+                          <a:xfrm>
+                            <a:off x="1834193" y="2723373"/>
+                            <a:ext cx="1631700" cy="675600"/>
+                          </a:xfrm>
+                          <a:prstGeom prst="rect">
+                            <a:avLst/>
+                          </a:prstGeom>
+                          <a:noFill/>
+                          <a:ln>
+                            <a:noFill/>
+                          </a:ln>
+                        </wps:spPr>
+                        <wps:txbx>
+                          <w:txbxContent>
+                            <w:p>
+                              <w:pPr>
+                                <w:spacing w:after="80" w:before="280" w:line="275.9999942779541"/>
+                                <w:ind w:left="0" w:right="0" w:firstLine="0"/>
+                                <w:jc w:val="center"/>
+                                <w:textDirection w:val="btLr"/>
+                              </w:pPr>
+                              <w:r>
+                                <w:rPr>
+                                  <w:rFonts w:ascii="Arial" w:cs="Arial" w:eastAsia="Arial" w:hAnsi="Arial"/>
+                                  <w:b w:val="1"/>
+                                  <w:i w:val="0"/>
+                                  <w:smallCaps w:val="0"/>
+                                  <w:strike w:val="0"/>
+                                  <w:color w:val="ffffff"/>
+                                  <w:sz w:val="28"/>
+                                  <w:vertAlign w:val="baseline"/>
+                                </w:rPr>
+                                <w:t xml:space="preserve">Implementation and monitoring</w:t>
+                              </w:r>
+                            </w:p>
+                            <w:p>
+                              <w:pPr>
+                                <w:spacing w:after="0" w:before="0" w:line="240"/>
+                                <w:ind w:left="0" w:right="0" w:firstLine="0"/>
+                                <w:jc w:val="center"/>
+                                <w:textDirection w:val="btLr"/>
+                              </w:pPr>
+                              <w:r>
+                                <w:rPr>
+                                  <w:rFonts w:ascii="Arial" w:cs="Arial" w:eastAsia="Arial" w:hAnsi="Arial"/>
+                                  <w:b w:val="1"/>
+                                  <w:i w:val="0"/>
+                                  <w:smallCaps w:val="0"/>
+                                  <w:strike w:val="0"/>
+                                  <w:color w:val="ffffff"/>
+                                  <w:sz w:val="28"/>
+                                  <w:vertAlign w:val="baseline"/>
+                                </w:rPr>
+                              </w:r>
+                            </w:p>
+                          </w:txbxContent>
+                        </wps:txbx>
+                        <wps:bodyPr anchorCtr="0" anchor="t" bIns="91425" lIns="91425" spcFirstLastPara="1" rIns="91425" wrap="square" tIns="91425">
+                          <a:noAutofit/>
+                        </wps:bodyPr>
+                      </wps:wsp>
+                    </wpg:wgp>
+                  </a:graphicData>
+                </a:graphic>
+              </wp:anchor>
+            </w:drawing>
+          </mc:Choice>
+          <mc:Fallback>
+            <w:drawing>
+              <wp:anchor allowOverlap="1" behindDoc="0" distB="114300" distT="114300" distL="114300" distR="114300" hidden="0" layoutInCell="1" locked="0" relativeHeight="0" simplePos="0">
+                <wp:simplePos x="0" y="0"/>
+                <wp:positionH relativeFrom="column">
+                  <wp:posOffset>1101637</wp:posOffset>
+                </wp:positionH>
+                <wp:positionV relativeFrom="paragraph">
+                  <wp:posOffset>209550</wp:posOffset>
+                </wp:positionV>
+                <wp:extent cx="4273868" cy="2807138"/>
+                <wp:effectExtent b="0" l="0" r="0" t="0"/>
+                <wp:wrapSquare wrapText="bothSides" distB="114300" distT="114300" distL="114300" distR="114300"/>
+                <wp:docPr id="2" name="image5.png"/>
+                <a:graphic>
+                  <a:graphicData uri="http://schemas.openxmlformats.org/drawingml/2006/picture">
+                    <pic:pic>
+                      <pic:nvPicPr>
+                        <pic:cNvPr id="0" name="image5.png"/>
+                        <pic:cNvPicPr preferRelativeResize="0"/>
+                      </pic:nvPicPr>
+                      <pic:blipFill>
+                        <a:blip r:embed="rId10"/>
+                        <a:srcRect/>
+                        <a:stretch>
+                          <a:fillRect/>
+                        </a:stretch>
+                      </pic:blipFill>
+                      <pic:spPr>
+                        <a:xfrm>
+                          <a:off x="0" y="0"/>
+                          <a:ext cx="4273868" cy="2807138"/>
+                        </a:xfrm>
+                        <a:prstGeom prst="rect"/>
+                        <a:ln/>
+                      </pic:spPr>
+                    </pic:pic>
+                  </a:graphicData>
+                </a:graphic>
+              </wp:anchor>
+            </w:drawing>
+          </mc:Fallback>
+        </mc:AlternateContent>
+      </w:r>
+    </w:p>
+    <w:p>
+      <w:pPr>
+        <w:ind w:right="-4.724409448817823"/>
         <w:jc w:val="center"/>
         <w:rPr>
           <w:rFonts w:ascii="Arial" w:cs="Arial" w:eastAsia="Arial" w:hAnsi="Arial"/>
@@ -5220,50 +5758,208 @@
       </w:pPr>
       <w:r>
         <w:rPr>
-          <w:rFonts w:ascii="Arial" w:cs="Arial" w:eastAsia="Arial" w:hAnsi="Arial"/>
-          <w:color w:val="231f20"/>
-        </w:rPr>
-        <w:drawing>
-          <wp:inline distB="0" distT="0" distL="0" distR="0">
-            <wp:extent cx="4013754" cy="2701296"/>
-            <wp:effectExtent b="0" l="0" r="0" t="0"/>
-            <wp:docPr id="9" name="image2.png"/>
-            <a:graphic>
-              <a:graphicData uri="http://schemas.openxmlformats.org/drawingml/2006/picture">
-                <pic:pic>
-                  <pic:nvPicPr>
-                    <pic:cNvPr id="0" name="image2.png"/>
-                    <pic:cNvPicPr preferRelativeResize="0"/>
-                  </pic:nvPicPr>
-                  <pic:blipFill>
-                    <a:blip r:embed="rId8"/>
-                    <a:srcRect b="0" l="0" r="0" t="0"/>
-                    <a:stretch>
-                      <a:fillRect/>
-                    </a:stretch>
-                  </pic:blipFill>
-                  <pic:spPr>
-                    <a:xfrm>
-                      <a:off x="0" y="0"/>
-                      <a:ext cx="4013754" cy="2701296"/>
-                    </a:xfrm>
-                    <a:prstGeom prst="rect"/>
-                    <a:ln/>
-                  </pic:spPr>
-                </pic:pic>
-              </a:graphicData>
-            </a:graphic>
-          </wp:inline>
-        </w:drawing>
-      </w:r>
-      <w:r>
-        <w:rPr>
-          <w:rtl w:val="0"/>
-        </w:rPr>
-      </w:r>
-    </w:p>
-    <w:p>
-      <w:pPr>
+          <w:rtl w:val="0"/>
+        </w:rPr>
+      </w:r>
+    </w:p>
+    <w:p>
+      <w:pPr>
+        <w:ind w:right="-4.724409448817823"/>
+        <w:jc w:val="center"/>
+        <w:rPr>
+          <w:rFonts w:ascii="Arial" w:cs="Arial" w:eastAsia="Arial" w:hAnsi="Arial"/>
+          <w:color w:val="231f20"/>
+        </w:rPr>
+      </w:pPr>
+      <w:r>
+        <w:rPr>
+          <w:rtl w:val="0"/>
+        </w:rPr>
+      </w:r>
+    </w:p>
+    <w:p>
+      <w:pPr>
+        <w:ind w:right="-4.724409448817823"/>
+        <w:jc w:val="center"/>
+        <w:rPr>
+          <w:rFonts w:ascii="Arial" w:cs="Arial" w:eastAsia="Arial" w:hAnsi="Arial"/>
+          <w:color w:val="231f20"/>
+        </w:rPr>
+      </w:pPr>
+      <w:r>
+        <w:rPr>
+          <w:rtl w:val="0"/>
+        </w:rPr>
+      </w:r>
+    </w:p>
+    <w:p>
+      <w:pPr>
+        <w:ind w:right="-4.724409448817823"/>
+        <w:jc w:val="center"/>
+        <w:rPr>
+          <w:rFonts w:ascii="Arial" w:cs="Arial" w:eastAsia="Arial" w:hAnsi="Arial"/>
+          <w:color w:val="231f20"/>
+        </w:rPr>
+      </w:pPr>
+      <w:r>
+        <w:rPr>
+          <w:rtl w:val="0"/>
+        </w:rPr>
+      </w:r>
+    </w:p>
+    <w:p>
+      <w:pPr>
+        <w:ind w:right="-4.724409448817823"/>
+        <w:jc w:val="center"/>
+        <w:rPr>
+          <w:rFonts w:ascii="Arial" w:cs="Arial" w:eastAsia="Arial" w:hAnsi="Arial"/>
+          <w:color w:val="231f20"/>
+        </w:rPr>
+      </w:pPr>
+      <w:r>
+        <w:rPr>
+          <w:rtl w:val="0"/>
+        </w:rPr>
+      </w:r>
+    </w:p>
+    <w:p>
+      <w:pPr>
+        <w:ind w:right="-4.724409448817823"/>
+        <w:jc w:val="center"/>
+        <w:rPr>
+          <w:rFonts w:ascii="Arial" w:cs="Arial" w:eastAsia="Arial" w:hAnsi="Arial"/>
+          <w:color w:val="231f20"/>
+        </w:rPr>
+      </w:pPr>
+      <w:r>
+        <w:rPr>
+          <w:rtl w:val="0"/>
+        </w:rPr>
+      </w:r>
+    </w:p>
+    <w:p>
+      <w:pPr>
+        <w:ind w:right="-4.724409448817823"/>
+        <w:jc w:val="center"/>
+        <w:rPr>
+          <w:rFonts w:ascii="Arial" w:cs="Arial" w:eastAsia="Arial" w:hAnsi="Arial"/>
+          <w:color w:val="231f20"/>
+        </w:rPr>
+      </w:pPr>
+      <w:r>
+        <w:rPr>
+          <w:rtl w:val="0"/>
+        </w:rPr>
+      </w:r>
+    </w:p>
+    <w:p>
+      <w:pPr>
+        <w:ind w:right="-4.724409448817823"/>
+        <w:jc w:val="center"/>
+        <w:rPr>
+          <w:rFonts w:ascii="Arial" w:cs="Arial" w:eastAsia="Arial" w:hAnsi="Arial"/>
+          <w:color w:val="231f20"/>
+        </w:rPr>
+      </w:pPr>
+      <w:r>
+        <w:rPr>
+          <w:rtl w:val="0"/>
+        </w:rPr>
+      </w:r>
+    </w:p>
+    <w:p>
+      <w:pPr>
+        <w:ind w:right="-4.724409448817823"/>
+        <w:jc w:val="center"/>
+        <w:rPr>
+          <w:rFonts w:ascii="Arial" w:cs="Arial" w:eastAsia="Arial" w:hAnsi="Arial"/>
+          <w:color w:val="231f20"/>
+        </w:rPr>
+      </w:pPr>
+      <w:r>
+        <w:rPr>
+          <w:rtl w:val="0"/>
+        </w:rPr>
+      </w:r>
+    </w:p>
+    <w:p>
+      <w:pPr>
+        <w:ind w:right="-4.724409448817823"/>
+        <w:jc w:val="center"/>
+        <w:rPr>
+          <w:rFonts w:ascii="Arial" w:cs="Arial" w:eastAsia="Arial" w:hAnsi="Arial"/>
+          <w:color w:val="231f20"/>
+        </w:rPr>
+      </w:pPr>
+      <w:r>
+        <w:rPr>
+          <w:rtl w:val="0"/>
+        </w:rPr>
+      </w:r>
+    </w:p>
+    <w:p>
+      <w:pPr>
+        <w:ind w:right="-4.724409448817823"/>
+        <w:jc w:val="center"/>
+        <w:rPr>
+          <w:rFonts w:ascii="Arial" w:cs="Arial" w:eastAsia="Arial" w:hAnsi="Arial"/>
+          <w:color w:val="231f20"/>
+        </w:rPr>
+      </w:pPr>
+      <w:r>
+        <w:rPr>
+          <w:rtl w:val="0"/>
+        </w:rPr>
+      </w:r>
+    </w:p>
+    <w:p>
+      <w:pPr>
+        <w:ind w:right="-4.724409448817823"/>
+        <w:jc w:val="center"/>
+        <w:rPr>
+          <w:rFonts w:ascii="Arial" w:cs="Arial" w:eastAsia="Arial" w:hAnsi="Arial"/>
+          <w:color w:val="231f20"/>
+        </w:rPr>
+      </w:pPr>
+      <w:r>
+        <w:rPr>
+          <w:rtl w:val="0"/>
+        </w:rPr>
+      </w:r>
+    </w:p>
+    <w:p>
+      <w:pPr>
+        <w:ind w:right="-4.724409448817823"/>
+        <w:jc w:val="center"/>
+        <w:rPr>
+          <w:rFonts w:ascii="Arial" w:cs="Arial" w:eastAsia="Arial" w:hAnsi="Arial"/>
+          <w:color w:val="231f20"/>
+        </w:rPr>
+      </w:pPr>
+      <w:r>
+        <w:rPr>
+          <w:rtl w:val="0"/>
+        </w:rPr>
+      </w:r>
+    </w:p>
+    <w:p>
+      <w:pPr>
+        <w:ind w:right="-4.724409448817823"/>
+        <w:jc w:val="center"/>
+        <w:rPr>
+          <w:rFonts w:ascii="Arial" w:cs="Arial" w:eastAsia="Arial" w:hAnsi="Arial"/>
+          <w:color w:val="231f20"/>
+        </w:rPr>
+      </w:pPr>
+      <w:r>
+        <w:rPr>
+          <w:rtl w:val="0"/>
+        </w:rPr>
+      </w:r>
+    </w:p>
+    <w:p>
+      <w:pPr>
+        <w:ind w:right="-4.724409448817823"/>
         <w:rPr>
           <w:rFonts w:ascii="Arial" w:cs="Arial" w:eastAsia="Arial" w:hAnsi="Arial"/>
           <w:color w:val="231f20"/>
@@ -5283,6 +5979,7 @@
         <w:tabs>
           <w:tab w:val="center" w:leader="none" w:pos="4833"/>
         </w:tabs>
+        <w:ind w:right="-4.724409448817823"/>
         <w:jc w:val="center"/>
         <w:rPr>
           <w:rFonts w:ascii="Arial" w:cs="Arial" w:eastAsia="Arial" w:hAnsi="Arial"/>
@@ -5291,50 +5988,1489 @@
       </w:pPr>
       <w:r>
         <w:rPr>
-          <w:rFonts w:ascii="Arial" w:cs="Arial" w:eastAsia="Arial" w:hAnsi="Arial"/>
-          <w:color w:val="231f20"/>
-        </w:rPr>
-        <w:drawing>
-          <wp:inline distB="0" distT="0" distL="0" distR="0">
-            <wp:extent cx="5434731" cy="5185625"/>
-            <wp:effectExtent b="0" l="0" r="0" t="0"/>
-            <wp:docPr id="8" name="image6.png"/>
-            <a:graphic>
-              <a:graphicData uri="http://schemas.openxmlformats.org/drawingml/2006/picture">
-                <pic:pic>
-                  <pic:nvPicPr>
-                    <pic:cNvPr id="0" name="image6.png"/>
-                    <pic:cNvPicPr preferRelativeResize="0"/>
-                  </pic:nvPicPr>
-                  <pic:blipFill>
-                    <a:blip r:embed="rId9"/>
-                    <a:srcRect b="0" l="0" r="0" t="0"/>
-                    <a:stretch>
-                      <a:fillRect/>
-                    </a:stretch>
-                  </pic:blipFill>
-                  <pic:spPr>
-                    <a:xfrm>
-                      <a:off x="0" y="0"/>
-                      <a:ext cx="5434731" cy="5185625"/>
-                    </a:xfrm>
-                    <a:prstGeom prst="rect"/>
-                    <a:ln/>
-                  </pic:spPr>
-                </pic:pic>
-              </a:graphicData>
-            </a:graphic>
-          </wp:inline>
-        </w:drawing>
-      </w:r>
-      <w:r>
-        <w:rPr>
-          <w:rtl w:val="0"/>
-        </w:rPr>
-      </w:r>
-    </w:p>
-    <w:p>
-      <w:pPr>
+          <w:rtl w:val="0"/>
+        </w:rPr>
+      </w:r>
+    </w:p>
+    <w:p>
+      <w:pPr>
+        <w:tabs>
+          <w:tab w:val="center" w:leader="none" w:pos="4833"/>
+        </w:tabs>
+        <w:ind w:right="-4.724409448817823"/>
+        <w:jc w:val="center"/>
+        <w:rPr>
+          <w:rFonts w:ascii="Arial" w:cs="Arial" w:eastAsia="Arial" w:hAnsi="Arial"/>
+          <w:color w:val="231f20"/>
+        </w:rPr>
+      </w:pPr>
+      <w:r>
+        <w:rPr>
+          <w:rtl w:val="0"/>
+        </w:rPr>
+      </w:r>
+    </w:p>
+    <w:p>
+      <w:pPr>
+        <w:tabs>
+          <w:tab w:val="center" w:leader="none" w:pos="4833"/>
+        </w:tabs>
+        <w:ind w:right="-4.724409448817823"/>
+        <w:jc w:val="center"/>
+        <w:rPr>
+          <w:rFonts w:ascii="Arial" w:cs="Arial" w:eastAsia="Arial" w:hAnsi="Arial"/>
+          <w:color w:val="231f20"/>
+        </w:rPr>
+      </w:pPr>
+      <w:r>
+        <w:rPr>
+          <w:rFonts w:ascii="Arial" w:cs="Arial" w:eastAsia="Arial" w:hAnsi="Arial"/>
+          <w:color w:val="231f20"/>
+        </w:rPr>
+        <mc:AlternateContent>
+          <mc:Choice Requires="wpg">
+            <w:drawing>
+              <wp:inline distB="114300" distT="114300" distL="114300" distR="114300">
+                <wp:extent cx="6370316" cy="5248380"/>
+                <wp:effectExtent b="0" l="0" r="0" t="0"/>
+                <wp:docPr id="1" name=""/>
+                <a:graphic>
+                  <a:graphicData uri="http://schemas.microsoft.com/office/word/2010/wordprocessingGroup">
+                    <wpg:wgp>
+                      <wpg:cNvGrpSpPr/>
+                      <wpg:grpSpPr>
+                        <a:xfrm>
+                          <a:off x="597850" y="255400"/>
+                          <a:ext cx="6370316" cy="5248380"/>
+                          <a:chOff x="597850" y="255400"/>
+                          <a:chExt cx="7836175" cy="6451600"/>
+                        </a:xfrm>
+                      </wpg:grpSpPr>
+                      <wps:wsp>
+                        <wps:cNvCnPr/>
+                        <wps:spPr>
+                          <a:xfrm flipH="1" rot="10800000">
+                            <a:off x="4694575" y="1580800"/>
+                            <a:ext cx="20100" cy="40200"/>
+                          </a:xfrm>
+                          <a:prstGeom prst="straightConnector1">
+                            <a:avLst/>
+                          </a:prstGeom>
+                          <a:noFill/>
+                          <a:ln cap="flat" cmpd="sng" w="9525">
+                            <a:solidFill>
+                              <a:srgbClr val="000000"/>
+                            </a:solidFill>
+                            <a:prstDash val="dot"/>
+                            <a:round/>
+                            <a:headEnd len="med" w="med" type="none"/>
+                            <a:tailEnd len="med" w="med" type="none"/>
+                          </a:ln>
+                        </wps:spPr>
+                        <wps:bodyPr anchorCtr="0" anchor="ctr" bIns="91425" lIns="91425" spcFirstLastPara="1" rIns="91425" wrap="square" tIns="91425">
+                          <a:noAutofit/>
+                        </wps:bodyPr>
+                      </wps:wsp>
+                      <wpg:grpSp>
+                        <wpg:cNvGrpSpPr/>
+                        <wpg:grpSpPr>
+                          <a:xfrm>
+                            <a:off x="597850" y="255425"/>
+                            <a:ext cx="7821825" cy="1580175"/>
+                            <a:chOff x="883600" y="522125"/>
+                            <a:chExt cx="7821825" cy="1580175"/>
+                          </a:xfrm>
+                        </wpg:grpSpPr>
+                        <wps:wsp>
+                          <wps:cNvSpPr/>
+                          <wps:cNvPr id="4" name="Shape 4"/>
+                          <wps:spPr>
+                            <a:xfrm>
+                              <a:off x="883600" y="522125"/>
+                              <a:ext cx="1921125" cy="1525750"/>
+                            </a:xfrm>
+                            <a:prstGeom prst="flowChartOffpageConnector">
+                              <a:avLst/>
+                            </a:prstGeom>
+                            <a:solidFill>
+                              <a:srgbClr val="2FA36B"/>
+                            </a:solidFill>
+                            <a:ln>
+                              <a:noFill/>
+                            </a:ln>
+                          </wps:spPr>
+                          <wps:txbx>
+                            <w:txbxContent>
+                              <w:p>
+                                <w:pPr>
+                                  <w:spacing w:after="0" w:before="0" w:line="240"/>
+                                  <w:ind w:left="0" w:right="0" w:firstLine="0"/>
+                                  <w:jc w:val="center"/>
+                                  <w:textDirection w:val="btLr"/>
+                                </w:pPr>
+                              </w:p>
+                            </w:txbxContent>
+                          </wps:txbx>
+                          <wps:bodyPr anchorCtr="0" anchor="ctr" bIns="91425" lIns="91425" spcFirstLastPara="1" rIns="91425" wrap="square" tIns="91425">
+                            <a:noAutofit/>
+                          </wps:bodyPr>
+                        </wps:wsp>
+                        <wps:wsp>
+                          <wps:cNvSpPr/>
+                          <wps:cNvPr id="5" name="Shape 5"/>
+                          <wps:spPr>
+                            <a:xfrm>
+                              <a:off x="2804725" y="532175"/>
+                              <a:ext cx="5900700" cy="1215000"/>
+                            </a:xfrm>
+                            <a:prstGeom prst="roundRect">
+                              <a:avLst>
+                                <a:gd fmla="val 0" name="adj"/>
+                              </a:avLst>
+                            </a:prstGeom>
+                            <a:noFill/>
+                            <a:ln cap="flat" cmpd="sng" w="9525">
+                              <a:solidFill>
+                                <a:srgbClr val="2FA36B"/>
+                              </a:solidFill>
+                              <a:prstDash val="solid"/>
+                              <a:round/>
+                              <a:headEnd len="sm" w="sm" type="none"/>
+                              <a:tailEnd len="sm" w="sm" type="none"/>
+                            </a:ln>
+                          </wps:spPr>
+                          <wps:txbx>
+                            <w:txbxContent>
+                              <w:p>
+                                <w:pPr>
+                                  <w:spacing w:after="0" w:before="0" w:line="240"/>
+                                  <w:ind w:left="0" w:right="0" w:firstLine="0"/>
+                                  <w:jc w:val="center"/>
+                                  <w:textDirection w:val="btLr"/>
+                                </w:pPr>
+                              </w:p>
+                            </w:txbxContent>
+                          </wps:txbx>
+                          <wps:bodyPr anchorCtr="0" anchor="ctr" bIns="91425" lIns="91425" spcFirstLastPara="1" rIns="91425" wrap="square" tIns="91425">
+                            <a:noAutofit/>
+                          </wps:bodyPr>
+                        </wps:wsp>
+                        <wps:wsp>
+                          <wps:cNvSpPr txBox="1"/>
+                          <wps:cNvPr id="6" name="Shape 6"/>
+                          <wps:spPr>
+                            <a:xfrm>
+                              <a:off x="2911882" y="632582"/>
+                              <a:ext cx="5683200" cy="1024200"/>
+                            </a:xfrm>
+                            <a:prstGeom prst="rect">
+                              <a:avLst/>
+                            </a:prstGeom>
+                            <a:noFill/>
+                            <a:ln>
+                              <a:noFill/>
+                            </a:ln>
+                          </wps:spPr>
+                          <wps:txbx>
+                            <w:txbxContent>
+                              <w:p>
+                                <w:pPr>
+                                  <w:spacing w:after="0" w:before="0" w:line="240"/>
+                                  <w:ind w:left="720" w:right="0" w:firstLine="360"/>
+                                  <w:jc w:val="left"/>
+                                  <w:textDirection w:val="btLr"/>
+                                </w:pPr>
+                                <w:r>
+                                  <w:rPr>
+                                    <w:rFonts w:ascii="Arial" w:cs="Arial" w:eastAsia="Arial" w:hAnsi="Arial"/>
+                                    <w:b w:val="0"/>
+                                    <w:i w:val="0"/>
+                                    <w:smallCaps w:val="0"/>
+                                    <w:strike w:val="0"/>
+                                    <w:color w:val="231f20"/>
+                                    <w:sz w:val="28"/>
+                                    <w:vertAlign w:val="baseline"/>
+                                  </w:rPr>
+                                  <w:t xml:space="preserve">Risks analysis context</w:t>
+                                </w:r>
+                              </w:p>
+                              <w:p>
+                                <w:pPr>
+                                  <w:spacing w:after="0" w:before="0" w:line="240"/>
+                                  <w:ind w:left="720" w:right="0" w:firstLine="360"/>
+                                  <w:jc w:val="left"/>
+                                  <w:textDirection w:val="btLr"/>
+                                </w:pPr>
+                                <w:r>
+                                  <w:rPr>
+                                    <w:rFonts w:ascii="Arial" w:cs="Arial" w:eastAsia="Arial" w:hAnsi="Arial"/>
+                                    <w:b w:val="0"/>
+                                    <w:i w:val="0"/>
+                                    <w:smallCaps w:val="0"/>
+                                    <w:strike w:val="0"/>
+                                    <w:color w:val="231f20"/>
+                                    <w:sz w:val="28"/>
+                                    <w:vertAlign w:val="baseline"/>
+                                  </w:rPr>
+                                </w:r>
+                                <w:r>
+                                  <w:rPr>
+                                    <w:rFonts w:ascii="Arial" w:cs="Arial" w:eastAsia="Arial" w:hAnsi="Arial"/>
+                                    <w:b w:val="0"/>
+                                    <w:i w:val="0"/>
+                                    <w:smallCaps w:val="0"/>
+                                    <w:strike w:val="0"/>
+                                    <w:color w:val="231f20"/>
+                                    <w:sz w:val="28"/>
+                                    <w:vertAlign w:val="baseline"/>
+                                  </w:rPr>
+                                  <w:t xml:space="preserve">Evaluation of Trends and Threat, and synthesis</w:t>
+                                </w:r>
+                              </w:p>
+                              <w:p>
+                                <w:pPr>
+                                  <w:spacing w:after="0" w:before="0" w:line="240"/>
+                                  <w:ind w:left="720" w:right="0" w:firstLine="360"/>
+                                  <w:jc w:val="left"/>
+                                  <w:textDirection w:val="btLr"/>
+                                </w:pPr>
+                                <w:r>
+                                  <w:rPr>
+                                    <w:rFonts w:ascii="Arial" w:cs="Arial" w:eastAsia="Arial" w:hAnsi="Arial"/>
+                                    <w:b w:val="0"/>
+                                    <w:i w:val="0"/>
+                                    <w:smallCaps w:val="0"/>
+                                    <w:strike w:val="0"/>
+                                    <w:color w:val="231f20"/>
+                                    <w:sz w:val="28"/>
+                                    <w:vertAlign w:val="baseline"/>
+                                  </w:rPr>
+                                </w:r>
+                                <w:r>
+                                  <w:rPr>
+                                    <w:rFonts w:ascii="Arial" w:cs="Arial" w:eastAsia="Arial" w:hAnsi="Arial"/>
+                                    <w:b w:val="0"/>
+                                    <w:i w:val="0"/>
+                                    <w:smallCaps w:val="0"/>
+                                    <w:strike w:val="0"/>
+                                    <w:color w:val="231f20"/>
+                                    <w:sz w:val="28"/>
+                                    <w:vertAlign w:val="baseline"/>
+                                  </w:rPr>
+                                  <w:t xml:space="preserve">Risks management organisation</w:t>
+                                </w:r>
+                              </w:p>
+                              <w:p>
+                                <w:pPr>
+                                  <w:spacing w:after="0" w:before="0" w:line="240"/>
+                                  <w:ind w:left="720" w:right="0" w:firstLine="360"/>
+                                  <w:jc w:val="left"/>
+                                  <w:textDirection w:val="btLr"/>
+                                </w:pPr>
+                                <w:r>
+                                  <w:rPr>
+                                    <w:rFonts w:ascii="Arial" w:cs="Arial" w:eastAsia="Arial" w:hAnsi="Arial"/>
+                                    <w:b w:val="0"/>
+                                    <w:i w:val="0"/>
+                                    <w:smallCaps w:val="0"/>
+                                    <w:strike w:val="0"/>
+                                    <w:color w:val="231f20"/>
+                                    <w:sz w:val="28"/>
+                                    <w:vertAlign w:val="baseline"/>
+                                  </w:rPr>
+                                </w:r>
+                                <w:r>
+                                  <w:rPr>
+                                    <w:rFonts w:ascii="Arial" w:cs="Arial" w:eastAsia="Arial" w:hAnsi="Arial"/>
+                                    <w:b w:val="0"/>
+                                    <w:i w:val="0"/>
+                                    <w:smallCaps w:val="0"/>
+                                    <w:strike w:val="0"/>
+                                    <w:color w:val="231f20"/>
+                                    <w:sz w:val="28"/>
+                                    <w:vertAlign w:val="baseline"/>
+                                  </w:rPr>
+                                  <w:t xml:space="preserve">Definition of the risk evaluation criteria</w:t>
+                                </w:r>
+                              </w:p>
+                              <w:p>
+                                <w:pPr>
+                                  <w:spacing w:after="0" w:before="0" w:line="240"/>
+                                  <w:ind w:left="0" w:right="0" w:firstLine="0"/>
+                                  <w:jc w:val="left"/>
+                                  <w:textDirection w:val="btLr"/>
+                                </w:pPr>
+                                <w:r>
+                                  <w:rPr>
+                                    <w:rFonts w:ascii="Arial" w:cs="Arial" w:eastAsia="Arial" w:hAnsi="Arial"/>
+                                    <w:b w:val="0"/>
+                                    <w:i w:val="0"/>
+                                    <w:smallCaps w:val="0"/>
+                                    <w:strike w:val="0"/>
+                                    <w:color w:val="231f20"/>
+                                    <w:sz w:val="28"/>
+                                    <w:vertAlign w:val="baseline"/>
+                                  </w:rPr>
+                                </w:r>
+                              </w:p>
+                            </w:txbxContent>
+                          </wps:txbx>
+                          <wps:bodyPr anchorCtr="0" anchor="t" bIns="91425" lIns="91425" spcFirstLastPara="1" rIns="91425" wrap="square" tIns="91425">
+                            <a:noAutofit/>
+                          </wps:bodyPr>
+                        </wps:wsp>
+                        <wps:wsp>
+                          <wps:cNvSpPr txBox="1"/>
+                          <wps:cNvPr id="7" name="Shape 7"/>
+                          <wps:spPr>
+                            <a:xfrm>
+                              <a:off x="994047" y="883600"/>
+                              <a:ext cx="1686900" cy="615600"/>
+                            </a:xfrm>
+                            <a:prstGeom prst="rect">
+                              <a:avLst/>
+                            </a:prstGeom>
+                            <a:noFill/>
+                            <a:ln>
+                              <a:noFill/>
+                            </a:ln>
+                          </wps:spPr>
+                          <wps:txbx>
+                            <w:txbxContent>
+                              <w:p>
+                                <w:pPr>
+                                  <w:spacing w:after="0" w:before="0" w:line="240"/>
+                                  <w:ind w:left="0" w:right="0" w:firstLine="0"/>
+                                  <w:jc w:val="center"/>
+                                  <w:textDirection w:val="btLr"/>
+                                </w:pPr>
+                                <w:r>
+                                  <w:rPr>
+                                    <w:rFonts w:ascii="Arial" w:cs="Arial" w:eastAsia="Arial" w:hAnsi="Arial"/>
+                                    <w:b w:val="1"/>
+                                    <w:i w:val="0"/>
+                                    <w:smallCaps w:val="0"/>
+                                    <w:strike w:val="0"/>
+                                    <w:color w:val="ffffff"/>
+                                    <w:sz w:val="28"/>
+                                    <w:vertAlign w:val="baseline"/>
+                                  </w:rPr>
+                                  <w:t xml:space="preserve">Context establishment</w:t>
+                                </w:r>
+                              </w:p>
+                            </w:txbxContent>
+                          </wps:txbx>
+                          <wps:bodyPr anchorCtr="0" anchor="t" bIns="91425" lIns="91425" spcFirstLastPara="1" rIns="91425" wrap="square" tIns="91425">
+                            <a:spAutoFit/>
+                          </wps:bodyPr>
+                        </wps:wsp>
+                        <wpg:grpSp>
+                          <wpg:cNvGrpSpPr/>
+                          <wpg:grpSpPr>
+                            <a:xfrm>
+                              <a:off x="3434009" y="1763600"/>
+                              <a:ext cx="4650738" cy="338700"/>
+                              <a:chOff x="3514337" y="1763600"/>
+                              <a:chExt cx="4650738" cy="338700"/>
+                            </a:xfrm>
+                          </wpg:grpSpPr>
+                          <wps:wsp>
+                            <wps:cNvCnPr/>
+                            <wps:spPr>
+                              <a:xfrm flipH="1" rot="10800000">
+                                <a:off x="3514337" y="1938050"/>
+                                <a:ext cx="1305300" cy="9900"/>
+                              </a:xfrm>
+                              <a:prstGeom prst="straightConnector1">
+                                <a:avLst/>
+                              </a:prstGeom>
+                              <a:noFill/>
+                              <a:ln cap="flat" cmpd="sng" w="9525">
+                                <a:solidFill>
+                                  <a:srgbClr val="2FA36B"/>
+                                </a:solidFill>
+                                <a:prstDash val="dot"/>
+                                <a:round/>
+                                <a:headEnd len="med" w="med" type="none"/>
+                                <a:tailEnd len="med" w="med" type="none"/>
+                              </a:ln>
+                            </wps:spPr>
+                            <wps:bodyPr anchorCtr="0" anchor="ctr" bIns="91425" lIns="91425" spcFirstLastPara="1" rIns="91425" wrap="square" tIns="91425">
+                              <a:noAutofit/>
+                            </wps:bodyPr>
+                          </wps:wsp>
+                          <wps:wsp>
+                            <wps:cNvSpPr txBox="1"/>
+                            <wps:cNvPr id="10" name="Shape 10"/>
+                            <wps:spPr>
+                              <a:xfrm>
+                                <a:off x="4839775" y="1763600"/>
+                                <a:ext cx="2098500" cy="338700"/>
+                              </a:xfrm>
+                              <a:prstGeom prst="rect">
+                                <a:avLst/>
+                              </a:prstGeom>
+                              <a:noFill/>
+                              <a:ln>
+                                <a:noFill/>
+                              </a:ln>
+                            </wps:spPr>
+                            <wps:txbx>
+                              <w:txbxContent>
+                                <w:p>
+                                  <w:pPr>
+                                    <w:spacing w:after="0" w:before="0" w:line="240"/>
+                                    <w:ind w:left="0" w:right="0" w:firstLine="0"/>
+                                    <w:jc w:val="left"/>
+                                    <w:textDirection w:val="btLr"/>
+                                  </w:pPr>
+                                  <w:r>
+                                    <w:rPr>
+                                      <w:rFonts w:ascii="Arial" w:cs="Arial" w:eastAsia="Arial" w:hAnsi="Arial"/>
+                                      <w:b w:val="1"/>
+                                      <w:i w:val="0"/>
+                                      <w:smallCaps w:val="0"/>
+                                      <w:strike w:val="0"/>
+                                      <w:color w:val="000000"/>
+                                      <w:sz w:val="20"/>
+                                      <w:vertAlign w:val="baseline"/>
+                                    </w:rPr>
+                                    <w:t xml:space="preserve">Deliverable: Context Validation</w:t>
+                                  </w:r>
+                                </w:p>
+                              </w:txbxContent>
+                            </wps:txbx>
+                            <wps:bodyPr anchorCtr="0" anchor="t" bIns="91425" lIns="91425" spcFirstLastPara="1" rIns="91425" wrap="square" tIns="91425">
+                              <a:spAutoFit/>
+                            </wps:bodyPr>
+                          </wps:wsp>
+                          <wps:wsp>
+                            <wps:cNvCnPr/>
+                            <wps:spPr>
+                              <a:xfrm flipH="1" rot="10800000">
+                                <a:off x="6859775" y="1928000"/>
+                                <a:ext cx="1305300" cy="9900"/>
+                              </a:xfrm>
+                              <a:prstGeom prst="straightConnector1">
+                                <a:avLst/>
+                              </a:prstGeom>
+                              <a:noFill/>
+                              <a:ln cap="flat" cmpd="sng" w="9525">
+                                <a:solidFill>
+                                  <a:srgbClr val="2FA36B"/>
+                                </a:solidFill>
+                                <a:prstDash val="dot"/>
+                                <a:round/>
+                                <a:headEnd len="med" w="med" type="none"/>
+                                <a:tailEnd len="med" w="med" type="none"/>
+                              </a:ln>
+                            </wps:spPr>
+                            <wps:bodyPr anchorCtr="0" anchor="ctr" bIns="91425" lIns="91425" spcFirstLastPara="1" rIns="91425" wrap="square" tIns="91425">
+                              <a:noAutofit/>
+                            </wps:bodyPr>
+                          </wps:wsp>
+                        </wpg:grpSp>
+                      </wpg:grpSp>
+                      <wpg:grpSp>
+                        <wpg:cNvGrpSpPr/>
+                        <wpg:grpSpPr>
+                          <a:xfrm>
+                            <a:off x="607375" y="1865150"/>
+                            <a:ext cx="7821825" cy="1580175"/>
+                            <a:chOff x="883600" y="522125"/>
+                            <a:chExt cx="7821825" cy="1580175"/>
+                          </a:xfrm>
+                        </wpg:grpSpPr>
+                        <wps:wsp>
+                          <wps:cNvSpPr/>
+                          <wps:cNvPr id="13" name="Shape 13"/>
+                          <wps:spPr>
+                            <a:xfrm>
+                              <a:off x="883600" y="522125"/>
+                              <a:ext cx="1921125" cy="1525750"/>
+                            </a:xfrm>
+                            <a:prstGeom prst="flowChartOffpageConnector">
+                              <a:avLst/>
+                            </a:prstGeom>
+                            <a:solidFill>
+                              <a:srgbClr val="2C8CA3"/>
+                            </a:solidFill>
+                            <a:ln>
+                              <a:noFill/>
+                            </a:ln>
+                          </wps:spPr>
+                          <wps:txbx>
+                            <w:txbxContent>
+                              <w:p>
+                                <w:pPr>
+                                  <w:spacing w:after="0" w:before="0" w:line="240"/>
+                                  <w:ind w:left="0" w:right="0" w:firstLine="0"/>
+                                  <w:jc w:val="center"/>
+                                  <w:textDirection w:val="btLr"/>
+                                </w:pPr>
+                              </w:p>
+                            </w:txbxContent>
+                          </wps:txbx>
+                          <wps:bodyPr anchorCtr="0" anchor="ctr" bIns="91425" lIns="91425" spcFirstLastPara="1" rIns="91425" wrap="square" tIns="91425">
+                            <a:noAutofit/>
+                          </wps:bodyPr>
+                        </wps:wsp>
+                        <wps:wsp>
+                          <wps:cNvSpPr/>
+                          <wps:cNvPr id="14" name="Shape 14"/>
+                          <wps:spPr>
+                            <a:xfrm>
+                              <a:off x="2804725" y="532175"/>
+                              <a:ext cx="5900700" cy="1215000"/>
+                            </a:xfrm>
+                            <a:prstGeom prst="roundRect">
+                              <a:avLst>
+                                <a:gd fmla="val 0" name="adj"/>
+                              </a:avLst>
+                            </a:prstGeom>
+                            <a:noFill/>
+                            <a:ln cap="flat" cmpd="sng" w="9525">
+                              <a:solidFill>
+                                <a:srgbClr val="2C8CA3"/>
+                              </a:solidFill>
+                              <a:prstDash val="solid"/>
+                              <a:round/>
+                              <a:headEnd len="sm" w="sm" type="none"/>
+                              <a:tailEnd len="sm" w="sm" type="none"/>
+                            </a:ln>
+                          </wps:spPr>
+                          <wps:txbx>
+                            <w:txbxContent>
+                              <w:p>
+                                <w:pPr>
+                                  <w:spacing w:after="0" w:before="0" w:line="240"/>
+                                  <w:ind w:left="0" w:right="0" w:firstLine="0"/>
+                                  <w:jc w:val="center"/>
+                                  <w:textDirection w:val="btLr"/>
+                                </w:pPr>
+                              </w:p>
+                            </w:txbxContent>
+                          </wps:txbx>
+                          <wps:bodyPr anchorCtr="0" anchor="ctr" bIns="91425" lIns="91425" spcFirstLastPara="1" rIns="91425" wrap="square" tIns="91425">
+                            <a:noAutofit/>
+                          </wps:bodyPr>
+                        </wps:wsp>
+                        <wps:wsp>
+                          <wps:cNvSpPr txBox="1"/>
+                          <wps:cNvPr id="15" name="Shape 15"/>
+                          <wps:spPr>
+                            <a:xfrm>
+                              <a:off x="2911882" y="632582"/>
+                              <a:ext cx="5683200" cy="1024200"/>
+                            </a:xfrm>
+                            <a:prstGeom prst="rect">
+                              <a:avLst/>
+                            </a:prstGeom>
+                            <a:noFill/>
+                            <a:ln>
+                              <a:noFill/>
+                            </a:ln>
+                          </wps:spPr>
+                          <wps:txbx>
+                            <w:txbxContent>
+                              <w:p>
+                                <w:pPr>
+                                  <w:spacing w:after="0" w:before="0" w:line="240"/>
+                                  <w:ind w:left="720" w:right="0" w:firstLine="360"/>
+                                  <w:jc w:val="left"/>
+                                  <w:textDirection w:val="btLr"/>
+                                </w:pPr>
+                                <w:r>
+                                  <w:rPr>
+                                    <w:rFonts w:ascii="Arial" w:cs="Arial" w:eastAsia="Arial" w:hAnsi="Arial"/>
+                                    <w:b w:val="0"/>
+                                    <w:i w:val="0"/>
+                                    <w:smallCaps w:val="0"/>
+                                    <w:strike w:val="0"/>
+                                    <w:color w:val="231f20"/>
+                                    <w:sz w:val="28"/>
+                                    <w:vertAlign w:val="baseline"/>
+                                  </w:rPr>
+                                  <w:t xml:space="preserve">Identification of assets, vulnerabilities and impacts appreciation</w:t>
+                                </w:r>
+                              </w:p>
+                              <w:p>
+                                <w:pPr>
+                                  <w:spacing w:after="0" w:before="0" w:line="240"/>
+                                  <w:ind w:left="720" w:right="0" w:firstLine="360"/>
+                                  <w:jc w:val="left"/>
+                                  <w:textDirection w:val="btLr"/>
+                                </w:pPr>
+                                <w:r>
+                                  <w:rPr>
+                                    <w:rFonts w:ascii="Arial" w:cs="Arial" w:eastAsia="Arial" w:hAnsi="Arial"/>
+                                    <w:b w:val="0"/>
+                                    <w:i w:val="0"/>
+                                    <w:smallCaps w:val="0"/>
+                                    <w:strike w:val="0"/>
+                                    <w:color w:val="231f20"/>
+                                    <w:sz w:val="28"/>
+                                    <w:vertAlign w:val="baseline"/>
+                                  </w:rPr>
+                                </w:r>
+                                <w:r>
+                                  <w:rPr>
+                                    <w:rFonts w:ascii="Arial" w:cs="Arial" w:eastAsia="Arial" w:hAnsi="Arial"/>
+                                    <w:b w:val="0"/>
+                                    <w:i w:val="0"/>
+                                    <w:smallCaps w:val="0"/>
+                                    <w:strike w:val="0"/>
+                                    <w:color w:val="231f20"/>
+                                    <w:sz w:val="28"/>
+                                    <w:vertAlign w:val="baseline"/>
+                                  </w:rPr>
+                                  <w:t xml:space="preserve">Synthesis of assets / impacts</w:t>
+                                </w:r>
+                              </w:p>
+                              <w:p>
+                                <w:pPr>
+                                  <w:spacing w:after="0" w:before="0" w:line="240"/>
+                                  <w:ind w:left="0" w:right="0" w:firstLine="0"/>
+                                  <w:jc w:val="left"/>
+                                  <w:textDirection w:val="btLr"/>
+                                </w:pPr>
+                                <w:r>
+                                  <w:rPr>
+                                    <w:rFonts w:ascii="Arial" w:cs="Arial" w:eastAsia="Arial" w:hAnsi="Arial"/>
+                                    <w:b w:val="0"/>
+                                    <w:i w:val="0"/>
+                                    <w:smallCaps w:val="0"/>
+                                    <w:strike w:val="0"/>
+                                    <w:color w:val="231f20"/>
+                                    <w:sz w:val="28"/>
+                                    <w:vertAlign w:val="baseline"/>
+                                  </w:rPr>
+                                </w:r>
+                              </w:p>
+                            </w:txbxContent>
+                          </wps:txbx>
+                          <wps:bodyPr anchorCtr="0" anchor="t" bIns="91425" lIns="91425" spcFirstLastPara="1" rIns="91425" wrap="square" tIns="91425">
+                            <a:noAutofit/>
+                          </wps:bodyPr>
+                        </wps:wsp>
+                        <wps:wsp>
+                          <wps:cNvSpPr txBox="1"/>
+                          <wps:cNvPr id="16" name="Shape 16"/>
+                          <wps:spPr>
+                            <a:xfrm>
+                              <a:off x="994047" y="883600"/>
+                              <a:ext cx="1686900" cy="615600"/>
+                            </a:xfrm>
+                            <a:prstGeom prst="rect">
+                              <a:avLst/>
+                            </a:prstGeom>
+                            <a:noFill/>
+                            <a:ln>
+                              <a:noFill/>
+                            </a:ln>
+                          </wps:spPr>
+                          <wps:txbx>
+                            <w:txbxContent>
+                              <w:p>
+                                <w:pPr>
+                                  <w:spacing w:after="0" w:before="0" w:line="240"/>
+                                  <w:ind w:left="0" w:right="0" w:firstLine="0"/>
+                                  <w:jc w:val="center"/>
+                                  <w:textDirection w:val="btLr"/>
+                                </w:pPr>
+                                <w:r>
+                                  <w:rPr>
+                                    <w:rFonts w:ascii="Arial" w:cs="Arial" w:eastAsia="Arial" w:hAnsi="Arial"/>
+                                    <w:b w:val="1"/>
+                                    <w:i w:val="0"/>
+                                    <w:smallCaps w:val="0"/>
+                                    <w:strike w:val="0"/>
+                                    <w:color w:val="ffffff"/>
+                                    <w:sz w:val="28"/>
+                                    <w:vertAlign w:val="baseline"/>
+                                  </w:rPr>
+                                  <w:t xml:space="preserve">Context modelling</w:t>
+                                </w:r>
+                              </w:p>
+                            </w:txbxContent>
+                          </wps:txbx>
+                          <wps:bodyPr anchorCtr="0" anchor="t" bIns="91425" lIns="91425" spcFirstLastPara="1" rIns="91425" wrap="square" tIns="91425">
+                            <a:spAutoFit/>
+                          </wps:bodyPr>
+                        </wps:wsp>
+                        <wpg:grpSp>
+                          <wpg:cNvGrpSpPr/>
+                          <wpg:grpSpPr>
+                            <a:xfrm>
+                              <a:off x="3434009" y="1763600"/>
+                              <a:ext cx="4650738" cy="338700"/>
+                              <a:chOff x="3514337" y="1763600"/>
+                              <a:chExt cx="4650738" cy="338700"/>
+                            </a:xfrm>
+                          </wpg:grpSpPr>
+                          <wps:wsp>
+                            <wps:cNvCnPr/>
+                            <wps:spPr>
+                              <a:xfrm flipH="1" rot="10800000">
+                                <a:off x="3514337" y="1938050"/>
+                                <a:ext cx="1305300" cy="9900"/>
+                              </a:xfrm>
+                              <a:prstGeom prst="straightConnector1">
+                                <a:avLst/>
+                              </a:prstGeom>
+                              <a:noFill/>
+                              <a:ln cap="flat" cmpd="sng" w="9525">
+                                <a:solidFill>
+                                  <a:srgbClr val="2C8CA3"/>
+                                </a:solidFill>
+                                <a:prstDash val="dot"/>
+                                <a:round/>
+                                <a:headEnd len="med" w="med" type="none"/>
+                                <a:tailEnd len="med" w="med" type="none"/>
+                              </a:ln>
+                            </wps:spPr>
+                            <wps:bodyPr anchorCtr="0" anchor="ctr" bIns="91425" lIns="91425" spcFirstLastPara="1" rIns="91425" wrap="square" tIns="91425">
+                              <a:noAutofit/>
+                            </wps:bodyPr>
+                          </wps:wsp>
+                          <wps:wsp>
+                            <wps:cNvSpPr txBox="1"/>
+                            <wps:cNvPr id="19" name="Shape 19"/>
+                            <wps:spPr>
+                              <a:xfrm>
+                                <a:off x="4839775" y="1763600"/>
+                                <a:ext cx="2098500" cy="338700"/>
+                              </a:xfrm>
+                              <a:prstGeom prst="rect">
+                                <a:avLst/>
+                              </a:prstGeom>
+                              <a:noFill/>
+                              <a:ln>
+                                <a:noFill/>
+                              </a:ln>
+                            </wps:spPr>
+                            <wps:txbx>
+                              <w:txbxContent>
+                                <w:p>
+                                  <w:pPr>
+                                    <w:spacing w:after="240" w:before="240" w:line="275.9999942779541"/>
+                                    <w:ind w:left="0" w:right="0" w:firstLine="0"/>
+                                    <w:jc w:val="left"/>
+                                    <w:textDirection w:val="btLr"/>
+                                  </w:pPr>
+                                  <w:r>
+                                    <w:rPr>
+                                      <w:rFonts w:ascii="Arial" w:cs="Arial" w:eastAsia="Arial" w:hAnsi="Arial"/>
+                                      <w:b w:val="1"/>
+                                      <w:i w:val="0"/>
+                                      <w:smallCaps w:val="0"/>
+                                      <w:strike w:val="0"/>
+                                      <w:color w:val="000000"/>
+                                      <w:sz w:val="20"/>
+                                      <w:vertAlign w:val="baseline"/>
+                                    </w:rPr>
+                                    <w:t xml:space="preserve">Deliverable: Model Validation</w:t>
+                                  </w:r>
+                                </w:p>
+                              </w:txbxContent>
+                            </wps:txbx>
+                            <wps:bodyPr anchorCtr="0" anchor="t" bIns="91425" lIns="91425" spcFirstLastPara="1" rIns="91425" wrap="square" tIns="91425">
+                              <a:spAutoFit/>
+                            </wps:bodyPr>
+                          </wps:wsp>
+                          <wps:wsp>
+                            <wps:cNvCnPr/>
+                            <wps:spPr>
+                              <a:xfrm flipH="1" rot="10800000">
+                                <a:off x="6859775" y="1928000"/>
+                                <a:ext cx="1305300" cy="9900"/>
+                              </a:xfrm>
+                              <a:prstGeom prst="straightConnector1">
+                                <a:avLst/>
+                              </a:prstGeom>
+                              <a:noFill/>
+                              <a:ln cap="flat" cmpd="sng" w="9525">
+                                <a:solidFill>
+                                  <a:srgbClr val="2C8CA3"/>
+                                </a:solidFill>
+                                <a:prstDash val="dot"/>
+                                <a:round/>
+                                <a:headEnd len="med" w="med" type="none"/>
+                                <a:tailEnd len="med" w="med" type="none"/>
+                              </a:ln>
+                            </wps:spPr>
+                            <wps:bodyPr anchorCtr="0" anchor="ctr" bIns="91425" lIns="91425" spcFirstLastPara="1" rIns="91425" wrap="square" tIns="91425">
+                              <a:noAutofit/>
+                            </wps:bodyPr>
+                          </wps:wsp>
+                        </wpg:grpSp>
+                      </wpg:grpSp>
+                      <wpg:grpSp>
+                        <wpg:cNvGrpSpPr/>
+                        <wpg:grpSpPr>
+                          <a:xfrm>
+                            <a:off x="607375" y="3474875"/>
+                            <a:ext cx="7821825" cy="1580175"/>
+                            <a:chOff x="883600" y="522125"/>
+                            <a:chExt cx="7821825" cy="1580175"/>
+                          </a:xfrm>
+                        </wpg:grpSpPr>
+                        <wps:wsp>
+                          <wps:cNvSpPr/>
+                          <wps:cNvPr id="22" name="Shape 22"/>
+                          <wps:spPr>
+                            <a:xfrm>
+                              <a:off x="883600" y="522125"/>
+                              <a:ext cx="1921125" cy="1525750"/>
+                            </a:xfrm>
+                            <a:prstGeom prst="flowChartOffpageConnector">
+                              <a:avLst/>
+                            </a:prstGeom>
+                            <a:solidFill>
+                              <a:srgbClr val="F1B800"/>
+                            </a:solidFill>
+                            <a:ln>
+                              <a:noFill/>
+                            </a:ln>
+                          </wps:spPr>
+                          <wps:txbx>
+                            <w:txbxContent>
+                              <w:p>
+                                <w:pPr>
+                                  <w:spacing w:after="0" w:before="0" w:line="240"/>
+                                  <w:ind w:left="0" w:right="0" w:firstLine="0"/>
+                                  <w:jc w:val="center"/>
+                                  <w:textDirection w:val="btLr"/>
+                                </w:pPr>
+                              </w:p>
+                            </w:txbxContent>
+                          </wps:txbx>
+                          <wps:bodyPr anchorCtr="0" anchor="ctr" bIns="91425" lIns="91425" spcFirstLastPara="1" rIns="91425" wrap="square" tIns="91425">
+                            <a:noAutofit/>
+                          </wps:bodyPr>
+                        </wps:wsp>
+                        <wps:wsp>
+                          <wps:cNvSpPr/>
+                          <wps:cNvPr id="23" name="Shape 23"/>
+                          <wps:spPr>
+                            <a:xfrm>
+                              <a:off x="2804725" y="532175"/>
+                              <a:ext cx="5900700" cy="1215000"/>
+                            </a:xfrm>
+                            <a:prstGeom prst="roundRect">
+                              <a:avLst>
+                                <a:gd fmla="val 0" name="adj"/>
+                              </a:avLst>
+                            </a:prstGeom>
+                            <a:noFill/>
+                            <a:ln cap="flat" cmpd="sng" w="9525">
+                              <a:solidFill>
+                                <a:srgbClr val="F1B800"/>
+                              </a:solidFill>
+                              <a:prstDash val="solid"/>
+                              <a:round/>
+                              <a:headEnd len="sm" w="sm" type="none"/>
+                              <a:tailEnd len="sm" w="sm" type="none"/>
+                            </a:ln>
+                          </wps:spPr>
+                          <wps:txbx>
+                            <w:txbxContent>
+                              <w:p>
+                                <w:pPr>
+                                  <w:spacing w:after="0" w:before="0" w:line="240"/>
+                                  <w:ind w:left="0" w:right="0" w:firstLine="0"/>
+                                  <w:jc w:val="center"/>
+                                  <w:textDirection w:val="btLr"/>
+                                </w:pPr>
+                              </w:p>
+                            </w:txbxContent>
+                          </wps:txbx>
+                          <wps:bodyPr anchorCtr="0" anchor="ctr" bIns="91425" lIns="91425" spcFirstLastPara="1" rIns="91425" wrap="square" tIns="91425">
+                            <a:noAutofit/>
+                          </wps:bodyPr>
+                        </wps:wsp>
+                        <wps:wsp>
+                          <wps:cNvSpPr txBox="1"/>
+                          <wps:cNvPr id="24" name="Shape 24"/>
+                          <wps:spPr>
+                            <a:xfrm>
+                              <a:off x="2911882" y="632582"/>
+                              <a:ext cx="5683200" cy="1024200"/>
+                            </a:xfrm>
+                            <a:prstGeom prst="rect">
+                              <a:avLst/>
+                            </a:prstGeom>
+                            <a:noFill/>
+                            <a:ln>
+                              <a:noFill/>
+                            </a:ln>
+                          </wps:spPr>
+                          <wps:txbx>
+                            <w:txbxContent>
+                              <w:p>
+                                <w:pPr>
+                                  <w:spacing w:after="0" w:before="0" w:line="240"/>
+                                  <w:ind w:left="720" w:right="0" w:firstLine="360"/>
+                                  <w:jc w:val="left"/>
+                                  <w:textDirection w:val="btLr"/>
+                                </w:pPr>
+                                <w:r>
+                                  <w:rPr>
+                                    <w:rFonts w:ascii="Arial" w:cs="Arial" w:eastAsia="Arial" w:hAnsi="Arial"/>
+                                    <w:b w:val="0"/>
+                                    <w:i w:val="0"/>
+                                    <w:smallCaps w:val="0"/>
+                                    <w:strike w:val="0"/>
+                                    <w:color w:val="231f20"/>
+                                    <w:sz w:val="28"/>
+                                    <w:vertAlign w:val="baseline"/>
+                                  </w:rPr>
+                                  <w:t xml:space="preserve">Estimation, evaluation and risk treatment</w:t>
+                                </w:r>
+                              </w:p>
+                              <w:p>
+                                <w:pPr>
+                                  <w:spacing w:after="0" w:before="0" w:line="240"/>
+                                  <w:ind w:left="720" w:right="0" w:firstLine="360"/>
+                                  <w:jc w:val="left"/>
+                                  <w:textDirection w:val="btLr"/>
+                                </w:pPr>
+                                <w:r>
+                                  <w:rPr>
+                                    <w:rFonts w:ascii="Arial" w:cs="Arial" w:eastAsia="Arial" w:hAnsi="Arial"/>
+                                    <w:b w:val="0"/>
+                                    <w:i w:val="0"/>
+                                    <w:smallCaps w:val="0"/>
+                                    <w:strike w:val="0"/>
+                                    <w:color w:val="231f20"/>
+                                    <w:sz w:val="28"/>
+                                    <w:vertAlign w:val="baseline"/>
+                                  </w:rPr>
+                                </w:r>
+                                <w:r>
+                                  <w:rPr>
+                                    <w:rFonts w:ascii="Arial" w:cs="Arial" w:eastAsia="Arial" w:hAnsi="Arial"/>
+                                    <w:b w:val="0"/>
+                                    <w:i w:val="0"/>
+                                    <w:smallCaps w:val="0"/>
+                                    <w:strike w:val="0"/>
+                                    <w:color w:val="231f20"/>
+                                    <w:sz w:val="28"/>
+                                    <w:vertAlign w:val="baseline"/>
+                                  </w:rPr>
+                                  <w:t xml:space="preserve">Risk treatment plan management</w:t>
+                                </w:r>
+                              </w:p>
+                              <w:p>
+                                <w:pPr>
+                                  <w:spacing w:after="0" w:before="0" w:line="240"/>
+                                  <w:ind w:left="0" w:right="0" w:firstLine="0"/>
+                                  <w:jc w:val="left"/>
+                                  <w:textDirection w:val="btLr"/>
+                                </w:pPr>
+                                <w:r>
+                                  <w:rPr>
+                                    <w:rFonts w:ascii="Arial" w:cs="Arial" w:eastAsia="Arial" w:hAnsi="Arial"/>
+                                    <w:b w:val="0"/>
+                                    <w:i w:val="0"/>
+                                    <w:smallCaps w:val="0"/>
+                                    <w:strike w:val="0"/>
+                                    <w:color w:val="231f20"/>
+                                    <w:sz w:val="28"/>
+                                    <w:vertAlign w:val="baseline"/>
+                                  </w:rPr>
+                                </w:r>
+                              </w:p>
+                            </w:txbxContent>
+                          </wps:txbx>
+                          <wps:bodyPr anchorCtr="0" anchor="t" bIns="91425" lIns="91425" spcFirstLastPara="1" rIns="91425" wrap="square" tIns="91425">
+                            <a:noAutofit/>
+                          </wps:bodyPr>
+                        </wps:wsp>
+                        <wps:wsp>
+                          <wps:cNvSpPr txBox="1"/>
+                          <wps:cNvPr id="25" name="Shape 25"/>
+                          <wps:spPr>
+                            <a:xfrm>
+                              <a:off x="994047" y="883600"/>
+                              <a:ext cx="1686900" cy="648000"/>
+                            </a:xfrm>
+                            <a:prstGeom prst="rect">
+                              <a:avLst/>
+                            </a:prstGeom>
+                            <a:noFill/>
+                            <a:ln>
+                              <a:noFill/>
+                            </a:ln>
+                          </wps:spPr>
+                          <wps:txbx>
+                            <w:txbxContent>
+                              <w:p>
+                                <w:pPr>
+                                  <w:spacing w:after="80" w:before="360" w:line="275.9999942779541"/>
+                                  <w:ind w:left="0" w:right="0" w:firstLine="0"/>
+                                  <w:jc w:val="center"/>
+                                  <w:textDirection w:val="btLr"/>
+                                </w:pPr>
+                                <w:r>
+                                  <w:rPr>
+                                    <w:rFonts w:ascii="Arial" w:cs="Arial" w:eastAsia="Arial" w:hAnsi="Arial"/>
+                                    <w:b w:val="1"/>
+                                    <w:i w:val="0"/>
+                                    <w:smallCaps w:val="0"/>
+                                    <w:strike w:val="0"/>
+                                    <w:color w:val="ffffff"/>
+                                    <w:sz w:val="28"/>
+                                    <w:vertAlign w:val="baseline"/>
+                                  </w:rPr>
+                                  <w:t xml:space="preserve">Evaluation and treatment of risks</w:t>
+                                </w:r>
+                              </w:p>
+                            </w:txbxContent>
+                          </wps:txbx>
+                          <wps:bodyPr anchorCtr="0" anchor="t" bIns="91425" lIns="91425" spcFirstLastPara="1" rIns="91425" wrap="square" tIns="91425">
+                            <a:spAutoFit/>
+                          </wps:bodyPr>
+                        </wps:wsp>
+                        <wpg:grpSp>
+                          <wpg:cNvGrpSpPr/>
+                          <wpg:grpSpPr>
+                            <a:xfrm>
+                              <a:off x="3472125" y="1763600"/>
+                              <a:ext cx="4544100" cy="338700"/>
+                              <a:chOff x="3552453" y="1763600"/>
+                              <a:chExt cx="4544100" cy="338700"/>
+                            </a:xfrm>
+                          </wpg:grpSpPr>
+                          <wps:wsp>
+                            <wps:cNvCnPr/>
+                            <wps:spPr>
+                              <a:xfrm flipH="1" rot="10800000">
+                                <a:off x="3552453" y="1932950"/>
+                                <a:ext cx="894900" cy="15000"/>
+                              </a:xfrm>
+                              <a:prstGeom prst="straightConnector1">
+                                <a:avLst/>
+                              </a:prstGeom>
+                              <a:noFill/>
+                              <a:ln cap="flat" cmpd="sng" w="9525">
+                                <a:solidFill>
+                                  <a:srgbClr val="F1B800"/>
+                                </a:solidFill>
+                                <a:prstDash val="dot"/>
+                                <a:round/>
+                                <a:headEnd len="med" w="med" type="none"/>
+                                <a:tailEnd len="med" w="med" type="none"/>
+                              </a:ln>
+                            </wps:spPr>
+                            <wps:bodyPr anchorCtr="0" anchor="ctr" bIns="91425" lIns="91425" spcFirstLastPara="1" rIns="91425" wrap="square" tIns="91425">
+                              <a:noAutofit/>
+                            </wps:bodyPr>
+                          </wps:wsp>
+                          <wps:wsp>
+                            <wps:cNvSpPr txBox="1"/>
+                            <wps:cNvPr id="28" name="Shape 28"/>
+                            <wps:spPr>
+                              <a:xfrm>
+                                <a:off x="4447353" y="1763600"/>
+                                <a:ext cx="2668200" cy="338700"/>
+                              </a:xfrm>
+                              <a:prstGeom prst="rect">
+                                <a:avLst/>
+                              </a:prstGeom>
+                              <a:noFill/>
+                              <a:ln>
+                                <a:noFill/>
+                              </a:ln>
+                            </wps:spPr>
+                            <wps:txbx>
+                              <w:txbxContent>
+                                <w:p>
+                                  <w:pPr>
+                                    <w:spacing w:after="240" w:before="240" w:line="275.9999942779541"/>
+                                    <w:ind w:left="0" w:right="0" w:firstLine="0"/>
+                                    <w:jc w:val="left"/>
+                                    <w:textDirection w:val="btLr"/>
+                                  </w:pPr>
+                                  <w:r>
+                                    <w:rPr>
+                                      <w:rFonts w:ascii="Arial" w:cs="Arial" w:eastAsia="Arial" w:hAnsi="Arial"/>
+                                      <w:b w:val="1"/>
+                                      <w:i w:val="0"/>
+                                      <w:smallCaps w:val="0"/>
+                                      <w:strike w:val="0"/>
+                                      <w:color w:val="000000"/>
+                                      <w:sz w:val="20"/>
+                                      <w:vertAlign w:val="baseline"/>
+                                    </w:rPr>
+                                    <w:t xml:space="preserve">Deliverable: Final Report / Decision point</w:t>
+                                  </w:r>
+                                </w:p>
+                              </w:txbxContent>
+                            </wps:txbx>
+                            <wps:bodyPr anchorCtr="0" anchor="t" bIns="91425" lIns="91425" spcFirstLastPara="1" rIns="91425" wrap="square" tIns="91425">
+                              <a:spAutoFit/>
+                            </wps:bodyPr>
+                          </wps:wsp>
+                          <wps:wsp>
+                            <wps:cNvCnPr/>
+                            <wps:spPr>
+                              <a:xfrm flipH="1" rot="10800000">
+                                <a:off x="7115553" y="1928150"/>
+                                <a:ext cx="981000" cy="4800"/>
+                              </a:xfrm>
+                              <a:prstGeom prst="straightConnector1">
+                                <a:avLst/>
+                              </a:prstGeom>
+                              <a:noFill/>
+                              <a:ln cap="flat" cmpd="sng" w="9525">
+                                <a:solidFill>
+                                  <a:srgbClr val="F1B800"/>
+                                </a:solidFill>
+                                <a:prstDash val="dot"/>
+                                <a:round/>
+                                <a:headEnd len="med" w="med" type="none"/>
+                                <a:tailEnd len="med" w="med" type="none"/>
+                              </a:ln>
+                            </wps:spPr>
+                            <wps:bodyPr anchorCtr="0" anchor="ctr" bIns="91425" lIns="91425" spcFirstLastPara="1" rIns="91425" wrap="square" tIns="91425">
+                              <a:noAutofit/>
+                            </wps:bodyPr>
+                          </wps:wsp>
+                        </wpg:grpSp>
+                      </wpg:grpSp>
+                      <wpg:grpSp>
+                        <wpg:cNvGrpSpPr/>
+                        <wpg:grpSpPr>
+                          <a:xfrm>
+                            <a:off x="607375" y="5094125"/>
+                            <a:ext cx="7821825" cy="1612875"/>
+                            <a:chOff x="883600" y="522125"/>
+                            <a:chExt cx="7821825" cy="1612875"/>
+                          </a:xfrm>
+                        </wpg:grpSpPr>
+                        <wps:wsp>
+                          <wps:cNvSpPr/>
+                          <wps:cNvPr id="31" name="Shape 31"/>
+                          <wps:spPr>
+                            <a:xfrm>
+                              <a:off x="883600" y="522125"/>
+                              <a:ext cx="1921125" cy="1525750"/>
+                            </a:xfrm>
+                            <a:prstGeom prst="flowChartOffpageConnector">
+                              <a:avLst/>
+                            </a:prstGeom>
+                            <a:solidFill>
+                              <a:srgbClr val="C0392B"/>
+                            </a:solidFill>
+                            <a:ln>
+                              <a:noFill/>
+                            </a:ln>
+                          </wps:spPr>
+                          <wps:txbx>
+                            <w:txbxContent>
+                              <w:p>
+                                <w:pPr>
+                                  <w:spacing w:after="0" w:before="0" w:line="240"/>
+                                  <w:ind w:left="0" w:right="0" w:firstLine="0"/>
+                                  <w:jc w:val="center"/>
+                                  <w:textDirection w:val="btLr"/>
+                                </w:pPr>
+                              </w:p>
+                            </w:txbxContent>
+                          </wps:txbx>
+                          <wps:bodyPr anchorCtr="0" anchor="ctr" bIns="91425" lIns="91425" spcFirstLastPara="1" rIns="91425" wrap="square" tIns="91425">
+                            <a:noAutofit/>
+                          </wps:bodyPr>
+                        </wps:wsp>
+                        <wps:wsp>
+                          <wps:cNvSpPr/>
+                          <wps:cNvPr id="32" name="Shape 32"/>
+                          <wps:spPr>
+                            <a:xfrm>
+                              <a:off x="2804725" y="532175"/>
+                              <a:ext cx="5900700" cy="1215000"/>
+                            </a:xfrm>
+                            <a:prstGeom prst="roundRect">
+                              <a:avLst>
+                                <a:gd fmla="val 0" name="adj"/>
+                              </a:avLst>
+                            </a:prstGeom>
+                            <a:noFill/>
+                            <a:ln cap="flat" cmpd="sng" w="9525">
+                              <a:solidFill>
+                                <a:srgbClr val="C0392B"/>
+                              </a:solidFill>
+                              <a:prstDash val="solid"/>
+                              <a:round/>
+                              <a:headEnd len="sm" w="sm" type="none"/>
+                              <a:tailEnd len="sm" w="sm" type="none"/>
+                            </a:ln>
+                          </wps:spPr>
+                          <wps:txbx>
+                            <w:txbxContent>
+                              <w:p>
+                                <w:pPr>
+                                  <w:spacing w:after="0" w:before="0" w:line="240"/>
+                                  <w:ind w:left="0" w:right="0" w:firstLine="0"/>
+                                  <w:jc w:val="center"/>
+                                  <w:textDirection w:val="btLr"/>
+                                </w:pPr>
+                              </w:p>
+                            </w:txbxContent>
+                          </wps:txbx>
+                          <wps:bodyPr anchorCtr="0" anchor="ctr" bIns="91425" lIns="91425" spcFirstLastPara="1" rIns="91425" wrap="square" tIns="91425">
+                            <a:noAutofit/>
+                          </wps:bodyPr>
+                        </wps:wsp>
+                        <wps:wsp>
+                          <wps:cNvSpPr txBox="1"/>
+                          <wps:cNvPr id="33" name="Shape 33"/>
+                          <wps:spPr>
+                            <a:xfrm>
+                              <a:off x="2911882" y="632582"/>
+                              <a:ext cx="5683200" cy="1024200"/>
+                            </a:xfrm>
+                            <a:prstGeom prst="rect">
+                              <a:avLst/>
+                            </a:prstGeom>
+                            <a:noFill/>
+                            <a:ln>
+                              <a:noFill/>
+                            </a:ln>
+                          </wps:spPr>
+                          <wps:txbx>
+                            <w:txbxContent>
+                              <w:p>
+                                <w:pPr>
+                                  <w:spacing w:after="0" w:before="0" w:line="240"/>
+                                  <w:ind w:left="720" w:right="0" w:firstLine="360"/>
+                                  <w:jc w:val="left"/>
+                                  <w:textDirection w:val="btLr"/>
+                                </w:pPr>
+                                <w:r>
+                                  <w:rPr>
+                                    <w:rFonts w:ascii="Arial" w:cs="Arial" w:eastAsia="Arial" w:hAnsi="Arial"/>
+                                    <w:b w:val="0"/>
+                                    <w:i w:val="0"/>
+                                    <w:smallCaps w:val="0"/>
+                                    <w:strike w:val="0"/>
+                                    <w:color w:val="231f20"/>
+                                    <w:sz w:val="28"/>
+                                    <w:vertAlign w:val="baseline"/>
+                                  </w:rPr>
+                                  <w:t xml:space="preserve">Management of the implementation of the risk treatment plan</w:t>
+                                </w:r>
+                              </w:p>
+                            </w:txbxContent>
+                          </wps:txbx>
+                          <wps:bodyPr anchorCtr="0" anchor="t" bIns="91425" lIns="91425" spcFirstLastPara="1" rIns="91425" wrap="square" tIns="91425">
+                            <a:noAutofit/>
+                          </wps:bodyPr>
+                        </wps:wsp>
+                        <wps:wsp>
+                          <wps:cNvSpPr txBox="1"/>
+                          <wps:cNvPr id="34" name="Shape 34"/>
+                          <wps:spPr>
+                            <a:xfrm>
+                              <a:off x="994047" y="883600"/>
+                              <a:ext cx="1686900" cy="648000"/>
+                            </a:xfrm>
+                            <a:prstGeom prst="rect">
+                              <a:avLst/>
+                            </a:prstGeom>
+                            <a:noFill/>
+                            <a:ln>
+                              <a:noFill/>
+                            </a:ln>
+                          </wps:spPr>
+                          <wps:txbx>
+                            <w:txbxContent>
+                              <w:p>
+                                <w:pPr>
+                                  <w:spacing w:after="80" w:before="360" w:line="275.9999942779541"/>
+                                  <w:ind w:left="0" w:right="0" w:firstLine="0"/>
+                                  <w:jc w:val="center"/>
+                                  <w:textDirection w:val="btLr"/>
+                                </w:pPr>
+                                <w:r>
+                                  <w:rPr>
+                                    <w:rFonts w:ascii="Arial" w:cs="Arial" w:eastAsia="Arial" w:hAnsi="Arial"/>
+                                    <w:b w:val="1"/>
+                                    <w:i w:val="0"/>
+                                    <w:smallCaps w:val="0"/>
+                                    <w:strike w:val="0"/>
+                                    <w:color w:val="ffffff"/>
+                                    <w:sz w:val="28"/>
+                                    <w:vertAlign w:val="baseline"/>
+                                  </w:rPr>
+                                  <w:t xml:space="preserve">Implementation and monitoring</w:t>
+                                </w:r>
+                              </w:p>
+                            </w:txbxContent>
+                          </wps:txbx>
+                          <wps:bodyPr anchorCtr="0" anchor="t" bIns="91425" lIns="91425" spcFirstLastPara="1" rIns="91425" wrap="square" tIns="91425">
+                            <a:spAutoFit/>
+                          </wps:bodyPr>
+                        </wps:wsp>
+                        <wpg:grpSp>
+                          <wpg:cNvGrpSpPr/>
+                          <wpg:grpSpPr>
+                            <a:xfrm>
+                              <a:off x="3464562" y="1796300"/>
+                              <a:ext cx="4523125" cy="338700"/>
+                              <a:chOff x="3544890" y="1796300"/>
+                              <a:chExt cx="4523125" cy="338700"/>
+                            </a:xfrm>
+                          </wpg:grpSpPr>
+                          <wps:wsp>
+                            <wps:cNvCnPr/>
+                            <wps:spPr>
+                              <a:xfrm>
+                                <a:off x="3544890" y="1963250"/>
+                                <a:ext cx="1068000" cy="2400"/>
+                              </a:xfrm>
+                              <a:prstGeom prst="straightConnector1">
+                                <a:avLst/>
+                              </a:prstGeom>
+                              <a:noFill/>
+                              <a:ln cap="flat" cmpd="sng" w="9525">
+                                <a:solidFill>
+                                  <a:srgbClr val="C0392B"/>
+                                </a:solidFill>
+                                <a:prstDash val="dot"/>
+                                <a:round/>
+                                <a:headEnd len="med" w="med" type="none"/>
+                                <a:tailEnd len="med" w="med" type="none"/>
+                              </a:ln>
+                            </wps:spPr>
+                            <wps:bodyPr anchorCtr="0" anchor="ctr" bIns="91425" lIns="91425" spcFirstLastPara="1" rIns="91425" wrap="square" tIns="91425">
+                              <a:noAutofit/>
+                            </wps:bodyPr>
+                          </wps:wsp>
+                          <wps:wsp>
+                            <wps:cNvSpPr txBox="1"/>
+                            <wps:cNvPr id="37" name="Shape 37"/>
+                            <wps:spPr>
+                              <a:xfrm>
+                                <a:off x="4612890" y="1796300"/>
+                                <a:ext cx="2191800" cy="338700"/>
+                              </a:xfrm>
+                              <a:prstGeom prst="rect">
+                                <a:avLst/>
+                              </a:prstGeom>
+                              <a:noFill/>
+                              <a:ln>
+                                <a:noFill/>
+                              </a:ln>
+                            </wps:spPr>
+                            <wps:txbx>
+                              <w:txbxContent>
+                                <w:p>
+                                  <w:pPr>
+                                    <w:spacing w:after="240" w:before="240" w:line="275.9999942779541"/>
+                                    <w:ind w:left="0" w:right="0" w:firstLine="0"/>
+                                    <w:jc w:val="left"/>
+                                    <w:textDirection w:val="btLr"/>
+                                  </w:pPr>
+                                  <w:r>
+                                    <w:rPr>
+                                      <w:rFonts w:ascii="Arial" w:cs="Arial" w:eastAsia="Arial" w:hAnsi="Arial"/>
+                                      <w:b w:val="1"/>
+                                      <w:i w:val="0"/>
+                                      <w:smallCaps w:val="0"/>
+                                      <w:strike w:val="0"/>
+                                      <w:color w:val="000000"/>
+                                      <w:sz w:val="20"/>
+                                      <w:vertAlign w:val="baseline"/>
+                                    </w:rPr>
+                                    <w:t xml:space="preserve">Deliverable: Implementation Plan</w:t>
+                                  </w:r>
+                                </w:p>
+                              </w:txbxContent>
+                            </wps:txbx>
+                            <wps:bodyPr anchorCtr="0" anchor="t" bIns="91425" lIns="91425" spcFirstLastPara="1" rIns="91425" wrap="square" tIns="91425">
+                              <a:spAutoFit/>
+                            </wps:bodyPr>
+                          </wps:wsp>
+                          <wps:wsp>
+                            <wps:cNvCnPr/>
+                            <wps:spPr>
+                              <a:xfrm flipH="1" rot="10800000">
+                                <a:off x="6820015" y="1954750"/>
+                                <a:ext cx="1248000" cy="3600"/>
+                              </a:xfrm>
+                              <a:prstGeom prst="straightConnector1">
+                                <a:avLst/>
+                              </a:prstGeom>
+                              <a:noFill/>
+                              <a:ln cap="flat" cmpd="sng" w="9525">
+                                <a:solidFill>
+                                  <a:srgbClr val="C0392B"/>
+                                </a:solidFill>
+                                <a:prstDash val="dot"/>
+                                <a:round/>
+                                <a:headEnd len="med" w="med" type="none"/>
+                                <a:tailEnd len="med" w="med" type="none"/>
+                              </a:ln>
+                            </wps:spPr>
+                            <wps:bodyPr anchorCtr="0" anchor="ctr" bIns="91425" lIns="91425" spcFirstLastPara="1" rIns="91425" wrap="square" tIns="91425">
+                              <a:noAutofit/>
+                            </wps:bodyPr>
+                          </wps:wsp>
+                        </wpg:grpSp>
+                      </wpg:grpSp>
+                    </wpg:wgp>
+                  </a:graphicData>
+                </a:graphic>
+              </wp:inline>
+            </w:drawing>
+          </mc:Choice>
+          <mc:Fallback>
+            <w:drawing>
+              <wp:inline distB="114300" distT="114300" distL="114300" distR="114300">
+                <wp:extent cx="6370316" cy="5248380"/>
+                <wp:effectExtent b="0" l="0" r="0" t="0"/>
+                <wp:docPr id="1" name="image4.png"/>
+                <a:graphic>
+                  <a:graphicData uri="http://schemas.openxmlformats.org/drawingml/2006/picture">
+                    <pic:pic>
+                      <pic:nvPicPr>
+                        <pic:cNvPr id="0" name="image4.png"/>
+                        <pic:cNvPicPr preferRelativeResize="0"/>
+                      </pic:nvPicPr>
+                      <pic:blipFill>
+                        <a:blip r:embed="rId10"/>
+                        <a:srcRect/>
+                        <a:stretch>
+                          <a:fillRect/>
+                        </a:stretch>
+                      </pic:blipFill>
+                      <pic:spPr>
+                        <a:xfrm>
+                          <a:off x="0" y="0"/>
+                          <a:ext cx="6370316" cy="5248380"/>
+                        </a:xfrm>
+                        <a:prstGeom prst="rect"/>
+                        <a:ln/>
+                      </pic:spPr>
+                    </pic:pic>
+                  </a:graphicData>
+                </a:graphic>
+              </wp:inline>
+            </w:drawing>
+          </mc:Fallback>
+        </mc:AlternateContent>
+      </w:r>
+      <w:r>
+        <w:rPr>
+          <w:rtl w:val="0"/>
+        </w:rPr>
+      </w:r>
+    </w:p>
+    <w:p>
+      <w:pPr>
+        <w:ind w:right="-4.724409448817823"/>
         <w:rPr>
           <w:rFonts w:ascii="Arial" w:cs="Arial" w:eastAsia="Arial" w:hAnsi="Arial"/>
           <w:color w:val="231f20"/>
@@ -5351,6 +7487,7 @@
     </w:p>
     <w:p>
       <w:pPr>
+        <w:ind w:right="-4.724409448817823"/>
         <w:rPr>
           <w:rFonts w:ascii="Arial" w:cs="Arial" w:eastAsia="Arial" w:hAnsi="Arial"/>
           <w:color w:val="231f20"/>
@@ -5368,6 +7505,7 @@
     <w:p>
       <w:pPr>
         <w:spacing w:before="240" w:lineRule="auto"/>
+        <w:ind w:right="-4.724409448817823"/>
         <w:rPr>
           <w:rFonts w:ascii="Arial" w:cs="Arial" w:eastAsia="Arial" w:hAnsi="Arial"/>
           <w:b w:val="1"/>
@@ -5389,6 +7527,7 @@
     <w:p>
       <w:pPr>
         <w:spacing w:before="240" w:lineRule="auto"/>
+        <w:ind w:right="-4.724409448817823"/>
         <w:rPr>
           <w:rFonts w:ascii="Arial" w:cs="Arial" w:eastAsia="Arial" w:hAnsi="Arial"/>
           <w:color w:val="231f20"/>
@@ -5406,6 +7545,7 @@
     <w:p>
       <w:pPr>
         <w:spacing w:after="0" w:lineRule="auto"/>
+        <w:ind w:right="-4.724409448817823"/>
         <w:rPr>
           <w:rFonts w:ascii="Arial" w:cs="Arial" w:eastAsia="Arial" w:hAnsi="Arial"/>
           <w:b w:val="1"/>
@@ -5427,6 +7567,7 @@
     <w:p>
       <w:pPr>
         <w:spacing w:after="0" w:lineRule="auto"/>
+        <w:ind w:right="-4.724409448817823"/>
         <w:rPr>
           <w:rFonts w:ascii="Arial" w:cs="Arial" w:eastAsia="Arial" w:hAnsi="Arial"/>
           <w:b w:val="1"/>
@@ -5443,6 +7584,7 @@
     <w:p>
       <w:pPr>
         <w:spacing w:after="0" w:lineRule="auto"/>
+        <w:ind w:right="-4.724409448817823"/>
         <w:rPr>
           <w:rFonts w:ascii="Arial" w:cs="Arial" w:eastAsia="Arial" w:hAnsi="Arial"/>
           <w:color w:val="231f20"/>
@@ -5460,6 +7602,7 @@
     <w:p>
       <w:pPr>
         <w:spacing w:before="240" w:lineRule="auto"/>
+        <w:ind w:right="-4.724409448817823"/>
         <w:rPr>
           <w:rFonts w:ascii="Arial" w:cs="Arial" w:eastAsia="Arial" w:hAnsi="Arial"/>
           <w:color w:val="231f20"/>
@@ -5477,6 +7620,7 @@
     <w:p>
       <w:pPr>
         <w:spacing w:after="0" w:lineRule="auto"/>
+        <w:ind w:right="-4.724409448817823"/>
         <w:rPr>
           <w:rFonts w:ascii="Arial" w:cs="Arial" w:eastAsia="Arial" w:hAnsi="Arial"/>
           <w:b w:val="1"/>
@@ -5498,6 +7642,7 @@
     <w:p>
       <w:pPr>
         <w:spacing w:after="0" w:lineRule="auto"/>
+        <w:ind w:right="-4.724409448817823"/>
         <w:rPr>
           <w:rFonts w:ascii="Arial" w:cs="Arial" w:eastAsia="Arial" w:hAnsi="Arial"/>
           <w:b w:val="1"/>
@@ -5514,6 +7659,7 @@
     <w:p>
       <w:pPr>
         <w:spacing w:after="0" w:lineRule="auto"/>
+        <w:ind w:right="-4.724409448817823"/>
         <w:rPr>
           <w:rFonts w:ascii="Arial" w:cs="Arial" w:eastAsia="Arial" w:hAnsi="Arial"/>
           <w:color w:val="231f20"/>
@@ -5531,6 +7677,7 @@
     <w:p>
       <w:pPr>
         <w:spacing w:after="0" w:lineRule="auto"/>
+        <w:ind w:right="-4.724409448817823"/>
         <w:rPr>
           <w:rFonts w:ascii="Arial" w:cs="Arial" w:eastAsia="Arial" w:hAnsi="Arial"/>
           <w:color w:val="231f20"/>
@@ -5548,6 +7695,7 @@
     <w:p>
       <w:pPr>
         <w:spacing w:after="0" w:lineRule="auto"/>
+        <w:ind w:right="-4.724409448817823"/>
         <w:rPr>
           <w:rFonts w:ascii="Arial" w:cs="Arial" w:eastAsia="Arial" w:hAnsi="Arial"/>
           <w:color w:val="231f20"/>
@@ -5565,6 +7713,7 @@
     <w:p>
       <w:pPr>
         <w:spacing w:before="240" w:lineRule="auto"/>
+        <w:ind w:right="-4.724409448817823"/>
         <w:rPr>
           <w:rFonts w:ascii="Arial" w:cs="Arial" w:eastAsia="Arial" w:hAnsi="Arial"/>
           <w:b w:val="1"/>
@@ -5586,6 +7735,7 @@
     <w:p>
       <w:pPr>
         <w:spacing w:before="240" w:lineRule="auto"/>
+        <w:ind w:right="-4.724409448817823"/>
         <w:rPr>
           <w:rFonts w:ascii="Arial" w:cs="Arial" w:eastAsia="Arial" w:hAnsi="Arial"/>
           <w:color w:val="231f20"/>
@@ -5603,6 +7753,7 @@
     <w:p>
       <w:pPr>
         <w:spacing w:before="240" w:lineRule="auto"/>
+        <w:ind w:right="-4.724409448817823"/>
         <w:rPr>
           <w:rFonts w:ascii="Arial" w:cs="Arial" w:eastAsia="Arial" w:hAnsi="Arial"/>
           <w:color w:val="231f20"/>
@@ -5620,6 +7771,7 @@
     <w:p>
       <w:pPr>
         <w:spacing w:before="240" w:lineRule="auto"/>
+        <w:ind w:right="-4.724409448817823"/>
         <w:rPr>
           <w:rFonts w:ascii="Arial" w:cs="Arial" w:eastAsia="Arial" w:hAnsi="Arial"/>
           <w:color w:val="231f20"/>
@@ -5641,13 +7793,13 @@
           <w:ilvl w:val="0"/>
           <w:numId w:val="1"/>
         </w:numPr>
-        <w:ind w:left="432" w:hanging="432"/>
-        <w:rPr>
-          <w:rFonts w:ascii="Arial" w:cs="Arial" w:eastAsia="Arial" w:hAnsi="Arial"/>
-          <w:color w:val="231f20"/>
-        </w:rPr>
-      </w:pPr>
-      <w:bookmarkStart w:colFirst="0" w:colLast="0" w:name="_npz5z7nnra28" w:id="7"/>
+        <w:ind w:left="432" w:right="-4.724409448817823" w:hanging="432"/>
+        <w:rPr>
+          <w:rFonts w:ascii="Arial" w:cs="Arial" w:eastAsia="Arial" w:hAnsi="Arial"/>
+          <w:color w:val="231f20"/>
+        </w:rPr>
+      </w:pPr>
+      <w:bookmarkStart w:colFirst="0" w:colLast="0" w:name="_2hamgqx6bq9b" w:id="7"/>
       <w:bookmarkEnd w:id="7"/>
       <w:r>
         <w:rPr>
@@ -5666,13 +7818,10 @@
           <w:numId w:val="1"/>
         </w:numPr>
         <w:spacing w:before="0" w:lineRule="auto"/>
-        <w:ind w:left="576" w:hanging="576"/>
-        <w:rPr>
-          <w:rFonts w:ascii="Arial" w:cs="Arial" w:eastAsia="Arial" w:hAnsi="Arial"/>
-          <w:color w:val="231f20"/>
-        </w:rPr>
-      </w:pPr>
-      <w:bookmarkStart w:colFirst="0" w:colLast="0" w:name="_i4afxakn4itj" w:id="8"/>
+        <w:ind w:left="576" w:right="-4.724409448817823" w:hanging="576"/>
+        <w:rPr/>
+      </w:pPr>
+      <w:bookmarkStart w:colFirst="0" w:colLast="0" w:name="_yyz44jlt1xo6" w:id="8"/>
       <w:bookmarkEnd w:id="8"/>
       <w:r>
         <w:rPr>
@@ -5685,6 +7834,7 @@
     </w:p>
     <w:p>
       <w:pPr>
+        <w:ind w:right="-4.724409448817823"/>
         <w:rPr>
           <w:rFonts w:ascii="Arial" w:cs="Arial" w:eastAsia="Arial" w:hAnsi="Arial"/>
           <w:color w:val="231f20"/>
@@ -5707,13 +7857,10 @@
           <w:numId w:val="1"/>
         </w:numPr>
         <w:spacing w:before="0" w:lineRule="auto"/>
-        <w:ind w:left="576" w:hanging="576"/>
-        <w:rPr>
-          <w:rFonts w:ascii="Arial" w:cs="Arial" w:eastAsia="Arial" w:hAnsi="Arial"/>
-          <w:color w:val="231f20"/>
-        </w:rPr>
-      </w:pPr>
-      <w:bookmarkStart w:colFirst="0" w:colLast="0" w:name="_es9og43gbjmy" w:id="9"/>
+        <w:ind w:left="576" w:right="-4.724409448817823" w:hanging="576"/>
+        <w:rPr/>
+      </w:pPr>
+      <w:bookmarkStart w:colFirst="0" w:colLast="0" w:name="_ti4nlluh37bo" w:id="9"/>
       <w:bookmarkEnd w:id="9"/>
       <w:r>
         <w:rPr>
@@ -5731,13 +7878,13 @@
           <w:ilvl w:val="2"/>
           <w:numId w:val="1"/>
         </w:numPr>
-        <w:ind w:left="709" w:hanging="720"/>
-        <w:rPr>
-          <w:rFonts w:ascii="Arial" w:cs="Arial" w:eastAsia="Arial" w:hAnsi="Arial"/>
-          <w:color w:val="231f20"/>
-        </w:rPr>
-      </w:pPr>
-      <w:bookmarkStart w:colFirst="0" w:colLast="0" w:name="_jrj19d9ynrrq" w:id="10"/>
+        <w:ind w:left="709" w:right="-4.724409448817823" w:hanging="720"/>
+        <w:rPr>
+          <w:rFonts w:ascii="Arial" w:cs="Arial" w:eastAsia="Arial" w:hAnsi="Arial"/>
+          <w:color w:val="231f20"/>
+        </w:rPr>
+      </w:pPr>
+      <w:bookmarkStart w:colFirst="0" w:colLast="0" w:name="_9mmt147o6zc7" w:id="10"/>
       <w:bookmarkEnd w:id="10"/>
       <w:r>
         <w:rPr>
@@ -5755,13 +7902,13 @@
           <w:ilvl w:val="3"/>
           <w:numId w:val="1"/>
         </w:numPr>
-        <w:ind w:left="864" w:hanging="864"/>
-        <w:rPr>
-          <w:rFonts w:ascii="Arial" w:cs="Arial" w:eastAsia="Arial" w:hAnsi="Arial"/>
-          <w:color w:val="231f20"/>
-        </w:rPr>
-      </w:pPr>
-      <w:bookmarkStart w:colFirst="0" w:colLast="0" w:name="_n135j6c41q3c" w:id="11"/>
+        <w:ind w:left="864" w:right="-4.724409448817823" w:hanging="864"/>
+        <w:rPr>
+          <w:rFonts w:ascii="Arial" w:cs="Arial" w:eastAsia="Arial" w:hAnsi="Arial"/>
+          <w:color w:val="231f20"/>
+        </w:rPr>
+      </w:pPr>
+      <w:bookmarkStart w:colFirst="0" w:colLast="0" w:name="_3tzntain28go" w:id="11"/>
       <w:bookmarkEnd w:id="11"/>
       <w:r>
         <w:rPr>
@@ -5775,6 +7922,7 @@
     <w:p>
       <w:pPr>
         <w:spacing w:after="0" w:lineRule="auto"/>
+        <w:ind w:right="-4.724409448817823"/>
         <w:rPr>
           <w:rFonts w:ascii="Arial" w:cs="Arial" w:eastAsia="Arial" w:hAnsi="Arial"/>
           <w:color w:val="231f20"/>
@@ -5792,19 +7940,21 @@
     <w:p>
       <w:pPr>
         <w:spacing w:after="0" w:lineRule="auto"/>
-        <w:rPr>
-          <w:rFonts w:ascii="Arial" w:cs="Arial" w:eastAsia="Arial" w:hAnsi="Arial"/>
-          <w:color w:val="231f20"/>
-        </w:rPr>
-      </w:pPr>
-      <w:r>
-        <w:rPr>
-          <w:rtl w:val="0"/>
-        </w:rPr>
-      </w:r>
-    </w:p>
-    <w:p>
-      <w:pPr>
+        <w:ind w:right="-4.724409448817823"/>
+        <w:rPr>
+          <w:rFonts w:ascii="Arial" w:cs="Arial" w:eastAsia="Arial" w:hAnsi="Arial"/>
+          <w:color w:val="231f20"/>
+        </w:rPr>
+      </w:pPr>
+      <w:r>
+        <w:rPr>
+          <w:rtl w:val="0"/>
+        </w:rPr>
+      </w:r>
+    </w:p>
+    <w:p>
+      <w:pPr>
+        <w:ind w:right="-4.724409448817823"/>
         <w:rPr>
           <w:rFonts w:ascii="Arial" w:cs="Arial" w:eastAsia="Arial" w:hAnsi="Arial"/>
           <w:color w:val="231f20"/>
@@ -5826,13 +7976,13 @@
           <w:ilvl w:val="3"/>
           <w:numId w:val="1"/>
         </w:numPr>
-        <w:ind w:left="864" w:hanging="864"/>
-        <w:rPr>
-          <w:rFonts w:ascii="Arial" w:cs="Arial" w:eastAsia="Arial" w:hAnsi="Arial"/>
-          <w:color w:val="231f20"/>
-        </w:rPr>
-      </w:pPr>
-      <w:bookmarkStart w:colFirst="0" w:colLast="0" w:name="_5t09xj7pjhs1" w:id="12"/>
+        <w:ind w:left="864" w:right="-4.724409448817823" w:hanging="864"/>
+        <w:rPr>
+          <w:rFonts w:ascii="Arial" w:cs="Arial" w:eastAsia="Arial" w:hAnsi="Arial"/>
+          <w:color w:val="231f20"/>
+        </w:rPr>
+      </w:pPr>
+      <w:bookmarkStart w:colFirst="0" w:colLast="0" w:name="_74mbvrw77rrp" w:id="12"/>
       <w:bookmarkEnd w:id="12"/>
       <w:r>
         <w:rPr>
@@ -5846,6 +7996,7 @@
     <w:p>
       <w:pPr>
         <w:spacing w:after="0" w:lineRule="auto"/>
+        <w:ind w:right="-4.724409448817823"/>
         <w:rPr>
           <w:rFonts w:ascii="Arial" w:cs="Arial" w:eastAsia="Arial" w:hAnsi="Arial"/>
           <w:color w:val="231f20"/>
@@ -5863,6 +8014,7 @@
     <w:p>
       <w:pPr>
         <w:spacing w:after="0" w:lineRule="auto"/>
+        <w:ind w:right="-4.724409448817823"/>
         <w:rPr>
           <w:rFonts w:ascii="Arial" w:cs="Arial" w:eastAsia="Arial" w:hAnsi="Arial"/>
           <w:color w:val="231f20"/>
@@ -5877,6 +8029,7 @@
     <w:p>
       <w:pPr>
         <w:spacing w:after="0" w:lineRule="auto"/>
+        <w:ind w:right="-4.724409448817823"/>
         <w:rPr>
           <w:rFonts w:ascii="Arial" w:cs="Arial" w:eastAsia="Arial" w:hAnsi="Arial"/>
           <w:color w:val="231f20"/>
@@ -5898,13 +8051,13 @@
           <w:ilvl w:val="3"/>
           <w:numId w:val="1"/>
         </w:numPr>
-        <w:ind w:left="864" w:hanging="864"/>
-        <w:rPr>
-          <w:rFonts w:ascii="Arial" w:cs="Arial" w:eastAsia="Arial" w:hAnsi="Arial"/>
-          <w:color w:val="231f20"/>
-        </w:rPr>
-      </w:pPr>
-      <w:bookmarkStart w:colFirst="0" w:colLast="0" w:name="_vvakncbnthi" w:id="13"/>
+        <w:ind w:left="864" w:right="-4.724409448817823" w:hanging="864"/>
+        <w:rPr>
+          <w:rFonts w:ascii="Arial" w:cs="Arial" w:eastAsia="Arial" w:hAnsi="Arial"/>
+          <w:color w:val="231f20"/>
+        </w:rPr>
+      </w:pPr>
+      <w:bookmarkStart w:colFirst="0" w:colLast="0" w:name="_n9ifa9sjeh7n" w:id="13"/>
       <w:bookmarkEnd w:id="13"/>
       <w:r>
         <w:rPr>
@@ -5918,6 +8071,7 @@
     <w:p>
       <w:pPr>
         <w:spacing w:after="0" w:lineRule="auto"/>
+        <w:ind w:right="-4.724409448817823"/>
         <w:rPr>
           <w:rFonts w:ascii="Arial" w:cs="Arial" w:eastAsia="Arial" w:hAnsi="Arial"/>
           <w:color w:val="231f20"/>
@@ -5935,19 +8089,21 @@
     <w:p>
       <w:pPr>
         <w:spacing w:after="0" w:lineRule="auto"/>
-        <w:rPr>
-          <w:rFonts w:ascii="Arial" w:cs="Arial" w:eastAsia="Arial" w:hAnsi="Arial"/>
-          <w:color w:val="231f20"/>
-        </w:rPr>
-      </w:pPr>
-      <w:r>
-        <w:rPr>
-          <w:rtl w:val="0"/>
-        </w:rPr>
-      </w:r>
-    </w:p>
-    <w:p>
-      <w:pPr>
+        <w:ind w:right="-4.724409448817823"/>
+        <w:rPr>
+          <w:rFonts w:ascii="Arial" w:cs="Arial" w:eastAsia="Arial" w:hAnsi="Arial"/>
+          <w:color w:val="231f20"/>
+        </w:rPr>
+      </w:pPr>
+      <w:r>
+        <w:rPr>
+          <w:rtl w:val="0"/>
+        </w:rPr>
+      </w:r>
+    </w:p>
+    <w:p>
+      <w:pPr>
+        <w:ind w:right="-4.724409448817823"/>
         <w:rPr>
           <w:rFonts w:ascii="Arial" w:cs="Arial" w:eastAsia="Arial" w:hAnsi="Arial"/>
           <w:color w:val="231f20"/>
@@ -5971,7 +8127,7 @@
     <w:p>
       <w:pPr>
         <w:spacing w:after="200" w:line="276" w:lineRule="auto"/>
-        <w:ind w:right="0"/>
+        <w:ind w:right="-4.724409448817823"/>
         <w:jc w:val="left"/>
         <w:rPr>
           <w:rFonts w:ascii="Arial" w:cs="Arial" w:eastAsia="Arial" w:hAnsi="Arial"/>
@@ -5998,13 +8154,13 @@
           <w:ilvl w:val="3"/>
           <w:numId w:val="1"/>
         </w:numPr>
-        <w:ind w:left="864" w:hanging="864"/>
-        <w:rPr>
-          <w:rFonts w:ascii="Arial" w:cs="Arial" w:eastAsia="Arial" w:hAnsi="Arial"/>
-          <w:color w:val="231f20"/>
-        </w:rPr>
-      </w:pPr>
-      <w:bookmarkStart w:colFirst="0" w:colLast="0" w:name="_ff5cb1boaxne" w:id="14"/>
+        <w:ind w:left="864" w:right="-4.724409448817823" w:hanging="864"/>
+        <w:rPr>
+          <w:rFonts w:ascii="Arial" w:cs="Arial" w:eastAsia="Arial" w:hAnsi="Arial"/>
+          <w:color w:val="231f20"/>
+        </w:rPr>
+      </w:pPr>
+      <w:bookmarkStart w:colFirst="0" w:colLast="0" w:name="_msglliqq2z1" w:id="14"/>
       <w:bookmarkEnd w:id="14"/>
       <w:r>
         <w:rPr>
@@ -6017,6 +8173,7 @@
     </w:p>
     <w:p>
       <w:pPr>
+        <w:ind w:right="-4.724409448817823"/>
         <w:rPr>
           <w:rFonts w:ascii="Arial" w:cs="Arial" w:eastAsia="Arial" w:hAnsi="Arial"/>
           <w:color w:val="231f20"/>
@@ -6033,7 +8190,7 @@
     </w:p>
     <w:p>
       <w:pPr>
-        <w:ind w:firstLine="709"/>
+        <w:ind w:right="-4.724409448817823" w:firstLine="709"/>
         <w:rPr>
           <w:rFonts w:ascii="Arial" w:cs="Arial" w:eastAsia="Arial" w:hAnsi="Arial"/>
           <w:color w:val="231f20"/>
@@ -6050,7 +8207,7 @@
     </w:p>
     <w:p>
       <w:pPr>
-        <w:ind w:left="2127" w:hanging="1418"/>
+        <w:ind w:left="2127" w:right="-4.724409448817823" w:hanging="1418"/>
         <w:rPr>
           <w:rFonts w:ascii="Arial" w:cs="Arial" w:eastAsia="Arial" w:hAnsi="Arial"/>
           <w:color w:val="231f20"/>
@@ -6067,7 +8224,7 @@
     </w:p>
     <w:p>
       <w:pPr>
-        <w:ind w:firstLine="709"/>
+        <w:ind w:right="-4.724409448817823" w:firstLine="709"/>
         <w:rPr>
           <w:rFonts w:ascii="Arial" w:cs="Arial" w:eastAsia="Arial" w:hAnsi="Arial"/>
           <w:color w:val="231f20"/>
@@ -6084,6 +8241,7 @@
     </w:p>
     <w:p>
       <w:pPr>
+        <w:ind w:right="-4.724409448817823"/>
         <w:jc w:val="center"/>
         <w:rPr>
           <w:rFonts w:ascii="Arial" w:cs="Arial" w:eastAsia="Arial" w:hAnsi="Arial"/>
@@ -6101,6 +8259,7 @@
     </w:p>
     <w:p>
       <w:pPr>
+        <w:ind w:right="-4.724409448817823"/>
         <w:jc w:val="center"/>
         <w:rPr>
           <w:rFonts w:ascii="Arial" w:cs="Arial" w:eastAsia="Arial" w:hAnsi="Arial"/>
@@ -6120,13 +8279,13 @@
           <w:ilvl w:val="2"/>
           <w:numId w:val="1"/>
         </w:numPr>
-        <w:ind w:left="709" w:hanging="720"/>
-        <w:rPr>
-          <w:rFonts w:ascii="Arial" w:cs="Arial" w:eastAsia="Arial" w:hAnsi="Arial"/>
-          <w:color w:val="231f20"/>
-        </w:rPr>
-      </w:pPr>
-      <w:bookmarkStart w:colFirst="0" w:colLast="0" w:name="_6cxr0pahimdl" w:id="15"/>
+        <w:ind w:left="709" w:right="-4.724409448817823" w:hanging="720"/>
+        <w:rPr>
+          <w:rFonts w:ascii="Arial" w:cs="Arial" w:eastAsia="Arial" w:hAnsi="Arial"/>
+          <w:color w:val="231f20"/>
+        </w:rPr>
+      </w:pPr>
+      <w:bookmarkStart w:colFirst="0" w:colLast="0" w:name="_drxc8yxq0kha" w:id="15"/>
       <w:bookmarkEnd w:id="15"/>
       <w:r>
         <w:rPr>
@@ -6144,13 +8303,13 @@
           <w:ilvl w:val="3"/>
           <w:numId w:val="1"/>
         </w:numPr>
-        <w:ind w:left="864" w:hanging="864"/>
-        <w:rPr>
-          <w:rFonts w:ascii="Arial" w:cs="Arial" w:eastAsia="Arial" w:hAnsi="Arial"/>
-          <w:color w:val="231f20"/>
-        </w:rPr>
-      </w:pPr>
-      <w:bookmarkStart w:colFirst="0" w:colLast="0" w:name="_1e6opgmk4h1" w:id="16"/>
+        <w:ind w:left="864" w:right="-4.724409448817823" w:hanging="864"/>
+        <w:rPr>
+          <w:rFonts w:ascii="Arial" w:cs="Arial" w:eastAsia="Arial" w:hAnsi="Arial"/>
+          <w:color w:val="231f20"/>
+        </w:rPr>
+      </w:pPr>
+      <w:bookmarkStart w:colFirst="0" w:colLast="0" w:name="_m56ppffewdyy" w:id="16"/>
       <w:bookmarkEnd w:id="16"/>
       <w:r>
         <w:rPr>
@@ -6163,6 +8322,7 @@
     </w:p>
     <w:p>
       <w:pPr>
+        <w:ind w:right="-4.724409448817823"/>
         <w:rPr>
           <w:rFonts w:ascii="Arial" w:cs="Arial" w:eastAsia="Arial" w:hAnsi="Arial"/>
           <w:color w:val="231f20"/>
@@ -6184,13 +8344,13 @@
           <w:ilvl w:val="3"/>
           <w:numId w:val="1"/>
         </w:numPr>
-        <w:ind w:left="864" w:hanging="864"/>
-        <w:rPr>
-          <w:rFonts w:ascii="Arial" w:cs="Arial" w:eastAsia="Arial" w:hAnsi="Arial"/>
-          <w:color w:val="231f20"/>
-        </w:rPr>
-      </w:pPr>
-      <w:bookmarkStart w:colFirst="0" w:colLast="0" w:name="_sqyx1ycfnd3k" w:id="17"/>
+        <w:ind w:left="864" w:right="-4.724409448817823" w:hanging="864"/>
+        <w:rPr>
+          <w:rFonts w:ascii="Arial" w:cs="Arial" w:eastAsia="Arial" w:hAnsi="Arial"/>
+          <w:color w:val="231f20"/>
+        </w:rPr>
+      </w:pPr>
+      <w:bookmarkStart w:colFirst="0" w:colLast="0" w:name="_y8n5dpti3ll0" w:id="17"/>
       <w:bookmarkEnd w:id="17"/>
       <w:r>
         <w:rPr>
@@ -6203,6 +8363,7 @@
     </w:p>
     <w:p>
       <w:pPr>
+        <w:ind w:right="-4.724409448817823"/>
         <w:rPr>
           <w:rFonts w:ascii="Arial" w:cs="Arial" w:eastAsia="Arial" w:hAnsi="Arial"/>
           <w:color w:val="231f20"/>
@@ -6224,13 +8385,13 @@
           <w:ilvl w:val="3"/>
           <w:numId w:val="1"/>
         </w:numPr>
-        <w:ind w:left="864" w:hanging="864"/>
-        <w:rPr>
-          <w:rFonts w:ascii="Arial" w:cs="Arial" w:eastAsia="Arial" w:hAnsi="Arial"/>
-          <w:color w:val="231f20"/>
-        </w:rPr>
-      </w:pPr>
-      <w:bookmarkStart w:colFirst="0" w:colLast="0" w:name="_3eaqsyhoruly" w:id="18"/>
+        <w:ind w:left="864" w:right="-4.724409448817823" w:hanging="864"/>
+        <w:rPr>
+          <w:rFonts w:ascii="Arial" w:cs="Arial" w:eastAsia="Arial" w:hAnsi="Arial"/>
+          <w:color w:val="231f20"/>
+        </w:rPr>
+      </w:pPr>
+      <w:bookmarkStart w:colFirst="0" w:colLast="0" w:name="_c1o5s2a5nwel" w:id="18"/>
       <w:bookmarkEnd w:id="18"/>
       <w:r>
         <w:rPr>
@@ -6243,6 +8404,7 @@
     </w:p>
     <w:p>
       <w:pPr>
+        <w:ind w:right="-4.724409448817823"/>
         <w:jc w:val="center"/>
         <w:rPr>
           <w:rFonts w:ascii="Arial" w:cs="Arial" w:eastAsia="Arial" w:hAnsi="Arial"/>
@@ -6274,13 +8436,10 @@
           <w:numId w:val="1"/>
         </w:numPr>
         <w:spacing w:before="0" w:lineRule="auto"/>
-        <w:ind w:left="576" w:hanging="576"/>
-        <w:rPr>
-          <w:rFonts w:ascii="Arial" w:cs="Arial" w:eastAsia="Arial" w:hAnsi="Arial"/>
-          <w:color w:val="231f20"/>
-        </w:rPr>
-      </w:pPr>
-      <w:bookmarkStart w:colFirst="0" w:colLast="0" w:name="_7smim2p0ccog" w:id="19"/>
+        <w:ind w:left="576" w:right="-4.724409448817823" w:hanging="576"/>
+        <w:rPr/>
+      </w:pPr>
+      <w:bookmarkStart w:colFirst="0" w:colLast="0" w:name="_x8dsslbabknk" w:id="19"/>
       <w:bookmarkEnd w:id="19"/>
       <w:r>
         <w:rPr>
@@ -6294,6 +8453,7 @@
     <w:p>
       <w:pPr>
         <w:spacing w:before="240" w:lineRule="auto"/>
+        <w:ind w:right="-4.724409448817823"/>
         <w:rPr>
           <w:rFonts w:ascii="Arial" w:cs="Arial" w:eastAsia="Arial" w:hAnsi="Arial"/>
           <w:color w:val="231f20"/>
@@ -6318,6 +8478,7 @@
     <w:p>
       <w:pPr>
         <w:spacing w:after="0" w:lineRule="auto"/>
+        <w:ind w:right="-4.724409448817823"/>
         <w:rPr>
           <w:rFonts w:ascii="Arial" w:cs="Arial" w:eastAsia="Arial" w:hAnsi="Arial"/>
           <w:color w:val="231f20"/>
@@ -6335,19 +8496,21 @@
     <w:p>
       <w:pPr>
         <w:spacing w:after="0" w:lineRule="auto"/>
-        <w:rPr>
-          <w:rFonts w:ascii="Arial" w:cs="Arial" w:eastAsia="Arial" w:hAnsi="Arial"/>
-          <w:color w:val="231f20"/>
-        </w:rPr>
-      </w:pPr>
-      <w:r>
-        <w:rPr>
-          <w:rtl w:val="0"/>
-        </w:rPr>
-      </w:r>
-    </w:p>
-    <w:p>
-      <w:pPr>
+        <w:ind w:right="-4.724409448817823"/>
+        <w:rPr>
+          <w:rFonts w:ascii="Arial" w:cs="Arial" w:eastAsia="Arial" w:hAnsi="Arial"/>
+          <w:color w:val="231f20"/>
+        </w:rPr>
+      </w:pPr>
+      <w:r>
+        <w:rPr>
+          <w:rtl w:val="0"/>
+        </w:rPr>
+      </w:r>
+    </w:p>
+    <w:p>
+      <w:pPr>
+        <w:ind w:right="-4.724409448817823"/>
         <w:rPr>
           <w:rFonts w:ascii="Arial" w:cs="Arial" w:eastAsia="Arial" w:hAnsi="Arial"/>
           <w:color w:val="231f20"/>
@@ -6364,6 +8527,7 @@
     </w:p>
     <w:p>
       <w:pPr>
+        <w:ind w:right="-4.724409448817823"/>
         <w:rPr>
           <w:rFonts w:ascii="Arial" w:cs="Arial" w:eastAsia="Arial" w:hAnsi="Arial"/>
           <w:color w:val="231f20"/>
@@ -6385,13 +8549,13 @@
           <w:ilvl w:val="0"/>
           <w:numId w:val="1"/>
         </w:numPr>
-        <w:ind w:left="432" w:hanging="432"/>
-        <w:rPr>
-          <w:rFonts w:ascii="Arial" w:cs="Arial" w:eastAsia="Arial" w:hAnsi="Arial"/>
-          <w:color w:val="231f20"/>
-        </w:rPr>
-      </w:pPr>
-      <w:bookmarkStart w:colFirst="0" w:colLast="0" w:name="_wnhqc8lu3vb2" w:id="20"/>
+        <w:ind w:left="432" w:right="-4.724409448817823" w:hanging="432"/>
+        <w:rPr>
+          <w:rFonts w:ascii="Arial" w:cs="Arial" w:eastAsia="Arial" w:hAnsi="Arial"/>
+          <w:color w:val="231f20"/>
+        </w:rPr>
+      </w:pPr>
+      <w:bookmarkStart w:colFirst="0" w:colLast="0" w:name="_3fp7fge911cv" w:id="20"/>
       <w:bookmarkEnd w:id="20"/>
       <w:r>
         <w:rPr>
@@ -6409,13 +8573,10 @@
           <w:ilvl w:val="1"/>
           <w:numId w:val="1"/>
         </w:numPr>
-        <w:ind w:left="576" w:hanging="576"/>
-        <w:rPr>
-          <w:rFonts w:ascii="Arial" w:cs="Arial" w:eastAsia="Arial" w:hAnsi="Arial"/>
-          <w:color w:val="231f20"/>
-        </w:rPr>
-      </w:pPr>
-      <w:bookmarkStart w:colFirst="0" w:colLast="0" w:name="_ojsb8ulplw03" w:id="21"/>
+        <w:ind w:left="576" w:right="-4.724409448817823" w:hanging="576"/>
+        <w:rPr/>
+      </w:pPr>
+      <w:bookmarkStart w:colFirst="0" w:colLast="0" w:name="_w7whk0y0oy2y" w:id="21"/>
       <w:bookmarkEnd w:id="21"/>
       <w:r>
         <w:rPr>
@@ -6429,6 +8590,7 @@
     <w:p>
       <w:pPr>
         <w:spacing w:after="0" w:lineRule="auto"/>
+        <w:ind w:right="-4.724409448817823"/>
         <w:rPr>
           <w:rFonts w:ascii="Arial" w:cs="Arial" w:eastAsia="Arial" w:hAnsi="Arial"/>
           <w:color w:val="231f20"/>
@@ -6457,13 +8619,10 @@
           <w:ilvl w:val="1"/>
           <w:numId w:val="1"/>
         </w:numPr>
-        <w:ind w:left="576" w:hanging="576"/>
-        <w:rPr>
-          <w:rFonts w:ascii="Arial" w:cs="Arial" w:eastAsia="Arial" w:hAnsi="Arial"/>
-          <w:color w:val="231f20"/>
-        </w:rPr>
-      </w:pPr>
-      <w:bookmarkStart w:colFirst="0" w:colLast="0" w:name="_mtt328s9o04k" w:id="22"/>
+        <w:ind w:left="576" w:right="-4.724409448817823" w:hanging="576"/>
+        <w:rPr/>
+      </w:pPr>
+      <w:bookmarkStart w:colFirst="0" w:colLast="0" w:name="_l57bfw29q5sy" w:id="22"/>
       <w:bookmarkEnd w:id="22"/>
       <w:r>
         <w:rPr>
@@ -6473,15 +8632,11 @@
         </w:rPr>
         <w:t xml:space="preserve">Identifying the vulnerabilities </w:t>
       </w:r>
-      <w:r>
-        <w:rPr>
-          <w:rtl w:val="0"/>
-        </w:rPr>
-      </w:r>
     </w:p>
     <w:p>
       <w:pPr>
         <w:spacing w:after="0" w:lineRule="auto"/>
+        <w:ind w:right="-4.724409448817823"/>
         <w:rPr>
           <w:rFonts w:ascii="Arial" w:cs="Arial" w:eastAsia="Arial" w:hAnsi="Arial"/>
           <w:color w:val="231f20"/>
@@ -6499,6 +8654,7 @@
     <w:p>
       <w:pPr>
         <w:spacing w:after="0" w:lineRule="auto"/>
+        <w:ind w:right="-4.724409448817823"/>
         <w:rPr>
           <w:rFonts w:ascii="Arial" w:cs="Arial" w:eastAsia="Arial" w:hAnsi="Arial"/>
           <w:color w:val="231f20"/>
@@ -6520,13 +8676,10 @@
           <w:ilvl w:val="1"/>
           <w:numId w:val="1"/>
         </w:numPr>
-        <w:ind w:left="576" w:hanging="576"/>
-        <w:rPr>
-          <w:rFonts w:ascii="Arial" w:cs="Arial" w:eastAsia="Arial" w:hAnsi="Arial"/>
-          <w:color w:val="231f20"/>
-        </w:rPr>
-      </w:pPr>
-      <w:bookmarkStart w:colFirst="0" w:colLast="0" w:name="_l9nssdasobmg" w:id="23"/>
+        <w:ind w:left="576" w:right="-4.724409448817823" w:hanging="576"/>
+        <w:rPr/>
+      </w:pPr>
+      <w:bookmarkStart w:colFirst="0" w:colLast="0" w:name="_hlcno0nu7e4h" w:id="23"/>
       <w:bookmarkEnd w:id="23"/>
       <w:r>
         <w:rPr>
@@ -6536,15 +8689,11 @@
         </w:rPr>
         <w:t xml:space="preserve">Assessing the consequences</w:t>
       </w:r>
-      <w:r>
-        <w:rPr>
-          <w:rtl w:val="0"/>
-        </w:rPr>
-      </w:r>
     </w:p>
     <w:p>
       <w:pPr>
         <w:spacing w:after="0" w:lineRule="auto"/>
+        <w:ind w:right="-4.724409448817823"/>
         <w:rPr>
           <w:rFonts w:ascii="Arial" w:cs="Arial" w:eastAsia="Arial" w:hAnsi="Arial"/>
           <w:color w:val="231f20"/>
@@ -6562,6 +8711,7 @@
     <w:p>
       <w:pPr>
         <w:spacing w:after="0" w:lineRule="auto"/>
+        <w:ind w:right="-4.724409448817823"/>
         <w:rPr>
           <w:rFonts w:ascii="Arial" w:cs="Arial" w:eastAsia="Arial" w:hAnsi="Arial"/>
           <w:color w:val="231f20"/>
@@ -6579,6 +8729,7 @@
     <w:p>
       <w:pPr>
         <w:spacing w:after="0" w:lineRule="auto"/>
+        <w:ind w:right="-4.724409448817823"/>
         <w:rPr>
           <w:rFonts w:ascii="Arial" w:cs="Arial" w:eastAsia="Arial" w:hAnsi="Arial"/>
           <w:color w:val="231f20"/>
@@ -6593,6 +8744,7 @@
     <w:p>
       <w:pPr>
         <w:spacing w:after="0" w:lineRule="auto"/>
+        <w:ind w:right="-4.724409448817823"/>
         <w:rPr>
           <w:rFonts w:ascii="Arial" w:cs="Arial" w:eastAsia="Arial" w:hAnsi="Arial"/>
           <w:color w:val="231f20"/>
@@ -6610,6 +8762,7 @@
     <w:p>
       <w:pPr>
         <w:spacing w:after="0" w:lineRule="auto"/>
+        <w:ind w:right="-4.724409448817823"/>
         <w:rPr>
           <w:rFonts w:ascii="Arial" w:cs="Arial" w:eastAsia="Arial" w:hAnsi="Arial"/>
           <w:color w:val="231f20"/>
@@ -6631,13 +8784,13 @@
           <w:ilvl w:val="0"/>
           <w:numId w:val="1"/>
         </w:numPr>
-        <w:ind w:left="432" w:hanging="432"/>
-        <w:rPr>
-          <w:rFonts w:ascii="Arial" w:cs="Arial" w:eastAsia="Arial" w:hAnsi="Arial"/>
-          <w:color w:val="231f20"/>
-        </w:rPr>
-      </w:pPr>
-      <w:bookmarkStart w:colFirst="0" w:colLast="0" w:name="_cdni9d273kg2" w:id="24"/>
+        <w:ind w:left="432" w:right="-4.724409448817823" w:hanging="432"/>
+        <w:rPr>
+          <w:rFonts w:ascii="Arial" w:cs="Arial" w:eastAsia="Arial" w:hAnsi="Arial"/>
+          <w:color w:val="231f20"/>
+        </w:rPr>
+      </w:pPr>
+      <w:bookmarkStart w:colFirst="0" w:colLast="0" w:name="_u0z7iu6uc0qc" w:id="24"/>
       <w:bookmarkEnd w:id="24"/>
       <w:r>
         <w:rPr>
@@ -6651,6 +8804,7 @@
     <w:p>
       <w:pPr>
         <w:spacing w:after="0" w:lineRule="auto"/>
+        <w:ind w:right="-4.724409448817823"/>
         <w:rPr>
           <w:rFonts w:ascii="Arial" w:cs="Arial" w:eastAsia="Arial" w:hAnsi="Arial"/>
           <w:color w:val="231f20"/>
@@ -6668,6 +8822,7 @@
     <w:p>
       <w:pPr>
         <w:spacing w:after="0" w:lineRule="auto"/>
+        <w:ind w:right="-4.724409448817823"/>
         <w:rPr>
           <w:rFonts w:ascii="Arial" w:cs="Arial" w:eastAsia="Arial" w:hAnsi="Arial"/>
           <w:color w:val="231f20"/>
@@ -6689,13 +8844,10 @@
           <w:ilvl w:val="1"/>
           <w:numId w:val="1"/>
         </w:numPr>
-        <w:ind w:left="567" w:hanging="576"/>
-        <w:rPr>
-          <w:rFonts w:ascii="Arial" w:cs="Arial" w:eastAsia="Arial" w:hAnsi="Arial"/>
-          <w:color w:val="231f20"/>
-        </w:rPr>
-      </w:pPr>
-      <w:bookmarkStart w:colFirst="0" w:colLast="0" w:name="_asx8h9b6djso" w:id="25"/>
+        <w:ind w:left="567" w:right="-4.724409448817823" w:hanging="576"/>
+        <w:rPr/>
+      </w:pPr>
+      <w:bookmarkStart w:colFirst="0" w:colLast="0" w:name="_netmp5hfzh5w" w:id="25"/>
       <w:bookmarkEnd w:id="25"/>
       <w:r>
         <w:rPr>
@@ -6709,6 +8861,7 @@
     <w:p>
       <w:pPr>
         <w:spacing w:after="0" w:lineRule="auto"/>
+        <w:ind w:right="-4.724409448817823"/>
         <w:rPr>
           <w:rFonts w:ascii="Arial" w:cs="Arial" w:eastAsia="Arial" w:hAnsi="Arial"/>
           <w:color w:val="231f20"/>
@@ -6730,13 +8883,13 @@
           <w:ilvl w:val="2"/>
           <w:numId w:val="1"/>
         </w:numPr>
-        <w:ind w:left="709" w:hanging="720"/>
-        <w:rPr>
-          <w:rFonts w:ascii="Arial" w:cs="Arial" w:eastAsia="Arial" w:hAnsi="Arial"/>
-          <w:color w:val="231f20"/>
-        </w:rPr>
-      </w:pPr>
-      <w:bookmarkStart w:colFirst="0" w:colLast="0" w:name="_mfegmwtbg534" w:id="26"/>
+        <w:ind w:left="709" w:right="-4.724409448817823" w:hanging="720"/>
+        <w:rPr>
+          <w:rFonts w:ascii="Arial" w:cs="Arial" w:eastAsia="Arial" w:hAnsi="Arial"/>
+          <w:color w:val="231f20"/>
+        </w:rPr>
+      </w:pPr>
+      <w:bookmarkStart w:colFirst="0" w:colLast="0" w:name="_vytahvov7q30" w:id="26"/>
       <w:bookmarkEnd w:id="26"/>
       <w:r>
         <w:rPr>
@@ -6749,6 +8902,7 @@
     </w:p>
     <w:p>
       <w:pPr>
+        <w:ind w:right="-4.724409448817823"/>
         <w:rPr>
           <w:rFonts w:ascii="Arial" w:cs="Arial" w:eastAsia="Arial" w:hAnsi="Arial"/>
           <w:color w:val="231f20"/>
@@ -6765,19 +8919,21 @@
     </w:p>
     <w:p>
       <w:pPr>
-        <w:rPr>
-          <w:rFonts w:ascii="Arial" w:cs="Arial" w:eastAsia="Arial" w:hAnsi="Arial"/>
-          <w:color w:val="231f20"/>
-        </w:rPr>
-      </w:pPr>
-      <w:r>
-        <w:rPr>
-          <w:rtl w:val="0"/>
-        </w:rPr>
-      </w:r>
-    </w:p>
-    <w:p>
-      <w:pPr>
+        <w:ind w:right="-4.724409448817823"/>
+        <w:rPr>
+          <w:rFonts w:ascii="Arial" w:cs="Arial" w:eastAsia="Arial" w:hAnsi="Arial"/>
+          <w:color w:val="231f20"/>
+        </w:rPr>
+      </w:pPr>
+      <w:r>
+        <w:rPr>
+          <w:rtl w:val="0"/>
+        </w:rPr>
+      </w:r>
+    </w:p>
+    <w:p>
+      <w:pPr>
+        <w:ind w:right="-4.724409448817823"/>
         <w:jc w:val="center"/>
         <w:rPr>
           <w:rFonts w:ascii="Arial" w:cs="Arial" w:eastAsia="Arial" w:hAnsi="Arial"/>
@@ -6800,13 +8956,13 @@
           <w:ilvl w:val="2"/>
           <w:numId w:val="1"/>
         </w:numPr>
-        <w:ind w:left="709" w:hanging="720"/>
-        <w:rPr>
-          <w:rFonts w:ascii="Arial" w:cs="Arial" w:eastAsia="Arial" w:hAnsi="Arial"/>
-          <w:color w:val="231f20"/>
-        </w:rPr>
-      </w:pPr>
-      <w:bookmarkStart w:colFirst="0" w:colLast="0" w:name="_bsvhzam4pj1g" w:id="27"/>
+        <w:ind w:left="709" w:right="-4.724409448817823" w:hanging="720"/>
+        <w:rPr>
+          <w:rFonts w:ascii="Arial" w:cs="Arial" w:eastAsia="Arial" w:hAnsi="Arial"/>
+          <w:color w:val="231f20"/>
+        </w:rPr>
+      </w:pPr>
+      <w:bookmarkStart w:colFirst="0" w:colLast="0" w:name="_52pn71loctf1" w:id="27"/>
       <w:bookmarkEnd w:id="27"/>
       <w:r>
         <w:rPr>
@@ -6819,6 +8975,7 @@
     </w:p>
     <w:p>
       <w:pPr>
+        <w:ind w:right="-4.724409448817823"/>
         <w:rPr>
           <w:rFonts w:ascii="Arial" w:cs="Arial" w:eastAsia="Arial" w:hAnsi="Arial"/>
           <w:color w:val="231f20"/>
@@ -6835,19 +8992,21 @@
     </w:p>
     <w:p>
       <w:pPr>
-        <w:rPr>
-          <w:rFonts w:ascii="Arial" w:cs="Arial" w:eastAsia="Arial" w:hAnsi="Arial"/>
-          <w:color w:val="231f20"/>
-        </w:rPr>
-      </w:pPr>
-      <w:r>
-        <w:rPr>
-          <w:rtl w:val="0"/>
-        </w:rPr>
-      </w:r>
-    </w:p>
-    <w:p>
-      <w:pPr>
+        <w:ind w:right="-4.724409448817823"/>
+        <w:rPr>
+          <w:rFonts w:ascii="Arial" w:cs="Arial" w:eastAsia="Arial" w:hAnsi="Arial"/>
+          <w:color w:val="231f20"/>
+        </w:rPr>
+      </w:pPr>
+      <w:r>
+        <w:rPr>
+          <w:rtl w:val="0"/>
+        </w:rPr>
+      </w:r>
+    </w:p>
+    <w:p>
+      <w:pPr>
+        <w:ind w:right="-4.724409448817823"/>
         <w:jc w:val="center"/>
         <w:rPr>
           <w:rFonts w:ascii="Arial" w:cs="Arial" w:eastAsia="Arial" w:hAnsi="Arial"/>
@@ -6865,6 +9024,7 @@
     </w:p>
     <w:p>
       <w:pPr>
+        <w:ind w:right="-4.724409448817823"/>
         <w:jc w:val="center"/>
         <w:rPr>
           <w:rFonts w:ascii="Arial" w:cs="Arial" w:eastAsia="Arial" w:hAnsi="Arial"/>
@@ -6879,15 +9039,16 @@
     </w:p>
     <w:p>
       <w:pPr>
+        <w:ind w:right="-4.724409448817823"/>
         <w:rPr>
           <w:rFonts w:ascii="Arial" w:cs="Arial" w:eastAsia="Arial" w:hAnsi="Arial"/>
           <w:color w:val="231f20"/>
         </w:rPr>
         <w:sectPr>
-          <w:headerReference r:id="rId10" w:type="default"/>
-          <w:footerReference r:id="rId11" w:type="default"/>
+          <w:headerReference r:id="rId11" w:type="default"/>
+          <w:footerReference r:id="rId12" w:type="default"/>
           <w:pgSz w:h="16838" w:w="11906" w:orient="portrait"/>
-          <w:pgMar w:bottom="245" w:top="1440" w:left="432" w:right="1138" w:header="562" w:footer="562"/>
+          <w:pgMar w:bottom="1133.8582677165355" w:top="1133.8582677165355" w:left="850.3937007874016" w:right="850.3937007874016" w:header="562" w:footer="562"/>
           <w:pgNumType w:start="1"/>
           <w:titlePg w:val="1"/>
         </w:sectPr>
@@ -6908,13 +9069,10 @@
           <w:ilvl w:val="1"/>
           <w:numId w:val="1"/>
         </w:numPr>
-        <w:ind w:left="567" w:hanging="576"/>
-        <w:rPr>
-          <w:rFonts w:ascii="Arial" w:cs="Arial" w:eastAsia="Arial" w:hAnsi="Arial"/>
-          <w:color w:val="231f20"/>
-        </w:rPr>
-      </w:pPr>
-      <w:bookmarkStart w:colFirst="0" w:colLast="0" w:name="_d1zzyjiy8e08" w:id="28"/>
+        <w:ind w:left="567" w:right="-4.724409448817823" w:hanging="576"/>
+        <w:rPr/>
+      </w:pPr>
+      <w:bookmarkStart w:colFirst="0" w:colLast="0" w:name="_bcmlszdnye84" w:id="28"/>
       <w:bookmarkEnd w:id="28"/>
       <w:r>
         <w:rPr>
@@ -6932,13 +9090,13 @@
           <w:ilvl w:val="2"/>
           <w:numId w:val="1"/>
         </w:numPr>
-        <w:ind w:left="709" w:hanging="720"/>
-        <w:rPr>
-          <w:rFonts w:ascii="Arial" w:cs="Arial" w:eastAsia="Arial" w:hAnsi="Arial"/>
-          <w:color w:val="231f20"/>
-        </w:rPr>
-      </w:pPr>
-      <w:bookmarkStart w:colFirst="0" w:colLast="0" w:name="_ti536i5m38ul" w:id="29"/>
+        <w:ind w:left="709" w:right="-4.724409448817823" w:hanging="720"/>
+        <w:rPr>
+          <w:rFonts w:ascii="Arial" w:cs="Arial" w:eastAsia="Arial" w:hAnsi="Arial"/>
+          <w:color w:val="231f20"/>
+        </w:rPr>
+      </w:pPr>
+      <w:bookmarkStart w:colFirst="0" w:colLast="0" w:name="_crug6p9xjxkq" w:id="29"/>
       <w:bookmarkEnd w:id="29"/>
       <w:r>
         <w:rPr>
@@ -6951,6 +9109,7 @@
     </w:p>
     <w:p>
       <w:pPr>
+        <w:ind w:right="-4.724409448817823"/>
         <w:rPr>
           <w:rFonts w:ascii="Arial" w:cs="Arial" w:eastAsia="Arial" w:hAnsi="Arial"/>
           <w:color w:val="231f20"/>
@@ -6972,13 +9131,13 @@
           <w:ilvl w:val="2"/>
           <w:numId w:val="1"/>
         </w:numPr>
-        <w:ind w:left="709" w:hanging="720"/>
-        <w:rPr>
-          <w:rFonts w:ascii="Arial" w:cs="Arial" w:eastAsia="Arial" w:hAnsi="Arial"/>
-          <w:color w:val="231f20"/>
-        </w:rPr>
-      </w:pPr>
-      <w:bookmarkStart w:colFirst="0" w:colLast="0" w:name="_dbhqfg3shx5a" w:id="30"/>
+        <w:ind w:left="709" w:right="-4.724409448817823" w:hanging="720"/>
+        <w:rPr>
+          <w:rFonts w:ascii="Arial" w:cs="Arial" w:eastAsia="Arial" w:hAnsi="Arial"/>
+          <w:color w:val="231f20"/>
+        </w:rPr>
+      </w:pPr>
+      <w:bookmarkStart w:colFirst="0" w:colLast="0" w:name="_xuzejz4r36e7" w:id="30"/>
       <w:bookmarkEnd w:id="30"/>
       <w:r>
         <w:rPr>
@@ -6991,6 +9150,7 @@
     </w:p>
     <w:p>
       <w:pPr>
+        <w:ind w:right="-4.724409448817823"/>
         <w:rPr>
           <w:rFonts w:ascii="Arial" w:cs="Arial" w:eastAsia="Arial" w:hAnsi="Arial"/>
           <w:color w:val="231f20"/>
@@ -7007,7 +9167,7 @@
     </w:p>
     <w:p>
       <w:pPr>
-        <w:ind w:left="1440" w:hanging="720"/>
+        <w:ind w:left="1440" w:right="-4.724409448817823" w:hanging="720"/>
         <w:rPr>
           <w:rFonts w:ascii="Arial" w:cs="Arial" w:eastAsia="Arial" w:hAnsi="Arial"/>
           <w:color w:val="231f20"/>
@@ -7026,7 +9186,7 @@
     </w:p>
     <w:p>
       <w:pPr>
-        <w:ind w:left="1440" w:hanging="720"/>
+        <w:ind w:left="1440" w:right="-4.724409448817823" w:hanging="720"/>
         <w:jc w:val="left"/>
         <w:rPr>
           <w:rFonts w:ascii="Arial" w:cs="Arial" w:eastAsia="Arial" w:hAnsi="Arial"/>
@@ -7046,7 +9206,7 @@
     </w:p>
     <w:p>
       <w:pPr>
-        <w:ind w:left="1440" w:hanging="720"/>
+        <w:ind w:left="1440" w:right="-4.724409448817823" w:hanging="720"/>
         <w:rPr>
           <w:rFonts w:ascii="Arial" w:cs="Arial" w:eastAsia="Arial" w:hAnsi="Arial"/>
           <w:color w:val="231f20"/>
@@ -7078,7 +9238,7 @@
         </w:pBdr>
         <w:shd w:fill="auto" w:val="clear"/>
         <w:spacing w:after="120" w:before="240" w:line="240" w:lineRule="auto"/>
-        <w:ind w:left="862" w:right="0" w:hanging="862"/>
+        <w:ind w:left="862" w:right="-4.724409448817823" w:hanging="862"/>
         <w:jc w:val="both"/>
         <w:rPr>
           <w:rFonts w:ascii="Arial" w:cs="Arial" w:eastAsia="Arial" w:hAnsi="Arial"/>
@@ -7096,7 +9256,7 @@
           <w:vertAlign w:val="baseline"/>
         </w:rPr>
       </w:pPr>
-      <w:bookmarkStart w:colFirst="0" w:colLast="0" w:name="_lf4dj0lzye9i" w:id="31"/>
+      <w:bookmarkStart w:colFirst="0" w:colLast="0" w:name="_158b8ha8du73" w:id="31"/>
       <w:bookmarkEnd w:id="31"/>
       <w:r>
         <w:rPr>
@@ -7121,7 +9281,7 @@
     <w:p>
       <w:pPr>
         <w:spacing w:after="200" w:before="240" w:line="276" w:lineRule="auto"/>
-        <w:ind w:right="0"/>
+        <w:ind w:right="-4.724409448817823"/>
         <w:jc w:val="left"/>
         <w:rPr>
           <w:rFonts w:ascii="Arial" w:cs="Arial" w:eastAsia="Arial" w:hAnsi="Arial"/>
@@ -7152,7 +9312,7 @@
         </w:pBdr>
         <w:shd w:fill="auto" w:val="clear"/>
         <w:spacing w:after="120" w:before="240" w:line="240" w:lineRule="auto"/>
-        <w:ind w:left="862" w:right="0" w:hanging="862"/>
+        <w:ind w:left="862" w:right="-4.724409448817823" w:hanging="862"/>
         <w:jc w:val="both"/>
         <w:rPr>
           <w:rFonts w:ascii="Arial" w:cs="Arial" w:eastAsia="Arial" w:hAnsi="Arial"/>
@@ -7170,7 +9330,7 @@
           <w:vertAlign w:val="baseline"/>
         </w:rPr>
       </w:pPr>
-      <w:bookmarkStart w:colFirst="0" w:colLast="0" w:name="_aq6zg782xpk3" w:id="32"/>
+      <w:bookmarkStart w:colFirst="0" w:colLast="0" w:name="_6pzgbk7qlumf" w:id="32"/>
       <w:bookmarkEnd w:id="32"/>
       <w:r>
         <w:rPr>
@@ -7195,7 +9355,7 @@
     <w:p>
       <w:pPr>
         <w:spacing w:after="200" w:line="276" w:lineRule="auto"/>
-        <w:ind w:right="0"/>
+        <w:ind w:right="-4.724409448817823"/>
         <w:jc w:val="left"/>
         <w:rPr>
           <w:rFonts w:ascii="Arial" w:cs="Arial" w:eastAsia="Arial" w:hAnsi="Arial"/>
@@ -7214,19 +9374,19 @@
     <w:p>
       <w:pPr>
         <w:spacing w:after="200" w:line="276" w:lineRule="auto"/>
-        <w:ind w:right="0"/>
+        <w:ind w:right="-4.724409448817823"/>
         <w:jc w:val="left"/>
         <w:rPr>
           <w:rFonts w:ascii="Arial" w:cs="Arial" w:eastAsia="Arial" w:hAnsi="Arial"/>
           <w:color w:val="231f20"/>
         </w:rPr>
         <w:sectPr>
-          <w:headerReference r:id="rId12" w:type="default"/>
-          <w:headerReference r:id="rId13" w:type="first"/>
-          <w:footerReference r:id="rId14" w:type="default"/>
+          <w:headerReference r:id="rId13" w:type="default"/>
+          <w:headerReference r:id="rId14" w:type="first"/>
+          <w:footerReference r:id="rId15" w:type="default"/>
           <w:type w:val="nextPage"/>
           <w:pgSz w:h="11906" w:w="16838" w:orient="landscape"/>
-          <w:pgMar w:bottom="1138" w:top="432" w:left="1138" w:right="1138" w:header="562" w:footer="562"/>
+          <w:pgMar w:bottom="1133.8582677165355" w:top="1133.8582677165355" w:left="850.3937007874016" w:right="850.3937007874016" w:header="562" w:footer="562"/>
         </w:sectPr>
       </w:pPr>
       <w:r>
@@ -7241,12 +9401,13 @@
     <w:p>
       <w:pPr>
         <w:pStyle w:val="Heading1"/>
-        <w:rPr>
-          <w:rFonts w:ascii="Arial" w:cs="Arial" w:eastAsia="Arial" w:hAnsi="Arial"/>
-          <w:color w:val="231f20"/>
-        </w:rPr>
-      </w:pPr>
-      <w:bookmarkStart w:colFirst="0" w:colLast="0" w:name="_73qfllmblpe7" w:id="33"/>
+        <w:ind w:right="-4.724409448817823"/>
+        <w:rPr>
+          <w:rFonts w:ascii="Arial" w:cs="Arial" w:eastAsia="Arial" w:hAnsi="Arial"/>
+          <w:color w:val="231f20"/>
+        </w:rPr>
+      </w:pPr>
+      <w:bookmarkStart w:colFirst="0" w:colLast="0" w:name="_aqnqjjitv0lo" w:id="33"/>
       <w:bookmarkEnd w:id="33"/>
       <w:r>
         <w:rPr>
@@ -7259,6 +9420,7 @@
     </w:p>
     <w:p>
       <w:pPr>
+        <w:ind w:right="-4.724409448817823"/>
         <w:rPr>
           <w:rFonts w:ascii="Arial" w:cs="Arial" w:eastAsia="Arial" w:hAnsi="Arial"/>
           <w:color w:val="231f20"/>
@@ -7275,6 +9437,7 @@
     </w:p>
     <w:p>
       <w:pPr>
+        <w:ind w:right="-4.724409448817823"/>
         <w:rPr>
           <w:rFonts w:ascii="Arial" w:cs="Arial" w:eastAsia="Arial" w:hAnsi="Arial"/>
           <w:color w:val="231f20"/>
@@ -7291,19 +9454,21 @@
     </w:p>
     <w:p>
       <w:pPr>
-        <w:rPr>
-          <w:rFonts w:ascii="Arial" w:cs="Arial" w:eastAsia="Arial" w:hAnsi="Arial"/>
-          <w:color w:val="231f20"/>
-        </w:rPr>
-      </w:pPr>
-      <w:r>
-        <w:rPr>
-          <w:rtl w:val="0"/>
-        </w:rPr>
-      </w:r>
-    </w:p>
-    <w:p>
-      <w:pPr>
+        <w:ind w:right="-4.724409448817823"/>
+        <w:rPr>
+          <w:rFonts w:ascii="Arial" w:cs="Arial" w:eastAsia="Arial" w:hAnsi="Arial"/>
+          <w:color w:val="231f20"/>
+        </w:rPr>
+      </w:pPr>
+      <w:r>
+        <w:rPr>
+          <w:rtl w:val="0"/>
+        </w:rPr>
+      </w:r>
+    </w:p>
+    <w:p>
+      <w:pPr>
+        <w:ind w:right="-4.724409448817823"/>
         <w:jc w:val="left"/>
         <w:rPr>
           <w:rFonts w:ascii="Arial" w:cs="Arial" w:eastAsia="Arial" w:hAnsi="Arial"/>
@@ -7321,6 +9486,7 @@
     </w:p>
     <w:p>
       <w:pPr>
+        <w:ind w:right="-4.724409448817823"/>
         <w:jc w:val="left"/>
         <w:rPr>
           <w:rFonts w:ascii="Arial" w:cs="Arial" w:eastAsia="Arial" w:hAnsi="Arial"/>
@@ -7339,12 +9505,13 @@
     <w:p>
       <w:pPr>
         <w:pStyle w:val="Heading1"/>
-        <w:rPr>
-          <w:rFonts w:ascii="Arial" w:cs="Arial" w:eastAsia="Arial" w:hAnsi="Arial"/>
-          <w:color w:val="231f20"/>
-        </w:rPr>
-      </w:pPr>
-      <w:bookmarkStart w:colFirst="0" w:colLast="0" w:name="_3i8mf1n50lz7" w:id="34"/>
+        <w:ind w:right="-4.724409448817823"/>
+        <w:rPr>
+          <w:rFonts w:ascii="Arial" w:cs="Arial" w:eastAsia="Arial" w:hAnsi="Arial"/>
+          <w:color w:val="231f20"/>
+        </w:rPr>
+      </w:pPr>
+      <w:bookmarkStart w:colFirst="0" w:colLast="0" w:name="_agtknyi6bwqf" w:id="34"/>
       <w:bookmarkEnd w:id="34"/>
       <w:r>
         <w:rPr>
@@ -7357,6 +9524,7 @@
     </w:p>
     <w:p>
       <w:pPr>
+        <w:ind w:right="-4.724409448817823"/>
         <w:rPr>
           <w:rFonts w:ascii="Arial" w:cs="Arial" w:eastAsia="Arial" w:hAnsi="Arial"/>
           <w:color w:val="231f20"/>
@@ -7373,6 +9541,7 @@
     </w:p>
     <w:p>
       <w:pPr>
+        <w:ind w:right="-4.724409448817823"/>
         <w:rPr>
           <w:rFonts w:ascii="Arial" w:cs="Arial" w:eastAsia="Arial" w:hAnsi="Arial"/>
           <w:color w:val="231f20"/>
@@ -7390,12 +9559,13 @@
     <w:p>
       <w:pPr>
         <w:pStyle w:val="Heading1"/>
-        <w:rPr>
-          <w:rFonts w:ascii="Arial" w:cs="Arial" w:eastAsia="Arial" w:hAnsi="Arial"/>
-          <w:color w:val="231f20"/>
-        </w:rPr>
-      </w:pPr>
-      <w:bookmarkStart w:colFirst="0" w:colLast="0" w:name="_n0v8c9gkduan" w:id="35"/>
+        <w:ind w:right="-4.724409448817823"/>
+        <w:rPr>
+          <w:rFonts w:ascii="Arial" w:cs="Arial" w:eastAsia="Arial" w:hAnsi="Arial"/>
+          <w:color w:val="231f20"/>
+        </w:rPr>
+      </w:pPr>
+      <w:bookmarkStart w:colFirst="0" w:colLast="0" w:name="_t7oggdnl7b2k" w:id="35"/>
       <w:bookmarkEnd w:id="35"/>
       <w:r>
         <w:rPr>
@@ -7408,6 +9578,7 @@
     </w:p>
     <w:p>
       <w:pPr>
+        <w:ind w:right="-4.724409448817823"/>
         <w:rPr>
           <w:rFonts w:ascii="Arial" w:cs="Arial" w:eastAsia="Arial" w:hAnsi="Arial"/>
           <w:color w:val="231f20"/>
@@ -7433,12 +9604,13 @@
     <w:p>
       <w:pPr>
         <w:pStyle w:val="Heading1"/>
-        <w:rPr>
-          <w:rFonts w:ascii="Arial" w:cs="Arial" w:eastAsia="Arial" w:hAnsi="Arial"/>
-          <w:color w:val="231f20"/>
-        </w:rPr>
-      </w:pPr>
-      <w:bookmarkStart w:colFirst="0" w:colLast="0" w:name="_udfkam129kzx" w:id="36"/>
+        <w:ind w:right="-4.724409448817823"/>
+        <w:rPr>
+          <w:rFonts w:ascii="Arial" w:cs="Arial" w:eastAsia="Arial" w:hAnsi="Arial"/>
+          <w:color w:val="231f20"/>
+        </w:rPr>
+      </w:pPr>
+      <w:bookmarkStart w:colFirst="0" w:colLast="0" w:name="_ud3jy1wlaghd" w:id="36"/>
       <w:bookmarkEnd w:id="36"/>
       <w:r>
         <w:rPr>
@@ -7451,6 +9623,7 @@
     </w:p>
     <w:p>
       <w:pPr>
+        <w:ind w:right="-4.724409448817823"/>
         <w:rPr>
           <w:rFonts w:ascii="Arial" w:cs="Arial" w:eastAsia="Arial" w:hAnsi="Arial"/>
           <w:color w:val="231f20"/>
@@ -7476,12 +9649,13 @@
     <w:p>
       <w:pPr>
         <w:pStyle w:val="Heading1"/>
-        <w:rPr>
-          <w:rFonts w:ascii="Arial" w:cs="Arial" w:eastAsia="Arial" w:hAnsi="Arial"/>
-          <w:color w:val="231f20"/>
-        </w:rPr>
-      </w:pPr>
-      <w:bookmarkStart w:colFirst="0" w:colLast="0" w:name="_eeb2qza8rdpm" w:id="37"/>
+        <w:ind w:right="-4.724409448817823"/>
+        <w:rPr>
+          <w:rFonts w:ascii="Arial" w:cs="Arial" w:eastAsia="Arial" w:hAnsi="Arial"/>
+          <w:color w:val="231f20"/>
+        </w:rPr>
+      </w:pPr>
+      <w:bookmarkStart w:colFirst="0" w:colLast="0" w:name="_jkrbwn7e7aj3" w:id="37"/>
       <w:bookmarkEnd w:id="37"/>
       <w:r>
         <w:rPr>
@@ -7494,17 +9668,18 @@
     </w:p>
     <w:p>
       <w:pPr>
+        <w:ind w:right="-4.724409448817823"/>
         <w:rPr>
           <w:rFonts w:ascii="Arial" w:cs="Arial" w:eastAsia="Arial" w:hAnsi="Arial"/>
           <w:color w:val="231f20"/>
         </w:rPr>
         <w:sectPr>
-          <w:headerReference r:id="rId15" w:type="default"/>
-          <w:headerReference r:id="rId16" w:type="first"/>
-          <w:footerReference r:id="rId17" w:type="default"/>
+          <w:headerReference r:id="rId16" w:type="default"/>
+          <w:headerReference r:id="rId17" w:type="first"/>
+          <w:footerReference r:id="rId18" w:type="default"/>
           <w:type w:val="nextPage"/>
           <w:pgSz w:h="16838" w:w="11906" w:orient="portrait"/>
-          <w:pgMar w:bottom="245" w:top="1440" w:left="432" w:right="1138" w:header="562" w:footer="562"/>
+          <w:pgMar w:bottom="1133.8582677165355" w:top="1133.8582677165355" w:left="850.3937007874016" w:right="850.3937007874016" w:header="562" w:footer="562"/>
         </w:sectPr>
       </w:pPr>
       <w:r>
@@ -7527,13 +9702,14 @@
     <w:p>
       <w:pPr>
         <w:pStyle w:val="Heading1"/>
+        <w:ind w:right="-4.724409448817823"/>
         <w:jc w:val="left"/>
         <w:rPr>
           <w:rFonts w:ascii="Arial" w:cs="Arial" w:eastAsia="Arial" w:hAnsi="Arial"/>
           <w:color w:val="231f20"/>
         </w:rPr>
       </w:pPr>
-      <w:bookmarkStart w:colFirst="0" w:colLast="0" w:name="_m4ci75y4ain1" w:id="38"/>
+      <w:bookmarkStart w:colFirst="0" w:colLast="0" w:name="_l7rcsn2dugwe" w:id="38"/>
       <w:bookmarkEnd w:id="38"/>
       <w:r>
         <w:rPr>
@@ -7547,12 +9723,13 @@
     <w:p>
       <w:pPr>
         <w:pStyle w:val="Heading2"/>
-        <w:rPr>
-          <w:rFonts w:ascii="Arial" w:cs="Arial" w:eastAsia="Arial" w:hAnsi="Arial"/>
-          <w:color w:val="231f20"/>
-        </w:rPr>
-      </w:pPr>
-      <w:bookmarkStart w:colFirst="0" w:colLast="0" w:name="_1a6ym3rlxv81" w:id="39"/>
+        <w:ind w:right="-4.724409448817823"/>
+        <w:rPr>
+          <w:rFonts w:ascii="Arial" w:cs="Arial" w:eastAsia="Arial" w:hAnsi="Arial"/>
+          <w:color w:val="231f20"/>
+        </w:rPr>
+      </w:pPr>
+      <w:bookmarkStart w:colFirst="0" w:colLast="0" w:name="_kwddsnwfw0ic" w:id="39"/>
       <w:bookmarkEnd w:id="39"/>
       <w:r>
         <w:rPr>
@@ -7565,6 +9742,7 @@
     </w:p>
     <w:p>
       <w:pPr>
+        <w:ind w:right="-4.724409448817823"/>
         <w:jc w:val="left"/>
         <w:rPr>
           <w:rFonts w:ascii="Arial" w:cs="Arial" w:eastAsia="Arial" w:hAnsi="Arial"/>
@@ -7582,6 +9760,7 @@
     </w:p>
     <w:p>
       <w:pPr>
+        <w:ind w:right="-4.724409448817823"/>
         <w:jc w:val="left"/>
         <w:rPr>
           <w:rFonts w:ascii="Arial" w:cs="Arial" w:eastAsia="Arial" w:hAnsi="Arial"/>
@@ -7600,12 +9779,13 @@
     <w:p>
       <w:pPr>
         <w:pStyle w:val="Heading2"/>
-        <w:rPr>
-          <w:rFonts w:ascii="Arial" w:cs="Arial" w:eastAsia="Arial" w:hAnsi="Arial"/>
-          <w:color w:val="231f20"/>
-        </w:rPr>
-      </w:pPr>
-      <w:bookmarkStart w:colFirst="0" w:colLast="0" w:name="_2m4n9l3dbx6i" w:id="40"/>
+        <w:ind w:right="-4.724409448817823"/>
+        <w:rPr>
+          <w:rFonts w:ascii="Arial" w:cs="Arial" w:eastAsia="Arial" w:hAnsi="Arial"/>
+          <w:color w:val="231f20"/>
+        </w:rPr>
+      </w:pPr>
+      <w:bookmarkStart w:colFirst="0" w:colLast="0" w:name="_31wjktbjuzuf" w:id="40"/>
       <w:bookmarkEnd w:id="40"/>
       <w:r>
         <w:rPr>
@@ -7618,6 +9798,7 @@
     </w:p>
     <w:p>
       <w:pPr>
+        <w:ind w:right="-4.724409448817823"/>
         <w:jc w:val="left"/>
         <w:rPr>
           <w:rFonts w:ascii="Arial" w:cs="Arial" w:eastAsia="Arial" w:hAnsi="Arial"/>
@@ -7634,11 +9815,11 @@
       </w:r>
     </w:p>
     <w:sectPr>
-      <w:headerReference r:id="rId18" w:type="default"/>
-      <w:footerReference r:id="rId19" w:type="default"/>
+      <w:headerReference r:id="rId19" w:type="default"/>
+      <w:footerReference r:id="rId20" w:type="default"/>
       <w:type w:val="nextPage"/>
       <w:pgSz w:h="11906" w:w="16838" w:orient="landscape"/>
-      <w:pgMar w:bottom="1140" w:top="431" w:left="1140" w:right="1140" w:header="561" w:footer="561"/>
+      <w:pgMar w:bottom="1133.8582677165355" w:top="1133.8582677165355" w:left="850.3937007874016" w:right="850.3937007874016" w:header="561" w:footer="561"/>
     </w:sectPr>
   </w:body>
 </w:document>
@@ -7650,7 +9831,6 @@
     <w:pPr>
       <w:keepNext w:val="0"/>
       <w:keepLines w:val="0"/>
-      <w:pageBreakBefore w:val="0"/>
       <w:widowControl w:val="0"/>
       <w:pBdr>
         <w:top w:space="0" w:sz="0" w:val="nil"/>
@@ -7689,7 +9869,6 @@
     <w:pPr>
       <w:keepNext w:val="0"/>
       <w:keepLines w:val="0"/>
-      <w:pageBreakBefore w:val="0"/>
       <w:widowControl w:val="0"/>
       <w:pBdr>
         <w:top w:color="808080" w:space="0" w:sz="4" w:val="single"/>
@@ -7700,7 +9879,7 @@
       </w:pBdr>
       <w:shd w:fill="auto" w:val="clear"/>
       <w:spacing w:after="0" w:before="0" w:line="240" w:lineRule="auto"/>
-      <w:ind w:left="-142" w:right="0" w:firstLine="0"/>
+      <w:ind w:left="0" w:right="0" w:firstLine="0"/>
       <w:jc w:val="center"/>
       <w:rPr>
         <w:rFonts w:ascii="Tahoma" w:cs="Tahoma" w:eastAsia="Tahoma" w:hAnsi="Tahoma"/>
@@ -7820,15 +9999,15 @@
         <wp:anchor allowOverlap="1" behindDoc="0" distB="0" distT="0" distL="0" distR="0" hidden="0" layoutInCell="1" locked="0" relativeHeight="0" simplePos="0">
           <wp:simplePos x="0" y="0"/>
           <wp:positionH relativeFrom="column">
-            <wp:posOffset>-72389</wp:posOffset>
+            <wp:posOffset>285750</wp:posOffset>
           </wp:positionH>
           <wp:positionV relativeFrom="paragraph">
-            <wp:posOffset>107950</wp:posOffset>
+            <wp:posOffset>104775</wp:posOffset>
           </wp:positionV>
           <wp:extent cx="962941" cy="363600"/>
           <wp:effectExtent b="0" l="0" r="0" t="0"/>
           <wp:wrapNone/>
-          <wp:docPr id="4" name="image1.png"/>
+          <wp:docPr id="6" name="image1.png"/>
           <a:graphic>
             <a:graphicData uri="http://schemas.openxmlformats.org/drawingml/2006/picture">
               <pic:pic>
@@ -7867,7 +10046,6 @@
     <w:pPr>
       <w:keepNext w:val="0"/>
       <w:keepLines w:val="0"/>
-      <w:pageBreakBefore w:val="0"/>
       <w:widowControl w:val="0"/>
       <w:pBdr>
         <w:top w:space="0" w:sz="0" w:val="nil"/>
@@ -7906,7 +10084,6 @@
     <w:pPr>
       <w:keepNext w:val="0"/>
       <w:keepLines w:val="0"/>
-      <w:pageBreakBefore w:val="0"/>
       <w:widowControl w:val="0"/>
       <w:pBdr>
         <w:top w:color="808080" w:space="0" w:sz="4" w:val="single"/>
@@ -7917,7 +10094,7 @@
       </w:pBdr>
       <w:shd w:fill="auto" w:val="clear"/>
       <w:spacing w:after="0" w:before="0" w:line="240" w:lineRule="auto"/>
-      <w:ind w:left="-142" w:right="0" w:firstLine="0"/>
+      <w:ind w:left="0" w:right="0" w:firstLine="0"/>
       <w:jc w:val="center"/>
       <w:rPr>
         <w:rFonts w:ascii="Tahoma" w:cs="Tahoma" w:eastAsia="Tahoma" w:hAnsi="Tahoma"/>
@@ -7953,6 +10130,7 @@
         <w:rtl w:val="0"/>
       </w:rPr>
       <w:br w:type="textWrapping"/>
+      <w:tab/>
       <w:tab/>
       <w:tab/>
       <w:tab/>
@@ -8043,15 +10221,15 @@
         <wp:anchor allowOverlap="1" behindDoc="0" distB="0" distT="0" distL="0" distR="0" hidden="0" layoutInCell="1" locked="0" relativeHeight="0" simplePos="0">
           <wp:simplePos x="0" y="0"/>
           <wp:positionH relativeFrom="column">
-            <wp:posOffset>-69849</wp:posOffset>
+            <wp:posOffset>295275</wp:posOffset>
           </wp:positionH>
           <wp:positionV relativeFrom="paragraph">
-            <wp:posOffset>107950</wp:posOffset>
+            <wp:posOffset>104775</wp:posOffset>
           </wp:positionV>
           <wp:extent cx="962941" cy="363600"/>
           <wp:effectExtent b="0" l="0" r="0" t="0"/>
           <wp:wrapNone/>
-          <wp:docPr id="3" name="image1.png"/>
+          <wp:docPr id="8" name="image1.png"/>
           <a:graphic>
             <a:graphicData uri="http://schemas.openxmlformats.org/drawingml/2006/picture">
               <pic:pic>
@@ -8090,7 +10268,6 @@
     <w:pPr>
       <w:keepNext w:val="0"/>
       <w:keepLines w:val="0"/>
-      <w:pageBreakBefore w:val="0"/>
       <w:widowControl w:val="0"/>
       <w:pBdr>
         <w:top w:space="0" w:sz="0" w:val="nil"/>
@@ -8129,7 +10306,6 @@
     <w:pPr>
       <w:keepNext w:val="0"/>
       <w:keepLines w:val="0"/>
-      <w:pageBreakBefore w:val="0"/>
       <w:widowControl w:val="0"/>
       <w:pBdr>
         <w:top w:color="808080" w:space="0" w:sz="4" w:val="single"/>
@@ -8140,7 +10316,7 @@
       </w:pBdr>
       <w:shd w:fill="auto" w:val="clear"/>
       <w:spacing w:after="0" w:before="0" w:line="240" w:lineRule="auto"/>
-      <w:ind w:left="-142" w:right="0" w:firstLine="0"/>
+      <w:ind w:left="0" w:right="0" w:firstLine="0"/>
       <w:jc w:val="center"/>
       <w:rPr>
         <w:rFonts w:ascii="Tahoma" w:cs="Tahoma" w:eastAsia="Tahoma" w:hAnsi="Tahoma"/>
@@ -8260,15 +10436,15 @@
         <wp:anchor allowOverlap="1" behindDoc="0" distB="0" distT="0" distL="0" distR="0" hidden="0" layoutInCell="1" locked="0" relativeHeight="0" simplePos="0">
           <wp:simplePos x="0" y="0"/>
           <wp:positionH relativeFrom="column">
-            <wp:posOffset>-65404</wp:posOffset>
+            <wp:posOffset>295275</wp:posOffset>
           </wp:positionH>
           <wp:positionV relativeFrom="paragraph">
-            <wp:posOffset>107950</wp:posOffset>
+            <wp:posOffset>104775</wp:posOffset>
           </wp:positionV>
           <wp:extent cx="962941" cy="363600"/>
           <wp:effectExtent b="0" l="0" r="0" t="0"/>
           <wp:wrapNone/>
-          <wp:docPr id="13" name="image1.png"/>
+          <wp:docPr id="7" name="image1.png"/>
           <a:graphic>
             <a:graphicData uri="http://schemas.openxmlformats.org/drawingml/2006/picture">
               <pic:pic>
@@ -8307,7 +10483,6 @@
     <w:pPr>
       <w:keepNext w:val="0"/>
       <w:keepLines w:val="0"/>
-      <w:pageBreakBefore w:val="0"/>
       <w:widowControl w:val="0"/>
       <w:pBdr>
         <w:top w:space="0" w:sz="0" w:val="nil"/>
@@ -8346,7 +10521,6 @@
     <w:pPr>
       <w:keepNext w:val="0"/>
       <w:keepLines w:val="0"/>
-      <w:pageBreakBefore w:val="0"/>
       <w:widowControl w:val="0"/>
       <w:pBdr>
         <w:top w:color="808080" w:space="0" w:sz="4" w:val="single"/>
@@ -8357,7 +10531,7 @@
       </w:pBdr>
       <w:shd w:fill="auto" w:val="clear"/>
       <w:spacing w:after="0" w:before="0" w:line="240" w:lineRule="auto"/>
-      <w:ind w:left="-142" w:right="0" w:firstLine="0"/>
+      <w:ind w:left="0" w:right="0" w:firstLine="0"/>
       <w:jc w:val="center"/>
       <w:rPr>
         <w:rFonts w:ascii="Tahoma" w:cs="Tahoma" w:eastAsia="Tahoma" w:hAnsi="Tahoma"/>
@@ -8393,6 +10567,7 @@
         <w:rtl w:val="0"/>
       </w:rPr>
       <w:br w:type="textWrapping"/>
+      <w:tab/>
       <w:tab/>
       <w:tab/>
       <w:tab/>
@@ -8483,15 +10658,15 @@
         <wp:anchor allowOverlap="1" behindDoc="0" distB="0" distT="0" distL="0" distR="0" hidden="0" layoutInCell="1" locked="0" relativeHeight="0" simplePos="0">
           <wp:simplePos x="0" y="0"/>
           <wp:positionH relativeFrom="column">
-            <wp:posOffset>-71119</wp:posOffset>
+            <wp:posOffset>295275</wp:posOffset>
           </wp:positionH>
           <wp:positionV relativeFrom="paragraph">
-            <wp:posOffset>107950</wp:posOffset>
+            <wp:posOffset>104775</wp:posOffset>
           </wp:positionV>
           <wp:extent cx="962941" cy="363600"/>
           <wp:effectExtent b="0" l="0" r="0" t="0"/>
           <wp:wrapNone/>
-          <wp:docPr id="12" name="image1.png"/>
+          <wp:docPr id="9" name="image1.png"/>
           <a:graphic>
             <a:graphicData uri="http://schemas.openxmlformats.org/drawingml/2006/picture">
               <pic:pic>
@@ -8530,7 +10705,6 @@
     <w:pPr>
       <w:keepNext w:val="0"/>
       <w:keepLines w:val="0"/>
-      <w:pageBreakBefore w:val="0"/>
       <w:widowControl w:val="0"/>
       <w:pBdr>
         <w:top w:space="0" w:sz="0" w:val="nil"/>
@@ -8555,20 +10729,20 @@
         <wp:anchor allowOverlap="1" behindDoc="0" distB="0" distT="0" distL="114300" distR="114300" hidden="0" layoutInCell="1" locked="0" relativeHeight="0" simplePos="0">
           <wp:simplePos x="0" y="0"/>
           <wp:positionH relativeFrom="column">
-            <wp:posOffset>28576</wp:posOffset>
+            <wp:posOffset>28577</wp:posOffset>
           </wp:positionH>
           <wp:positionV relativeFrom="paragraph">
-            <wp:posOffset>-44993</wp:posOffset>
+            <wp:posOffset>-44992</wp:posOffset>
           </wp:positionV>
           <wp:extent cx="1355753" cy="1011600"/>
           <wp:effectExtent b="0" l="0" r="0" t="0"/>
           <wp:wrapNone/>
-          <wp:docPr id="11" name="image5.png"/>
+          <wp:docPr id="11" name="image2.png"/>
           <a:graphic>
             <a:graphicData uri="http://schemas.openxmlformats.org/drawingml/2006/picture">
               <pic:pic>
                 <pic:nvPicPr>
-                  <pic:cNvPr id="0" name="image5.png"/>
+                  <pic:cNvPr id="0" name="image2.png"/>
                   <pic:cNvPicPr preferRelativeResize="0"/>
                 </pic:nvPicPr>
                 <pic:blipFill>
@@ -8596,8 +10770,9 @@
   <w:tbl>
     <w:tblPr>
       <w:tblStyle w:val="Table1"/>
-      <w:tblW w:w="9810.0" w:type="dxa"/>
+      <w:tblW w:w="10140.0" w:type="dxa"/>
       <w:jc w:val="left"/>
+      <w:tblInd w:w="-15.0" w:type="dxa"/>
       <w:tblBorders>
         <w:bottom w:color="000000" w:space="0" w:sz="4" w:val="single"/>
       </w:tblBorders>
@@ -8605,14 +10780,14 @@
       <w:tblLook w:val="0000"/>
     </w:tblPr>
     <w:tblGrid>
-      <w:gridCol w:w="3510"/>
+      <w:gridCol w:w="3525"/>
       <w:gridCol w:w="3240"/>
-      <w:gridCol w:w="3060"/>
+      <w:gridCol w:w="3375"/>
       <w:tblGridChange w:id="0">
         <w:tblGrid>
-          <w:gridCol w:w="3510"/>
+          <w:gridCol w:w="3525"/>
           <w:gridCol w:w="3240"/>
-          <w:gridCol w:w="3060"/>
+          <w:gridCol w:w="3375"/>
         </w:tblGrid>
       </w:tblGridChange>
     </w:tblGrid>
@@ -8917,7 +11092,7 @@
     <w:tr>
       <w:trPr>
         <w:cantSplit w:val="0"/>
-        <w:trHeight w:val="202" w:hRule="atLeast"/>
+        <w:trHeight w:val="201.38671875" w:hRule="atLeast"/>
         <w:tblHeader w:val="0"/>
       </w:trPr>
       <w:tc>
@@ -9021,7 +11196,7 @@
         <w:p>
           <w:pPr>
             <w:spacing w:after="0" w:lineRule="auto"/>
-            <w:jc w:val="center"/>
+            <w:jc w:val="left"/>
             <w:rPr>
               <w:sz w:val="18"/>
               <w:szCs w:val="18"/>
@@ -9107,7 +11282,6 @@
     <w:pPr>
       <w:keepNext w:val="0"/>
       <w:keepLines w:val="0"/>
-      <w:pageBreakBefore w:val="0"/>
       <w:widowControl w:val="1"/>
       <w:pBdr>
         <w:top w:space="0" w:sz="0" w:val="nil"/>
@@ -9155,7 +11329,6 @@
     <w:pPr>
       <w:keepNext w:val="0"/>
       <w:keepLines w:val="0"/>
-      <w:pageBreakBefore w:val="0"/>
       <w:widowControl w:val="0"/>
       <w:pBdr>
         <w:top w:space="0" w:sz="0" w:val="nil"/>
@@ -9194,20 +11367,20 @@
         <wp:anchor allowOverlap="1" behindDoc="0" distB="0" distT="0" distL="114300" distR="114300" hidden="0" layoutInCell="1" locked="0" relativeHeight="0" simplePos="0">
           <wp:simplePos x="0" y="0"/>
           <wp:positionH relativeFrom="column">
-            <wp:posOffset>57151</wp:posOffset>
+            <wp:posOffset>57152</wp:posOffset>
           </wp:positionH>
           <wp:positionV relativeFrom="paragraph">
-            <wp:posOffset>-123255</wp:posOffset>
+            <wp:posOffset>-123254</wp:posOffset>
           </wp:positionV>
           <wp:extent cx="1355753" cy="1011600"/>
           <wp:effectExtent b="0" l="0" r="0" t="0"/>
           <wp:wrapNone/>
-          <wp:docPr id="6" name="image5.png"/>
+          <wp:docPr id="10" name="image2.png"/>
           <a:graphic>
             <a:graphicData uri="http://schemas.openxmlformats.org/drawingml/2006/picture">
               <pic:pic>
                 <pic:nvPicPr>
-                  <pic:cNvPr id="0" name="image5.png"/>
+                  <pic:cNvPr id="0" name="image2.png"/>
                   <pic:cNvPicPr preferRelativeResize="0"/>
                 </pic:nvPicPr>
                 <pic:blipFill>
@@ -9235,7 +11408,7 @@
   <w:tbl>
     <w:tblPr>
       <w:tblStyle w:val="Table2"/>
-      <w:tblW w:w="14400.0" w:type="dxa"/>
+      <w:tblW w:w="15165.0" w:type="dxa"/>
       <w:jc w:val="left"/>
       <w:tblBorders>
         <w:bottom w:color="000000" w:space="0" w:sz="4" w:val="single"/>
@@ -9246,12 +11419,12 @@
     <w:tblGrid>
       <w:gridCol w:w="8100"/>
       <w:gridCol w:w="3240"/>
-      <w:gridCol w:w="3060"/>
+      <w:gridCol w:w="3825"/>
       <w:tblGridChange w:id="0">
         <w:tblGrid>
           <w:gridCol w:w="8100"/>
           <w:gridCol w:w="3240"/>
-          <w:gridCol w:w="3060"/>
+          <w:gridCol w:w="3825"/>
         </w:tblGrid>
       </w:tblGridChange>
     </w:tblGrid>
@@ -9746,7 +11919,6 @@
     <w:pPr>
       <w:keepNext w:val="0"/>
       <w:keepLines w:val="0"/>
-      <w:pageBreakBefore w:val="0"/>
       <w:widowControl w:val="1"/>
       <w:pBdr>
         <w:top w:space="0" w:sz="0" w:val="nil"/>
@@ -9794,7 +11966,6 @@
     <w:pPr>
       <w:keepNext w:val="0"/>
       <w:keepLines w:val="0"/>
-      <w:pageBreakBefore w:val="0"/>
       <w:widowControl w:val="0"/>
       <w:pBdr>
         <w:top w:space="0" w:sz="0" w:val="nil"/>
@@ -9881,7 +12052,7 @@
               <wp:anchor allowOverlap="1" behindDoc="1" distB="0" distT="0" distL="0" distR="0" hidden="0" layoutInCell="1" locked="0" relativeHeight="0" simplePos="0">
                 <wp:simplePos x="0" y="0"/>
                 <wp:positionH relativeFrom="column">
-                  <wp:posOffset>-60324</wp:posOffset>
+                  <wp:posOffset>-60323</wp:posOffset>
                 </wp:positionH>
                 <wp:positionV relativeFrom="paragraph">
                   <wp:posOffset>635</wp:posOffset>
@@ -9889,7 +12060,7 @@
                 <wp:extent cx="1209040" cy="532765"/>
                 <wp:effectExtent b="0" l="0" r="0" t="0"/>
                 <wp:wrapNone/>
-                <wp:docPr id="7" name="image3.png"/>
+                <wp:docPr id="3" name="image3.png"/>
                 <a:graphic>
                   <a:graphicData uri="http://schemas.openxmlformats.org/drawingml/2006/picture">
                     <pic:pic>
@@ -10345,7 +12516,6 @@
     <w:pPr>
       <w:keepNext w:val="0"/>
       <w:keepLines w:val="0"/>
-      <w:pageBreakBefore w:val="0"/>
       <w:widowControl w:val="1"/>
       <w:pBdr>
         <w:top w:space="0" w:sz="0" w:val="nil"/>
@@ -10393,7 +12563,6 @@
     <w:pPr>
       <w:keepNext w:val="0"/>
       <w:keepLines w:val="0"/>
-      <w:pageBreakBefore w:val="0"/>
       <w:widowControl w:val="0"/>
       <w:pBdr>
         <w:top w:space="0" w:sz="0" w:val="nil"/>
@@ -10432,20 +12601,20 @@
         <wp:anchor allowOverlap="1" behindDoc="0" distB="0" distT="0" distL="114300" distR="114300" hidden="0" layoutInCell="1" locked="0" relativeHeight="0" simplePos="0">
           <wp:simplePos x="0" y="0"/>
           <wp:positionH relativeFrom="column">
-            <wp:posOffset>57151</wp:posOffset>
+            <wp:posOffset>57152</wp:posOffset>
           </wp:positionH>
           <wp:positionV relativeFrom="paragraph">
-            <wp:posOffset>-150337</wp:posOffset>
+            <wp:posOffset>-150336</wp:posOffset>
           </wp:positionV>
           <wp:extent cx="1355753" cy="1011600"/>
           <wp:effectExtent b="0" l="0" r="0" t="0"/>
           <wp:wrapNone/>
-          <wp:docPr id="2" name="image5.png"/>
+          <wp:docPr id="12" name="image2.png"/>
           <a:graphic>
             <a:graphicData uri="http://schemas.openxmlformats.org/drawingml/2006/picture">
               <pic:pic>
                 <pic:nvPicPr>
-                  <pic:cNvPr id="0" name="image5.png"/>
+                  <pic:cNvPr id="0" name="image2.png"/>
                   <pic:cNvPicPr preferRelativeResize="0"/>
                 </pic:nvPicPr>
                 <pic:blipFill>
@@ -10473,7 +12642,7 @@
   <w:tbl>
     <w:tblPr>
       <w:tblStyle w:val="Table4"/>
-      <w:tblW w:w="9810.0" w:type="dxa"/>
+      <w:tblW w:w="10185.0" w:type="dxa"/>
       <w:jc w:val="left"/>
       <w:tblBorders>
         <w:bottom w:color="000000" w:space="0" w:sz="4" w:val="single"/>
@@ -10484,12 +12653,12 @@
     <w:tblGrid>
       <w:gridCol w:w="3510"/>
       <w:gridCol w:w="3240"/>
-      <w:gridCol w:w="3060"/>
+      <w:gridCol w:w="3435"/>
       <w:tblGridChange w:id="0">
         <w:tblGrid>
           <w:gridCol w:w="3510"/>
           <w:gridCol w:w="3240"/>
-          <w:gridCol w:w="3060"/>
+          <w:gridCol w:w="3435"/>
         </w:tblGrid>
       </w:tblGridChange>
     </w:tblGrid>
@@ -10984,7 +13153,6 @@
     <w:pPr>
       <w:keepNext w:val="0"/>
       <w:keepLines w:val="0"/>
-      <w:pageBreakBefore w:val="0"/>
       <w:widowControl w:val="1"/>
       <w:pBdr>
         <w:top w:space="0" w:sz="0" w:val="nil"/>
@@ -11032,7 +13200,6 @@
     <w:pPr>
       <w:keepNext w:val="0"/>
       <w:keepLines w:val="0"/>
-      <w:pageBreakBefore w:val="0"/>
       <w:widowControl w:val="0"/>
       <w:pBdr>
         <w:top w:space="0" w:sz="0" w:val="nil"/>
@@ -11119,7 +13286,7 @@
               <wp:anchor allowOverlap="1" behindDoc="1" distB="0" distT="0" distL="0" distR="0" hidden="0" layoutInCell="1" locked="0" relativeHeight="0" simplePos="0">
                 <wp:simplePos x="0" y="0"/>
                 <wp:positionH relativeFrom="column">
-                  <wp:posOffset>-60324</wp:posOffset>
+                  <wp:posOffset>-60323</wp:posOffset>
                 </wp:positionH>
                 <wp:positionV relativeFrom="paragraph">
                   <wp:posOffset>635</wp:posOffset>
@@ -11127,7 +13294,7 @@
                 <wp:extent cx="1209040" cy="532765"/>
                 <wp:effectExtent b="0" l="0" r="0" t="0"/>
                 <wp:wrapNone/>
-                <wp:docPr id="10" name="image3.png"/>
+                <wp:docPr id="4" name="image3.png"/>
                 <a:graphic>
                   <a:graphicData uri="http://schemas.openxmlformats.org/drawingml/2006/picture">
                     <pic:pic>
@@ -11583,7 +13750,6 @@
     <w:pPr>
       <w:keepNext w:val="0"/>
       <w:keepLines w:val="0"/>
-      <w:pageBreakBefore w:val="0"/>
       <w:widowControl w:val="1"/>
       <w:pBdr>
         <w:top w:space="0" w:sz="0" w:val="nil"/>
@@ -11629,35 +13795,13 @@
 <w:hdr xmlns:mc="http://schemas.openxmlformats.org/markup-compatibility/2006" xmlns:o="urn:schemas-microsoft-com:office:office" xmlns:r="http://schemas.openxmlformats.org/officeDocument/2006/relationships" xmlns:m="http://schemas.openxmlformats.org/officeDocument/2006/math" xmlns:v="urn:schemas-microsoft-com:vml" xmlns:wp="http://schemas.openxmlformats.org/drawingml/2006/wordprocessingDrawing" xmlns:w10="urn:schemas-microsoft-com:office:word" xmlns:w="http://schemas.openxmlformats.org/wordprocessingml/2006/main" xmlns:wne="http://schemas.microsoft.com/office/word/2006/wordml" xmlns:sl="http://schemas.openxmlformats.org/schemaLibrary/2006/main" xmlns:a="http://schemas.openxmlformats.org/drawingml/2006/main" xmlns:pic="http://schemas.openxmlformats.org/drawingml/2006/picture" xmlns:c="http://schemas.openxmlformats.org/drawingml/2006/chart" xmlns:lc="http://schemas.openxmlformats.org/drawingml/2006/lockedCanvas" xmlns:dgm="http://schemas.openxmlformats.org/drawingml/2006/diagram" xmlns:wps="http://schemas.microsoft.com/office/word/2010/wordprocessingShape" xmlns:wpg="http://schemas.microsoft.com/office/word/2010/wordprocessingGroup" xmlns:w14="http://schemas.microsoft.com/office/word/2010/wordml" xmlns:w15="http://schemas.microsoft.com/office/word/2012/wordml" xmlns:w16="http://schemas.microsoft.com/office/word/2018/wordml" xmlns:w16cex="http://schemas.microsoft.com/office/word/2018/wordml/cex" xmlns:w16cid="http://schemas.microsoft.com/office/word/2016/wordml/cid" xmlns="http://schemas.microsoft.com/office/tasks/2019/documenttasks" xmlns:cr="http://schemas.microsoft.com/office/comments/2020/reactions">
   <w:p>
     <w:pPr>
-      <w:keepNext w:val="0"/>
-      <w:keepLines w:val="0"/>
-      <w:pageBreakBefore w:val="0"/>
       <w:widowControl w:val="0"/>
-      <w:pBdr>
-        <w:top w:space="0" w:sz="0" w:val="nil"/>
-        <w:left w:space="0" w:sz="0" w:val="nil"/>
-        <w:bottom w:space="0" w:sz="0" w:val="nil"/>
-        <w:right w:space="0" w:sz="0" w:val="nil"/>
-        <w:between w:space="0" w:sz="0" w:val="nil"/>
-      </w:pBdr>
-      <w:shd w:fill="auto" w:val="clear"/>
-      <w:spacing w:after="0" w:before="0" w:line="276" w:lineRule="auto"/>
-      <w:ind w:left="0" w:right="0" w:firstLine="0"/>
+      <w:spacing w:after="0" w:line="276" w:lineRule="auto"/>
+      <w:ind w:right="0"/>
       <w:jc w:val="left"/>
       <w:rPr>
-        <w:rFonts w:ascii="Century Schoolbook" w:cs="Century Schoolbook" w:eastAsia="Century Schoolbook" w:hAnsi="Century Schoolbook"/>
-        <w:b w:val="0"/>
-        <w:bCs w:val="0"/>
-        <w:i w:val="0"/>
-        <w:iCs w:val="0"/>
-        <w:smallCaps w:val="0"/>
-        <w:strike w:val="0"/>
-        <w:color w:val="000000"/>
         <w:sz w:val="10"/>
         <w:szCs w:val="10"/>
-        <w:u w:val="none"/>
-        <w:shd w:fill="auto" w:val="clear"/>
-        <w:vertAlign w:val="baseline"/>
       </w:rPr>
     </w:pPr>
     <w:r>
@@ -11670,20 +13814,20 @@
         <wp:anchor allowOverlap="1" behindDoc="0" distB="0" distT="0" distL="114300" distR="114300" hidden="0" layoutInCell="1" locked="0" relativeHeight="0" simplePos="0">
           <wp:simplePos x="0" y="0"/>
           <wp:positionH relativeFrom="column">
-            <wp:posOffset>47626</wp:posOffset>
+            <wp:posOffset>47627</wp:posOffset>
           </wp:positionH>
           <wp:positionV relativeFrom="paragraph">
-            <wp:posOffset>-150337</wp:posOffset>
+            <wp:posOffset>-150336</wp:posOffset>
           </wp:positionV>
           <wp:extent cx="1355753" cy="1011600"/>
           <wp:effectExtent b="0" l="0" r="0" t="0"/>
           <wp:wrapNone/>
-          <wp:docPr id="1" name="image5.png"/>
+          <wp:docPr id="5" name="image2.png"/>
           <a:graphic>
             <a:graphicData uri="http://schemas.openxmlformats.org/drawingml/2006/picture">
               <pic:pic>
                 <pic:nvPicPr>
-                  <pic:cNvPr id="0" name="image5.png"/>
+                  <pic:cNvPr id="0" name="image2.png"/>
                   <pic:cNvPicPr preferRelativeResize="0"/>
                 </pic:nvPicPr>
                 <pic:blipFill>
@@ -11711,7 +13855,8 @@
   <w:tbl>
     <w:tblPr>
       <w:tblStyle w:val="Table6"/>
-      <w:tblW w:w="14522.0" w:type="dxa"/>
+      <w:tblpPr w:leftFromText="180" w:rightFromText="180" w:topFromText="180" w:bottomFromText="180" w:vertAnchor="text" w:horzAnchor="text" w:tblpX="19.60629921259823" w:tblpY="0"/>
+      <w:tblW w:w="15165.0" w:type="dxa"/>
       <w:jc w:val="left"/>
       <w:tblBorders>
         <w:bottom w:color="000000" w:space="0" w:sz="4" w:val="single"/>
@@ -11720,14 +13865,14 @@
       <w:tblLook w:val="0000"/>
     </w:tblPr>
     <w:tblGrid>
-      <w:gridCol w:w="8222"/>
+      <w:gridCol w:w="8220"/>
       <w:gridCol w:w="3240"/>
-      <w:gridCol w:w="3060"/>
+      <w:gridCol w:w="3705"/>
       <w:tblGridChange w:id="0">
         <w:tblGrid>
-          <w:gridCol w:w="8222"/>
+          <w:gridCol w:w="8220"/>
           <w:gridCol w:w="3240"/>
-          <w:gridCol w:w="3060"/>
+          <w:gridCol w:w="3705"/>
         </w:tblGrid>
       </w:tblGridChange>
     </w:tblGrid>
@@ -12220,39 +14365,13 @@
   </w:tbl>
   <w:p>
     <w:pPr>
-      <w:keepNext w:val="0"/>
-      <w:keepLines w:val="0"/>
-      <w:pageBreakBefore w:val="0"/>
-      <w:widowControl w:val="1"/>
-      <w:pBdr>
-        <w:top w:space="0" w:sz="0" w:val="nil"/>
-        <w:left w:space="0" w:sz="0" w:val="nil"/>
-        <w:bottom w:space="0" w:sz="0" w:val="nil"/>
-        <w:right w:space="0" w:sz="0" w:val="nil"/>
-        <w:between w:space="0" w:sz="0" w:val="nil"/>
-      </w:pBdr>
-      <w:shd w:fill="auto" w:val="clear"/>
       <w:tabs>
         <w:tab w:val="center" w:leader="none" w:pos="4536"/>
         <w:tab w:val="right" w:leader="none" w:pos="9072"/>
       </w:tabs>
-      <w:spacing w:after="120" w:before="0" w:line="240" w:lineRule="auto"/>
-      <w:ind w:left="0" w:right="113" w:firstLine="0"/>
-      <w:jc w:val="both"/>
       <w:rPr>
-        <w:rFonts w:ascii="Century Schoolbook" w:cs="Century Schoolbook" w:eastAsia="Century Schoolbook" w:hAnsi="Century Schoolbook"/>
-        <w:b w:val="0"/>
-        <w:bCs w:val="0"/>
-        <w:i w:val="0"/>
-        <w:iCs w:val="0"/>
-        <w:smallCaps w:val="0"/>
-        <w:strike w:val="0"/>
-        <w:color w:val="000000"/>
-        <w:sz w:val="12"/>
-        <w:szCs w:val="12"/>
-        <w:u w:val="none"/>
-        <w:shd w:fill="auto" w:val="clear"/>
-        <w:vertAlign w:val="baseline"/>
+        <w:sz w:val="10"/>
+        <w:szCs w:val="10"/>
       </w:rPr>
     </w:pPr>
     <w:r>

--- a/deliveries/cases/EN/3.docx
+++ b/deliveries/cases/EN/3.docx
@@ -36,7 +36,7 @@
             <wp:extent cx="1880235" cy="1381716"/>
             <wp:effectExtent b="0" l="0" r="0" t="0"/>
             <wp:wrapSquare wrapText="bothSides" distB="0" distT="0" distL="114300" distR="114300"/>
-            <wp:docPr id="13" name="image2.png"/>
+            <wp:docPr id="11" name="image2.png"/>
             <a:graphic>
               <a:graphicData uri="http://schemas.openxmlformats.org/drawingml/2006/picture">
                 <pic:pic>
@@ -202,7 +202,7 @@
           <w:color w:val="231f20"/>
         </w:rPr>
       </w:pPr>
-      <w:bookmarkStart w:colFirst="0" w:colLast="0" w:name="_1qihy4r72vs5" w:id="0"/>
+      <w:bookmarkStart w:colFirst="0" w:colLast="0" w:name="_a2q0ls2hwfb3" w:id="0"/>
       <w:bookmarkEnd w:id="0"/>
       <w:r>
         <w:rPr>
@@ -287,7 +287,7 @@
     </w:p>
     <w:p>
       <w:pPr>
-        <w:ind w:left="1560" w:right="-4.724409448817823" w:firstLine="0"/>
+        <w:ind w:left="0" w:right="0" w:firstLine="0"/>
         <w:jc w:val="center"/>
         <w:rPr>
           <w:rFonts w:ascii="Arial" w:cs="Arial" w:eastAsia="Arial" w:hAnsi="Arial"/>
@@ -308,12 +308,12 @@
           <w:szCs w:val="36"/>
           <w:rtl w:val="0"/>
         </w:rPr>
-        <w:t xml:space="preserve">Information security - </w:t>
-      </w:r>
-    </w:p>
-    <w:p>
-      <w:pPr>
-        <w:ind w:left="1560" w:right="-4.724409448817823" w:firstLine="0"/>
+        <w:t xml:space="preserve">Information security -</w:t>
+      </w:r>
+    </w:p>
+    <w:p>
+      <w:pPr>
+        <w:ind w:left="0" w:right="0" w:firstLine="0"/>
         <w:jc w:val="center"/>
         <w:rPr>
           <w:rFonts w:ascii="Arial" w:cs="Arial" w:eastAsia="Arial" w:hAnsi="Arial"/>
@@ -1005,7 +1005,7 @@
     </w:p>
     <w:sdt>
       <w:sdtPr>
-        <w:id w:val="-896006879"/>
+        <w:id w:val="-89457496"/>
         <w:docPartObj>
           <w:docPartGallery w:val="Table of Contents"/>
           <w:docPartUnique w:val="1"/>
@@ -1052,7 +1052,7 @@
             <w:instrText xml:space="preserve"> TOC \h \u \z \t "Heading 1,1,Heading 2,2,Heading 3,3,"</w:instrText>
             <w:fldChar w:fldCharType="separate"/>
           </w:r>
-          <w:hyperlink w:anchor="_4i712jet9q63">
+          <w:hyperlink w:anchor="_o53k9faklwsq">
             <w:r>
               <w:rPr>
                 <w:rFonts w:ascii="Arial" w:cs="Arial" w:eastAsia="Arial" w:hAnsi="Arial"/>
@@ -1073,7 +1073,7 @@
               <w:t xml:space="preserve">1</w:t>
             </w:r>
           </w:hyperlink>
-          <w:hyperlink w:anchor="_4i712jet9q63">
+          <w:hyperlink w:anchor="_o53k9faklwsq">
             <w:r>
               <w:rPr>
                 <w:rFonts w:ascii="Arial" w:cs="Arial" w:eastAsia="Arial" w:hAnsi="Arial"/>
@@ -1094,7 +1094,7 @@
           </w:hyperlink>
           <w:r>
             <w:fldChar w:fldCharType="begin"/>
-            <w:instrText xml:space="preserve"> PAGEREF _4i712jet9q63 \h </w:instrText>
+            <w:instrText xml:space="preserve"> PAGEREF _o53k9faklwsq \h </w:instrText>
             <w:fldChar w:fldCharType="separate"/>
           </w:r>
           <w:r>
@@ -1162,7 +1162,7 @@
               <w:vertAlign w:val="baseline"/>
             </w:rPr>
           </w:pPr>
-          <w:hyperlink w:anchor="_8nxsjoqkwjqo">
+          <w:hyperlink w:anchor="_plxk9fbxvnuq">
             <w:r>
               <w:rPr>
                 <w:rFonts w:ascii="Arial" w:cs="Arial" w:eastAsia="Arial" w:hAnsi="Arial"/>
@@ -1181,7 +1181,7 @@
               <w:t xml:space="preserve">1.1</w:t>
             </w:r>
           </w:hyperlink>
-          <w:hyperlink w:anchor="_8nxsjoqkwjqo">
+          <w:hyperlink w:anchor="_plxk9fbxvnuq">
             <w:r>
               <w:rPr>
                 <w:rFonts w:ascii="Arial" w:cs="Arial" w:eastAsia="Arial" w:hAnsi="Arial"/>
@@ -1202,7 +1202,7 @@
           </w:hyperlink>
           <w:r>
             <w:fldChar w:fldCharType="begin"/>
-            <w:instrText xml:space="preserve"> PAGEREF _8nxsjoqkwjqo \h </w:instrText>
+            <w:instrText xml:space="preserve"> PAGEREF _plxk9fbxvnuq \h </w:instrText>
             <w:fldChar w:fldCharType="separate"/>
           </w:r>
           <w:r>
@@ -1268,7 +1268,7 @@
               <w:vertAlign w:val="baseline"/>
             </w:rPr>
           </w:pPr>
-          <w:hyperlink w:anchor="_6fzxhec7xdn6">
+          <w:hyperlink w:anchor="_g5fxrpoqf0b">
             <w:r>
               <w:rPr>
                 <w:rFonts w:ascii="Arial" w:cs="Arial" w:eastAsia="Arial" w:hAnsi="Arial"/>
@@ -1287,7 +1287,7 @@
               <w:t xml:space="preserve">1.2</w:t>
             </w:r>
           </w:hyperlink>
-          <w:hyperlink w:anchor="_6fzxhec7xdn6">
+          <w:hyperlink w:anchor="_g5fxrpoqf0b">
             <w:r>
               <w:rPr>
                 <w:rFonts w:ascii="Arial" w:cs="Arial" w:eastAsia="Arial" w:hAnsi="Arial"/>
@@ -1308,7 +1308,7 @@
           </w:hyperlink>
           <w:r>
             <w:fldChar w:fldCharType="begin"/>
-            <w:instrText xml:space="preserve"> PAGEREF _6fzxhec7xdn6 \h </w:instrText>
+            <w:instrText xml:space="preserve"> PAGEREF _g5fxrpoqf0b \h </w:instrText>
             <w:fldChar w:fldCharType="separate"/>
           </w:r>
           <w:r>
@@ -1374,7 +1374,7 @@
               <w:vertAlign w:val="baseline"/>
             </w:rPr>
           </w:pPr>
-          <w:hyperlink w:anchor="_p535f650dprb">
+          <w:hyperlink w:anchor="_3zr1wby4tod">
             <w:r>
               <w:rPr>
                 <w:rFonts w:ascii="Arial" w:cs="Arial" w:eastAsia="Arial" w:hAnsi="Arial"/>
@@ -1393,7 +1393,7 @@
               <w:t xml:space="preserve">1.3</w:t>
             </w:r>
           </w:hyperlink>
-          <w:hyperlink w:anchor="_p535f650dprb">
+          <w:hyperlink w:anchor="_3zr1wby4tod">
             <w:r>
               <w:rPr>
                 <w:rFonts w:ascii="Arial" w:cs="Arial" w:eastAsia="Arial" w:hAnsi="Arial"/>
@@ -1414,7 +1414,7 @@
           </w:hyperlink>
           <w:r>
             <w:fldChar w:fldCharType="begin"/>
-            <w:instrText xml:space="preserve"> PAGEREF _p535f650dprb \h </w:instrText>
+            <w:instrText xml:space="preserve"> PAGEREF _3zr1wby4tod \h </w:instrText>
             <w:fldChar w:fldCharType="separate"/>
           </w:r>
           <w:r>
@@ -1480,7 +1480,7 @@
               <w:vertAlign w:val="baseline"/>
             </w:rPr>
           </w:pPr>
-          <w:hyperlink w:anchor="_qq7n3ylzfzyy">
+          <w:hyperlink w:anchor="_9tfhh117be5o">
             <w:r>
               <w:rPr>
                 <w:rFonts w:ascii="Arial" w:cs="Arial" w:eastAsia="Arial" w:hAnsi="Arial"/>
@@ -1499,7 +1499,7 @@
               <w:t xml:space="preserve">1.4</w:t>
             </w:r>
           </w:hyperlink>
-          <w:hyperlink w:anchor="_qq7n3ylzfzyy">
+          <w:hyperlink w:anchor="_9tfhh117be5o">
             <w:r>
               <w:rPr>
                 <w:rFonts w:ascii="Arial" w:cs="Arial" w:eastAsia="Arial" w:hAnsi="Arial"/>
@@ -1520,7 +1520,7 @@
           </w:hyperlink>
           <w:r>
             <w:fldChar w:fldCharType="begin"/>
-            <w:instrText xml:space="preserve"> PAGEREF _qq7n3ylzfzyy \h </w:instrText>
+            <w:instrText xml:space="preserve"> PAGEREF _9tfhh117be5o \h </w:instrText>
             <w:fldChar w:fldCharType="separate"/>
           </w:r>
           <w:r>
@@ -1586,7 +1586,7 @@
               <w:vertAlign w:val="baseline"/>
             </w:rPr>
           </w:pPr>
-          <w:hyperlink w:anchor="_8j81hqgtduzy">
+          <w:hyperlink w:anchor="_3w7afet6jht">
             <w:r>
               <w:rPr>
                 <w:rFonts w:ascii="Arial" w:cs="Arial" w:eastAsia="Arial" w:hAnsi="Arial"/>
@@ -1605,7 +1605,7 @@
               <w:t xml:space="preserve">1.5</w:t>
             </w:r>
           </w:hyperlink>
-          <w:hyperlink w:anchor="_8j81hqgtduzy">
+          <w:hyperlink w:anchor="_3w7afet6jht">
             <w:r>
               <w:rPr>
                 <w:rFonts w:ascii="Arial" w:cs="Arial" w:eastAsia="Arial" w:hAnsi="Arial"/>
@@ -1626,7 +1626,7 @@
           </w:hyperlink>
           <w:r>
             <w:fldChar w:fldCharType="begin"/>
-            <w:instrText xml:space="preserve"> PAGEREF _8j81hqgtduzy \h </w:instrText>
+            <w:instrText xml:space="preserve"> PAGEREF _3w7afet6jht \h </w:instrText>
             <w:fldChar w:fldCharType="separate"/>
           </w:r>
           <w:r>
@@ -1692,7 +1692,7 @@
               <w:vertAlign w:val="baseline"/>
             </w:rPr>
           </w:pPr>
-          <w:hyperlink w:anchor="_2hamgqx6bq9b">
+          <w:hyperlink w:anchor="_ntjuh2lop5sz">
             <w:r>
               <w:rPr>
                 <w:rFonts w:ascii="Arial" w:cs="Arial" w:eastAsia="Arial" w:hAnsi="Arial"/>
@@ -1713,7 +1713,7 @@
               <w:t xml:space="preserve">2</w:t>
             </w:r>
           </w:hyperlink>
-          <w:hyperlink w:anchor="_2hamgqx6bq9b">
+          <w:hyperlink w:anchor="_ntjuh2lop5sz">
             <w:r>
               <w:rPr>
                 <w:rFonts w:ascii="Arial" w:cs="Arial" w:eastAsia="Arial" w:hAnsi="Arial"/>
@@ -1734,7 +1734,7 @@
           </w:hyperlink>
           <w:r>
             <w:fldChar w:fldCharType="begin"/>
-            <w:instrText xml:space="preserve"> PAGEREF _2hamgqx6bq9b \h </w:instrText>
+            <w:instrText xml:space="preserve"> PAGEREF _ntjuh2lop5sz \h </w:instrText>
             <w:fldChar w:fldCharType="separate"/>
           </w:r>
           <w:r>
@@ -1802,7 +1802,7 @@
               <w:vertAlign w:val="baseline"/>
             </w:rPr>
           </w:pPr>
-          <w:hyperlink w:anchor="_yyz44jlt1xo6">
+          <w:hyperlink w:anchor="_pjvwvfvu44cy">
             <w:r>
               <w:rPr>
                 <w:rFonts w:ascii="Arial" w:cs="Arial" w:eastAsia="Arial" w:hAnsi="Arial"/>
@@ -1821,7 +1821,7 @@
               <w:t xml:space="preserve">2.1</w:t>
             </w:r>
           </w:hyperlink>
-          <w:hyperlink w:anchor="_yyz44jlt1xo6">
+          <w:hyperlink w:anchor="_pjvwvfvu44cy">
             <w:r>
               <w:rPr>
                 <w:rFonts w:ascii="Arial" w:cs="Arial" w:eastAsia="Arial" w:hAnsi="Arial"/>
@@ -1842,7 +1842,7 @@
           </w:hyperlink>
           <w:r>
             <w:fldChar w:fldCharType="begin"/>
-            <w:instrText xml:space="preserve"> PAGEREF _yyz44jlt1xo6 \h </w:instrText>
+            <w:instrText xml:space="preserve"> PAGEREF _pjvwvfvu44cy \h </w:instrText>
             <w:fldChar w:fldCharType="separate"/>
           </w:r>
           <w:r>
@@ -1908,7 +1908,7 @@
               <w:vertAlign w:val="baseline"/>
             </w:rPr>
           </w:pPr>
-          <w:hyperlink w:anchor="_ti4nlluh37bo">
+          <w:hyperlink w:anchor="_wg4ayx6mtnjj">
             <w:r>
               <w:rPr>
                 <w:rFonts w:ascii="Arial" w:cs="Arial" w:eastAsia="Arial" w:hAnsi="Arial"/>
@@ -1927,7 +1927,7 @@
               <w:t xml:space="preserve">2.2</w:t>
             </w:r>
           </w:hyperlink>
-          <w:hyperlink w:anchor="_ti4nlluh37bo">
+          <w:hyperlink w:anchor="_wg4ayx6mtnjj">
             <w:r>
               <w:rPr>
                 <w:rFonts w:ascii="Arial" w:cs="Arial" w:eastAsia="Arial" w:hAnsi="Arial"/>
@@ -1948,7 +1948,7 @@
           </w:hyperlink>
           <w:r>
             <w:fldChar w:fldCharType="begin"/>
-            <w:instrText xml:space="preserve"> PAGEREF _ti4nlluh37bo \h </w:instrText>
+            <w:instrText xml:space="preserve"> PAGEREF _wg4ayx6mtnjj \h </w:instrText>
             <w:fldChar w:fldCharType="separate"/>
           </w:r>
           <w:r>
@@ -2014,7 +2014,7 @@
               <w:vertAlign w:val="baseline"/>
             </w:rPr>
           </w:pPr>
-          <w:hyperlink w:anchor="_9mmt147o6zc7">
+          <w:hyperlink w:anchor="_81xh5imhqk17">
             <w:r>
               <w:rPr>
                 <w:rFonts w:ascii="Arial" w:cs="Arial" w:eastAsia="Arial" w:hAnsi="Arial"/>
@@ -2033,7 +2033,7 @@
               <w:t xml:space="preserve">2.2.1</w:t>
             </w:r>
           </w:hyperlink>
-          <w:hyperlink w:anchor="_9mmt147o6zc7">
+          <w:hyperlink w:anchor="_81xh5imhqk17">
             <w:r>
               <w:rPr>
                 <w:rFonts w:ascii="Arial" w:cs="Arial" w:eastAsia="Arial" w:hAnsi="Arial"/>
@@ -2054,7 +2054,7 @@
           </w:hyperlink>
           <w:r>
             <w:fldChar w:fldCharType="begin"/>
-            <w:instrText xml:space="preserve"> PAGEREF _9mmt147o6zc7 \h </w:instrText>
+            <w:instrText xml:space="preserve"> PAGEREF _81xh5imhqk17 \h </w:instrText>
             <w:fldChar w:fldCharType="separate"/>
           </w:r>
           <w:r>
@@ -2120,7 +2120,7 @@
               <w:vertAlign w:val="baseline"/>
             </w:rPr>
           </w:pPr>
-          <w:hyperlink w:anchor="_3tzntain28go">
+          <w:hyperlink w:anchor="_hqsqafehz2j6">
             <w:r>
               <w:rPr>
                 <w:rFonts w:ascii="Arial" w:cs="Arial" w:eastAsia="Arial" w:hAnsi="Arial"/>
@@ -2139,7 +2139,7 @@
               <w:t xml:space="preserve">2.2.1.1</w:t>
             </w:r>
           </w:hyperlink>
-          <w:hyperlink w:anchor="_3tzntain28go">
+          <w:hyperlink w:anchor="_hqsqafehz2j6">
             <w:r>
               <w:rPr>
                 <w:rFonts w:ascii="Arial" w:cs="Arial" w:eastAsia="Arial" w:hAnsi="Arial"/>
@@ -2160,7 +2160,7 @@
           </w:hyperlink>
           <w:r>
             <w:fldChar w:fldCharType="begin"/>
-            <w:instrText xml:space="preserve"> PAGEREF _3tzntain28go \h </w:instrText>
+            <w:instrText xml:space="preserve"> PAGEREF _hqsqafehz2j6 \h </w:instrText>
             <w:fldChar w:fldCharType="separate"/>
           </w:r>
           <w:r>
@@ -2226,7 +2226,7 @@
               <w:vertAlign w:val="baseline"/>
             </w:rPr>
           </w:pPr>
-          <w:hyperlink w:anchor="_74mbvrw77rrp">
+          <w:hyperlink w:anchor="_gq16pp76l5o7">
             <w:r>
               <w:rPr>
                 <w:rFonts w:ascii="Arial" w:cs="Arial" w:eastAsia="Arial" w:hAnsi="Arial"/>
@@ -2245,7 +2245,7 @@
               <w:t xml:space="preserve">2.2.1.2</w:t>
             </w:r>
           </w:hyperlink>
-          <w:hyperlink w:anchor="_74mbvrw77rrp">
+          <w:hyperlink w:anchor="_gq16pp76l5o7">
             <w:r>
               <w:rPr>
                 <w:rFonts w:ascii="Arial" w:cs="Arial" w:eastAsia="Arial" w:hAnsi="Arial"/>
@@ -2266,7 +2266,7 @@
           </w:hyperlink>
           <w:r>
             <w:fldChar w:fldCharType="begin"/>
-            <w:instrText xml:space="preserve"> PAGEREF _74mbvrw77rrp \h </w:instrText>
+            <w:instrText xml:space="preserve"> PAGEREF _gq16pp76l5o7 \h </w:instrText>
             <w:fldChar w:fldCharType="separate"/>
           </w:r>
           <w:r>
@@ -2332,7 +2332,7 @@
               <w:vertAlign w:val="baseline"/>
             </w:rPr>
           </w:pPr>
-          <w:hyperlink w:anchor="_n9ifa9sjeh7n">
+          <w:hyperlink w:anchor="_hew0equjkyu8">
             <w:r>
               <w:rPr>
                 <w:rFonts w:ascii="Arial" w:cs="Arial" w:eastAsia="Arial" w:hAnsi="Arial"/>
@@ -2351,7 +2351,7 @@
               <w:t xml:space="preserve">2.2.1.3</w:t>
             </w:r>
           </w:hyperlink>
-          <w:hyperlink w:anchor="_n9ifa9sjeh7n">
+          <w:hyperlink w:anchor="_hew0equjkyu8">
             <w:r>
               <w:rPr>
                 <w:rFonts w:ascii="Arial" w:cs="Arial" w:eastAsia="Arial" w:hAnsi="Arial"/>
@@ -2372,7 +2372,7 @@
           </w:hyperlink>
           <w:r>
             <w:fldChar w:fldCharType="begin"/>
-            <w:instrText xml:space="preserve"> PAGEREF _n9ifa9sjeh7n \h </w:instrText>
+            <w:instrText xml:space="preserve"> PAGEREF _hew0equjkyu8 \h </w:instrText>
             <w:fldChar w:fldCharType="separate"/>
           </w:r>
           <w:r>
@@ -2438,7 +2438,7 @@
               <w:vertAlign w:val="baseline"/>
             </w:rPr>
           </w:pPr>
-          <w:hyperlink w:anchor="_msglliqq2z1">
+          <w:hyperlink w:anchor="_hfdjvzadp2b5">
             <w:r>
               <w:rPr>
                 <w:rFonts w:ascii="Arial" w:cs="Arial" w:eastAsia="Arial" w:hAnsi="Arial"/>
@@ -2457,7 +2457,7 @@
               <w:t xml:space="preserve">2.2.1.4</w:t>
             </w:r>
           </w:hyperlink>
-          <w:hyperlink w:anchor="_msglliqq2z1">
+          <w:hyperlink w:anchor="_hfdjvzadp2b5">
             <w:r>
               <w:rPr>
                 <w:rFonts w:ascii="Arial" w:cs="Arial" w:eastAsia="Arial" w:hAnsi="Arial"/>
@@ -2478,7 +2478,7 @@
           </w:hyperlink>
           <w:r>
             <w:fldChar w:fldCharType="begin"/>
-            <w:instrText xml:space="preserve"> PAGEREF _msglliqq2z1 \h </w:instrText>
+            <w:instrText xml:space="preserve"> PAGEREF _hfdjvzadp2b5 \h </w:instrText>
             <w:fldChar w:fldCharType="separate"/>
           </w:r>
           <w:r>
@@ -2544,7 +2544,7 @@
               <w:vertAlign w:val="baseline"/>
             </w:rPr>
           </w:pPr>
-          <w:hyperlink w:anchor="_drxc8yxq0kha">
+          <w:hyperlink w:anchor="_6kktwmxrmh0w">
             <w:r>
               <w:rPr>
                 <w:rFonts w:ascii="Arial" w:cs="Arial" w:eastAsia="Arial" w:hAnsi="Arial"/>
@@ -2563,7 +2563,7 @@
               <w:t xml:space="preserve">2.2.2</w:t>
             </w:r>
           </w:hyperlink>
-          <w:hyperlink w:anchor="_drxc8yxq0kha">
+          <w:hyperlink w:anchor="_6kktwmxrmh0w">
             <w:r>
               <w:rPr>
                 <w:rFonts w:ascii="Arial" w:cs="Arial" w:eastAsia="Arial" w:hAnsi="Arial"/>
@@ -2584,7 +2584,7 @@
           </w:hyperlink>
           <w:r>
             <w:fldChar w:fldCharType="begin"/>
-            <w:instrText xml:space="preserve"> PAGEREF _drxc8yxq0kha \h </w:instrText>
+            <w:instrText xml:space="preserve"> PAGEREF _6kktwmxrmh0w \h </w:instrText>
             <w:fldChar w:fldCharType="separate"/>
           </w:r>
           <w:r>
@@ -2650,7 +2650,7 @@
               <w:vertAlign w:val="baseline"/>
             </w:rPr>
           </w:pPr>
-          <w:hyperlink w:anchor="_m56ppffewdyy">
+          <w:hyperlink w:anchor="_4ocpxoff8wtq">
             <w:r>
               <w:rPr>
                 <w:rFonts w:ascii="Arial" w:cs="Arial" w:eastAsia="Arial" w:hAnsi="Arial"/>
@@ -2669,7 +2669,7 @@
               <w:t xml:space="preserve">2.2.2.1</w:t>
             </w:r>
           </w:hyperlink>
-          <w:hyperlink w:anchor="_m56ppffewdyy">
+          <w:hyperlink w:anchor="_4ocpxoff8wtq">
             <w:r>
               <w:rPr>
                 <w:rFonts w:ascii="Arial" w:cs="Arial" w:eastAsia="Arial" w:hAnsi="Arial"/>
@@ -2690,7 +2690,7 @@
           </w:hyperlink>
           <w:r>
             <w:fldChar w:fldCharType="begin"/>
-            <w:instrText xml:space="preserve"> PAGEREF _m56ppffewdyy \h </w:instrText>
+            <w:instrText xml:space="preserve"> PAGEREF _4ocpxoff8wtq \h </w:instrText>
             <w:fldChar w:fldCharType="separate"/>
           </w:r>
           <w:r>
@@ -2756,7 +2756,7 @@
               <w:vertAlign w:val="baseline"/>
             </w:rPr>
           </w:pPr>
-          <w:hyperlink w:anchor="_y8n5dpti3ll0">
+          <w:hyperlink w:anchor="_jk1k0fgw8gex">
             <w:r>
               <w:rPr>
                 <w:rFonts w:ascii="Arial" w:cs="Arial" w:eastAsia="Arial" w:hAnsi="Arial"/>
@@ -2775,7 +2775,7 @@
               <w:t xml:space="preserve">2.2.2.2</w:t>
             </w:r>
           </w:hyperlink>
-          <w:hyperlink w:anchor="_y8n5dpti3ll0">
+          <w:hyperlink w:anchor="_jk1k0fgw8gex">
             <w:r>
               <w:rPr>
                 <w:rFonts w:ascii="Arial" w:cs="Arial" w:eastAsia="Arial" w:hAnsi="Arial"/>
@@ -2796,7 +2796,7 @@
           </w:hyperlink>
           <w:r>
             <w:fldChar w:fldCharType="begin"/>
-            <w:instrText xml:space="preserve"> PAGEREF _y8n5dpti3ll0 \h </w:instrText>
+            <w:instrText xml:space="preserve"> PAGEREF _jk1k0fgw8gex \h </w:instrText>
             <w:fldChar w:fldCharType="separate"/>
           </w:r>
           <w:r>
@@ -2862,7 +2862,7 @@
               <w:vertAlign w:val="baseline"/>
             </w:rPr>
           </w:pPr>
-          <w:hyperlink w:anchor="_c1o5s2a5nwel">
+          <w:hyperlink w:anchor="_4nnfqvb8l8ec">
             <w:r>
               <w:rPr>
                 <w:rFonts w:ascii="Arial" w:cs="Arial" w:eastAsia="Arial" w:hAnsi="Arial"/>
@@ -2881,7 +2881,7 @@
               <w:t xml:space="preserve">2.2.2.3</w:t>
             </w:r>
           </w:hyperlink>
-          <w:hyperlink w:anchor="_c1o5s2a5nwel">
+          <w:hyperlink w:anchor="_4nnfqvb8l8ec">
             <w:r>
               <w:rPr>
                 <w:rFonts w:ascii="Arial" w:cs="Arial" w:eastAsia="Arial" w:hAnsi="Arial"/>
@@ -2902,7 +2902,7 @@
           </w:hyperlink>
           <w:r>
             <w:fldChar w:fldCharType="begin"/>
-            <w:instrText xml:space="preserve"> PAGEREF _c1o5s2a5nwel \h </w:instrText>
+            <w:instrText xml:space="preserve"> PAGEREF _4nnfqvb8l8ec \h </w:instrText>
             <w:fldChar w:fldCharType="separate"/>
           </w:r>
           <w:r>
@@ -2968,7 +2968,7 @@
               <w:vertAlign w:val="baseline"/>
             </w:rPr>
           </w:pPr>
-          <w:hyperlink w:anchor="_x8dsslbabknk">
+          <w:hyperlink w:anchor="_leyi41lt22tu">
             <w:r>
               <w:rPr>
                 <w:rFonts w:ascii="Arial" w:cs="Arial" w:eastAsia="Arial" w:hAnsi="Arial"/>
@@ -2987,7 +2987,7 @@
               <w:t xml:space="preserve">2.3</w:t>
             </w:r>
           </w:hyperlink>
-          <w:hyperlink w:anchor="_x8dsslbabknk">
+          <w:hyperlink w:anchor="_leyi41lt22tu">
             <w:r>
               <w:rPr>
                 <w:rFonts w:ascii="Arial" w:cs="Arial" w:eastAsia="Arial" w:hAnsi="Arial"/>
@@ -3008,7 +3008,7 @@
           </w:hyperlink>
           <w:r>
             <w:fldChar w:fldCharType="begin"/>
-            <w:instrText xml:space="preserve"> PAGEREF _x8dsslbabknk \h </w:instrText>
+            <w:instrText xml:space="preserve"> PAGEREF _leyi41lt22tu \h </w:instrText>
             <w:fldChar w:fldCharType="separate"/>
           </w:r>
           <w:r>
@@ -3074,7 +3074,7 @@
               <w:vertAlign w:val="baseline"/>
             </w:rPr>
           </w:pPr>
-          <w:hyperlink w:anchor="_3fp7fge911cv">
+          <w:hyperlink w:anchor="_dqg7o9c3902q">
             <w:r>
               <w:rPr>
                 <w:rFonts w:ascii="Arial" w:cs="Arial" w:eastAsia="Arial" w:hAnsi="Arial"/>
@@ -3095,7 +3095,7 @@
               <w:t xml:space="preserve">3</w:t>
             </w:r>
           </w:hyperlink>
-          <w:hyperlink w:anchor="_3fp7fge911cv">
+          <w:hyperlink w:anchor="_dqg7o9c3902q">
             <w:r>
               <w:rPr>
                 <w:rFonts w:ascii="Arial" w:cs="Arial" w:eastAsia="Arial" w:hAnsi="Arial"/>
@@ -3116,7 +3116,7 @@
           </w:hyperlink>
           <w:r>
             <w:fldChar w:fldCharType="begin"/>
-            <w:instrText xml:space="preserve"> PAGEREF _3fp7fge911cv \h </w:instrText>
+            <w:instrText xml:space="preserve"> PAGEREF _dqg7o9c3902q \h </w:instrText>
             <w:fldChar w:fldCharType="separate"/>
           </w:r>
           <w:r>
@@ -3184,7 +3184,7 @@
               <w:vertAlign w:val="baseline"/>
             </w:rPr>
           </w:pPr>
-          <w:hyperlink w:anchor="_w7whk0y0oy2y">
+          <w:hyperlink w:anchor="_z2nxdsbogpr">
             <w:r>
               <w:rPr>
                 <w:rFonts w:ascii="Arial" w:cs="Arial" w:eastAsia="Arial" w:hAnsi="Arial"/>
@@ -3203,7 +3203,7 @@
               <w:t xml:space="preserve">3.1</w:t>
             </w:r>
           </w:hyperlink>
-          <w:hyperlink w:anchor="_w7whk0y0oy2y">
+          <w:hyperlink w:anchor="_z2nxdsbogpr">
             <w:r>
               <w:rPr>
                 <w:rFonts w:ascii="Arial" w:cs="Arial" w:eastAsia="Arial" w:hAnsi="Arial"/>
@@ -3224,7 +3224,7 @@
           </w:hyperlink>
           <w:r>
             <w:fldChar w:fldCharType="begin"/>
-            <w:instrText xml:space="preserve"> PAGEREF _w7whk0y0oy2y \h </w:instrText>
+            <w:instrText xml:space="preserve"> PAGEREF _z2nxdsbogpr \h </w:instrText>
             <w:fldChar w:fldCharType="separate"/>
           </w:r>
           <w:r>
@@ -3290,7 +3290,7 @@
               <w:vertAlign w:val="baseline"/>
             </w:rPr>
           </w:pPr>
-          <w:hyperlink w:anchor="_l57bfw29q5sy">
+          <w:hyperlink w:anchor="_gtcj9wu54ht4">
             <w:r>
               <w:rPr>
                 <w:rFonts w:ascii="Arial" w:cs="Arial" w:eastAsia="Arial" w:hAnsi="Arial"/>
@@ -3309,7 +3309,7 @@
               <w:t xml:space="preserve">3.2</w:t>
             </w:r>
           </w:hyperlink>
-          <w:hyperlink w:anchor="_l57bfw29q5sy">
+          <w:hyperlink w:anchor="_gtcj9wu54ht4">
             <w:r>
               <w:rPr>
                 <w:rFonts w:ascii="Arial" w:cs="Arial" w:eastAsia="Arial" w:hAnsi="Arial"/>
@@ -3330,7 +3330,7 @@
           </w:hyperlink>
           <w:r>
             <w:fldChar w:fldCharType="begin"/>
-            <w:instrText xml:space="preserve"> PAGEREF _l57bfw29q5sy \h </w:instrText>
+            <w:instrText xml:space="preserve"> PAGEREF _gtcj9wu54ht4 \h </w:instrText>
             <w:fldChar w:fldCharType="separate"/>
           </w:r>
           <w:r>
@@ -3396,7 +3396,7 @@
               <w:vertAlign w:val="baseline"/>
             </w:rPr>
           </w:pPr>
-          <w:hyperlink w:anchor="_hlcno0nu7e4h">
+          <w:hyperlink w:anchor="_769tlw11um2f">
             <w:r>
               <w:rPr>
                 <w:rFonts w:ascii="Arial" w:cs="Arial" w:eastAsia="Arial" w:hAnsi="Arial"/>
@@ -3415,7 +3415,7 @@
               <w:t xml:space="preserve">3.3</w:t>
             </w:r>
           </w:hyperlink>
-          <w:hyperlink w:anchor="_hlcno0nu7e4h">
+          <w:hyperlink w:anchor="_769tlw11um2f">
             <w:r>
               <w:rPr>
                 <w:rFonts w:ascii="Arial" w:cs="Arial" w:eastAsia="Arial" w:hAnsi="Arial"/>
@@ -3436,7 +3436,7 @@
           </w:hyperlink>
           <w:r>
             <w:fldChar w:fldCharType="begin"/>
-            <w:instrText xml:space="preserve"> PAGEREF _hlcno0nu7e4h \h </w:instrText>
+            <w:instrText xml:space="preserve"> PAGEREF _769tlw11um2f \h </w:instrText>
             <w:fldChar w:fldCharType="separate"/>
           </w:r>
           <w:r>
@@ -3502,7 +3502,7 @@
               <w:vertAlign w:val="baseline"/>
             </w:rPr>
           </w:pPr>
-          <w:hyperlink w:anchor="_u0z7iu6uc0qc">
+          <w:hyperlink w:anchor="_441hvwtf2qkb">
             <w:r>
               <w:rPr>
                 <w:rFonts w:ascii="Arial" w:cs="Arial" w:eastAsia="Arial" w:hAnsi="Arial"/>
@@ -3523,7 +3523,7 @@
               <w:t xml:space="preserve">4</w:t>
             </w:r>
           </w:hyperlink>
-          <w:hyperlink w:anchor="_u0z7iu6uc0qc">
+          <w:hyperlink w:anchor="_441hvwtf2qkb">
             <w:r>
               <w:rPr>
                 <w:rFonts w:ascii="Arial" w:cs="Arial" w:eastAsia="Arial" w:hAnsi="Arial"/>
@@ -3544,7 +3544,7 @@
           </w:hyperlink>
           <w:r>
             <w:fldChar w:fldCharType="begin"/>
-            <w:instrText xml:space="preserve"> PAGEREF _u0z7iu6uc0qc \h </w:instrText>
+            <w:instrText xml:space="preserve"> PAGEREF _441hvwtf2qkb \h </w:instrText>
             <w:fldChar w:fldCharType="separate"/>
           </w:r>
           <w:r>
@@ -3612,7 +3612,7 @@
               <w:vertAlign w:val="baseline"/>
             </w:rPr>
           </w:pPr>
-          <w:hyperlink w:anchor="_netmp5hfzh5w">
+          <w:hyperlink w:anchor="_fr1yutmhiiny">
             <w:r>
               <w:rPr>
                 <w:rFonts w:ascii="Arial" w:cs="Arial" w:eastAsia="Arial" w:hAnsi="Arial"/>
@@ -3631,7 +3631,7 @@
               <w:t xml:space="preserve">4.1</w:t>
             </w:r>
           </w:hyperlink>
-          <w:hyperlink w:anchor="_netmp5hfzh5w">
+          <w:hyperlink w:anchor="_fr1yutmhiiny">
             <w:r>
               <w:rPr>
                 <w:rFonts w:ascii="Arial" w:cs="Arial" w:eastAsia="Arial" w:hAnsi="Arial"/>
@@ -3652,7 +3652,7 @@
           </w:hyperlink>
           <w:r>
             <w:fldChar w:fldCharType="begin"/>
-            <w:instrText xml:space="preserve"> PAGEREF _netmp5hfzh5w \h </w:instrText>
+            <w:instrText xml:space="preserve"> PAGEREF _fr1yutmhiiny \h </w:instrText>
             <w:fldChar w:fldCharType="separate"/>
           </w:r>
           <w:r>
@@ -3718,7 +3718,7 @@
               <w:vertAlign w:val="baseline"/>
             </w:rPr>
           </w:pPr>
-          <w:hyperlink w:anchor="_vytahvov7q30">
+          <w:hyperlink w:anchor="_8ou8q11votq3">
             <w:r>
               <w:rPr>
                 <w:rFonts w:ascii="Arial" w:cs="Arial" w:eastAsia="Arial" w:hAnsi="Arial"/>
@@ -3737,7 +3737,7 @@
               <w:t xml:space="preserve">4.1.1</w:t>
             </w:r>
           </w:hyperlink>
-          <w:hyperlink w:anchor="_vytahvov7q30">
+          <w:hyperlink w:anchor="_8ou8q11votq3">
             <w:r>
               <w:rPr>
                 <w:rFonts w:ascii="Arial" w:cs="Arial" w:eastAsia="Arial" w:hAnsi="Arial"/>
@@ -3758,7 +3758,7 @@
           </w:hyperlink>
           <w:r>
             <w:fldChar w:fldCharType="begin"/>
-            <w:instrText xml:space="preserve"> PAGEREF _vytahvov7q30 \h </w:instrText>
+            <w:instrText xml:space="preserve"> PAGEREF _8ou8q11votq3 \h </w:instrText>
             <w:fldChar w:fldCharType="separate"/>
           </w:r>
           <w:r>
@@ -3824,7 +3824,7 @@
               <w:vertAlign w:val="baseline"/>
             </w:rPr>
           </w:pPr>
-          <w:hyperlink w:anchor="_52pn71loctf1">
+          <w:hyperlink w:anchor="_q4si9mgoolx">
             <w:r>
               <w:rPr>
                 <w:rFonts w:ascii="Arial" w:cs="Arial" w:eastAsia="Arial" w:hAnsi="Arial"/>
@@ -3843,7 +3843,7 @@
               <w:t xml:space="preserve">4.1.2</w:t>
             </w:r>
           </w:hyperlink>
-          <w:hyperlink w:anchor="_52pn71loctf1">
+          <w:hyperlink w:anchor="_q4si9mgoolx">
             <w:r>
               <w:rPr>
                 <w:rFonts w:ascii="Arial" w:cs="Arial" w:eastAsia="Arial" w:hAnsi="Arial"/>
@@ -3864,7 +3864,7 @@
           </w:hyperlink>
           <w:r>
             <w:fldChar w:fldCharType="begin"/>
-            <w:instrText xml:space="preserve"> PAGEREF _52pn71loctf1 \h </w:instrText>
+            <w:instrText xml:space="preserve"> PAGEREF _q4si9mgoolx \h </w:instrText>
             <w:fldChar w:fldCharType="separate"/>
           </w:r>
           <w:r>
@@ -3930,7 +3930,7 @@
               <w:vertAlign w:val="baseline"/>
             </w:rPr>
           </w:pPr>
-          <w:hyperlink w:anchor="_bcmlszdnye84">
+          <w:hyperlink w:anchor="_gt8y3s7mayqu">
             <w:r>
               <w:rPr>
                 <w:rFonts w:ascii="Arial" w:cs="Arial" w:eastAsia="Arial" w:hAnsi="Arial"/>
@@ -3949,7 +3949,7 @@
               <w:t xml:space="preserve">4.2</w:t>
             </w:r>
           </w:hyperlink>
-          <w:hyperlink w:anchor="_bcmlszdnye84">
+          <w:hyperlink w:anchor="_gt8y3s7mayqu">
             <w:r>
               <w:rPr>
                 <w:rFonts w:ascii="Arial" w:cs="Arial" w:eastAsia="Arial" w:hAnsi="Arial"/>
@@ -3970,7 +3970,7 @@
           </w:hyperlink>
           <w:r>
             <w:fldChar w:fldCharType="begin"/>
-            <w:instrText xml:space="preserve"> PAGEREF _bcmlszdnye84 \h </w:instrText>
+            <w:instrText xml:space="preserve"> PAGEREF _gt8y3s7mayqu \h </w:instrText>
             <w:fldChar w:fldCharType="separate"/>
           </w:r>
           <w:r>
@@ -4036,7 +4036,7 @@
               <w:vertAlign w:val="baseline"/>
             </w:rPr>
           </w:pPr>
-          <w:hyperlink w:anchor="_crug6p9xjxkq">
+          <w:hyperlink w:anchor="_evsqjyu2egbq">
             <w:r>
               <w:rPr>
                 <w:rFonts w:ascii="Arial" w:cs="Arial" w:eastAsia="Arial" w:hAnsi="Arial"/>
@@ -4055,7 +4055,7 @@
               <w:t xml:space="preserve">4.2.1</w:t>
             </w:r>
           </w:hyperlink>
-          <w:hyperlink w:anchor="_crug6p9xjxkq">
+          <w:hyperlink w:anchor="_evsqjyu2egbq">
             <w:r>
               <w:rPr>
                 <w:rFonts w:ascii="Arial" w:cs="Arial" w:eastAsia="Arial" w:hAnsi="Arial"/>
@@ -4076,7 +4076,7 @@
           </w:hyperlink>
           <w:r>
             <w:fldChar w:fldCharType="begin"/>
-            <w:instrText xml:space="preserve"> PAGEREF _crug6p9xjxkq \h </w:instrText>
+            <w:instrText xml:space="preserve"> PAGEREF _evsqjyu2egbq \h </w:instrText>
             <w:fldChar w:fldCharType="separate"/>
           </w:r>
           <w:r>
@@ -4142,7 +4142,7 @@
               <w:vertAlign w:val="baseline"/>
             </w:rPr>
           </w:pPr>
-          <w:hyperlink w:anchor="_xuzejz4r36e7">
+          <w:hyperlink w:anchor="_b1j2g3xpw1ju">
             <w:r>
               <w:rPr>
                 <w:rFonts w:ascii="Arial" w:cs="Arial" w:eastAsia="Arial" w:hAnsi="Arial"/>
@@ -4161,7 +4161,7 @@
               <w:t xml:space="preserve">4.2.2</w:t>
             </w:r>
           </w:hyperlink>
-          <w:hyperlink w:anchor="_xuzejz4r36e7">
+          <w:hyperlink w:anchor="_b1j2g3xpw1ju">
             <w:r>
               <w:rPr>
                 <w:rFonts w:ascii="Arial" w:cs="Arial" w:eastAsia="Arial" w:hAnsi="Arial"/>
@@ -4182,7 +4182,7 @@
           </w:hyperlink>
           <w:r>
             <w:fldChar w:fldCharType="begin"/>
-            <w:instrText xml:space="preserve"> PAGEREF _xuzejz4r36e7 \h </w:instrText>
+            <w:instrText xml:space="preserve"> PAGEREF _b1j2g3xpw1ju \h </w:instrText>
             <w:fldChar w:fldCharType="separate"/>
           </w:r>
           <w:r>
@@ -4247,7 +4247,7 @@
               <w:vertAlign w:val="baseline"/>
             </w:rPr>
           </w:pPr>
-          <w:hyperlink w:anchor="_aqnqjjitv0lo">
+          <w:hyperlink w:anchor="_kobrd2o323bd">
             <w:r>
               <w:rPr>
                 <w:rFonts w:ascii="Arial" w:cs="Arial" w:eastAsia="Arial" w:hAnsi="Arial"/>
@@ -4310,7 +4310,7 @@
               <w:vertAlign w:val="baseline"/>
             </w:rPr>
           </w:pPr>
-          <w:hyperlink w:anchor="_agtknyi6bwqf">
+          <w:hyperlink w:anchor="_i03kvu451n53">
             <w:r>
               <w:rPr>
                 <w:rFonts w:ascii="Arial" w:cs="Arial" w:eastAsia="Arial" w:hAnsi="Arial"/>
@@ -4373,7 +4373,7 @@
               <w:vertAlign w:val="baseline"/>
             </w:rPr>
           </w:pPr>
-          <w:hyperlink w:anchor="_t7oggdnl7b2k">
+          <w:hyperlink w:anchor="_1489lz8920r9">
             <w:r>
               <w:rPr>
                 <w:rFonts w:ascii="Arial" w:cs="Arial" w:eastAsia="Arial" w:hAnsi="Arial"/>
@@ -4436,7 +4436,7 @@
               <w:vertAlign w:val="baseline"/>
             </w:rPr>
           </w:pPr>
-          <w:hyperlink w:anchor="_ud3jy1wlaghd">
+          <w:hyperlink w:anchor="_xisr2nertyts">
             <w:r>
               <w:rPr>
                 <w:rFonts w:ascii="Arial" w:cs="Arial" w:eastAsia="Arial" w:hAnsi="Arial"/>
@@ -4499,7 +4499,7 @@
               <w:vertAlign w:val="baseline"/>
             </w:rPr>
           </w:pPr>
-          <w:hyperlink w:anchor="_jkrbwn7e7aj3">
+          <w:hyperlink w:anchor="_86kqdzeoxl6q">
             <w:r>
               <w:rPr>
                 <w:rFonts w:ascii="Arial" w:cs="Arial" w:eastAsia="Arial" w:hAnsi="Arial"/>
@@ -4562,7 +4562,7 @@
               <w:vertAlign w:val="baseline"/>
             </w:rPr>
           </w:pPr>
-          <w:hyperlink w:anchor="_l7rcsn2dugwe">
+          <w:hyperlink w:anchor="_glk5yk9llptn">
             <w:r>
               <w:rPr>
                 <w:rFonts w:ascii="Arial" w:cs="Arial" w:eastAsia="Arial" w:hAnsi="Arial"/>
@@ -4625,7 +4625,7 @@
               <w:vertAlign w:val="baseline"/>
             </w:rPr>
           </w:pPr>
-          <w:hyperlink w:anchor="_kwddsnwfw0ic">
+          <w:hyperlink w:anchor="_iytv8dofr6o0">
             <w:r>
               <w:rPr>
                 <w:rFonts w:ascii="Arial" w:cs="Arial" w:eastAsia="Arial" w:hAnsi="Arial"/>
@@ -4686,7 +4686,7 @@
               <w:vertAlign w:val="baseline"/>
             </w:rPr>
           </w:pPr>
-          <w:hyperlink w:anchor="_31wjktbjuzuf">
+          <w:hyperlink w:anchor="_mygdlag4lumq">
             <w:r>
               <w:rPr>
                 <w:rFonts w:ascii="Arial" w:cs="Arial" w:eastAsia="Arial" w:hAnsi="Arial"/>
@@ -4766,7 +4766,7 @@
           <w:color w:val="231f20"/>
         </w:rPr>
       </w:pPr>
-      <w:bookmarkStart w:colFirst="0" w:colLast="0" w:name="_4i712jet9q63" w:id="1"/>
+      <w:bookmarkStart w:colFirst="0" w:colLast="0" w:name="_o53k9faklwsq" w:id="1"/>
       <w:bookmarkEnd w:id="1"/>
       <w:r>
         <w:rPr>
@@ -4787,7 +4787,7 @@
         <w:ind w:left="576" w:right="-4.724409448817823" w:hanging="576"/>
         <w:rPr/>
       </w:pPr>
-      <w:bookmarkStart w:colFirst="0" w:colLast="0" w:name="_8nxsjoqkwjqo" w:id="2"/>
+      <w:bookmarkStart w:colFirst="0" w:colLast="0" w:name="_plxk9fbxvnuq" w:id="2"/>
       <w:bookmarkEnd w:id="2"/>
       <w:r>
         <w:rPr>
@@ -4796,6 +4796,11 @@
           <w:rtl w:val="0"/>
         </w:rPr>
         <w:t xml:space="preserve">Placing the risk analysis in context</w:t>
+      </w:r>
+      <w:r>
+        <w:rPr>
+          <w:rtl w:val="0"/>
+        </w:rPr>
       </w:r>
     </w:p>
     <w:p>
@@ -4833,7 +4838,7 @@
         <w:ind w:left="576" w:right="-4.724409448817823" w:hanging="576"/>
         <w:rPr/>
       </w:pPr>
-      <w:bookmarkStart w:colFirst="0" w:colLast="0" w:name="_6fzxhec7xdn6" w:id="3"/>
+      <w:bookmarkStart w:colFirst="0" w:colLast="0" w:name="_g5fxrpoqf0b" w:id="3"/>
       <w:bookmarkEnd w:id="3"/>
       <w:r>
         <w:rPr>
@@ -4842,6 +4847,11 @@
           <w:rtl w:val="0"/>
         </w:rPr>
         <w:t xml:space="preserve">Aims of the document</w:t>
+      </w:r>
+      <w:r>
+        <w:rPr>
+          <w:rtl w:val="0"/>
+        </w:rPr>
       </w:r>
     </w:p>
     <w:p>
@@ -4905,7 +4915,7 @@
         <w:ind w:left="576" w:right="-4.724409448817823" w:hanging="576"/>
         <w:rPr/>
       </w:pPr>
-      <w:bookmarkStart w:colFirst="0" w:colLast="0" w:name="_p535f650dprb" w:id="4"/>
+      <w:bookmarkStart w:colFirst="0" w:colLast="0" w:name="_3zr1wby4tod" w:id="4"/>
       <w:bookmarkEnd w:id="4"/>
       <w:r>
         <w:rPr>
@@ -4914,6 +4924,11 @@
           <w:rtl w:val="0"/>
         </w:rPr>
         <w:t xml:space="preserve">References</w:t>
+      </w:r>
+      <w:r>
+        <w:rPr>
+          <w:rtl w:val="0"/>
+        </w:rPr>
       </w:r>
     </w:p>
     <w:p>
@@ -5043,7 +5058,7 @@
         <w:ind w:left="576" w:right="-4.724409448817823" w:hanging="576"/>
         <w:rPr/>
       </w:pPr>
-      <w:bookmarkStart w:colFirst="0" w:colLast="0" w:name="_qq7n3ylzfzyy" w:id="5"/>
+      <w:bookmarkStart w:colFirst="0" w:colLast="0" w:name="_9tfhh117be5o" w:id="5"/>
       <w:bookmarkEnd w:id="5"/>
       <w:r>
         <w:rPr>
@@ -5052,6 +5067,11 @@
           <w:rtl w:val="0"/>
         </w:rPr>
         <w:t xml:space="preserve">Acronyms/Glossary</w:t>
+      </w:r>
+      <w:r>
+        <w:rPr>
+          <w:rtl w:val="0"/>
+        </w:rPr>
       </w:r>
     </w:p>
     <w:p>
@@ -5216,7 +5236,7 @@
         <w:ind w:left="576" w:right="-4.724409448817823" w:hanging="576"/>
         <w:rPr/>
       </w:pPr>
-      <w:bookmarkStart w:colFirst="0" w:colLast="0" w:name="_8j81hqgtduzy" w:id="6"/>
+      <w:bookmarkStart w:colFirst="0" w:colLast="0" w:name="_3w7afet6jht" w:id="6"/>
       <w:bookmarkEnd w:id="6"/>
       <w:r>
         <w:rPr>
@@ -5226,6 +5246,11 @@
         </w:rPr>
         <w:t xml:space="preserve">Description of the “CASES Optimised Risk Analysis Method” (MONARC)</w:t>
       </w:r>
+      <w:r>
+        <w:rPr>
+          <w:rtl w:val="0"/>
+        </w:rPr>
+      </w:r>
     </w:p>
     <w:p>
       <w:pPr>
@@ -5257,494 +5282,89 @@
           <w:rtl w:val="0"/>
         </w:rPr>
       </w:r>
-    </w:p>
-    <w:p>
-      <w:pPr>
-        <w:ind w:right="-4.724409448817823"/>
-        <w:rPr>
-          <w:rFonts w:ascii="Arial" w:cs="Arial" w:eastAsia="Arial" w:hAnsi="Arial"/>
-          <w:color w:val="231f20"/>
-        </w:rPr>
-      </w:pPr>
-      <w:r>
-        <w:rPr>
-          <w:rtl w:val="0"/>
-        </w:rPr>
-      </w:r>
-      <w:r>
-        <mc:AlternateContent>
-          <mc:Choice Requires="wpg">
-            <w:drawing>
-              <wp:anchor allowOverlap="1" behindDoc="0" distB="114300" distT="114300" distL="114300" distR="114300" hidden="0" layoutInCell="1" locked="0" relativeHeight="0" simplePos="0">
-                <wp:simplePos x="0" y="0"/>
-                <wp:positionH relativeFrom="column">
-                  <wp:posOffset>1101637</wp:posOffset>
-                </wp:positionH>
-                <wp:positionV relativeFrom="paragraph">
-                  <wp:posOffset>209550</wp:posOffset>
-                </wp:positionV>
-                <wp:extent cx="4273868" cy="2807138"/>
-                <wp:effectExtent b="0" l="0" r="0" t="0"/>
-                <wp:wrapSquare wrapText="bothSides" distB="114300" distT="114300" distL="114300" distR="114300"/>
-                <wp:docPr id="2" name=""/>
-                <a:graphic>
-                  <a:graphicData uri="http://schemas.microsoft.com/office/word/2010/wordprocessingGroup">
-                    <wpg:wgp>
-                      <wpg:cNvGrpSpPr/>
-                      <wpg:grpSpPr>
-                        <a:xfrm>
-                          <a:off x="1680300" y="1164750"/>
-                          <a:ext cx="4273868" cy="2807138"/>
-                          <a:chOff x="1680300" y="1164750"/>
-                          <a:chExt cx="5783400" cy="3792600"/>
-                        </a:xfrm>
-                      </wpg:grpSpPr>
-                      <pic:pic>
-                        <pic:nvPicPr>
-                          <pic:cNvPr id="39" name="Shape 39"/>
-                          <pic:cNvPicPr preferRelativeResize="0"/>
-                        </pic:nvPicPr>
-                        <pic:blipFill rotWithShape="1">
-                          <a:blip r:embed="rId8">
-                            <a:alphaModFix/>
-                          </a:blip>
-                          <a:srcRect b="8793" l="0" r="0" t="8801"/>
-                          <a:stretch/>
-                        </pic:blipFill>
-                        <pic:spPr>
-                          <a:xfrm>
-                            <a:off x="2546323" y="1372541"/>
-                            <a:ext cx="4020501" cy="3366799"/>
-                          </a:xfrm>
-                          <a:prstGeom prst="rect">
-                            <a:avLst/>
-                          </a:prstGeom>
-                          <a:noFill/>
-                          <a:ln>
-                            <a:noFill/>
-                          </a:ln>
-                        </pic:spPr>
-                      </pic:pic>
-                      <wps:wsp>
-                        <wps:cNvSpPr/>
-                        <wps:cNvPr id="40" name="Shape 40"/>
-                        <wps:spPr>
-                          <a:xfrm>
-                            <a:off x="3608100" y="1164750"/>
-                            <a:ext cx="1927800" cy="893700"/>
-                          </a:xfrm>
-                          <a:prstGeom prst="roundRect">
-                            <a:avLst>
-                              <a:gd fmla="val 16667" name="adj"/>
-                            </a:avLst>
-                          </a:prstGeom>
-                          <a:solidFill>
-                            <a:srgbClr val="2FA36B"/>
-                          </a:solidFill>
-                          <a:ln>
-                            <a:noFill/>
-                          </a:ln>
-                        </wps:spPr>
-                        <wps:txbx>
-                          <w:txbxContent>
-                            <w:p>
-                              <w:pPr>
-                                <w:spacing w:after="0" w:before="0" w:line="240"/>
-                                <w:ind w:left="0" w:right="0" w:firstLine="0"/>
-                                <w:jc w:val="center"/>
-                                <w:textDirection w:val="btLr"/>
-                              </w:pPr>
-                            </w:p>
-                          </w:txbxContent>
-                        </wps:txbx>
-                        <wps:bodyPr anchorCtr="0" anchor="ctr" bIns="91425" lIns="91425" spcFirstLastPara="1" rIns="91425" wrap="square" tIns="91425">
-                          <a:noAutofit/>
-                        </wps:bodyPr>
-                      </wps:wsp>
-                      <wps:wsp>
-                        <wps:cNvSpPr/>
-                        <wps:cNvPr id="41" name="Shape 41"/>
-                        <wps:spPr>
-                          <a:xfrm>
-                            <a:off x="1680300" y="2614200"/>
-                            <a:ext cx="1927800" cy="893700"/>
-                          </a:xfrm>
-                          <a:prstGeom prst="roundRect">
-                            <a:avLst>
-                              <a:gd fmla="val 16667" name="adj"/>
-                            </a:avLst>
-                          </a:prstGeom>
-                          <a:solidFill>
-                            <a:srgbClr val="C0392B"/>
-                          </a:solidFill>
-                          <a:ln>
-                            <a:noFill/>
-                          </a:ln>
-                        </wps:spPr>
-                        <wps:txbx>
-                          <w:txbxContent>
-                            <w:p>
-                              <w:pPr>
-                                <w:spacing w:after="0" w:before="0" w:line="240"/>
-                                <w:ind w:left="0" w:right="0" w:firstLine="0"/>
-                                <w:jc w:val="center"/>
-                                <w:textDirection w:val="btLr"/>
-                              </w:pPr>
-                            </w:p>
-                          </w:txbxContent>
-                        </wps:txbx>
-                        <wps:bodyPr anchorCtr="0" anchor="ctr" bIns="91425" lIns="91425" spcFirstLastPara="1" rIns="91425" wrap="square" tIns="91425">
-                          <a:noAutofit/>
-                        </wps:bodyPr>
-                      </wps:wsp>
-                      <wps:wsp>
-                        <wps:cNvSpPr txBox="1"/>
-                        <wps:cNvPr id="42" name="Shape 42"/>
-                        <wps:spPr>
-                          <a:xfrm>
-                            <a:off x="3730188" y="1275200"/>
-                            <a:ext cx="1683600" cy="615600"/>
-                          </a:xfrm>
-                          <a:prstGeom prst="rect">
-                            <a:avLst/>
-                          </a:prstGeom>
-                          <a:noFill/>
-                          <a:ln>
-                            <a:noFill/>
-                          </a:ln>
-                        </wps:spPr>
-                        <wps:txbx>
-                          <w:txbxContent>
-                            <w:p>
-                              <w:pPr>
-                                <w:spacing w:after="0" w:before="0" w:line="240"/>
-                                <w:ind w:left="0" w:right="0" w:firstLine="0"/>
-                                <w:jc w:val="center"/>
-                                <w:textDirection w:val="btLr"/>
-                              </w:pPr>
-                              <w:r>
-                                <w:rPr>
-                                  <w:rFonts w:ascii="Arial" w:cs="Arial" w:eastAsia="Arial" w:hAnsi="Arial"/>
-                                  <w:b w:val="1"/>
-                                  <w:i w:val="0"/>
-                                  <w:smallCaps w:val="0"/>
-                                  <w:strike w:val="0"/>
-                                  <w:color w:val="ffffff"/>
-                                  <w:sz w:val="28"/>
-                                  <w:vertAlign w:val="baseline"/>
-                                </w:rPr>
-                                <w:t xml:space="preserve">Context establishment</w:t>
-                              </w:r>
-                            </w:p>
-                          </w:txbxContent>
-                        </wps:txbx>
-                        <wps:bodyPr anchorCtr="0" anchor="t" bIns="91425" lIns="91425" spcFirstLastPara="1" rIns="91425" wrap="square" tIns="91425">
-                          <a:spAutoFit/>
-                        </wps:bodyPr>
-                      </wps:wsp>
-                      <wps:wsp>
-                        <wps:cNvSpPr/>
-                        <wps:cNvPr id="43" name="Shape 43"/>
-                        <wps:spPr>
-                          <a:xfrm>
-                            <a:off x="5535900" y="2614200"/>
-                            <a:ext cx="1927800" cy="893700"/>
-                          </a:xfrm>
-                          <a:prstGeom prst="roundRect">
-                            <a:avLst>
-                              <a:gd fmla="val 16667" name="adj"/>
-                            </a:avLst>
-                          </a:prstGeom>
-                          <a:solidFill>
-                            <a:srgbClr val="2C8CA3"/>
-                          </a:solidFill>
-                          <a:ln>
-                            <a:noFill/>
-                          </a:ln>
-                        </wps:spPr>
-                        <wps:txbx>
-                          <w:txbxContent>
-                            <w:p>
-                              <w:pPr>
-                                <w:spacing w:after="0" w:before="0" w:line="240"/>
-                                <w:ind w:left="0" w:right="0" w:firstLine="0"/>
-                                <w:jc w:val="center"/>
-                                <w:textDirection w:val="btLr"/>
-                              </w:pPr>
-                            </w:p>
-                          </w:txbxContent>
-                        </wps:txbx>
-                        <wps:bodyPr anchorCtr="0" anchor="ctr" bIns="91425" lIns="91425" spcFirstLastPara="1" rIns="91425" wrap="square" tIns="91425">
-                          <a:noAutofit/>
-                        </wps:bodyPr>
-                      </wps:wsp>
-                      <wps:wsp>
-                        <wps:cNvSpPr/>
-                        <wps:cNvPr id="44" name="Shape 44"/>
-                        <wps:spPr>
-                          <a:xfrm>
-                            <a:off x="3608100" y="4063650"/>
-                            <a:ext cx="1927800" cy="893700"/>
-                          </a:xfrm>
-                          <a:prstGeom prst="roundRect">
-                            <a:avLst>
-                              <a:gd fmla="val 16667" name="adj"/>
-                            </a:avLst>
-                          </a:prstGeom>
-                          <a:solidFill>
-                            <a:srgbClr val="F1B800"/>
-                          </a:solidFill>
-                          <a:ln>
-                            <a:noFill/>
-                          </a:ln>
-                        </wps:spPr>
-                        <wps:txbx>
-                          <w:txbxContent>
-                            <w:p>
-                              <w:pPr>
-                                <w:spacing w:after="0" w:before="0" w:line="240"/>
-                                <w:ind w:left="0" w:right="0" w:firstLine="0"/>
-                                <w:jc w:val="center"/>
-                                <w:textDirection w:val="btLr"/>
-                              </w:pPr>
-                            </w:p>
-                          </w:txbxContent>
-                        </wps:txbx>
-                        <wps:bodyPr anchorCtr="0" anchor="ctr" bIns="91425" lIns="91425" spcFirstLastPara="1" rIns="91425" wrap="square" tIns="91425">
-                          <a:noAutofit/>
-                        </wps:bodyPr>
-                      </wps:wsp>
-                      <pic:pic>
-                        <pic:nvPicPr>
-                          <pic:cNvPr id="45" name="Shape 45"/>
-                          <pic:cNvPicPr preferRelativeResize="0"/>
-                        </pic:nvPicPr>
-                        <pic:blipFill>
-                          <a:blip r:embed="rId9">
-                            <a:alphaModFix/>
-                          </a:blip>
-                          <a:stretch>
-                            <a:fillRect/>
-                          </a:stretch>
-                        </pic:blipFill>
-                        <pic:spPr>
-                          <a:xfrm>
-                            <a:off x="3814586" y="2313450"/>
-                            <a:ext cx="1514826" cy="1495199"/>
-                          </a:xfrm>
-                          <a:prstGeom prst="rect">
-                            <a:avLst/>
-                          </a:prstGeom>
-                          <a:noFill/>
-                          <a:ln>
-                            <a:noFill/>
-                          </a:ln>
-                        </pic:spPr>
-                      </pic:pic>
-                      <wps:wsp>
-                        <wps:cNvSpPr txBox="1"/>
-                        <wps:cNvPr id="46" name="Shape 46"/>
-                        <wps:spPr>
-                          <a:xfrm>
-                            <a:off x="5657988" y="2753250"/>
-                            <a:ext cx="1683600" cy="615600"/>
-                          </a:xfrm>
-                          <a:prstGeom prst="rect">
-                            <a:avLst/>
-                          </a:prstGeom>
-                          <a:noFill/>
-                          <a:ln>
-                            <a:noFill/>
-                          </a:ln>
-                        </wps:spPr>
-                        <wps:txbx>
-                          <w:txbxContent>
-                            <w:p>
-                              <w:pPr>
-                                <w:spacing w:after="0" w:before="0" w:line="240"/>
-                                <w:ind w:left="0" w:right="0" w:firstLine="0"/>
-                                <w:jc w:val="center"/>
-                                <w:textDirection w:val="btLr"/>
-                              </w:pPr>
-                              <w:r>
-                                <w:rPr>
-                                  <w:rFonts w:ascii="Arial" w:cs="Arial" w:eastAsia="Arial" w:hAnsi="Arial"/>
-                                  <w:b w:val="1"/>
-                                  <w:i w:val="0"/>
-                                  <w:smallCaps w:val="0"/>
-                                  <w:strike w:val="0"/>
-                                  <w:color w:val="ffffff"/>
-                                  <w:sz w:val="28"/>
-                                  <w:vertAlign w:val="baseline"/>
-                                </w:rPr>
-                                <w:t xml:space="preserve">Context modelling</w:t>
-                              </w:r>
-                            </w:p>
-                          </w:txbxContent>
-                        </wps:txbx>
-                        <wps:bodyPr anchorCtr="0" anchor="t" bIns="91425" lIns="91425" spcFirstLastPara="1" rIns="91425" wrap="square" tIns="91425">
-                          <a:spAutoFit/>
-                        </wps:bodyPr>
-                      </wps:wsp>
-                      <wps:wsp>
-                        <wps:cNvSpPr txBox="1"/>
-                        <wps:cNvPr id="47" name="Shape 47"/>
-                        <wps:spPr>
-                          <a:xfrm>
-                            <a:off x="3730175" y="4186500"/>
-                            <a:ext cx="1683600" cy="648000"/>
-                          </a:xfrm>
-                          <a:prstGeom prst="rect">
-                            <a:avLst/>
-                          </a:prstGeom>
-                          <a:noFill/>
-                          <a:ln>
-                            <a:noFill/>
-                          </a:ln>
-                        </wps:spPr>
-                        <wps:txbx>
-                          <w:txbxContent>
-                            <w:p>
-                              <w:pPr>
-                                <w:spacing w:after="80" w:before="280" w:line="275.9999942779541"/>
-                                <w:ind w:left="0" w:right="0" w:firstLine="0"/>
-                                <w:jc w:val="center"/>
-                                <w:textDirection w:val="btLr"/>
-                              </w:pPr>
-                              <w:r>
-                                <w:rPr>
-                                  <w:rFonts w:ascii="Arial" w:cs="Arial" w:eastAsia="Arial" w:hAnsi="Arial"/>
-                                  <w:b w:val="1"/>
-                                  <w:i w:val="0"/>
-                                  <w:smallCaps w:val="0"/>
-                                  <w:strike w:val="0"/>
-                                  <w:color w:val="ffffff"/>
-                                  <w:sz w:val="28"/>
-                                  <w:vertAlign w:val="baseline"/>
-                                </w:rPr>
-                                <w:t xml:space="preserve">Evaluation and treatment of risks</w:t>
-                              </w:r>
-                            </w:p>
-                          </w:txbxContent>
-                        </wps:txbx>
-                        <wps:bodyPr anchorCtr="0" anchor="t" bIns="91425" lIns="91425" spcFirstLastPara="1" rIns="91425" wrap="square" tIns="91425">
-                          <a:spAutoFit/>
-                        </wps:bodyPr>
-                      </wps:wsp>
-                      <wps:wsp>
-                        <wps:cNvSpPr txBox="1"/>
-                        <wps:cNvPr id="48" name="Shape 48"/>
-                        <wps:spPr>
-                          <a:xfrm>
-                            <a:off x="1834193" y="2723373"/>
-                            <a:ext cx="1631700" cy="675600"/>
-                          </a:xfrm>
-                          <a:prstGeom prst="rect">
-                            <a:avLst/>
-                          </a:prstGeom>
-                          <a:noFill/>
-                          <a:ln>
-                            <a:noFill/>
-                          </a:ln>
-                        </wps:spPr>
-                        <wps:txbx>
-                          <w:txbxContent>
-                            <w:p>
-                              <w:pPr>
-                                <w:spacing w:after="80" w:before="280" w:line="275.9999942779541"/>
-                                <w:ind w:left="0" w:right="0" w:firstLine="0"/>
-                                <w:jc w:val="center"/>
-                                <w:textDirection w:val="btLr"/>
-                              </w:pPr>
-                              <w:r>
-                                <w:rPr>
-                                  <w:rFonts w:ascii="Arial" w:cs="Arial" w:eastAsia="Arial" w:hAnsi="Arial"/>
-                                  <w:b w:val="1"/>
-                                  <w:i w:val="0"/>
-                                  <w:smallCaps w:val="0"/>
-                                  <w:strike w:val="0"/>
-                                  <w:color w:val="ffffff"/>
-                                  <w:sz w:val="28"/>
-                                  <w:vertAlign w:val="baseline"/>
-                                </w:rPr>
-                                <w:t xml:space="preserve">Implementation and monitoring</w:t>
-                              </w:r>
-                            </w:p>
-                            <w:p>
-                              <w:pPr>
-                                <w:spacing w:after="0" w:before="0" w:line="240"/>
-                                <w:ind w:left="0" w:right="0" w:firstLine="0"/>
-                                <w:jc w:val="center"/>
-                                <w:textDirection w:val="btLr"/>
-                              </w:pPr>
-                              <w:r>
-                                <w:rPr>
-                                  <w:rFonts w:ascii="Arial" w:cs="Arial" w:eastAsia="Arial" w:hAnsi="Arial"/>
-                                  <w:b w:val="1"/>
-                                  <w:i w:val="0"/>
-                                  <w:smallCaps w:val="0"/>
-                                  <w:strike w:val="0"/>
-                                  <w:color w:val="ffffff"/>
-                                  <w:sz w:val="28"/>
-                                  <w:vertAlign w:val="baseline"/>
-                                </w:rPr>
-                              </w:r>
-                            </w:p>
-                          </w:txbxContent>
-                        </wps:txbx>
-                        <wps:bodyPr anchorCtr="0" anchor="t" bIns="91425" lIns="91425" spcFirstLastPara="1" rIns="91425" wrap="square" tIns="91425">
-                          <a:noAutofit/>
-                        </wps:bodyPr>
-                      </wps:wsp>
-                    </wpg:wgp>
-                  </a:graphicData>
-                </a:graphic>
-              </wp:anchor>
-            </w:drawing>
-          </mc:Choice>
-          <mc:Fallback>
-            <w:drawing>
-              <wp:anchor allowOverlap="1" behindDoc="0" distB="114300" distT="114300" distL="114300" distR="114300" hidden="0" layoutInCell="1" locked="0" relativeHeight="0" simplePos="0">
-                <wp:simplePos x="0" y="0"/>
-                <wp:positionH relativeFrom="column">
-                  <wp:posOffset>1101637</wp:posOffset>
-                </wp:positionH>
-                <wp:positionV relativeFrom="paragraph">
-                  <wp:posOffset>209550</wp:posOffset>
-                </wp:positionV>
-                <wp:extent cx="4273868" cy="2807138"/>
-                <wp:effectExtent b="0" l="0" r="0" t="0"/>
-                <wp:wrapSquare wrapText="bothSides" distB="114300" distT="114300" distL="114300" distR="114300"/>
-                <wp:docPr id="2" name="image5.png"/>
-                <a:graphic>
-                  <a:graphicData uri="http://schemas.openxmlformats.org/drawingml/2006/picture">
-                    <pic:pic>
-                      <pic:nvPicPr>
-                        <pic:cNvPr id="0" name="image5.png"/>
-                        <pic:cNvPicPr preferRelativeResize="0"/>
-                      </pic:nvPicPr>
-                      <pic:blipFill>
-                        <a:blip r:embed="rId10"/>
-                        <a:srcRect/>
-                        <a:stretch>
-                          <a:fillRect/>
-                        </a:stretch>
-                      </pic:blipFill>
-                      <pic:spPr>
-                        <a:xfrm>
-                          <a:off x="0" y="0"/>
-                          <a:ext cx="4273868" cy="2807138"/>
-                        </a:xfrm>
-                        <a:prstGeom prst="rect"/>
-                        <a:ln/>
-                      </pic:spPr>
-                    </pic:pic>
-                  </a:graphicData>
-                </a:graphic>
-              </wp:anchor>
-            </w:drawing>
-          </mc:Fallback>
-        </mc:AlternateContent>
+      <w:r>
+        <w:drawing>
+          <wp:anchor allowOverlap="1" behindDoc="0" distB="114300" distT="114300" distL="114300" distR="114300" hidden="0" layoutInCell="1" locked="0" relativeHeight="0" simplePos="0">
+            <wp:simplePos x="0" y="0"/>
+            <wp:positionH relativeFrom="column">
+              <wp:posOffset>744450</wp:posOffset>
+            </wp:positionH>
+            <wp:positionV relativeFrom="paragraph">
+              <wp:posOffset>172734</wp:posOffset>
+            </wp:positionV>
+            <wp:extent cx="4994705" cy="3306019"/>
+            <wp:effectExtent b="0" l="0" r="0" t="0"/>
+            <wp:wrapSquare wrapText="bothSides" distB="114300" distT="114300" distL="114300" distR="114300"/>
+            <wp:docPr id="8" name="image5.png"/>
+            <a:graphic>
+              <a:graphicData uri="http://schemas.openxmlformats.org/drawingml/2006/picture">
+                <pic:pic>
+                  <pic:nvPicPr>
+                    <pic:cNvPr id="0" name="image5.png"/>
+                    <pic:cNvPicPr preferRelativeResize="0"/>
+                  </pic:nvPicPr>
+                  <pic:blipFill>
+                    <a:blip r:embed="rId8"/>
+                    <a:srcRect b="0" l="0" r="0" t="0"/>
+                    <a:stretch>
+                      <a:fillRect/>
+                    </a:stretch>
+                  </pic:blipFill>
+                  <pic:spPr>
+                    <a:xfrm>
+                      <a:off x="0" y="0"/>
+                      <a:ext cx="4994705" cy="3306019"/>
+                    </a:xfrm>
+                    <a:prstGeom prst="rect"/>
+                    <a:ln/>
+                  </pic:spPr>
+                </pic:pic>
+              </a:graphicData>
+            </a:graphic>
+          </wp:anchor>
+        </w:drawing>
+      </w:r>
+    </w:p>
+    <w:p>
+      <w:pPr>
+        <w:ind w:right="-4.724409448817823"/>
+        <w:rPr>
+          <w:rFonts w:ascii="Arial" w:cs="Arial" w:eastAsia="Arial" w:hAnsi="Arial"/>
+          <w:color w:val="231f20"/>
+        </w:rPr>
+      </w:pPr>
+      <w:r>
+        <w:rPr>
+          <w:rtl w:val="0"/>
+        </w:rPr>
+      </w:r>
+    </w:p>
+    <w:p>
+      <w:pPr>
+        <w:ind w:right="-4.724409448817823"/>
+        <w:rPr>
+          <w:rFonts w:ascii="Arial" w:cs="Arial" w:eastAsia="Arial" w:hAnsi="Arial"/>
+          <w:color w:val="231f20"/>
+        </w:rPr>
+      </w:pPr>
+      <w:r>
+        <w:rPr>
+          <w:rtl w:val="0"/>
+        </w:rPr>
+      </w:r>
+    </w:p>
+    <w:p>
+      <w:pPr>
+        <w:ind w:right="-4.724409448817823"/>
+        <w:rPr>
+          <w:rFonts w:ascii="Arial" w:cs="Arial" w:eastAsia="Arial" w:hAnsi="Arial"/>
+          <w:color w:val="231f20"/>
+        </w:rPr>
+      </w:pPr>
+      <w:r>
+        <w:rPr>
+          <w:rtl w:val="0"/>
+        </w:rPr>
       </w:r>
     </w:p>
     <w:p>
@@ -5915,22 +5535,7 @@
     <w:p>
       <w:pPr>
         <w:ind w:right="-4.724409448817823"/>
-        <w:jc w:val="center"/>
-        <w:rPr>
-          <w:rFonts w:ascii="Arial" w:cs="Arial" w:eastAsia="Arial" w:hAnsi="Arial"/>
-          <w:color w:val="231f20"/>
-        </w:rPr>
-      </w:pPr>
-      <w:r>
-        <w:rPr>
-          <w:rtl w:val="0"/>
-        </w:rPr>
-      </w:r>
-    </w:p>
-    <w:p>
-      <w:pPr>
-        <w:ind w:right="-4.724409448817823"/>
-        <w:jc w:val="center"/>
+        <w:jc w:val="left"/>
         <w:rPr>
           <w:rFonts w:ascii="Arial" w:cs="Arial" w:eastAsia="Arial" w:hAnsi="Arial"/>
           <w:color w:val="231f20"/>
@@ -6027,1440 +5632,38 @@
           <w:rFonts w:ascii="Arial" w:cs="Arial" w:eastAsia="Arial" w:hAnsi="Arial"/>
           <w:color w:val="231f20"/>
         </w:rPr>
-        <mc:AlternateContent>
-          <mc:Choice Requires="wpg">
-            <w:drawing>
-              <wp:inline distB="114300" distT="114300" distL="114300" distR="114300">
-                <wp:extent cx="6370316" cy="5248380"/>
-                <wp:effectExtent b="0" l="0" r="0" t="0"/>
-                <wp:docPr id="1" name=""/>
-                <a:graphic>
-                  <a:graphicData uri="http://schemas.microsoft.com/office/word/2010/wordprocessingGroup">
-                    <wpg:wgp>
-                      <wpg:cNvGrpSpPr/>
-                      <wpg:grpSpPr>
-                        <a:xfrm>
-                          <a:off x="597850" y="255400"/>
-                          <a:ext cx="6370316" cy="5248380"/>
-                          <a:chOff x="597850" y="255400"/>
-                          <a:chExt cx="7836175" cy="6451600"/>
-                        </a:xfrm>
-                      </wpg:grpSpPr>
-                      <wps:wsp>
-                        <wps:cNvCnPr/>
-                        <wps:spPr>
-                          <a:xfrm flipH="1" rot="10800000">
-                            <a:off x="4694575" y="1580800"/>
-                            <a:ext cx="20100" cy="40200"/>
-                          </a:xfrm>
-                          <a:prstGeom prst="straightConnector1">
-                            <a:avLst/>
-                          </a:prstGeom>
-                          <a:noFill/>
-                          <a:ln cap="flat" cmpd="sng" w="9525">
-                            <a:solidFill>
-                              <a:srgbClr val="000000"/>
-                            </a:solidFill>
-                            <a:prstDash val="dot"/>
-                            <a:round/>
-                            <a:headEnd len="med" w="med" type="none"/>
-                            <a:tailEnd len="med" w="med" type="none"/>
-                          </a:ln>
-                        </wps:spPr>
-                        <wps:bodyPr anchorCtr="0" anchor="ctr" bIns="91425" lIns="91425" spcFirstLastPara="1" rIns="91425" wrap="square" tIns="91425">
-                          <a:noAutofit/>
-                        </wps:bodyPr>
-                      </wps:wsp>
-                      <wpg:grpSp>
-                        <wpg:cNvGrpSpPr/>
-                        <wpg:grpSpPr>
-                          <a:xfrm>
-                            <a:off x="597850" y="255425"/>
-                            <a:ext cx="7821825" cy="1580175"/>
-                            <a:chOff x="883600" y="522125"/>
-                            <a:chExt cx="7821825" cy="1580175"/>
-                          </a:xfrm>
-                        </wpg:grpSpPr>
-                        <wps:wsp>
-                          <wps:cNvSpPr/>
-                          <wps:cNvPr id="4" name="Shape 4"/>
-                          <wps:spPr>
-                            <a:xfrm>
-                              <a:off x="883600" y="522125"/>
-                              <a:ext cx="1921125" cy="1525750"/>
-                            </a:xfrm>
-                            <a:prstGeom prst="flowChartOffpageConnector">
-                              <a:avLst/>
-                            </a:prstGeom>
-                            <a:solidFill>
-                              <a:srgbClr val="2FA36B"/>
-                            </a:solidFill>
-                            <a:ln>
-                              <a:noFill/>
-                            </a:ln>
-                          </wps:spPr>
-                          <wps:txbx>
-                            <w:txbxContent>
-                              <w:p>
-                                <w:pPr>
-                                  <w:spacing w:after="0" w:before="0" w:line="240"/>
-                                  <w:ind w:left="0" w:right="0" w:firstLine="0"/>
-                                  <w:jc w:val="center"/>
-                                  <w:textDirection w:val="btLr"/>
-                                </w:pPr>
-                              </w:p>
-                            </w:txbxContent>
-                          </wps:txbx>
-                          <wps:bodyPr anchorCtr="0" anchor="ctr" bIns="91425" lIns="91425" spcFirstLastPara="1" rIns="91425" wrap="square" tIns="91425">
-                            <a:noAutofit/>
-                          </wps:bodyPr>
-                        </wps:wsp>
-                        <wps:wsp>
-                          <wps:cNvSpPr/>
-                          <wps:cNvPr id="5" name="Shape 5"/>
-                          <wps:spPr>
-                            <a:xfrm>
-                              <a:off x="2804725" y="532175"/>
-                              <a:ext cx="5900700" cy="1215000"/>
-                            </a:xfrm>
-                            <a:prstGeom prst="roundRect">
-                              <a:avLst>
-                                <a:gd fmla="val 0" name="adj"/>
-                              </a:avLst>
-                            </a:prstGeom>
-                            <a:noFill/>
-                            <a:ln cap="flat" cmpd="sng" w="9525">
-                              <a:solidFill>
-                                <a:srgbClr val="2FA36B"/>
-                              </a:solidFill>
-                              <a:prstDash val="solid"/>
-                              <a:round/>
-                              <a:headEnd len="sm" w="sm" type="none"/>
-                              <a:tailEnd len="sm" w="sm" type="none"/>
-                            </a:ln>
-                          </wps:spPr>
-                          <wps:txbx>
-                            <w:txbxContent>
-                              <w:p>
-                                <w:pPr>
-                                  <w:spacing w:after="0" w:before="0" w:line="240"/>
-                                  <w:ind w:left="0" w:right="0" w:firstLine="0"/>
-                                  <w:jc w:val="center"/>
-                                  <w:textDirection w:val="btLr"/>
-                                </w:pPr>
-                              </w:p>
-                            </w:txbxContent>
-                          </wps:txbx>
-                          <wps:bodyPr anchorCtr="0" anchor="ctr" bIns="91425" lIns="91425" spcFirstLastPara="1" rIns="91425" wrap="square" tIns="91425">
-                            <a:noAutofit/>
-                          </wps:bodyPr>
-                        </wps:wsp>
-                        <wps:wsp>
-                          <wps:cNvSpPr txBox="1"/>
-                          <wps:cNvPr id="6" name="Shape 6"/>
-                          <wps:spPr>
-                            <a:xfrm>
-                              <a:off x="2911882" y="632582"/>
-                              <a:ext cx="5683200" cy="1024200"/>
-                            </a:xfrm>
-                            <a:prstGeom prst="rect">
-                              <a:avLst/>
-                            </a:prstGeom>
-                            <a:noFill/>
-                            <a:ln>
-                              <a:noFill/>
-                            </a:ln>
-                          </wps:spPr>
-                          <wps:txbx>
-                            <w:txbxContent>
-                              <w:p>
-                                <w:pPr>
-                                  <w:spacing w:after="0" w:before="0" w:line="240"/>
-                                  <w:ind w:left="720" w:right="0" w:firstLine="360"/>
-                                  <w:jc w:val="left"/>
-                                  <w:textDirection w:val="btLr"/>
-                                </w:pPr>
-                                <w:r>
-                                  <w:rPr>
-                                    <w:rFonts w:ascii="Arial" w:cs="Arial" w:eastAsia="Arial" w:hAnsi="Arial"/>
-                                    <w:b w:val="0"/>
-                                    <w:i w:val="0"/>
-                                    <w:smallCaps w:val="0"/>
-                                    <w:strike w:val="0"/>
-                                    <w:color w:val="231f20"/>
-                                    <w:sz w:val="28"/>
-                                    <w:vertAlign w:val="baseline"/>
-                                  </w:rPr>
-                                  <w:t xml:space="preserve">Risks analysis context</w:t>
-                                </w:r>
-                              </w:p>
-                              <w:p>
-                                <w:pPr>
-                                  <w:spacing w:after="0" w:before="0" w:line="240"/>
-                                  <w:ind w:left="720" w:right="0" w:firstLine="360"/>
-                                  <w:jc w:val="left"/>
-                                  <w:textDirection w:val="btLr"/>
-                                </w:pPr>
-                                <w:r>
-                                  <w:rPr>
-                                    <w:rFonts w:ascii="Arial" w:cs="Arial" w:eastAsia="Arial" w:hAnsi="Arial"/>
-                                    <w:b w:val="0"/>
-                                    <w:i w:val="0"/>
-                                    <w:smallCaps w:val="0"/>
-                                    <w:strike w:val="0"/>
-                                    <w:color w:val="231f20"/>
-                                    <w:sz w:val="28"/>
-                                    <w:vertAlign w:val="baseline"/>
-                                  </w:rPr>
-                                </w:r>
-                                <w:r>
-                                  <w:rPr>
-                                    <w:rFonts w:ascii="Arial" w:cs="Arial" w:eastAsia="Arial" w:hAnsi="Arial"/>
-                                    <w:b w:val="0"/>
-                                    <w:i w:val="0"/>
-                                    <w:smallCaps w:val="0"/>
-                                    <w:strike w:val="0"/>
-                                    <w:color w:val="231f20"/>
-                                    <w:sz w:val="28"/>
-                                    <w:vertAlign w:val="baseline"/>
-                                  </w:rPr>
-                                  <w:t xml:space="preserve">Evaluation of Trends and Threat, and synthesis</w:t>
-                                </w:r>
-                              </w:p>
-                              <w:p>
-                                <w:pPr>
-                                  <w:spacing w:after="0" w:before="0" w:line="240"/>
-                                  <w:ind w:left="720" w:right="0" w:firstLine="360"/>
-                                  <w:jc w:val="left"/>
-                                  <w:textDirection w:val="btLr"/>
-                                </w:pPr>
-                                <w:r>
-                                  <w:rPr>
-                                    <w:rFonts w:ascii="Arial" w:cs="Arial" w:eastAsia="Arial" w:hAnsi="Arial"/>
-                                    <w:b w:val="0"/>
-                                    <w:i w:val="0"/>
-                                    <w:smallCaps w:val="0"/>
-                                    <w:strike w:val="0"/>
-                                    <w:color w:val="231f20"/>
-                                    <w:sz w:val="28"/>
-                                    <w:vertAlign w:val="baseline"/>
-                                  </w:rPr>
-                                </w:r>
-                                <w:r>
-                                  <w:rPr>
-                                    <w:rFonts w:ascii="Arial" w:cs="Arial" w:eastAsia="Arial" w:hAnsi="Arial"/>
-                                    <w:b w:val="0"/>
-                                    <w:i w:val="0"/>
-                                    <w:smallCaps w:val="0"/>
-                                    <w:strike w:val="0"/>
-                                    <w:color w:val="231f20"/>
-                                    <w:sz w:val="28"/>
-                                    <w:vertAlign w:val="baseline"/>
-                                  </w:rPr>
-                                  <w:t xml:space="preserve">Risks management organisation</w:t>
-                                </w:r>
-                              </w:p>
-                              <w:p>
-                                <w:pPr>
-                                  <w:spacing w:after="0" w:before="0" w:line="240"/>
-                                  <w:ind w:left="720" w:right="0" w:firstLine="360"/>
-                                  <w:jc w:val="left"/>
-                                  <w:textDirection w:val="btLr"/>
-                                </w:pPr>
-                                <w:r>
-                                  <w:rPr>
-                                    <w:rFonts w:ascii="Arial" w:cs="Arial" w:eastAsia="Arial" w:hAnsi="Arial"/>
-                                    <w:b w:val="0"/>
-                                    <w:i w:val="0"/>
-                                    <w:smallCaps w:val="0"/>
-                                    <w:strike w:val="0"/>
-                                    <w:color w:val="231f20"/>
-                                    <w:sz w:val="28"/>
-                                    <w:vertAlign w:val="baseline"/>
-                                  </w:rPr>
-                                </w:r>
-                                <w:r>
-                                  <w:rPr>
-                                    <w:rFonts w:ascii="Arial" w:cs="Arial" w:eastAsia="Arial" w:hAnsi="Arial"/>
-                                    <w:b w:val="0"/>
-                                    <w:i w:val="0"/>
-                                    <w:smallCaps w:val="0"/>
-                                    <w:strike w:val="0"/>
-                                    <w:color w:val="231f20"/>
-                                    <w:sz w:val="28"/>
-                                    <w:vertAlign w:val="baseline"/>
-                                  </w:rPr>
-                                  <w:t xml:space="preserve">Definition of the risk evaluation criteria</w:t>
-                                </w:r>
-                              </w:p>
-                              <w:p>
-                                <w:pPr>
-                                  <w:spacing w:after="0" w:before="0" w:line="240"/>
-                                  <w:ind w:left="0" w:right="0" w:firstLine="0"/>
-                                  <w:jc w:val="left"/>
-                                  <w:textDirection w:val="btLr"/>
-                                </w:pPr>
-                                <w:r>
-                                  <w:rPr>
-                                    <w:rFonts w:ascii="Arial" w:cs="Arial" w:eastAsia="Arial" w:hAnsi="Arial"/>
-                                    <w:b w:val="0"/>
-                                    <w:i w:val="0"/>
-                                    <w:smallCaps w:val="0"/>
-                                    <w:strike w:val="0"/>
-                                    <w:color w:val="231f20"/>
-                                    <w:sz w:val="28"/>
-                                    <w:vertAlign w:val="baseline"/>
-                                  </w:rPr>
-                                </w:r>
-                              </w:p>
-                            </w:txbxContent>
-                          </wps:txbx>
-                          <wps:bodyPr anchorCtr="0" anchor="t" bIns="91425" lIns="91425" spcFirstLastPara="1" rIns="91425" wrap="square" tIns="91425">
-                            <a:noAutofit/>
-                          </wps:bodyPr>
-                        </wps:wsp>
-                        <wps:wsp>
-                          <wps:cNvSpPr txBox="1"/>
-                          <wps:cNvPr id="7" name="Shape 7"/>
-                          <wps:spPr>
-                            <a:xfrm>
-                              <a:off x="994047" y="883600"/>
-                              <a:ext cx="1686900" cy="615600"/>
-                            </a:xfrm>
-                            <a:prstGeom prst="rect">
-                              <a:avLst/>
-                            </a:prstGeom>
-                            <a:noFill/>
-                            <a:ln>
-                              <a:noFill/>
-                            </a:ln>
-                          </wps:spPr>
-                          <wps:txbx>
-                            <w:txbxContent>
-                              <w:p>
-                                <w:pPr>
-                                  <w:spacing w:after="0" w:before="0" w:line="240"/>
-                                  <w:ind w:left="0" w:right="0" w:firstLine="0"/>
-                                  <w:jc w:val="center"/>
-                                  <w:textDirection w:val="btLr"/>
-                                </w:pPr>
-                                <w:r>
-                                  <w:rPr>
-                                    <w:rFonts w:ascii="Arial" w:cs="Arial" w:eastAsia="Arial" w:hAnsi="Arial"/>
-                                    <w:b w:val="1"/>
-                                    <w:i w:val="0"/>
-                                    <w:smallCaps w:val="0"/>
-                                    <w:strike w:val="0"/>
-                                    <w:color w:val="ffffff"/>
-                                    <w:sz w:val="28"/>
-                                    <w:vertAlign w:val="baseline"/>
-                                  </w:rPr>
-                                  <w:t xml:space="preserve">Context establishment</w:t>
-                                </w:r>
-                              </w:p>
-                            </w:txbxContent>
-                          </wps:txbx>
-                          <wps:bodyPr anchorCtr="0" anchor="t" bIns="91425" lIns="91425" spcFirstLastPara="1" rIns="91425" wrap="square" tIns="91425">
-                            <a:spAutoFit/>
-                          </wps:bodyPr>
-                        </wps:wsp>
-                        <wpg:grpSp>
-                          <wpg:cNvGrpSpPr/>
-                          <wpg:grpSpPr>
-                            <a:xfrm>
-                              <a:off x="3434009" y="1763600"/>
-                              <a:ext cx="4650738" cy="338700"/>
-                              <a:chOff x="3514337" y="1763600"/>
-                              <a:chExt cx="4650738" cy="338700"/>
-                            </a:xfrm>
-                          </wpg:grpSpPr>
-                          <wps:wsp>
-                            <wps:cNvCnPr/>
-                            <wps:spPr>
-                              <a:xfrm flipH="1" rot="10800000">
-                                <a:off x="3514337" y="1938050"/>
-                                <a:ext cx="1305300" cy="9900"/>
-                              </a:xfrm>
-                              <a:prstGeom prst="straightConnector1">
-                                <a:avLst/>
-                              </a:prstGeom>
-                              <a:noFill/>
-                              <a:ln cap="flat" cmpd="sng" w="9525">
-                                <a:solidFill>
-                                  <a:srgbClr val="2FA36B"/>
-                                </a:solidFill>
-                                <a:prstDash val="dot"/>
-                                <a:round/>
-                                <a:headEnd len="med" w="med" type="none"/>
-                                <a:tailEnd len="med" w="med" type="none"/>
-                              </a:ln>
-                            </wps:spPr>
-                            <wps:bodyPr anchorCtr="0" anchor="ctr" bIns="91425" lIns="91425" spcFirstLastPara="1" rIns="91425" wrap="square" tIns="91425">
-                              <a:noAutofit/>
-                            </wps:bodyPr>
-                          </wps:wsp>
-                          <wps:wsp>
-                            <wps:cNvSpPr txBox="1"/>
-                            <wps:cNvPr id="10" name="Shape 10"/>
-                            <wps:spPr>
-                              <a:xfrm>
-                                <a:off x="4839775" y="1763600"/>
-                                <a:ext cx="2098500" cy="338700"/>
-                              </a:xfrm>
-                              <a:prstGeom prst="rect">
-                                <a:avLst/>
-                              </a:prstGeom>
-                              <a:noFill/>
-                              <a:ln>
-                                <a:noFill/>
-                              </a:ln>
-                            </wps:spPr>
-                            <wps:txbx>
-                              <w:txbxContent>
-                                <w:p>
-                                  <w:pPr>
-                                    <w:spacing w:after="0" w:before="0" w:line="240"/>
-                                    <w:ind w:left="0" w:right="0" w:firstLine="0"/>
-                                    <w:jc w:val="left"/>
-                                    <w:textDirection w:val="btLr"/>
-                                  </w:pPr>
-                                  <w:r>
-                                    <w:rPr>
-                                      <w:rFonts w:ascii="Arial" w:cs="Arial" w:eastAsia="Arial" w:hAnsi="Arial"/>
-                                      <w:b w:val="1"/>
-                                      <w:i w:val="0"/>
-                                      <w:smallCaps w:val="0"/>
-                                      <w:strike w:val="0"/>
-                                      <w:color w:val="000000"/>
-                                      <w:sz w:val="20"/>
-                                      <w:vertAlign w:val="baseline"/>
-                                    </w:rPr>
-                                    <w:t xml:space="preserve">Deliverable: Context Validation</w:t>
-                                  </w:r>
-                                </w:p>
-                              </w:txbxContent>
-                            </wps:txbx>
-                            <wps:bodyPr anchorCtr="0" anchor="t" bIns="91425" lIns="91425" spcFirstLastPara="1" rIns="91425" wrap="square" tIns="91425">
-                              <a:spAutoFit/>
-                            </wps:bodyPr>
-                          </wps:wsp>
-                          <wps:wsp>
-                            <wps:cNvCnPr/>
-                            <wps:spPr>
-                              <a:xfrm flipH="1" rot="10800000">
-                                <a:off x="6859775" y="1928000"/>
-                                <a:ext cx="1305300" cy="9900"/>
-                              </a:xfrm>
-                              <a:prstGeom prst="straightConnector1">
-                                <a:avLst/>
-                              </a:prstGeom>
-                              <a:noFill/>
-                              <a:ln cap="flat" cmpd="sng" w="9525">
-                                <a:solidFill>
-                                  <a:srgbClr val="2FA36B"/>
-                                </a:solidFill>
-                                <a:prstDash val="dot"/>
-                                <a:round/>
-                                <a:headEnd len="med" w="med" type="none"/>
-                                <a:tailEnd len="med" w="med" type="none"/>
-                              </a:ln>
-                            </wps:spPr>
-                            <wps:bodyPr anchorCtr="0" anchor="ctr" bIns="91425" lIns="91425" spcFirstLastPara="1" rIns="91425" wrap="square" tIns="91425">
-                              <a:noAutofit/>
-                            </wps:bodyPr>
-                          </wps:wsp>
-                        </wpg:grpSp>
-                      </wpg:grpSp>
-                      <wpg:grpSp>
-                        <wpg:cNvGrpSpPr/>
-                        <wpg:grpSpPr>
-                          <a:xfrm>
-                            <a:off x="607375" y="1865150"/>
-                            <a:ext cx="7821825" cy="1580175"/>
-                            <a:chOff x="883600" y="522125"/>
-                            <a:chExt cx="7821825" cy="1580175"/>
-                          </a:xfrm>
-                        </wpg:grpSpPr>
-                        <wps:wsp>
-                          <wps:cNvSpPr/>
-                          <wps:cNvPr id="13" name="Shape 13"/>
-                          <wps:spPr>
-                            <a:xfrm>
-                              <a:off x="883600" y="522125"/>
-                              <a:ext cx="1921125" cy="1525750"/>
-                            </a:xfrm>
-                            <a:prstGeom prst="flowChartOffpageConnector">
-                              <a:avLst/>
-                            </a:prstGeom>
-                            <a:solidFill>
-                              <a:srgbClr val="2C8CA3"/>
-                            </a:solidFill>
-                            <a:ln>
-                              <a:noFill/>
-                            </a:ln>
-                          </wps:spPr>
-                          <wps:txbx>
-                            <w:txbxContent>
-                              <w:p>
-                                <w:pPr>
-                                  <w:spacing w:after="0" w:before="0" w:line="240"/>
-                                  <w:ind w:left="0" w:right="0" w:firstLine="0"/>
-                                  <w:jc w:val="center"/>
-                                  <w:textDirection w:val="btLr"/>
-                                </w:pPr>
-                              </w:p>
-                            </w:txbxContent>
-                          </wps:txbx>
-                          <wps:bodyPr anchorCtr="0" anchor="ctr" bIns="91425" lIns="91425" spcFirstLastPara="1" rIns="91425" wrap="square" tIns="91425">
-                            <a:noAutofit/>
-                          </wps:bodyPr>
-                        </wps:wsp>
-                        <wps:wsp>
-                          <wps:cNvSpPr/>
-                          <wps:cNvPr id="14" name="Shape 14"/>
-                          <wps:spPr>
-                            <a:xfrm>
-                              <a:off x="2804725" y="532175"/>
-                              <a:ext cx="5900700" cy="1215000"/>
-                            </a:xfrm>
-                            <a:prstGeom prst="roundRect">
-                              <a:avLst>
-                                <a:gd fmla="val 0" name="adj"/>
-                              </a:avLst>
-                            </a:prstGeom>
-                            <a:noFill/>
-                            <a:ln cap="flat" cmpd="sng" w="9525">
-                              <a:solidFill>
-                                <a:srgbClr val="2C8CA3"/>
-                              </a:solidFill>
-                              <a:prstDash val="solid"/>
-                              <a:round/>
-                              <a:headEnd len="sm" w="sm" type="none"/>
-                              <a:tailEnd len="sm" w="sm" type="none"/>
-                            </a:ln>
-                          </wps:spPr>
-                          <wps:txbx>
-                            <w:txbxContent>
-                              <w:p>
-                                <w:pPr>
-                                  <w:spacing w:after="0" w:before="0" w:line="240"/>
-                                  <w:ind w:left="0" w:right="0" w:firstLine="0"/>
-                                  <w:jc w:val="center"/>
-                                  <w:textDirection w:val="btLr"/>
-                                </w:pPr>
-                              </w:p>
-                            </w:txbxContent>
-                          </wps:txbx>
-                          <wps:bodyPr anchorCtr="0" anchor="ctr" bIns="91425" lIns="91425" spcFirstLastPara="1" rIns="91425" wrap="square" tIns="91425">
-                            <a:noAutofit/>
-                          </wps:bodyPr>
-                        </wps:wsp>
-                        <wps:wsp>
-                          <wps:cNvSpPr txBox="1"/>
-                          <wps:cNvPr id="15" name="Shape 15"/>
-                          <wps:spPr>
-                            <a:xfrm>
-                              <a:off x="2911882" y="632582"/>
-                              <a:ext cx="5683200" cy="1024200"/>
-                            </a:xfrm>
-                            <a:prstGeom prst="rect">
-                              <a:avLst/>
-                            </a:prstGeom>
-                            <a:noFill/>
-                            <a:ln>
-                              <a:noFill/>
-                            </a:ln>
-                          </wps:spPr>
-                          <wps:txbx>
-                            <w:txbxContent>
-                              <w:p>
-                                <w:pPr>
-                                  <w:spacing w:after="0" w:before="0" w:line="240"/>
-                                  <w:ind w:left="720" w:right="0" w:firstLine="360"/>
-                                  <w:jc w:val="left"/>
-                                  <w:textDirection w:val="btLr"/>
-                                </w:pPr>
-                                <w:r>
-                                  <w:rPr>
-                                    <w:rFonts w:ascii="Arial" w:cs="Arial" w:eastAsia="Arial" w:hAnsi="Arial"/>
-                                    <w:b w:val="0"/>
-                                    <w:i w:val="0"/>
-                                    <w:smallCaps w:val="0"/>
-                                    <w:strike w:val="0"/>
-                                    <w:color w:val="231f20"/>
-                                    <w:sz w:val="28"/>
-                                    <w:vertAlign w:val="baseline"/>
-                                  </w:rPr>
-                                  <w:t xml:space="preserve">Identification of assets, vulnerabilities and impacts appreciation</w:t>
-                                </w:r>
-                              </w:p>
-                              <w:p>
-                                <w:pPr>
-                                  <w:spacing w:after="0" w:before="0" w:line="240"/>
-                                  <w:ind w:left="720" w:right="0" w:firstLine="360"/>
-                                  <w:jc w:val="left"/>
-                                  <w:textDirection w:val="btLr"/>
-                                </w:pPr>
-                                <w:r>
-                                  <w:rPr>
-                                    <w:rFonts w:ascii="Arial" w:cs="Arial" w:eastAsia="Arial" w:hAnsi="Arial"/>
-                                    <w:b w:val="0"/>
-                                    <w:i w:val="0"/>
-                                    <w:smallCaps w:val="0"/>
-                                    <w:strike w:val="0"/>
-                                    <w:color w:val="231f20"/>
-                                    <w:sz w:val="28"/>
-                                    <w:vertAlign w:val="baseline"/>
-                                  </w:rPr>
-                                </w:r>
-                                <w:r>
-                                  <w:rPr>
-                                    <w:rFonts w:ascii="Arial" w:cs="Arial" w:eastAsia="Arial" w:hAnsi="Arial"/>
-                                    <w:b w:val="0"/>
-                                    <w:i w:val="0"/>
-                                    <w:smallCaps w:val="0"/>
-                                    <w:strike w:val="0"/>
-                                    <w:color w:val="231f20"/>
-                                    <w:sz w:val="28"/>
-                                    <w:vertAlign w:val="baseline"/>
-                                  </w:rPr>
-                                  <w:t xml:space="preserve">Synthesis of assets / impacts</w:t>
-                                </w:r>
-                              </w:p>
-                              <w:p>
-                                <w:pPr>
-                                  <w:spacing w:after="0" w:before="0" w:line="240"/>
-                                  <w:ind w:left="0" w:right="0" w:firstLine="0"/>
-                                  <w:jc w:val="left"/>
-                                  <w:textDirection w:val="btLr"/>
-                                </w:pPr>
-                                <w:r>
-                                  <w:rPr>
-                                    <w:rFonts w:ascii="Arial" w:cs="Arial" w:eastAsia="Arial" w:hAnsi="Arial"/>
-                                    <w:b w:val="0"/>
-                                    <w:i w:val="0"/>
-                                    <w:smallCaps w:val="0"/>
-                                    <w:strike w:val="0"/>
-                                    <w:color w:val="231f20"/>
-                                    <w:sz w:val="28"/>
-                                    <w:vertAlign w:val="baseline"/>
-                                  </w:rPr>
-                                </w:r>
-                              </w:p>
-                            </w:txbxContent>
-                          </wps:txbx>
-                          <wps:bodyPr anchorCtr="0" anchor="t" bIns="91425" lIns="91425" spcFirstLastPara="1" rIns="91425" wrap="square" tIns="91425">
-                            <a:noAutofit/>
-                          </wps:bodyPr>
-                        </wps:wsp>
-                        <wps:wsp>
-                          <wps:cNvSpPr txBox="1"/>
-                          <wps:cNvPr id="16" name="Shape 16"/>
-                          <wps:spPr>
-                            <a:xfrm>
-                              <a:off x="994047" y="883600"/>
-                              <a:ext cx="1686900" cy="615600"/>
-                            </a:xfrm>
-                            <a:prstGeom prst="rect">
-                              <a:avLst/>
-                            </a:prstGeom>
-                            <a:noFill/>
-                            <a:ln>
-                              <a:noFill/>
-                            </a:ln>
-                          </wps:spPr>
-                          <wps:txbx>
-                            <w:txbxContent>
-                              <w:p>
-                                <w:pPr>
-                                  <w:spacing w:after="0" w:before="0" w:line="240"/>
-                                  <w:ind w:left="0" w:right="0" w:firstLine="0"/>
-                                  <w:jc w:val="center"/>
-                                  <w:textDirection w:val="btLr"/>
-                                </w:pPr>
-                                <w:r>
-                                  <w:rPr>
-                                    <w:rFonts w:ascii="Arial" w:cs="Arial" w:eastAsia="Arial" w:hAnsi="Arial"/>
-                                    <w:b w:val="1"/>
-                                    <w:i w:val="0"/>
-                                    <w:smallCaps w:val="0"/>
-                                    <w:strike w:val="0"/>
-                                    <w:color w:val="ffffff"/>
-                                    <w:sz w:val="28"/>
-                                    <w:vertAlign w:val="baseline"/>
-                                  </w:rPr>
-                                  <w:t xml:space="preserve">Context modelling</w:t>
-                                </w:r>
-                              </w:p>
-                            </w:txbxContent>
-                          </wps:txbx>
-                          <wps:bodyPr anchorCtr="0" anchor="t" bIns="91425" lIns="91425" spcFirstLastPara="1" rIns="91425" wrap="square" tIns="91425">
-                            <a:spAutoFit/>
-                          </wps:bodyPr>
-                        </wps:wsp>
-                        <wpg:grpSp>
-                          <wpg:cNvGrpSpPr/>
-                          <wpg:grpSpPr>
-                            <a:xfrm>
-                              <a:off x="3434009" y="1763600"/>
-                              <a:ext cx="4650738" cy="338700"/>
-                              <a:chOff x="3514337" y="1763600"/>
-                              <a:chExt cx="4650738" cy="338700"/>
-                            </a:xfrm>
-                          </wpg:grpSpPr>
-                          <wps:wsp>
-                            <wps:cNvCnPr/>
-                            <wps:spPr>
-                              <a:xfrm flipH="1" rot="10800000">
-                                <a:off x="3514337" y="1938050"/>
-                                <a:ext cx="1305300" cy="9900"/>
-                              </a:xfrm>
-                              <a:prstGeom prst="straightConnector1">
-                                <a:avLst/>
-                              </a:prstGeom>
-                              <a:noFill/>
-                              <a:ln cap="flat" cmpd="sng" w="9525">
-                                <a:solidFill>
-                                  <a:srgbClr val="2C8CA3"/>
-                                </a:solidFill>
-                                <a:prstDash val="dot"/>
-                                <a:round/>
-                                <a:headEnd len="med" w="med" type="none"/>
-                                <a:tailEnd len="med" w="med" type="none"/>
-                              </a:ln>
-                            </wps:spPr>
-                            <wps:bodyPr anchorCtr="0" anchor="ctr" bIns="91425" lIns="91425" spcFirstLastPara="1" rIns="91425" wrap="square" tIns="91425">
-                              <a:noAutofit/>
-                            </wps:bodyPr>
-                          </wps:wsp>
-                          <wps:wsp>
-                            <wps:cNvSpPr txBox="1"/>
-                            <wps:cNvPr id="19" name="Shape 19"/>
-                            <wps:spPr>
-                              <a:xfrm>
-                                <a:off x="4839775" y="1763600"/>
-                                <a:ext cx="2098500" cy="338700"/>
-                              </a:xfrm>
-                              <a:prstGeom prst="rect">
-                                <a:avLst/>
-                              </a:prstGeom>
-                              <a:noFill/>
-                              <a:ln>
-                                <a:noFill/>
-                              </a:ln>
-                            </wps:spPr>
-                            <wps:txbx>
-                              <w:txbxContent>
-                                <w:p>
-                                  <w:pPr>
-                                    <w:spacing w:after="240" w:before="240" w:line="275.9999942779541"/>
-                                    <w:ind w:left="0" w:right="0" w:firstLine="0"/>
-                                    <w:jc w:val="left"/>
-                                    <w:textDirection w:val="btLr"/>
-                                  </w:pPr>
-                                  <w:r>
-                                    <w:rPr>
-                                      <w:rFonts w:ascii="Arial" w:cs="Arial" w:eastAsia="Arial" w:hAnsi="Arial"/>
-                                      <w:b w:val="1"/>
-                                      <w:i w:val="0"/>
-                                      <w:smallCaps w:val="0"/>
-                                      <w:strike w:val="0"/>
-                                      <w:color w:val="000000"/>
-                                      <w:sz w:val="20"/>
-                                      <w:vertAlign w:val="baseline"/>
-                                    </w:rPr>
-                                    <w:t xml:space="preserve">Deliverable: Model Validation</w:t>
-                                  </w:r>
-                                </w:p>
-                              </w:txbxContent>
-                            </wps:txbx>
-                            <wps:bodyPr anchorCtr="0" anchor="t" bIns="91425" lIns="91425" spcFirstLastPara="1" rIns="91425" wrap="square" tIns="91425">
-                              <a:spAutoFit/>
-                            </wps:bodyPr>
-                          </wps:wsp>
-                          <wps:wsp>
-                            <wps:cNvCnPr/>
-                            <wps:spPr>
-                              <a:xfrm flipH="1" rot="10800000">
-                                <a:off x="6859775" y="1928000"/>
-                                <a:ext cx="1305300" cy="9900"/>
-                              </a:xfrm>
-                              <a:prstGeom prst="straightConnector1">
-                                <a:avLst/>
-                              </a:prstGeom>
-                              <a:noFill/>
-                              <a:ln cap="flat" cmpd="sng" w="9525">
-                                <a:solidFill>
-                                  <a:srgbClr val="2C8CA3"/>
-                                </a:solidFill>
-                                <a:prstDash val="dot"/>
-                                <a:round/>
-                                <a:headEnd len="med" w="med" type="none"/>
-                                <a:tailEnd len="med" w="med" type="none"/>
-                              </a:ln>
-                            </wps:spPr>
-                            <wps:bodyPr anchorCtr="0" anchor="ctr" bIns="91425" lIns="91425" spcFirstLastPara="1" rIns="91425" wrap="square" tIns="91425">
-                              <a:noAutofit/>
-                            </wps:bodyPr>
-                          </wps:wsp>
-                        </wpg:grpSp>
-                      </wpg:grpSp>
-                      <wpg:grpSp>
-                        <wpg:cNvGrpSpPr/>
-                        <wpg:grpSpPr>
-                          <a:xfrm>
-                            <a:off x="607375" y="3474875"/>
-                            <a:ext cx="7821825" cy="1580175"/>
-                            <a:chOff x="883600" y="522125"/>
-                            <a:chExt cx="7821825" cy="1580175"/>
-                          </a:xfrm>
-                        </wpg:grpSpPr>
-                        <wps:wsp>
-                          <wps:cNvSpPr/>
-                          <wps:cNvPr id="22" name="Shape 22"/>
-                          <wps:spPr>
-                            <a:xfrm>
-                              <a:off x="883600" y="522125"/>
-                              <a:ext cx="1921125" cy="1525750"/>
-                            </a:xfrm>
-                            <a:prstGeom prst="flowChartOffpageConnector">
-                              <a:avLst/>
-                            </a:prstGeom>
-                            <a:solidFill>
-                              <a:srgbClr val="F1B800"/>
-                            </a:solidFill>
-                            <a:ln>
-                              <a:noFill/>
-                            </a:ln>
-                          </wps:spPr>
-                          <wps:txbx>
-                            <w:txbxContent>
-                              <w:p>
-                                <w:pPr>
-                                  <w:spacing w:after="0" w:before="0" w:line="240"/>
-                                  <w:ind w:left="0" w:right="0" w:firstLine="0"/>
-                                  <w:jc w:val="center"/>
-                                  <w:textDirection w:val="btLr"/>
-                                </w:pPr>
-                              </w:p>
-                            </w:txbxContent>
-                          </wps:txbx>
-                          <wps:bodyPr anchorCtr="0" anchor="ctr" bIns="91425" lIns="91425" spcFirstLastPara="1" rIns="91425" wrap="square" tIns="91425">
-                            <a:noAutofit/>
-                          </wps:bodyPr>
-                        </wps:wsp>
-                        <wps:wsp>
-                          <wps:cNvSpPr/>
-                          <wps:cNvPr id="23" name="Shape 23"/>
-                          <wps:spPr>
-                            <a:xfrm>
-                              <a:off x="2804725" y="532175"/>
-                              <a:ext cx="5900700" cy="1215000"/>
-                            </a:xfrm>
-                            <a:prstGeom prst="roundRect">
-                              <a:avLst>
-                                <a:gd fmla="val 0" name="adj"/>
-                              </a:avLst>
-                            </a:prstGeom>
-                            <a:noFill/>
-                            <a:ln cap="flat" cmpd="sng" w="9525">
-                              <a:solidFill>
-                                <a:srgbClr val="F1B800"/>
-                              </a:solidFill>
-                              <a:prstDash val="solid"/>
-                              <a:round/>
-                              <a:headEnd len="sm" w="sm" type="none"/>
-                              <a:tailEnd len="sm" w="sm" type="none"/>
-                            </a:ln>
-                          </wps:spPr>
-                          <wps:txbx>
-                            <w:txbxContent>
-                              <w:p>
-                                <w:pPr>
-                                  <w:spacing w:after="0" w:before="0" w:line="240"/>
-                                  <w:ind w:left="0" w:right="0" w:firstLine="0"/>
-                                  <w:jc w:val="center"/>
-                                  <w:textDirection w:val="btLr"/>
-                                </w:pPr>
-                              </w:p>
-                            </w:txbxContent>
-                          </wps:txbx>
-                          <wps:bodyPr anchorCtr="0" anchor="ctr" bIns="91425" lIns="91425" spcFirstLastPara="1" rIns="91425" wrap="square" tIns="91425">
-                            <a:noAutofit/>
-                          </wps:bodyPr>
-                        </wps:wsp>
-                        <wps:wsp>
-                          <wps:cNvSpPr txBox="1"/>
-                          <wps:cNvPr id="24" name="Shape 24"/>
-                          <wps:spPr>
-                            <a:xfrm>
-                              <a:off x="2911882" y="632582"/>
-                              <a:ext cx="5683200" cy="1024200"/>
-                            </a:xfrm>
-                            <a:prstGeom prst="rect">
-                              <a:avLst/>
-                            </a:prstGeom>
-                            <a:noFill/>
-                            <a:ln>
-                              <a:noFill/>
-                            </a:ln>
-                          </wps:spPr>
-                          <wps:txbx>
-                            <w:txbxContent>
-                              <w:p>
-                                <w:pPr>
-                                  <w:spacing w:after="0" w:before="0" w:line="240"/>
-                                  <w:ind w:left="720" w:right="0" w:firstLine="360"/>
-                                  <w:jc w:val="left"/>
-                                  <w:textDirection w:val="btLr"/>
-                                </w:pPr>
-                                <w:r>
-                                  <w:rPr>
-                                    <w:rFonts w:ascii="Arial" w:cs="Arial" w:eastAsia="Arial" w:hAnsi="Arial"/>
-                                    <w:b w:val="0"/>
-                                    <w:i w:val="0"/>
-                                    <w:smallCaps w:val="0"/>
-                                    <w:strike w:val="0"/>
-                                    <w:color w:val="231f20"/>
-                                    <w:sz w:val="28"/>
-                                    <w:vertAlign w:val="baseline"/>
-                                  </w:rPr>
-                                  <w:t xml:space="preserve">Estimation, evaluation and risk treatment</w:t>
-                                </w:r>
-                              </w:p>
-                              <w:p>
-                                <w:pPr>
-                                  <w:spacing w:after="0" w:before="0" w:line="240"/>
-                                  <w:ind w:left="720" w:right="0" w:firstLine="360"/>
-                                  <w:jc w:val="left"/>
-                                  <w:textDirection w:val="btLr"/>
-                                </w:pPr>
-                                <w:r>
-                                  <w:rPr>
-                                    <w:rFonts w:ascii="Arial" w:cs="Arial" w:eastAsia="Arial" w:hAnsi="Arial"/>
-                                    <w:b w:val="0"/>
-                                    <w:i w:val="0"/>
-                                    <w:smallCaps w:val="0"/>
-                                    <w:strike w:val="0"/>
-                                    <w:color w:val="231f20"/>
-                                    <w:sz w:val="28"/>
-                                    <w:vertAlign w:val="baseline"/>
-                                  </w:rPr>
-                                </w:r>
-                                <w:r>
-                                  <w:rPr>
-                                    <w:rFonts w:ascii="Arial" w:cs="Arial" w:eastAsia="Arial" w:hAnsi="Arial"/>
-                                    <w:b w:val="0"/>
-                                    <w:i w:val="0"/>
-                                    <w:smallCaps w:val="0"/>
-                                    <w:strike w:val="0"/>
-                                    <w:color w:val="231f20"/>
-                                    <w:sz w:val="28"/>
-                                    <w:vertAlign w:val="baseline"/>
-                                  </w:rPr>
-                                  <w:t xml:space="preserve">Risk treatment plan management</w:t>
-                                </w:r>
-                              </w:p>
-                              <w:p>
-                                <w:pPr>
-                                  <w:spacing w:after="0" w:before="0" w:line="240"/>
-                                  <w:ind w:left="0" w:right="0" w:firstLine="0"/>
-                                  <w:jc w:val="left"/>
-                                  <w:textDirection w:val="btLr"/>
-                                </w:pPr>
-                                <w:r>
-                                  <w:rPr>
-                                    <w:rFonts w:ascii="Arial" w:cs="Arial" w:eastAsia="Arial" w:hAnsi="Arial"/>
-                                    <w:b w:val="0"/>
-                                    <w:i w:val="0"/>
-                                    <w:smallCaps w:val="0"/>
-                                    <w:strike w:val="0"/>
-                                    <w:color w:val="231f20"/>
-                                    <w:sz w:val="28"/>
-                                    <w:vertAlign w:val="baseline"/>
-                                  </w:rPr>
-                                </w:r>
-                              </w:p>
-                            </w:txbxContent>
-                          </wps:txbx>
-                          <wps:bodyPr anchorCtr="0" anchor="t" bIns="91425" lIns="91425" spcFirstLastPara="1" rIns="91425" wrap="square" tIns="91425">
-                            <a:noAutofit/>
-                          </wps:bodyPr>
-                        </wps:wsp>
-                        <wps:wsp>
-                          <wps:cNvSpPr txBox="1"/>
-                          <wps:cNvPr id="25" name="Shape 25"/>
-                          <wps:spPr>
-                            <a:xfrm>
-                              <a:off x="994047" y="883600"/>
-                              <a:ext cx="1686900" cy="648000"/>
-                            </a:xfrm>
-                            <a:prstGeom prst="rect">
-                              <a:avLst/>
-                            </a:prstGeom>
-                            <a:noFill/>
-                            <a:ln>
-                              <a:noFill/>
-                            </a:ln>
-                          </wps:spPr>
-                          <wps:txbx>
-                            <w:txbxContent>
-                              <w:p>
-                                <w:pPr>
-                                  <w:spacing w:after="80" w:before="360" w:line="275.9999942779541"/>
-                                  <w:ind w:left="0" w:right="0" w:firstLine="0"/>
-                                  <w:jc w:val="center"/>
-                                  <w:textDirection w:val="btLr"/>
-                                </w:pPr>
-                                <w:r>
-                                  <w:rPr>
-                                    <w:rFonts w:ascii="Arial" w:cs="Arial" w:eastAsia="Arial" w:hAnsi="Arial"/>
-                                    <w:b w:val="1"/>
-                                    <w:i w:val="0"/>
-                                    <w:smallCaps w:val="0"/>
-                                    <w:strike w:val="0"/>
-                                    <w:color w:val="ffffff"/>
-                                    <w:sz w:val="28"/>
-                                    <w:vertAlign w:val="baseline"/>
-                                  </w:rPr>
-                                  <w:t xml:space="preserve">Evaluation and treatment of risks</w:t>
-                                </w:r>
-                              </w:p>
-                            </w:txbxContent>
-                          </wps:txbx>
-                          <wps:bodyPr anchorCtr="0" anchor="t" bIns="91425" lIns="91425" spcFirstLastPara="1" rIns="91425" wrap="square" tIns="91425">
-                            <a:spAutoFit/>
-                          </wps:bodyPr>
-                        </wps:wsp>
-                        <wpg:grpSp>
-                          <wpg:cNvGrpSpPr/>
-                          <wpg:grpSpPr>
-                            <a:xfrm>
-                              <a:off x="3472125" y="1763600"/>
-                              <a:ext cx="4544100" cy="338700"/>
-                              <a:chOff x="3552453" y="1763600"/>
-                              <a:chExt cx="4544100" cy="338700"/>
-                            </a:xfrm>
-                          </wpg:grpSpPr>
-                          <wps:wsp>
-                            <wps:cNvCnPr/>
-                            <wps:spPr>
-                              <a:xfrm flipH="1" rot="10800000">
-                                <a:off x="3552453" y="1932950"/>
-                                <a:ext cx="894900" cy="15000"/>
-                              </a:xfrm>
-                              <a:prstGeom prst="straightConnector1">
-                                <a:avLst/>
-                              </a:prstGeom>
-                              <a:noFill/>
-                              <a:ln cap="flat" cmpd="sng" w="9525">
-                                <a:solidFill>
-                                  <a:srgbClr val="F1B800"/>
-                                </a:solidFill>
-                                <a:prstDash val="dot"/>
-                                <a:round/>
-                                <a:headEnd len="med" w="med" type="none"/>
-                                <a:tailEnd len="med" w="med" type="none"/>
-                              </a:ln>
-                            </wps:spPr>
-                            <wps:bodyPr anchorCtr="0" anchor="ctr" bIns="91425" lIns="91425" spcFirstLastPara="1" rIns="91425" wrap="square" tIns="91425">
-                              <a:noAutofit/>
-                            </wps:bodyPr>
-                          </wps:wsp>
-                          <wps:wsp>
-                            <wps:cNvSpPr txBox="1"/>
-                            <wps:cNvPr id="28" name="Shape 28"/>
-                            <wps:spPr>
-                              <a:xfrm>
-                                <a:off x="4447353" y="1763600"/>
-                                <a:ext cx="2668200" cy="338700"/>
-                              </a:xfrm>
-                              <a:prstGeom prst="rect">
-                                <a:avLst/>
-                              </a:prstGeom>
-                              <a:noFill/>
-                              <a:ln>
-                                <a:noFill/>
-                              </a:ln>
-                            </wps:spPr>
-                            <wps:txbx>
-                              <w:txbxContent>
-                                <w:p>
-                                  <w:pPr>
-                                    <w:spacing w:after="240" w:before="240" w:line="275.9999942779541"/>
-                                    <w:ind w:left="0" w:right="0" w:firstLine="0"/>
-                                    <w:jc w:val="left"/>
-                                    <w:textDirection w:val="btLr"/>
-                                  </w:pPr>
-                                  <w:r>
-                                    <w:rPr>
-                                      <w:rFonts w:ascii="Arial" w:cs="Arial" w:eastAsia="Arial" w:hAnsi="Arial"/>
-                                      <w:b w:val="1"/>
-                                      <w:i w:val="0"/>
-                                      <w:smallCaps w:val="0"/>
-                                      <w:strike w:val="0"/>
-                                      <w:color w:val="000000"/>
-                                      <w:sz w:val="20"/>
-                                      <w:vertAlign w:val="baseline"/>
-                                    </w:rPr>
-                                    <w:t xml:space="preserve">Deliverable: Final Report / Decision point</w:t>
-                                  </w:r>
-                                </w:p>
-                              </w:txbxContent>
-                            </wps:txbx>
-                            <wps:bodyPr anchorCtr="0" anchor="t" bIns="91425" lIns="91425" spcFirstLastPara="1" rIns="91425" wrap="square" tIns="91425">
-                              <a:spAutoFit/>
-                            </wps:bodyPr>
-                          </wps:wsp>
-                          <wps:wsp>
-                            <wps:cNvCnPr/>
-                            <wps:spPr>
-                              <a:xfrm flipH="1" rot="10800000">
-                                <a:off x="7115553" y="1928150"/>
-                                <a:ext cx="981000" cy="4800"/>
-                              </a:xfrm>
-                              <a:prstGeom prst="straightConnector1">
-                                <a:avLst/>
-                              </a:prstGeom>
-                              <a:noFill/>
-                              <a:ln cap="flat" cmpd="sng" w="9525">
-                                <a:solidFill>
-                                  <a:srgbClr val="F1B800"/>
-                                </a:solidFill>
-                                <a:prstDash val="dot"/>
-                                <a:round/>
-                                <a:headEnd len="med" w="med" type="none"/>
-                                <a:tailEnd len="med" w="med" type="none"/>
-                              </a:ln>
-                            </wps:spPr>
-                            <wps:bodyPr anchorCtr="0" anchor="ctr" bIns="91425" lIns="91425" spcFirstLastPara="1" rIns="91425" wrap="square" tIns="91425">
-                              <a:noAutofit/>
-                            </wps:bodyPr>
-                          </wps:wsp>
-                        </wpg:grpSp>
-                      </wpg:grpSp>
-                      <wpg:grpSp>
-                        <wpg:cNvGrpSpPr/>
-                        <wpg:grpSpPr>
-                          <a:xfrm>
-                            <a:off x="607375" y="5094125"/>
-                            <a:ext cx="7821825" cy="1612875"/>
-                            <a:chOff x="883600" y="522125"/>
-                            <a:chExt cx="7821825" cy="1612875"/>
-                          </a:xfrm>
-                        </wpg:grpSpPr>
-                        <wps:wsp>
-                          <wps:cNvSpPr/>
-                          <wps:cNvPr id="31" name="Shape 31"/>
-                          <wps:spPr>
-                            <a:xfrm>
-                              <a:off x="883600" y="522125"/>
-                              <a:ext cx="1921125" cy="1525750"/>
-                            </a:xfrm>
-                            <a:prstGeom prst="flowChartOffpageConnector">
-                              <a:avLst/>
-                            </a:prstGeom>
-                            <a:solidFill>
-                              <a:srgbClr val="C0392B"/>
-                            </a:solidFill>
-                            <a:ln>
-                              <a:noFill/>
-                            </a:ln>
-                          </wps:spPr>
-                          <wps:txbx>
-                            <w:txbxContent>
-                              <w:p>
-                                <w:pPr>
-                                  <w:spacing w:after="0" w:before="0" w:line="240"/>
-                                  <w:ind w:left="0" w:right="0" w:firstLine="0"/>
-                                  <w:jc w:val="center"/>
-                                  <w:textDirection w:val="btLr"/>
-                                </w:pPr>
-                              </w:p>
-                            </w:txbxContent>
-                          </wps:txbx>
-                          <wps:bodyPr anchorCtr="0" anchor="ctr" bIns="91425" lIns="91425" spcFirstLastPara="1" rIns="91425" wrap="square" tIns="91425">
-                            <a:noAutofit/>
-                          </wps:bodyPr>
-                        </wps:wsp>
-                        <wps:wsp>
-                          <wps:cNvSpPr/>
-                          <wps:cNvPr id="32" name="Shape 32"/>
-                          <wps:spPr>
-                            <a:xfrm>
-                              <a:off x="2804725" y="532175"/>
-                              <a:ext cx="5900700" cy="1215000"/>
-                            </a:xfrm>
-                            <a:prstGeom prst="roundRect">
-                              <a:avLst>
-                                <a:gd fmla="val 0" name="adj"/>
-                              </a:avLst>
-                            </a:prstGeom>
-                            <a:noFill/>
-                            <a:ln cap="flat" cmpd="sng" w="9525">
-                              <a:solidFill>
-                                <a:srgbClr val="C0392B"/>
-                              </a:solidFill>
-                              <a:prstDash val="solid"/>
-                              <a:round/>
-                              <a:headEnd len="sm" w="sm" type="none"/>
-                              <a:tailEnd len="sm" w="sm" type="none"/>
-                            </a:ln>
-                          </wps:spPr>
-                          <wps:txbx>
-                            <w:txbxContent>
-                              <w:p>
-                                <w:pPr>
-                                  <w:spacing w:after="0" w:before="0" w:line="240"/>
-                                  <w:ind w:left="0" w:right="0" w:firstLine="0"/>
-                                  <w:jc w:val="center"/>
-                                  <w:textDirection w:val="btLr"/>
-                                </w:pPr>
-                              </w:p>
-                            </w:txbxContent>
-                          </wps:txbx>
-                          <wps:bodyPr anchorCtr="0" anchor="ctr" bIns="91425" lIns="91425" spcFirstLastPara="1" rIns="91425" wrap="square" tIns="91425">
-                            <a:noAutofit/>
-                          </wps:bodyPr>
-                        </wps:wsp>
-                        <wps:wsp>
-                          <wps:cNvSpPr txBox="1"/>
-                          <wps:cNvPr id="33" name="Shape 33"/>
-                          <wps:spPr>
-                            <a:xfrm>
-                              <a:off x="2911882" y="632582"/>
-                              <a:ext cx="5683200" cy="1024200"/>
-                            </a:xfrm>
-                            <a:prstGeom prst="rect">
-                              <a:avLst/>
-                            </a:prstGeom>
-                            <a:noFill/>
-                            <a:ln>
-                              <a:noFill/>
-                            </a:ln>
-                          </wps:spPr>
-                          <wps:txbx>
-                            <w:txbxContent>
-                              <w:p>
-                                <w:pPr>
-                                  <w:spacing w:after="0" w:before="0" w:line="240"/>
-                                  <w:ind w:left="720" w:right="0" w:firstLine="360"/>
-                                  <w:jc w:val="left"/>
-                                  <w:textDirection w:val="btLr"/>
-                                </w:pPr>
-                                <w:r>
-                                  <w:rPr>
-                                    <w:rFonts w:ascii="Arial" w:cs="Arial" w:eastAsia="Arial" w:hAnsi="Arial"/>
-                                    <w:b w:val="0"/>
-                                    <w:i w:val="0"/>
-                                    <w:smallCaps w:val="0"/>
-                                    <w:strike w:val="0"/>
-                                    <w:color w:val="231f20"/>
-                                    <w:sz w:val="28"/>
-                                    <w:vertAlign w:val="baseline"/>
-                                  </w:rPr>
-                                  <w:t xml:space="preserve">Management of the implementation of the risk treatment plan</w:t>
-                                </w:r>
-                              </w:p>
-                            </w:txbxContent>
-                          </wps:txbx>
-                          <wps:bodyPr anchorCtr="0" anchor="t" bIns="91425" lIns="91425" spcFirstLastPara="1" rIns="91425" wrap="square" tIns="91425">
-                            <a:noAutofit/>
-                          </wps:bodyPr>
-                        </wps:wsp>
-                        <wps:wsp>
-                          <wps:cNvSpPr txBox="1"/>
-                          <wps:cNvPr id="34" name="Shape 34"/>
-                          <wps:spPr>
-                            <a:xfrm>
-                              <a:off x="994047" y="883600"/>
-                              <a:ext cx="1686900" cy="648000"/>
-                            </a:xfrm>
-                            <a:prstGeom prst="rect">
-                              <a:avLst/>
-                            </a:prstGeom>
-                            <a:noFill/>
-                            <a:ln>
-                              <a:noFill/>
-                            </a:ln>
-                          </wps:spPr>
-                          <wps:txbx>
-                            <w:txbxContent>
-                              <w:p>
-                                <w:pPr>
-                                  <w:spacing w:after="80" w:before="360" w:line="275.9999942779541"/>
-                                  <w:ind w:left="0" w:right="0" w:firstLine="0"/>
-                                  <w:jc w:val="center"/>
-                                  <w:textDirection w:val="btLr"/>
-                                </w:pPr>
-                                <w:r>
-                                  <w:rPr>
-                                    <w:rFonts w:ascii="Arial" w:cs="Arial" w:eastAsia="Arial" w:hAnsi="Arial"/>
-                                    <w:b w:val="1"/>
-                                    <w:i w:val="0"/>
-                                    <w:smallCaps w:val="0"/>
-                                    <w:strike w:val="0"/>
-                                    <w:color w:val="ffffff"/>
-                                    <w:sz w:val="28"/>
-                                    <w:vertAlign w:val="baseline"/>
-                                  </w:rPr>
-                                  <w:t xml:space="preserve">Implementation and monitoring</w:t>
-                                </w:r>
-                              </w:p>
-                            </w:txbxContent>
-                          </wps:txbx>
-                          <wps:bodyPr anchorCtr="0" anchor="t" bIns="91425" lIns="91425" spcFirstLastPara="1" rIns="91425" wrap="square" tIns="91425">
-                            <a:spAutoFit/>
-                          </wps:bodyPr>
-                        </wps:wsp>
-                        <wpg:grpSp>
-                          <wpg:cNvGrpSpPr/>
-                          <wpg:grpSpPr>
-                            <a:xfrm>
-                              <a:off x="3464562" y="1796300"/>
-                              <a:ext cx="4523125" cy="338700"/>
-                              <a:chOff x="3544890" y="1796300"/>
-                              <a:chExt cx="4523125" cy="338700"/>
-                            </a:xfrm>
-                          </wpg:grpSpPr>
-                          <wps:wsp>
-                            <wps:cNvCnPr/>
-                            <wps:spPr>
-                              <a:xfrm>
-                                <a:off x="3544890" y="1963250"/>
-                                <a:ext cx="1068000" cy="2400"/>
-                              </a:xfrm>
-                              <a:prstGeom prst="straightConnector1">
-                                <a:avLst/>
-                              </a:prstGeom>
-                              <a:noFill/>
-                              <a:ln cap="flat" cmpd="sng" w="9525">
-                                <a:solidFill>
-                                  <a:srgbClr val="C0392B"/>
-                                </a:solidFill>
-                                <a:prstDash val="dot"/>
-                                <a:round/>
-                                <a:headEnd len="med" w="med" type="none"/>
-                                <a:tailEnd len="med" w="med" type="none"/>
-                              </a:ln>
-                            </wps:spPr>
-                            <wps:bodyPr anchorCtr="0" anchor="ctr" bIns="91425" lIns="91425" spcFirstLastPara="1" rIns="91425" wrap="square" tIns="91425">
-                              <a:noAutofit/>
-                            </wps:bodyPr>
-                          </wps:wsp>
-                          <wps:wsp>
-                            <wps:cNvSpPr txBox="1"/>
-                            <wps:cNvPr id="37" name="Shape 37"/>
-                            <wps:spPr>
-                              <a:xfrm>
-                                <a:off x="4612890" y="1796300"/>
-                                <a:ext cx="2191800" cy="338700"/>
-                              </a:xfrm>
-                              <a:prstGeom prst="rect">
-                                <a:avLst/>
-                              </a:prstGeom>
-                              <a:noFill/>
-                              <a:ln>
-                                <a:noFill/>
-                              </a:ln>
-                            </wps:spPr>
-                            <wps:txbx>
-                              <w:txbxContent>
-                                <w:p>
-                                  <w:pPr>
-                                    <w:spacing w:after="240" w:before="240" w:line="275.9999942779541"/>
-                                    <w:ind w:left="0" w:right="0" w:firstLine="0"/>
-                                    <w:jc w:val="left"/>
-                                    <w:textDirection w:val="btLr"/>
-                                  </w:pPr>
-                                  <w:r>
-                                    <w:rPr>
-                                      <w:rFonts w:ascii="Arial" w:cs="Arial" w:eastAsia="Arial" w:hAnsi="Arial"/>
-                                      <w:b w:val="1"/>
-                                      <w:i w:val="0"/>
-                                      <w:smallCaps w:val="0"/>
-                                      <w:strike w:val="0"/>
-                                      <w:color w:val="000000"/>
-                                      <w:sz w:val="20"/>
-                                      <w:vertAlign w:val="baseline"/>
-                                    </w:rPr>
-                                    <w:t xml:space="preserve">Deliverable: Implementation Plan</w:t>
-                                  </w:r>
-                                </w:p>
-                              </w:txbxContent>
-                            </wps:txbx>
-                            <wps:bodyPr anchorCtr="0" anchor="t" bIns="91425" lIns="91425" spcFirstLastPara="1" rIns="91425" wrap="square" tIns="91425">
-                              <a:spAutoFit/>
-                            </wps:bodyPr>
-                          </wps:wsp>
-                          <wps:wsp>
-                            <wps:cNvCnPr/>
-                            <wps:spPr>
-                              <a:xfrm flipH="1" rot="10800000">
-                                <a:off x="6820015" y="1954750"/>
-                                <a:ext cx="1248000" cy="3600"/>
-                              </a:xfrm>
-                              <a:prstGeom prst="straightConnector1">
-                                <a:avLst/>
-                              </a:prstGeom>
-                              <a:noFill/>
-                              <a:ln cap="flat" cmpd="sng" w="9525">
-                                <a:solidFill>
-                                  <a:srgbClr val="C0392B"/>
-                                </a:solidFill>
-                                <a:prstDash val="dot"/>
-                                <a:round/>
-                                <a:headEnd len="med" w="med" type="none"/>
-                                <a:tailEnd len="med" w="med" type="none"/>
-                              </a:ln>
-                            </wps:spPr>
-                            <wps:bodyPr anchorCtr="0" anchor="ctr" bIns="91425" lIns="91425" spcFirstLastPara="1" rIns="91425" wrap="square" tIns="91425">
-                              <a:noAutofit/>
-                            </wps:bodyPr>
-                          </wps:wsp>
-                        </wpg:grpSp>
-                      </wpg:grpSp>
-                    </wpg:wgp>
-                  </a:graphicData>
-                </a:graphic>
-              </wp:inline>
-            </w:drawing>
-          </mc:Choice>
-          <mc:Fallback>
-            <w:drawing>
-              <wp:inline distB="114300" distT="114300" distL="114300" distR="114300">
-                <wp:extent cx="6370316" cy="5248380"/>
-                <wp:effectExtent b="0" l="0" r="0" t="0"/>
-                <wp:docPr id="1" name="image4.png"/>
-                <a:graphic>
-                  <a:graphicData uri="http://schemas.openxmlformats.org/drawingml/2006/picture">
-                    <pic:pic>
-                      <pic:nvPicPr>
-                        <pic:cNvPr id="0" name="image4.png"/>
-                        <pic:cNvPicPr preferRelativeResize="0"/>
-                      </pic:nvPicPr>
-                      <pic:blipFill>
-                        <a:blip r:embed="rId10"/>
-                        <a:srcRect/>
-                        <a:stretch>
-                          <a:fillRect/>
-                        </a:stretch>
-                      </pic:blipFill>
-                      <pic:spPr>
-                        <a:xfrm>
-                          <a:off x="0" y="0"/>
-                          <a:ext cx="6370316" cy="5248380"/>
-                        </a:xfrm>
-                        <a:prstGeom prst="rect"/>
-                        <a:ln/>
-                      </pic:spPr>
-                    </pic:pic>
-                  </a:graphicData>
-                </a:graphic>
-              </wp:inline>
-            </w:drawing>
-          </mc:Fallback>
-        </mc:AlternateContent>
+        <w:drawing>
+          <wp:inline distB="114300" distT="114300" distL="114300" distR="114300">
+            <wp:extent cx="6480000" cy="5346700"/>
+            <wp:effectExtent b="0" l="0" r="0" t="0"/>
+            <wp:docPr id="7" name="image4.png"/>
+            <a:graphic>
+              <a:graphicData uri="http://schemas.openxmlformats.org/drawingml/2006/picture">
+                <pic:pic>
+                  <pic:nvPicPr>
+                    <pic:cNvPr id="0" name="image4.png"/>
+                    <pic:cNvPicPr preferRelativeResize="0"/>
+                  </pic:nvPicPr>
+                  <pic:blipFill>
+                    <a:blip r:embed="rId9"/>
+                    <a:srcRect b="0" l="0" r="0" t="0"/>
+                    <a:stretch>
+                      <a:fillRect/>
+                    </a:stretch>
+                  </pic:blipFill>
+                  <pic:spPr>
+                    <a:xfrm>
+                      <a:off x="0" y="0"/>
+                      <a:ext cx="6480000" cy="5346700"/>
+                    </a:xfrm>
+                    <a:prstGeom prst="rect"/>
+                    <a:ln/>
+                  </pic:spPr>
+                </pic:pic>
+              </a:graphicData>
+            </a:graphic>
+          </wp:inline>
+        </w:drawing>
       </w:r>
       <w:r>
         <w:rPr>
@@ -7799,7 +6002,7 @@
           <w:color w:val="231f20"/>
         </w:rPr>
       </w:pPr>
-      <w:bookmarkStart w:colFirst="0" w:colLast="0" w:name="_2hamgqx6bq9b" w:id="7"/>
+      <w:bookmarkStart w:colFirst="0" w:colLast="0" w:name="_ntjuh2lop5sz" w:id="7"/>
       <w:bookmarkEnd w:id="7"/>
       <w:r>
         <w:rPr>
@@ -7821,7 +6024,7 @@
         <w:ind w:left="576" w:right="-4.724409448817823" w:hanging="576"/>
         <w:rPr/>
       </w:pPr>
-      <w:bookmarkStart w:colFirst="0" w:colLast="0" w:name="_yyz44jlt1xo6" w:id="8"/>
+      <w:bookmarkStart w:colFirst="0" w:colLast="0" w:name="_pjvwvfvu44cy" w:id="8"/>
       <w:bookmarkEnd w:id="8"/>
       <w:r>
         <w:rPr>
@@ -7830,6 +6033,11 @@
           <w:rtl w:val="0"/>
         </w:rPr>
         <w:t xml:space="preserve">Description of the context</w:t>
+      </w:r>
+      <w:r>
+        <w:rPr>
+          <w:rtl w:val="0"/>
+        </w:rPr>
       </w:r>
     </w:p>
     <w:p>
@@ -7860,7 +6068,7 @@
         <w:ind w:left="576" w:right="-4.724409448817823" w:hanging="576"/>
         <w:rPr/>
       </w:pPr>
-      <w:bookmarkStart w:colFirst="0" w:colLast="0" w:name="_ti4nlluh37bo" w:id="9"/>
+      <w:bookmarkStart w:colFirst="0" w:colLast="0" w:name="_wg4ayx6mtnjj" w:id="9"/>
       <w:bookmarkEnd w:id="9"/>
       <w:r>
         <w:rPr>
@@ -7869,6 +6077,11 @@
           <w:rtl w:val="0"/>
         </w:rPr>
         <w:t xml:space="preserve">Definition of the risk evaluation criteria</w:t>
+      </w:r>
+      <w:r>
+        <w:rPr>
+          <w:rtl w:val="0"/>
+        </w:rPr>
       </w:r>
     </w:p>
     <w:p>
@@ -7884,7 +6097,7 @@
           <w:color w:val="231f20"/>
         </w:rPr>
       </w:pPr>
-      <w:bookmarkStart w:colFirst="0" w:colLast="0" w:name="_9mmt147o6zc7" w:id="10"/>
+      <w:bookmarkStart w:colFirst="0" w:colLast="0" w:name="_81xh5imhqk17" w:id="10"/>
       <w:bookmarkEnd w:id="10"/>
       <w:r>
         <w:rPr>
@@ -7908,7 +6121,7 @@
           <w:color w:val="231f20"/>
         </w:rPr>
       </w:pPr>
-      <w:bookmarkStart w:colFirst="0" w:colLast="0" w:name="_3tzntain28go" w:id="11"/>
+      <w:bookmarkStart w:colFirst="0" w:colLast="0" w:name="_hqsqafehz2j6" w:id="11"/>
       <w:bookmarkEnd w:id="11"/>
       <w:r>
         <w:rPr>
@@ -7982,7 +6195,7 @@
           <w:color w:val="231f20"/>
         </w:rPr>
       </w:pPr>
-      <w:bookmarkStart w:colFirst="0" w:colLast="0" w:name="_74mbvrw77rrp" w:id="12"/>
+      <w:bookmarkStart w:colFirst="0" w:colLast="0" w:name="_gq16pp76l5o7" w:id="12"/>
       <w:bookmarkEnd w:id="12"/>
       <w:r>
         <w:rPr>
@@ -8057,7 +6270,7 @@
           <w:color w:val="231f20"/>
         </w:rPr>
       </w:pPr>
-      <w:bookmarkStart w:colFirst="0" w:colLast="0" w:name="_n9ifa9sjeh7n" w:id="13"/>
+      <w:bookmarkStart w:colFirst="0" w:colLast="0" w:name="_hew0equjkyu8" w:id="13"/>
       <w:bookmarkEnd w:id="13"/>
       <w:r>
         <w:rPr>
@@ -8160,7 +6373,7 @@
           <w:color w:val="231f20"/>
         </w:rPr>
       </w:pPr>
-      <w:bookmarkStart w:colFirst="0" w:colLast="0" w:name="_msglliqq2z1" w:id="14"/>
+      <w:bookmarkStart w:colFirst="0" w:colLast="0" w:name="_hfdjvzadp2b5" w:id="14"/>
       <w:bookmarkEnd w:id="14"/>
       <w:r>
         <w:rPr>
@@ -8285,7 +6498,7 @@
           <w:color w:val="231f20"/>
         </w:rPr>
       </w:pPr>
-      <w:bookmarkStart w:colFirst="0" w:colLast="0" w:name="_drxc8yxq0kha" w:id="15"/>
+      <w:bookmarkStart w:colFirst="0" w:colLast="0" w:name="_6kktwmxrmh0w" w:id="15"/>
       <w:bookmarkEnd w:id="15"/>
       <w:r>
         <w:rPr>
@@ -8309,7 +6522,7 @@
           <w:color w:val="231f20"/>
         </w:rPr>
       </w:pPr>
-      <w:bookmarkStart w:colFirst="0" w:colLast="0" w:name="_m56ppffewdyy" w:id="16"/>
+      <w:bookmarkStart w:colFirst="0" w:colLast="0" w:name="_4ocpxoff8wtq" w:id="16"/>
       <w:bookmarkEnd w:id="16"/>
       <w:r>
         <w:rPr>
@@ -8350,7 +6563,7 @@
           <w:color w:val="231f20"/>
         </w:rPr>
       </w:pPr>
-      <w:bookmarkStart w:colFirst="0" w:colLast="0" w:name="_y8n5dpti3ll0" w:id="17"/>
+      <w:bookmarkStart w:colFirst="0" w:colLast="0" w:name="_jk1k0fgw8gex" w:id="17"/>
       <w:bookmarkEnd w:id="17"/>
       <w:r>
         <w:rPr>
@@ -8391,7 +6604,7 @@
           <w:color w:val="231f20"/>
         </w:rPr>
       </w:pPr>
-      <w:bookmarkStart w:colFirst="0" w:colLast="0" w:name="_c1o5s2a5nwel" w:id="18"/>
+      <w:bookmarkStart w:colFirst="0" w:colLast="0" w:name="_4nnfqvb8l8ec" w:id="18"/>
       <w:bookmarkEnd w:id="18"/>
       <w:r>
         <w:rPr>
@@ -8439,7 +6652,7 @@
         <w:ind w:left="576" w:right="-4.724409448817823" w:hanging="576"/>
         <w:rPr/>
       </w:pPr>
-      <w:bookmarkStart w:colFirst="0" w:colLast="0" w:name="_x8dsslbabknk" w:id="19"/>
+      <w:bookmarkStart w:colFirst="0" w:colLast="0" w:name="_leyi41lt22tu" w:id="19"/>
       <w:bookmarkEnd w:id="19"/>
       <w:r>
         <w:rPr>
@@ -8448,6 +6661,11 @@
           <w:rtl w:val="0"/>
         </w:rPr>
         <w:t xml:space="preserve">Evaluation of trends and threats</w:t>
+      </w:r>
+      <w:r>
+        <w:rPr>
+          <w:rtl w:val="0"/>
+        </w:rPr>
       </w:r>
     </w:p>
     <w:p>
@@ -8555,7 +6773,7 @@
           <w:color w:val="231f20"/>
         </w:rPr>
       </w:pPr>
-      <w:bookmarkStart w:colFirst="0" w:colLast="0" w:name="_3fp7fge911cv" w:id="20"/>
+      <w:bookmarkStart w:colFirst="0" w:colLast="0" w:name="_dqg7o9c3902q" w:id="20"/>
       <w:bookmarkEnd w:id="20"/>
       <w:r>
         <w:rPr>
@@ -8576,7 +6794,7 @@
         <w:ind w:left="576" w:right="-4.724409448817823" w:hanging="576"/>
         <w:rPr/>
       </w:pPr>
-      <w:bookmarkStart w:colFirst="0" w:colLast="0" w:name="_w7whk0y0oy2y" w:id="21"/>
+      <w:bookmarkStart w:colFirst="0" w:colLast="0" w:name="_z2nxdsbogpr" w:id="21"/>
       <w:bookmarkEnd w:id="21"/>
       <w:r>
         <w:rPr>
@@ -8585,6 +6803,11 @@
           <w:rtl w:val="0"/>
         </w:rPr>
         <w:t xml:space="preserve">Identifying the assets </w:t>
+      </w:r>
+      <w:r>
+        <w:rPr>
+          <w:rtl w:val="0"/>
+        </w:rPr>
       </w:r>
     </w:p>
     <w:p>
@@ -8622,7 +6845,7 @@
         <w:ind w:left="576" w:right="-4.724409448817823" w:hanging="576"/>
         <w:rPr/>
       </w:pPr>
-      <w:bookmarkStart w:colFirst="0" w:colLast="0" w:name="_l57bfw29q5sy" w:id="22"/>
+      <w:bookmarkStart w:colFirst="0" w:colLast="0" w:name="_gtcj9wu54ht4" w:id="22"/>
       <w:bookmarkEnd w:id="22"/>
       <w:r>
         <w:rPr>
@@ -8631,6 +6854,11 @@
           <w:rtl w:val="0"/>
         </w:rPr>
         <w:t xml:space="preserve">Identifying the vulnerabilities </w:t>
+      </w:r>
+      <w:r>
+        <w:rPr>
+          <w:rtl w:val="0"/>
+        </w:rPr>
       </w:r>
     </w:p>
     <w:p>
@@ -8679,7 +6907,7 @@
         <w:ind w:left="576" w:right="-4.724409448817823" w:hanging="576"/>
         <w:rPr/>
       </w:pPr>
-      <w:bookmarkStart w:colFirst="0" w:colLast="0" w:name="_hlcno0nu7e4h" w:id="23"/>
+      <w:bookmarkStart w:colFirst="0" w:colLast="0" w:name="_769tlw11um2f" w:id="23"/>
       <w:bookmarkEnd w:id="23"/>
       <w:r>
         <w:rPr>
@@ -8688,6 +6916,11 @@
           <w:rtl w:val="0"/>
         </w:rPr>
         <w:t xml:space="preserve">Assessing the consequences</w:t>
+      </w:r>
+      <w:r>
+        <w:rPr>
+          <w:rtl w:val="0"/>
+        </w:rPr>
       </w:r>
     </w:p>
     <w:p>
@@ -8790,7 +7023,7 @@
           <w:color w:val="231f20"/>
         </w:rPr>
       </w:pPr>
-      <w:bookmarkStart w:colFirst="0" w:colLast="0" w:name="_u0z7iu6uc0qc" w:id="24"/>
+      <w:bookmarkStart w:colFirst="0" w:colLast="0" w:name="_441hvwtf2qkb" w:id="24"/>
       <w:bookmarkEnd w:id="24"/>
       <w:r>
         <w:rPr>
@@ -8847,7 +7080,7 @@
         <w:ind w:left="567" w:right="-4.724409448817823" w:hanging="576"/>
         <w:rPr/>
       </w:pPr>
-      <w:bookmarkStart w:colFirst="0" w:colLast="0" w:name="_netmp5hfzh5w" w:id="25"/>
+      <w:bookmarkStart w:colFirst="0" w:colLast="0" w:name="_fr1yutmhiiny" w:id="25"/>
       <w:bookmarkEnd w:id="25"/>
       <w:r>
         <w:rPr>
@@ -8856,6 +7089,11 @@
           <w:rtl w:val="0"/>
         </w:rPr>
         <w:t xml:space="preserve">Summary of the risk evaluation</w:t>
+      </w:r>
+      <w:r>
+        <w:rPr>
+          <w:rtl w:val="0"/>
+        </w:rPr>
       </w:r>
     </w:p>
     <w:p>
@@ -8889,7 +7127,7 @@
           <w:color w:val="231f20"/>
         </w:rPr>
       </w:pPr>
-      <w:bookmarkStart w:colFirst="0" w:colLast="0" w:name="_vytahvov7q30" w:id="26"/>
+      <w:bookmarkStart w:colFirst="0" w:colLast="0" w:name="_8ou8q11votq3" w:id="26"/>
       <w:bookmarkEnd w:id="26"/>
       <w:r>
         <w:rPr>
@@ -8962,7 +7200,7 @@
           <w:color w:val="231f20"/>
         </w:rPr>
       </w:pPr>
-      <w:bookmarkStart w:colFirst="0" w:colLast="0" w:name="_52pn71loctf1" w:id="27"/>
+      <w:bookmarkStart w:colFirst="0" w:colLast="0" w:name="_q4si9mgoolx" w:id="27"/>
       <w:bookmarkEnd w:id="27"/>
       <w:r>
         <w:rPr>
@@ -9045,8 +7283,8 @@
           <w:color w:val="231f20"/>
         </w:rPr>
         <w:sectPr>
-          <w:headerReference r:id="rId11" w:type="default"/>
-          <w:footerReference r:id="rId12" w:type="default"/>
+          <w:headerReference r:id="rId10" w:type="default"/>
+          <w:footerReference r:id="rId11" w:type="default"/>
           <w:pgSz w:h="16838" w:w="11906" w:orient="portrait"/>
           <w:pgMar w:bottom="1133.8582677165355" w:top="1133.8582677165355" w:left="850.3937007874016" w:right="850.3937007874016" w:header="562" w:footer="562"/>
           <w:pgNumType w:start="1"/>
@@ -9072,7 +7310,7 @@
         <w:ind w:left="567" w:right="-4.724409448817823" w:hanging="576"/>
         <w:rPr/>
       </w:pPr>
-      <w:bookmarkStart w:colFirst="0" w:colLast="0" w:name="_bcmlszdnye84" w:id="28"/>
+      <w:bookmarkStart w:colFirst="0" w:colLast="0" w:name="_gt8y3s7mayqu" w:id="28"/>
       <w:bookmarkEnd w:id="28"/>
       <w:r>
         <w:rPr>
@@ -9081,6 +7319,11 @@
           <w:rtl w:val="0"/>
         </w:rPr>
         <w:t xml:space="preserve">Risk treatment</w:t>
+      </w:r>
+      <w:r>
+        <w:rPr>
+          <w:rtl w:val="0"/>
+        </w:rPr>
       </w:r>
     </w:p>
     <w:p>
@@ -9096,7 +7339,7 @@
           <w:color w:val="231f20"/>
         </w:rPr>
       </w:pPr>
-      <w:bookmarkStart w:colFirst="0" w:colLast="0" w:name="_crug6p9xjxkq" w:id="29"/>
+      <w:bookmarkStart w:colFirst="0" w:colLast="0" w:name="_evsqjyu2egbq" w:id="29"/>
       <w:bookmarkEnd w:id="29"/>
       <w:r>
         <w:rPr>
@@ -9137,7 +7380,7 @@
           <w:color w:val="231f20"/>
         </w:rPr>
       </w:pPr>
-      <w:bookmarkStart w:colFirst="0" w:colLast="0" w:name="_xuzejz4r36e7" w:id="30"/>
+      <w:bookmarkStart w:colFirst="0" w:colLast="0" w:name="_b1j2g3xpw1ju" w:id="30"/>
       <w:bookmarkEnd w:id="30"/>
       <w:r>
         <w:rPr>
@@ -9256,7 +7499,7 @@
           <w:vertAlign w:val="baseline"/>
         </w:rPr>
       </w:pPr>
-      <w:bookmarkStart w:colFirst="0" w:colLast="0" w:name="_158b8ha8du73" w:id="31"/>
+      <w:bookmarkStart w:colFirst="0" w:colLast="0" w:name="_bcihj1jblrnr" w:id="31"/>
       <w:bookmarkEnd w:id="31"/>
       <w:r>
         <w:rPr>
@@ -9330,7 +7573,7 @@
           <w:vertAlign w:val="baseline"/>
         </w:rPr>
       </w:pPr>
-      <w:bookmarkStart w:colFirst="0" w:colLast="0" w:name="_6pzgbk7qlumf" w:id="32"/>
+      <w:bookmarkStart w:colFirst="0" w:colLast="0" w:name="_72mgvugqendc" w:id="32"/>
       <w:bookmarkEnd w:id="32"/>
       <w:r>
         <w:rPr>
@@ -9381,9 +7624,9 @@
           <w:color w:val="231f20"/>
         </w:rPr>
         <w:sectPr>
-          <w:headerReference r:id="rId13" w:type="default"/>
-          <w:headerReference r:id="rId14" w:type="first"/>
-          <w:footerReference r:id="rId15" w:type="default"/>
+          <w:headerReference r:id="rId12" w:type="default"/>
+          <w:headerReference r:id="rId13" w:type="first"/>
+          <w:footerReference r:id="rId14" w:type="default"/>
           <w:type w:val="nextPage"/>
           <w:pgSz w:h="11906" w:w="16838" w:orient="landscape"/>
           <w:pgMar w:bottom="1133.8582677165355" w:top="1133.8582677165355" w:left="850.3937007874016" w:right="850.3937007874016" w:header="562" w:footer="562"/>
@@ -9407,7 +7650,7 @@
           <w:color w:val="231f20"/>
         </w:rPr>
       </w:pPr>
-      <w:bookmarkStart w:colFirst="0" w:colLast="0" w:name="_aqnqjjitv0lo" w:id="33"/>
+      <w:bookmarkStart w:colFirst="0" w:colLast="0" w:name="_kobrd2o323bd" w:id="33"/>
       <w:bookmarkEnd w:id="33"/>
       <w:r>
         <w:rPr>
@@ -9511,7 +7754,7 @@
           <w:color w:val="231f20"/>
         </w:rPr>
       </w:pPr>
-      <w:bookmarkStart w:colFirst="0" w:colLast="0" w:name="_agtknyi6bwqf" w:id="34"/>
+      <w:bookmarkStart w:colFirst="0" w:colLast="0" w:name="_i03kvu451n53" w:id="34"/>
       <w:bookmarkEnd w:id="34"/>
       <w:r>
         <w:rPr>
@@ -9565,7 +7808,7 @@
           <w:color w:val="231f20"/>
         </w:rPr>
       </w:pPr>
-      <w:bookmarkStart w:colFirst="0" w:colLast="0" w:name="_t7oggdnl7b2k" w:id="35"/>
+      <w:bookmarkStart w:colFirst="0" w:colLast="0" w:name="_1489lz8920r9" w:id="35"/>
       <w:bookmarkEnd w:id="35"/>
       <w:r>
         <w:rPr>
@@ -9610,7 +7853,7 @@
           <w:color w:val="231f20"/>
         </w:rPr>
       </w:pPr>
-      <w:bookmarkStart w:colFirst="0" w:colLast="0" w:name="_ud3jy1wlaghd" w:id="36"/>
+      <w:bookmarkStart w:colFirst="0" w:colLast="0" w:name="_xisr2nertyts" w:id="36"/>
       <w:bookmarkEnd w:id="36"/>
       <w:r>
         <w:rPr>
@@ -9655,7 +7898,7 @@
           <w:color w:val="231f20"/>
         </w:rPr>
       </w:pPr>
-      <w:bookmarkStart w:colFirst="0" w:colLast="0" w:name="_jkrbwn7e7aj3" w:id="37"/>
+      <w:bookmarkStart w:colFirst="0" w:colLast="0" w:name="_86kqdzeoxl6q" w:id="37"/>
       <w:bookmarkEnd w:id="37"/>
       <w:r>
         <w:rPr>
@@ -9674,9 +7917,9 @@
           <w:color w:val="231f20"/>
         </w:rPr>
         <w:sectPr>
-          <w:headerReference r:id="rId16" w:type="default"/>
-          <w:headerReference r:id="rId17" w:type="first"/>
-          <w:footerReference r:id="rId18" w:type="default"/>
+          <w:headerReference r:id="rId15" w:type="default"/>
+          <w:headerReference r:id="rId16" w:type="first"/>
+          <w:footerReference r:id="rId17" w:type="default"/>
           <w:type w:val="nextPage"/>
           <w:pgSz w:h="16838" w:w="11906" w:orient="portrait"/>
           <w:pgMar w:bottom="1133.8582677165355" w:top="1133.8582677165355" w:left="850.3937007874016" w:right="850.3937007874016" w:header="562" w:footer="562"/>
@@ -9709,7 +7952,7 @@
           <w:color w:val="231f20"/>
         </w:rPr>
       </w:pPr>
-      <w:bookmarkStart w:colFirst="0" w:colLast="0" w:name="_l7rcsn2dugwe" w:id="38"/>
+      <w:bookmarkStart w:colFirst="0" w:colLast="0" w:name="_glk5yk9llptn" w:id="38"/>
       <w:bookmarkEnd w:id="38"/>
       <w:r>
         <w:rPr>
@@ -9729,7 +7972,7 @@
           <w:color w:val="231f20"/>
         </w:rPr>
       </w:pPr>
-      <w:bookmarkStart w:colFirst="0" w:colLast="0" w:name="_kwddsnwfw0ic" w:id="39"/>
+      <w:bookmarkStart w:colFirst="0" w:colLast="0" w:name="_iytv8dofr6o0" w:id="39"/>
       <w:bookmarkEnd w:id="39"/>
       <w:r>
         <w:rPr>
@@ -9785,7 +8028,7 @@
           <w:color w:val="231f20"/>
         </w:rPr>
       </w:pPr>
-      <w:bookmarkStart w:colFirst="0" w:colLast="0" w:name="_31wjktbjuzuf" w:id="40"/>
+      <w:bookmarkStart w:colFirst="0" w:colLast="0" w:name="_mygdlag4lumq" w:id="40"/>
       <w:bookmarkEnd w:id="40"/>
       <w:r>
         <w:rPr>
@@ -9815,8 +8058,8 @@
       </w:r>
     </w:p>
     <w:sectPr>
-      <w:headerReference r:id="rId19" w:type="default"/>
-      <w:footerReference r:id="rId20" w:type="default"/>
+      <w:headerReference r:id="rId18" w:type="default"/>
+      <w:footerReference r:id="rId19" w:type="default"/>
       <w:type w:val="nextPage"/>
       <w:pgSz w:h="11906" w:w="16838" w:orient="landscape"/>
       <w:pgMar w:bottom="1133.8582677165355" w:top="1133.8582677165355" w:left="850.3937007874016" w:right="850.3937007874016" w:header="561" w:footer="561"/>
@@ -10007,7 +8250,7 @@
           <wp:extent cx="962941" cy="363600"/>
           <wp:effectExtent b="0" l="0" r="0" t="0"/>
           <wp:wrapNone/>
-          <wp:docPr id="6" name="image1.png"/>
+          <wp:docPr id="4" name="image1.png"/>
           <a:graphic>
             <a:graphicData uri="http://schemas.openxmlformats.org/drawingml/2006/picture">
               <pic:pic>
@@ -10229,7 +8472,7 @@
           <wp:extent cx="962941" cy="363600"/>
           <wp:effectExtent b="0" l="0" r="0" t="0"/>
           <wp:wrapNone/>
-          <wp:docPr id="8" name="image1.png"/>
+          <wp:docPr id="3" name="image1.png"/>
           <a:graphic>
             <a:graphicData uri="http://schemas.openxmlformats.org/drawingml/2006/picture">
               <pic:pic>
@@ -10444,7 +8687,7 @@
           <wp:extent cx="962941" cy="363600"/>
           <wp:effectExtent b="0" l="0" r="0" t="0"/>
           <wp:wrapNone/>
-          <wp:docPr id="7" name="image1.png"/>
+          <wp:docPr id="5" name="image1.png"/>
           <a:graphic>
             <a:graphicData uri="http://schemas.openxmlformats.org/drawingml/2006/picture">
               <pic:pic>
@@ -10666,7 +8909,7 @@
           <wp:extent cx="962941" cy="363600"/>
           <wp:effectExtent b="0" l="0" r="0" t="0"/>
           <wp:wrapNone/>
-          <wp:docPr id="9" name="image1.png"/>
+          <wp:docPr id="6" name="image1.png"/>
           <a:graphic>
             <a:graphicData uri="http://schemas.openxmlformats.org/drawingml/2006/picture">
               <pic:pic>
@@ -10729,15 +8972,15 @@
         <wp:anchor allowOverlap="1" behindDoc="0" distB="0" distT="0" distL="114300" distR="114300" hidden="0" layoutInCell="1" locked="0" relativeHeight="0" simplePos="0">
           <wp:simplePos x="0" y="0"/>
           <wp:positionH relativeFrom="column">
-            <wp:posOffset>28577</wp:posOffset>
+            <wp:posOffset>28578</wp:posOffset>
           </wp:positionH>
           <wp:positionV relativeFrom="paragraph">
-            <wp:posOffset>-44992</wp:posOffset>
+            <wp:posOffset>-44991</wp:posOffset>
           </wp:positionV>
           <wp:extent cx="1355753" cy="1011600"/>
           <wp:effectExtent b="0" l="0" r="0" t="0"/>
           <wp:wrapNone/>
-          <wp:docPr id="11" name="image2.png"/>
+          <wp:docPr id="13" name="image2.png"/>
           <a:graphic>
             <a:graphicData uri="http://schemas.openxmlformats.org/drawingml/2006/picture">
               <pic:pic>
@@ -10794,7 +9037,7 @@
     <w:tr>
       <w:trPr>
         <w:cantSplit w:val="0"/>
-        <w:trHeight w:val="202" w:hRule="atLeast"/>
+        <w:trHeight w:val="402.7734375" w:hRule="atLeast"/>
         <w:tblHeader w:val="0"/>
       </w:trPr>
       <w:tc>
@@ -11367,15 +9610,15 @@
         <wp:anchor allowOverlap="1" behindDoc="0" distB="0" distT="0" distL="114300" distR="114300" hidden="0" layoutInCell="1" locked="0" relativeHeight="0" simplePos="0">
           <wp:simplePos x="0" y="0"/>
           <wp:positionH relativeFrom="column">
-            <wp:posOffset>57152</wp:posOffset>
+            <wp:posOffset>57153</wp:posOffset>
           </wp:positionH>
           <wp:positionV relativeFrom="paragraph">
-            <wp:posOffset>-123254</wp:posOffset>
+            <wp:posOffset>-123253</wp:posOffset>
           </wp:positionV>
           <wp:extent cx="1355753" cy="1011600"/>
           <wp:effectExtent b="0" l="0" r="0" t="0"/>
           <wp:wrapNone/>
-          <wp:docPr id="10" name="image2.png"/>
+          <wp:docPr id="12" name="image2.png"/>
           <a:graphic>
             <a:graphicData uri="http://schemas.openxmlformats.org/drawingml/2006/picture">
               <pic:pic>
@@ -12052,7 +10295,7 @@
               <wp:anchor allowOverlap="1" behindDoc="1" distB="0" distT="0" distL="0" distR="0" hidden="0" layoutInCell="1" locked="0" relativeHeight="0" simplePos="0">
                 <wp:simplePos x="0" y="0"/>
                 <wp:positionH relativeFrom="column">
-                  <wp:posOffset>-60323</wp:posOffset>
+                  <wp:posOffset>-60322</wp:posOffset>
                 </wp:positionH>
                 <wp:positionV relativeFrom="paragraph">
                   <wp:posOffset>635</wp:posOffset>
@@ -12060,7 +10303,7 @@
                 <wp:extent cx="1209040" cy="532765"/>
                 <wp:effectExtent b="0" l="0" r="0" t="0"/>
                 <wp:wrapNone/>
-                <wp:docPr id="3" name="image3.png"/>
+                <wp:docPr id="1" name="image3.png"/>
                 <a:graphic>
                   <a:graphicData uri="http://schemas.openxmlformats.org/drawingml/2006/picture">
                     <pic:pic>
@@ -12601,15 +10844,15 @@
         <wp:anchor allowOverlap="1" behindDoc="0" distB="0" distT="0" distL="114300" distR="114300" hidden="0" layoutInCell="1" locked="0" relativeHeight="0" simplePos="0">
           <wp:simplePos x="0" y="0"/>
           <wp:positionH relativeFrom="column">
-            <wp:posOffset>57152</wp:posOffset>
+            <wp:posOffset>57153</wp:posOffset>
           </wp:positionH>
           <wp:positionV relativeFrom="paragraph">
-            <wp:posOffset>-150336</wp:posOffset>
+            <wp:posOffset>-150335</wp:posOffset>
           </wp:positionV>
           <wp:extent cx="1355753" cy="1011600"/>
           <wp:effectExtent b="0" l="0" r="0" t="0"/>
           <wp:wrapNone/>
-          <wp:docPr id="12" name="image2.png"/>
+          <wp:docPr id="9" name="image2.png"/>
           <a:graphic>
             <a:graphicData uri="http://schemas.openxmlformats.org/drawingml/2006/picture">
               <pic:pic>
@@ -13286,7 +11529,7 @@
               <wp:anchor allowOverlap="1" behindDoc="1" distB="0" distT="0" distL="0" distR="0" hidden="0" layoutInCell="1" locked="0" relativeHeight="0" simplePos="0">
                 <wp:simplePos x="0" y="0"/>
                 <wp:positionH relativeFrom="column">
-                  <wp:posOffset>-60323</wp:posOffset>
+                  <wp:posOffset>-60322</wp:posOffset>
                 </wp:positionH>
                 <wp:positionV relativeFrom="paragraph">
                   <wp:posOffset>635</wp:posOffset>
@@ -13294,7 +11537,7 @@
                 <wp:extent cx="1209040" cy="532765"/>
                 <wp:effectExtent b="0" l="0" r="0" t="0"/>
                 <wp:wrapNone/>
-                <wp:docPr id="4" name="image3.png"/>
+                <wp:docPr id="2" name="image3.png"/>
                 <a:graphic>
                   <a:graphicData uri="http://schemas.openxmlformats.org/drawingml/2006/picture">
                     <pic:pic>
@@ -13814,15 +12057,15 @@
         <wp:anchor allowOverlap="1" behindDoc="0" distB="0" distT="0" distL="114300" distR="114300" hidden="0" layoutInCell="1" locked="0" relativeHeight="0" simplePos="0">
           <wp:simplePos x="0" y="0"/>
           <wp:positionH relativeFrom="column">
-            <wp:posOffset>47627</wp:posOffset>
+            <wp:posOffset>47628</wp:posOffset>
           </wp:positionH>
           <wp:positionV relativeFrom="paragraph">
-            <wp:posOffset>-150336</wp:posOffset>
+            <wp:posOffset>-150335</wp:posOffset>
           </wp:positionV>
           <wp:extent cx="1355753" cy="1011600"/>
           <wp:effectExtent b="0" l="0" r="0" t="0"/>
           <wp:wrapNone/>
-          <wp:docPr id="5" name="image2.png"/>
+          <wp:docPr id="10" name="image2.png"/>
           <a:graphic>
             <a:graphicData uri="http://schemas.openxmlformats.org/drawingml/2006/picture">
               <pic:pic>
@@ -13879,7 +12122,7 @@
     <w:tr>
       <w:trPr>
         <w:cantSplit w:val="0"/>
-        <w:trHeight w:val="202" w:hRule="atLeast"/>
+        <w:trHeight w:val="417.7734375" w:hRule="atLeast"/>
         <w:tblHeader w:val="0"/>
       </w:trPr>
       <w:tc>

--- a/deliveries/cases/EN/3.docx
+++ b/deliveries/cases/EN/3.docx
@@ -36,7 +36,7 @@
             <wp:extent cx="1880235" cy="1381716"/>
             <wp:effectExtent b="0" l="0" r="0" t="0"/>
             <wp:wrapSquare wrapText="bothSides" distB="0" distT="0" distL="114300" distR="114300"/>
-            <wp:docPr id="11" name="image2.png"/>
+            <wp:docPr id="12" name="image2.png"/>
             <a:graphic>
               <a:graphicData uri="http://schemas.openxmlformats.org/drawingml/2006/picture">
                 <pic:pic>
@@ -202,7 +202,7 @@
           <w:color w:val="231f20"/>
         </w:rPr>
       </w:pPr>
-      <w:bookmarkStart w:colFirst="0" w:colLast="0" w:name="_a2q0ls2hwfb3" w:id="0"/>
+      <w:bookmarkStart w:colFirst="0" w:colLast="0" w:name="_8j5cxre5m5v" w:id="0"/>
       <w:bookmarkEnd w:id="0"/>
       <w:r>
         <w:rPr>
@@ -1005,7 +1005,7 @@
     </w:p>
     <w:sdt>
       <w:sdtPr>
-        <w:id w:val="-89457496"/>
+        <w:id w:val="-1253480834"/>
         <w:docPartObj>
           <w:docPartGallery w:val="Table of Contents"/>
           <w:docPartUnique w:val="1"/>
@@ -1052,7 +1052,7 @@
             <w:instrText xml:space="preserve"> TOC \h \u \z \t "Heading 1,1,Heading 2,2,Heading 3,3,"</w:instrText>
             <w:fldChar w:fldCharType="separate"/>
           </w:r>
-          <w:hyperlink w:anchor="_o53k9faklwsq">
+          <w:hyperlink w:anchor="_jl6yzs515ea4">
             <w:r>
               <w:rPr>
                 <w:rFonts w:ascii="Arial" w:cs="Arial" w:eastAsia="Arial" w:hAnsi="Arial"/>
@@ -1073,7 +1073,7 @@
               <w:t xml:space="preserve">1</w:t>
             </w:r>
           </w:hyperlink>
-          <w:hyperlink w:anchor="_o53k9faklwsq">
+          <w:hyperlink w:anchor="_jl6yzs515ea4">
             <w:r>
               <w:rPr>
                 <w:rFonts w:ascii="Arial" w:cs="Arial" w:eastAsia="Arial" w:hAnsi="Arial"/>
@@ -1094,7 +1094,7 @@
           </w:hyperlink>
           <w:r>
             <w:fldChar w:fldCharType="begin"/>
-            <w:instrText xml:space="preserve"> PAGEREF _o53k9faklwsq \h </w:instrText>
+            <w:instrText xml:space="preserve"> PAGEREF _jl6yzs515ea4 \h </w:instrText>
             <w:fldChar w:fldCharType="separate"/>
           </w:r>
           <w:r>
@@ -1162,7 +1162,7 @@
               <w:vertAlign w:val="baseline"/>
             </w:rPr>
           </w:pPr>
-          <w:hyperlink w:anchor="_plxk9fbxvnuq">
+          <w:hyperlink w:anchor="_j3uotyus6851">
             <w:r>
               <w:rPr>
                 <w:rFonts w:ascii="Arial" w:cs="Arial" w:eastAsia="Arial" w:hAnsi="Arial"/>
@@ -1181,7 +1181,7 @@
               <w:t xml:space="preserve">1.1</w:t>
             </w:r>
           </w:hyperlink>
-          <w:hyperlink w:anchor="_plxk9fbxvnuq">
+          <w:hyperlink w:anchor="_j3uotyus6851">
             <w:r>
               <w:rPr>
                 <w:rFonts w:ascii="Arial" w:cs="Arial" w:eastAsia="Arial" w:hAnsi="Arial"/>
@@ -1202,7 +1202,7 @@
           </w:hyperlink>
           <w:r>
             <w:fldChar w:fldCharType="begin"/>
-            <w:instrText xml:space="preserve"> PAGEREF _plxk9fbxvnuq \h </w:instrText>
+            <w:instrText xml:space="preserve"> PAGEREF _j3uotyus6851 \h </w:instrText>
             <w:fldChar w:fldCharType="separate"/>
           </w:r>
           <w:r>
@@ -1268,7 +1268,7 @@
               <w:vertAlign w:val="baseline"/>
             </w:rPr>
           </w:pPr>
-          <w:hyperlink w:anchor="_g5fxrpoqf0b">
+          <w:hyperlink w:anchor="_p9h8kpdjb25r">
             <w:r>
               <w:rPr>
                 <w:rFonts w:ascii="Arial" w:cs="Arial" w:eastAsia="Arial" w:hAnsi="Arial"/>
@@ -1287,7 +1287,7 @@
               <w:t xml:space="preserve">1.2</w:t>
             </w:r>
           </w:hyperlink>
-          <w:hyperlink w:anchor="_g5fxrpoqf0b">
+          <w:hyperlink w:anchor="_p9h8kpdjb25r">
             <w:r>
               <w:rPr>
                 <w:rFonts w:ascii="Arial" w:cs="Arial" w:eastAsia="Arial" w:hAnsi="Arial"/>
@@ -1308,7 +1308,7 @@
           </w:hyperlink>
           <w:r>
             <w:fldChar w:fldCharType="begin"/>
-            <w:instrText xml:space="preserve"> PAGEREF _g5fxrpoqf0b \h </w:instrText>
+            <w:instrText xml:space="preserve"> PAGEREF _p9h8kpdjb25r \h </w:instrText>
             <w:fldChar w:fldCharType="separate"/>
           </w:r>
           <w:r>
@@ -1374,7 +1374,7 @@
               <w:vertAlign w:val="baseline"/>
             </w:rPr>
           </w:pPr>
-          <w:hyperlink w:anchor="_3zr1wby4tod">
+          <w:hyperlink w:anchor="_c3wmdc55bkc">
             <w:r>
               <w:rPr>
                 <w:rFonts w:ascii="Arial" w:cs="Arial" w:eastAsia="Arial" w:hAnsi="Arial"/>
@@ -1393,7 +1393,7 @@
               <w:t xml:space="preserve">1.3</w:t>
             </w:r>
           </w:hyperlink>
-          <w:hyperlink w:anchor="_3zr1wby4tod">
+          <w:hyperlink w:anchor="_c3wmdc55bkc">
             <w:r>
               <w:rPr>
                 <w:rFonts w:ascii="Arial" w:cs="Arial" w:eastAsia="Arial" w:hAnsi="Arial"/>
@@ -1414,7 +1414,7 @@
           </w:hyperlink>
           <w:r>
             <w:fldChar w:fldCharType="begin"/>
-            <w:instrText xml:space="preserve"> PAGEREF _3zr1wby4tod \h </w:instrText>
+            <w:instrText xml:space="preserve"> PAGEREF _c3wmdc55bkc \h </w:instrText>
             <w:fldChar w:fldCharType="separate"/>
           </w:r>
           <w:r>
@@ -1480,7 +1480,7 @@
               <w:vertAlign w:val="baseline"/>
             </w:rPr>
           </w:pPr>
-          <w:hyperlink w:anchor="_9tfhh117be5o">
+          <w:hyperlink w:anchor="_thupjnbkfu8a">
             <w:r>
               <w:rPr>
                 <w:rFonts w:ascii="Arial" w:cs="Arial" w:eastAsia="Arial" w:hAnsi="Arial"/>
@@ -1499,7 +1499,7 @@
               <w:t xml:space="preserve">1.4</w:t>
             </w:r>
           </w:hyperlink>
-          <w:hyperlink w:anchor="_9tfhh117be5o">
+          <w:hyperlink w:anchor="_thupjnbkfu8a">
             <w:r>
               <w:rPr>
                 <w:rFonts w:ascii="Arial" w:cs="Arial" w:eastAsia="Arial" w:hAnsi="Arial"/>
@@ -1520,7 +1520,7 @@
           </w:hyperlink>
           <w:r>
             <w:fldChar w:fldCharType="begin"/>
-            <w:instrText xml:space="preserve"> PAGEREF _9tfhh117be5o \h </w:instrText>
+            <w:instrText xml:space="preserve"> PAGEREF _thupjnbkfu8a \h </w:instrText>
             <w:fldChar w:fldCharType="separate"/>
           </w:r>
           <w:r>
@@ -1586,7 +1586,7 @@
               <w:vertAlign w:val="baseline"/>
             </w:rPr>
           </w:pPr>
-          <w:hyperlink w:anchor="_3w7afet6jht">
+          <w:hyperlink w:anchor="_ii7w8mf46b60">
             <w:r>
               <w:rPr>
                 <w:rFonts w:ascii="Arial" w:cs="Arial" w:eastAsia="Arial" w:hAnsi="Arial"/>
@@ -1605,7 +1605,7 @@
               <w:t xml:space="preserve">1.5</w:t>
             </w:r>
           </w:hyperlink>
-          <w:hyperlink w:anchor="_3w7afet6jht">
+          <w:hyperlink w:anchor="_ii7w8mf46b60">
             <w:r>
               <w:rPr>
                 <w:rFonts w:ascii="Arial" w:cs="Arial" w:eastAsia="Arial" w:hAnsi="Arial"/>
@@ -1626,7 +1626,7 @@
           </w:hyperlink>
           <w:r>
             <w:fldChar w:fldCharType="begin"/>
-            <w:instrText xml:space="preserve"> PAGEREF _3w7afet6jht \h </w:instrText>
+            <w:instrText xml:space="preserve"> PAGEREF _ii7w8mf46b60 \h </w:instrText>
             <w:fldChar w:fldCharType="separate"/>
           </w:r>
           <w:r>
@@ -1692,7 +1692,7 @@
               <w:vertAlign w:val="baseline"/>
             </w:rPr>
           </w:pPr>
-          <w:hyperlink w:anchor="_ntjuh2lop5sz">
+          <w:hyperlink w:anchor="_8eciv73nvdkf">
             <w:r>
               <w:rPr>
                 <w:rFonts w:ascii="Arial" w:cs="Arial" w:eastAsia="Arial" w:hAnsi="Arial"/>
@@ -1713,7 +1713,7 @@
               <w:t xml:space="preserve">2</w:t>
             </w:r>
           </w:hyperlink>
-          <w:hyperlink w:anchor="_ntjuh2lop5sz">
+          <w:hyperlink w:anchor="_8eciv73nvdkf">
             <w:r>
               <w:rPr>
                 <w:rFonts w:ascii="Arial" w:cs="Arial" w:eastAsia="Arial" w:hAnsi="Arial"/>
@@ -1734,7 +1734,7 @@
           </w:hyperlink>
           <w:r>
             <w:fldChar w:fldCharType="begin"/>
-            <w:instrText xml:space="preserve"> PAGEREF _ntjuh2lop5sz \h </w:instrText>
+            <w:instrText xml:space="preserve"> PAGEREF _8eciv73nvdkf \h </w:instrText>
             <w:fldChar w:fldCharType="separate"/>
           </w:r>
           <w:r>
@@ -1802,7 +1802,7 @@
               <w:vertAlign w:val="baseline"/>
             </w:rPr>
           </w:pPr>
-          <w:hyperlink w:anchor="_pjvwvfvu44cy">
+          <w:hyperlink w:anchor="_mzbr3lem2or">
             <w:r>
               <w:rPr>
                 <w:rFonts w:ascii="Arial" w:cs="Arial" w:eastAsia="Arial" w:hAnsi="Arial"/>
@@ -1821,7 +1821,7 @@
               <w:t xml:space="preserve">2.1</w:t>
             </w:r>
           </w:hyperlink>
-          <w:hyperlink w:anchor="_pjvwvfvu44cy">
+          <w:hyperlink w:anchor="_mzbr3lem2or">
             <w:r>
               <w:rPr>
                 <w:rFonts w:ascii="Arial" w:cs="Arial" w:eastAsia="Arial" w:hAnsi="Arial"/>
@@ -1842,7 +1842,7 @@
           </w:hyperlink>
           <w:r>
             <w:fldChar w:fldCharType="begin"/>
-            <w:instrText xml:space="preserve"> PAGEREF _pjvwvfvu44cy \h </w:instrText>
+            <w:instrText xml:space="preserve"> PAGEREF _mzbr3lem2or \h </w:instrText>
             <w:fldChar w:fldCharType="separate"/>
           </w:r>
           <w:r>
@@ -1908,7 +1908,7 @@
               <w:vertAlign w:val="baseline"/>
             </w:rPr>
           </w:pPr>
-          <w:hyperlink w:anchor="_wg4ayx6mtnjj">
+          <w:hyperlink w:anchor="_sv77ueqmvgba">
             <w:r>
               <w:rPr>
                 <w:rFonts w:ascii="Arial" w:cs="Arial" w:eastAsia="Arial" w:hAnsi="Arial"/>
@@ -1927,7 +1927,7 @@
               <w:t xml:space="preserve">2.2</w:t>
             </w:r>
           </w:hyperlink>
-          <w:hyperlink w:anchor="_wg4ayx6mtnjj">
+          <w:hyperlink w:anchor="_sv77ueqmvgba">
             <w:r>
               <w:rPr>
                 <w:rFonts w:ascii="Arial" w:cs="Arial" w:eastAsia="Arial" w:hAnsi="Arial"/>
@@ -1948,7 +1948,7 @@
           </w:hyperlink>
           <w:r>
             <w:fldChar w:fldCharType="begin"/>
-            <w:instrText xml:space="preserve"> PAGEREF _wg4ayx6mtnjj \h </w:instrText>
+            <w:instrText xml:space="preserve"> PAGEREF _sv77ueqmvgba \h </w:instrText>
             <w:fldChar w:fldCharType="separate"/>
           </w:r>
           <w:r>
@@ -2014,7 +2014,7 @@
               <w:vertAlign w:val="baseline"/>
             </w:rPr>
           </w:pPr>
-          <w:hyperlink w:anchor="_81xh5imhqk17">
+          <w:hyperlink w:anchor="_ugb2q34jkae4">
             <w:r>
               <w:rPr>
                 <w:rFonts w:ascii="Arial" w:cs="Arial" w:eastAsia="Arial" w:hAnsi="Arial"/>
@@ -2033,7 +2033,7 @@
               <w:t xml:space="preserve">2.2.1</w:t>
             </w:r>
           </w:hyperlink>
-          <w:hyperlink w:anchor="_81xh5imhqk17">
+          <w:hyperlink w:anchor="_ugb2q34jkae4">
             <w:r>
               <w:rPr>
                 <w:rFonts w:ascii="Arial" w:cs="Arial" w:eastAsia="Arial" w:hAnsi="Arial"/>
@@ -2054,7 +2054,7 @@
           </w:hyperlink>
           <w:r>
             <w:fldChar w:fldCharType="begin"/>
-            <w:instrText xml:space="preserve"> PAGEREF _81xh5imhqk17 \h </w:instrText>
+            <w:instrText xml:space="preserve"> PAGEREF _ugb2q34jkae4 \h </w:instrText>
             <w:fldChar w:fldCharType="separate"/>
           </w:r>
           <w:r>
@@ -2120,7 +2120,7 @@
               <w:vertAlign w:val="baseline"/>
             </w:rPr>
           </w:pPr>
-          <w:hyperlink w:anchor="_hqsqafehz2j6">
+          <w:hyperlink w:anchor="_v9z6nonw7bge">
             <w:r>
               <w:rPr>
                 <w:rFonts w:ascii="Arial" w:cs="Arial" w:eastAsia="Arial" w:hAnsi="Arial"/>
@@ -2139,7 +2139,7 @@
               <w:t xml:space="preserve">2.2.1.1</w:t>
             </w:r>
           </w:hyperlink>
-          <w:hyperlink w:anchor="_hqsqafehz2j6">
+          <w:hyperlink w:anchor="_v9z6nonw7bge">
             <w:r>
               <w:rPr>
                 <w:rFonts w:ascii="Arial" w:cs="Arial" w:eastAsia="Arial" w:hAnsi="Arial"/>
@@ -2160,7 +2160,7 @@
           </w:hyperlink>
           <w:r>
             <w:fldChar w:fldCharType="begin"/>
-            <w:instrText xml:space="preserve"> PAGEREF _hqsqafehz2j6 \h </w:instrText>
+            <w:instrText xml:space="preserve"> PAGEREF _v9z6nonw7bge \h </w:instrText>
             <w:fldChar w:fldCharType="separate"/>
           </w:r>
           <w:r>
@@ -2226,7 +2226,7 @@
               <w:vertAlign w:val="baseline"/>
             </w:rPr>
           </w:pPr>
-          <w:hyperlink w:anchor="_gq16pp76l5o7">
+          <w:hyperlink w:anchor="_jv5dzrs98qde">
             <w:r>
               <w:rPr>
                 <w:rFonts w:ascii="Arial" w:cs="Arial" w:eastAsia="Arial" w:hAnsi="Arial"/>
@@ -2245,7 +2245,7 @@
               <w:t xml:space="preserve">2.2.1.2</w:t>
             </w:r>
           </w:hyperlink>
-          <w:hyperlink w:anchor="_gq16pp76l5o7">
+          <w:hyperlink w:anchor="_jv5dzrs98qde">
             <w:r>
               <w:rPr>
                 <w:rFonts w:ascii="Arial" w:cs="Arial" w:eastAsia="Arial" w:hAnsi="Arial"/>
@@ -2266,7 +2266,7 @@
           </w:hyperlink>
           <w:r>
             <w:fldChar w:fldCharType="begin"/>
-            <w:instrText xml:space="preserve"> PAGEREF _gq16pp76l5o7 \h </w:instrText>
+            <w:instrText xml:space="preserve"> PAGEREF _jv5dzrs98qde \h </w:instrText>
             <w:fldChar w:fldCharType="separate"/>
           </w:r>
           <w:r>
@@ -2332,7 +2332,7 @@
               <w:vertAlign w:val="baseline"/>
             </w:rPr>
           </w:pPr>
-          <w:hyperlink w:anchor="_hew0equjkyu8">
+          <w:hyperlink w:anchor="_f6r1s68yicdk">
             <w:r>
               <w:rPr>
                 <w:rFonts w:ascii="Arial" w:cs="Arial" w:eastAsia="Arial" w:hAnsi="Arial"/>
@@ -2351,7 +2351,7 @@
               <w:t xml:space="preserve">2.2.1.3</w:t>
             </w:r>
           </w:hyperlink>
-          <w:hyperlink w:anchor="_hew0equjkyu8">
+          <w:hyperlink w:anchor="_f6r1s68yicdk">
             <w:r>
               <w:rPr>
                 <w:rFonts w:ascii="Arial" w:cs="Arial" w:eastAsia="Arial" w:hAnsi="Arial"/>
@@ -2372,7 +2372,7 @@
           </w:hyperlink>
           <w:r>
             <w:fldChar w:fldCharType="begin"/>
-            <w:instrText xml:space="preserve"> PAGEREF _hew0equjkyu8 \h </w:instrText>
+            <w:instrText xml:space="preserve"> PAGEREF _f6r1s68yicdk \h </w:instrText>
             <w:fldChar w:fldCharType="separate"/>
           </w:r>
           <w:r>
@@ -2438,7 +2438,7 @@
               <w:vertAlign w:val="baseline"/>
             </w:rPr>
           </w:pPr>
-          <w:hyperlink w:anchor="_hfdjvzadp2b5">
+          <w:hyperlink w:anchor="_gbb2zbqbx4f1">
             <w:r>
               <w:rPr>
                 <w:rFonts w:ascii="Arial" w:cs="Arial" w:eastAsia="Arial" w:hAnsi="Arial"/>
@@ -2457,7 +2457,7 @@
               <w:t xml:space="preserve">2.2.1.4</w:t>
             </w:r>
           </w:hyperlink>
-          <w:hyperlink w:anchor="_hfdjvzadp2b5">
+          <w:hyperlink w:anchor="_gbb2zbqbx4f1">
             <w:r>
               <w:rPr>
                 <w:rFonts w:ascii="Arial" w:cs="Arial" w:eastAsia="Arial" w:hAnsi="Arial"/>
@@ -2478,7 +2478,7 @@
           </w:hyperlink>
           <w:r>
             <w:fldChar w:fldCharType="begin"/>
-            <w:instrText xml:space="preserve"> PAGEREF _hfdjvzadp2b5 \h </w:instrText>
+            <w:instrText xml:space="preserve"> PAGEREF _gbb2zbqbx4f1 \h </w:instrText>
             <w:fldChar w:fldCharType="separate"/>
           </w:r>
           <w:r>
@@ -2544,7 +2544,7 @@
               <w:vertAlign w:val="baseline"/>
             </w:rPr>
           </w:pPr>
-          <w:hyperlink w:anchor="_6kktwmxrmh0w">
+          <w:hyperlink w:anchor="_4r9p5s31zltj">
             <w:r>
               <w:rPr>
                 <w:rFonts w:ascii="Arial" w:cs="Arial" w:eastAsia="Arial" w:hAnsi="Arial"/>
@@ -2563,7 +2563,7 @@
               <w:t xml:space="preserve">2.2.2</w:t>
             </w:r>
           </w:hyperlink>
-          <w:hyperlink w:anchor="_6kktwmxrmh0w">
+          <w:hyperlink w:anchor="_4r9p5s31zltj">
             <w:r>
               <w:rPr>
                 <w:rFonts w:ascii="Arial" w:cs="Arial" w:eastAsia="Arial" w:hAnsi="Arial"/>
@@ -2584,7 +2584,7 @@
           </w:hyperlink>
           <w:r>
             <w:fldChar w:fldCharType="begin"/>
-            <w:instrText xml:space="preserve"> PAGEREF _6kktwmxrmh0w \h </w:instrText>
+            <w:instrText xml:space="preserve"> PAGEREF _4r9p5s31zltj \h </w:instrText>
             <w:fldChar w:fldCharType="separate"/>
           </w:r>
           <w:r>
@@ -2650,7 +2650,7 @@
               <w:vertAlign w:val="baseline"/>
             </w:rPr>
           </w:pPr>
-          <w:hyperlink w:anchor="_4ocpxoff8wtq">
+          <w:hyperlink w:anchor="_15yl38ototjp">
             <w:r>
               <w:rPr>
                 <w:rFonts w:ascii="Arial" w:cs="Arial" w:eastAsia="Arial" w:hAnsi="Arial"/>
@@ -2669,7 +2669,7 @@
               <w:t xml:space="preserve">2.2.2.1</w:t>
             </w:r>
           </w:hyperlink>
-          <w:hyperlink w:anchor="_4ocpxoff8wtq">
+          <w:hyperlink w:anchor="_15yl38ototjp">
             <w:r>
               <w:rPr>
                 <w:rFonts w:ascii="Arial" w:cs="Arial" w:eastAsia="Arial" w:hAnsi="Arial"/>
@@ -2690,7 +2690,7 @@
           </w:hyperlink>
           <w:r>
             <w:fldChar w:fldCharType="begin"/>
-            <w:instrText xml:space="preserve"> PAGEREF _4ocpxoff8wtq \h </w:instrText>
+            <w:instrText xml:space="preserve"> PAGEREF _15yl38ototjp \h </w:instrText>
             <w:fldChar w:fldCharType="separate"/>
           </w:r>
           <w:r>
@@ -2756,7 +2756,7 @@
               <w:vertAlign w:val="baseline"/>
             </w:rPr>
           </w:pPr>
-          <w:hyperlink w:anchor="_jk1k0fgw8gex">
+          <w:hyperlink w:anchor="_z85gswwfqlx4">
             <w:r>
               <w:rPr>
                 <w:rFonts w:ascii="Arial" w:cs="Arial" w:eastAsia="Arial" w:hAnsi="Arial"/>
@@ -2775,7 +2775,7 @@
               <w:t xml:space="preserve">2.2.2.2</w:t>
             </w:r>
           </w:hyperlink>
-          <w:hyperlink w:anchor="_jk1k0fgw8gex">
+          <w:hyperlink w:anchor="_z85gswwfqlx4">
             <w:r>
               <w:rPr>
                 <w:rFonts w:ascii="Arial" w:cs="Arial" w:eastAsia="Arial" w:hAnsi="Arial"/>
@@ -2796,7 +2796,7 @@
           </w:hyperlink>
           <w:r>
             <w:fldChar w:fldCharType="begin"/>
-            <w:instrText xml:space="preserve"> PAGEREF _jk1k0fgw8gex \h </w:instrText>
+            <w:instrText xml:space="preserve"> PAGEREF _z85gswwfqlx4 \h </w:instrText>
             <w:fldChar w:fldCharType="separate"/>
           </w:r>
           <w:r>
@@ -2862,7 +2862,7 @@
               <w:vertAlign w:val="baseline"/>
             </w:rPr>
           </w:pPr>
-          <w:hyperlink w:anchor="_4nnfqvb8l8ec">
+          <w:hyperlink w:anchor="_wlz09pmqx0dn">
             <w:r>
               <w:rPr>
                 <w:rFonts w:ascii="Arial" w:cs="Arial" w:eastAsia="Arial" w:hAnsi="Arial"/>
@@ -2881,7 +2881,7 @@
               <w:t xml:space="preserve">2.2.2.3</w:t>
             </w:r>
           </w:hyperlink>
-          <w:hyperlink w:anchor="_4nnfqvb8l8ec">
+          <w:hyperlink w:anchor="_wlz09pmqx0dn">
             <w:r>
               <w:rPr>
                 <w:rFonts w:ascii="Arial" w:cs="Arial" w:eastAsia="Arial" w:hAnsi="Arial"/>
@@ -2902,7 +2902,7 @@
           </w:hyperlink>
           <w:r>
             <w:fldChar w:fldCharType="begin"/>
-            <w:instrText xml:space="preserve"> PAGEREF _4nnfqvb8l8ec \h </w:instrText>
+            <w:instrText xml:space="preserve"> PAGEREF _wlz09pmqx0dn \h </w:instrText>
             <w:fldChar w:fldCharType="separate"/>
           </w:r>
           <w:r>
@@ -2968,7 +2968,7 @@
               <w:vertAlign w:val="baseline"/>
             </w:rPr>
           </w:pPr>
-          <w:hyperlink w:anchor="_leyi41lt22tu">
+          <w:hyperlink w:anchor="_fl43wvyx5qer">
             <w:r>
               <w:rPr>
                 <w:rFonts w:ascii="Arial" w:cs="Arial" w:eastAsia="Arial" w:hAnsi="Arial"/>
@@ -2987,7 +2987,7 @@
               <w:t xml:space="preserve">2.3</w:t>
             </w:r>
           </w:hyperlink>
-          <w:hyperlink w:anchor="_leyi41lt22tu">
+          <w:hyperlink w:anchor="_fl43wvyx5qer">
             <w:r>
               <w:rPr>
                 <w:rFonts w:ascii="Arial" w:cs="Arial" w:eastAsia="Arial" w:hAnsi="Arial"/>
@@ -3008,7 +3008,7 @@
           </w:hyperlink>
           <w:r>
             <w:fldChar w:fldCharType="begin"/>
-            <w:instrText xml:space="preserve"> PAGEREF _leyi41lt22tu \h </w:instrText>
+            <w:instrText xml:space="preserve"> PAGEREF _fl43wvyx5qer \h </w:instrText>
             <w:fldChar w:fldCharType="separate"/>
           </w:r>
           <w:r>
@@ -3074,7 +3074,7 @@
               <w:vertAlign w:val="baseline"/>
             </w:rPr>
           </w:pPr>
-          <w:hyperlink w:anchor="_dqg7o9c3902q">
+          <w:hyperlink w:anchor="_8666svvdynkv">
             <w:r>
               <w:rPr>
                 <w:rFonts w:ascii="Arial" w:cs="Arial" w:eastAsia="Arial" w:hAnsi="Arial"/>
@@ -3095,7 +3095,7 @@
               <w:t xml:space="preserve">3</w:t>
             </w:r>
           </w:hyperlink>
-          <w:hyperlink w:anchor="_dqg7o9c3902q">
+          <w:hyperlink w:anchor="_8666svvdynkv">
             <w:r>
               <w:rPr>
                 <w:rFonts w:ascii="Arial" w:cs="Arial" w:eastAsia="Arial" w:hAnsi="Arial"/>
@@ -3116,7 +3116,7 @@
           </w:hyperlink>
           <w:r>
             <w:fldChar w:fldCharType="begin"/>
-            <w:instrText xml:space="preserve"> PAGEREF _dqg7o9c3902q \h </w:instrText>
+            <w:instrText xml:space="preserve"> PAGEREF _8666svvdynkv \h </w:instrText>
             <w:fldChar w:fldCharType="separate"/>
           </w:r>
           <w:r>
@@ -3184,7 +3184,7 @@
               <w:vertAlign w:val="baseline"/>
             </w:rPr>
           </w:pPr>
-          <w:hyperlink w:anchor="_z2nxdsbogpr">
+          <w:hyperlink w:anchor="_tlpljpnqz6ip">
             <w:r>
               <w:rPr>
                 <w:rFonts w:ascii="Arial" w:cs="Arial" w:eastAsia="Arial" w:hAnsi="Arial"/>
@@ -3203,7 +3203,7 @@
               <w:t xml:space="preserve">3.1</w:t>
             </w:r>
           </w:hyperlink>
-          <w:hyperlink w:anchor="_z2nxdsbogpr">
+          <w:hyperlink w:anchor="_tlpljpnqz6ip">
             <w:r>
               <w:rPr>
                 <w:rFonts w:ascii="Arial" w:cs="Arial" w:eastAsia="Arial" w:hAnsi="Arial"/>
@@ -3224,7 +3224,7 @@
           </w:hyperlink>
           <w:r>
             <w:fldChar w:fldCharType="begin"/>
-            <w:instrText xml:space="preserve"> PAGEREF _z2nxdsbogpr \h </w:instrText>
+            <w:instrText xml:space="preserve"> PAGEREF _tlpljpnqz6ip \h </w:instrText>
             <w:fldChar w:fldCharType="separate"/>
           </w:r>
           <w:r>
@@ -3290,7 +3290,7 @@
               <w:vertAlign w:val="baseline"/>
             </w:rPr>
           </w:pPr>
-          <w:hyperlink w:anchor="_gtcj9wu54ht4">
+          <w:hyperlink w:anchor="_wti0ctf3vkyn">
             <w:r>
               <w:rPr>
                 <w:rFonts w:ascii="Arial" w:cs="Arial" w:eastAsia="Arial" w:hAnsi="Arial"/>
@@ -3309,7 +3309,7 @@
               <w:t xml:space="preserve">3.2</w:t>
             </w:r>
           </w:hyperlink>
-          <w:hyperlink w:anchor="_gtcj9wu54ht4">
+          <w:hyperlink w:anchor="_wti0ctf3vkyn">
             <w:r>
               <w:rPr>
                 <w:rFonts w:ascii="Arial" w:cs="Arial" w:eastAsia="Arial" w:hAnsi="Arial"/>
@@ -3330,7 +3330,7 @@
           </w:hyperlink>
           <w:r>
             <w:fldChar w:fldCharType="begin"/>
-            <w:instrText xml:space="preserve"> PAGEREF _gtcj9wu54ht4 \h </w:instrText>
+            <w:instrText xml:space="preserve"> PAGEREF _wti0ctf3vkyn \h </w:instrText>
             <w:fldChar w:fldCharType="separate"/>
           </w:r>
           <w:r>
@@ -3396,7 +3396,7 @@
               <w:vertAlign w:val="baseline"/>
             </w:rPr>
           </w:pPr>
-          <w:hyperlink w:anchor="_769tlw11um2f">
+          <w:hyperlink w:anchor="_s2rosgip7a27">
             <w:r>
               <w:rPr>
                 <w:rFonts w:ascii="Arial" w:cs="Arial" w:eastAsia="Arial" w:hAnsi="Arial"/>
@@ -3415,7 +3415,7 @@
               <w:t xml:space="preserve">3.3</w:t>
             </w:r>
           </w:hyperlink>
-          <w:hyperlink w:anchor="_769tlw11um2f">
+          <w:hyperlink w:anchor="_s2rosgip7a27">
             <w:r>
               <w:rPr>
                 <w:rFonts w:ascii="Arial" w:cs="Arial" w:eastAsia="Arial" w:hAnsi="Arial"/>
@@ -3436,7 +3436,7 @@
           </w:hyperlink>
           <w:r>
             <w:fldChar w:fldCharType="begin"/>
-            <w:instrText xml:space="preserve"> PAGEREF _769tlw11um2f \h </w:instrText>
+            <w:instrText xml:space="preserve"> PAGEREF _s2rosgip7a27 \h </w:instrText>
             <w:fldChar w:fldCharType="separate"/>
           </w:r>
           <w:r>
@@ -3502,7 +3502,7 @@
               <w:vertAlign w:val="baseline"/>
             </w:rPr>
           </w:pPr>
-          <w:hyperlink w:anchor="_441hvwtf2qkb">
+          <w:hyperlink w:anchor="_fa8rkuq9fhni">
             <w:r>
               <w:rPr>
                 <w:rFonts w:ascii="Arial" w:cs="Arial" w:eastAsia="Arial" w:hAnsi="Arial"/>
@@ -3523,7 +3523,7 @@
               <w:t xml:space="preserve">4</w:t>
             </w:r>
           </w:hyperlink>
-          <w:hyperlink w:anchor="_441hvwtf2qkb">
+          <w:hyperlink w:anchor="_fa8rkuq9fhni">
             <w:r>
               <w:rPr>
                 <w:rFonts w:ascii="Arial" w:cs="Arial" w:eastAsia="Arial" w:hAnsi="Arial"/>
@@ -3544,7 +3544,7 @@
           </w:hyperlink>
           <w:r>
             <w:fldChar w:fldCharType="begin"/>
-            <w:instrText xml:space="preserve"> PAGEREF _441hvwtf2qkb \h </w:instrText>
+            <w:instrText xml:space="preserve"> PAGEREF _fa8rkuq9fhni \h </w:instrText>
             <w:fldChar w:fldCharType="separate"/>
           </w:r>
           <w:r>
@@ -3612,7 +3612,7 @@
               <w:vertAlign w:val="baseline"/>
             </w:rPr>
           </w:pPr>
-          <w:hyperlink w:anchor="_fr1yutmhiiny">
+          <w:hyperlink w:anchor="_cumgrw5qb7vc">
             <w:r>
               <w:rPr>
                 <w:rFonts w:ascii="Arial" w:cs="Arial" w:eastAsia="Arial" w:hAnsi="Arial"/>
@@ -3631,7 +3631,7 @@
               <w:t xml:space="preserve">4.1</w:t>
             </w:r>
           </w:hyperlink>
-          <w:hyperlink w:anchor="_fr1yutmhiiny">
+          <w:hyperlink w:anchor="_cumgrw5qb7vc">
             <w:r>
               <w:rPr>
                 <w:rFonts w:ascii="Arial" w:cs="Arial" w:eastAsia="Arial" w:hAnsi="Arial"/>
@@ -3652,7 +3652,7 @@
           </w:hyperlink>
           <w:r>
             <w:fldChar w:fldCharType="begin"/>
-            <w:instrText xml:space="preserve"> PAGEREF _fr1yutmhiiny \h </w:instrText>
+            <w:instrText xml:space="preserve"> PAGEREF _cumgrw5qb7vc \h </w:instrText>
             <w:fldChar w:fldCharType="separate"/>
           </w:r>
           <w:r>
@@ -3718,7 +3718,7 @@
               <w:vertAlign w:val="baseline"/>
             </w:rPr>
           </w:pPr>
-          <w:hyperlink w:anchor="_8ou8q11votq3">
+          <w:hyperlink w:anchor="_i0tglfmfk0kh">
             <w:r>
               <w:rPr>
                 <w:rFonts w:ascii="Arial" w:cs="Arial" w:eastAsia="Arial" w:hAnsi="Arial"/>
@@ -3737,7 +3737,7 @@
               <w:t xml:space="preserve">4.1.1</w:t>
             </w:r>
           </w:hyperlink>
-          <w:hyperlink w:anchor="_8ou8q11votq3">
+          <w:hyperlink w:anchor="_i0tglfmfk0kh">
             <w:r>
               <w:rPr>
                 <w:rFonts w:ascii="Arial" w:cs="Arial" w:eastAsia="Arial" w:hAnsi="Arial"/>
@@ -3758,7 +3758,7 @@
           </w:hyperlink>
           <w:r>
             <w:fldChar w:fldCharType="begin"/>
-            <w:instrText xml:space="preserve"> PAGEREF _8ou8q11votq3 \h </w:instrText>
+            <w:instrText xml:space="preserve"> PAGEREF _i0tglfmfk0kh \h </w:instrText>
             <w:fldChar w:fldCharType="separate"/>
           </w:r>
           <w:r>
@@ -3824,7 +3824,7 @@
               <w:vertAlign w:val="baseline"/>
             </w:rPr>
           </w:pPr>
-          <w:hyperlink w:anchor="_q4si9mgoolx">
+          <w:hyperlink w:anchor="_aosn1ojmgrpj">
             <w:r>
               <w:rPr>
                 <w:rFonts w:ascii="Arial" w:cs="Arial" w:eastAsia="Arial" w:hAnsi="Arial"/>
@@ -3843,7 +3843,7 @@
               <w:t xml:space="preserve">4.1.2</w:t>
             </w:r>
           </w:hyperlink>
-          <w:hyperlink w:anchor="_q4si9mgoolx">
+          <w:hyperlink w:anchor="_aosn1ojmgrpj">
             <w:r>
               <w:rPr>
                 <w:rFonts w:ascii="Arial" w:cs="Arial" w:eastAsia="Arial" w:hAnsi="Arial"/>
@@ -3864,7 +3864,7 @@
           </w:hyperlink>
           <w:r>
             <w:fldChar w:fldCharType="begin"/>
-            <w:instrText xml:space="preserve"> PAGEREF _q4si9mgoolx \h </w:instrText>
+            <w:instrText xml:space="preserve"> PAGEREF _aosn1ojmgrpj \h </w:instrText>
             <w:fldChar w:fldCharType="separate"/>
           </w:r>
           <w:r>
@@ -3930,7 +3930,7 @@
               <w:vertAlign w:val="baseline"/>
             </w:rPr>
           </w:pPr>
-          <w:hyperlink w:anchor="_gt8y3s7mayqu">
+          <w:hyperlink w:anchor="_a4qreoc1z9zl">
             <w:r>
               <w:rPr>
                 <w:rFonts w:ascii="Arial" w:cs="Arial" w:eastAsia="Arial" w:hAnsi="Arial"/>
@@ -3949,7 +3949,7 @@
               <w:t xml:space="preserve">4.2</w:t>
             </w:r>
           </w:hyperlink>
-          <w:hyperlink w:anchor="_gt8y3s7mayqu">
+          <w:hyperlink w:anchor="_a4qreoc1z9zl">
             <w:r>
               <w:rPr>
                 <w:rFonts w:ascii="Arial" w:cs="Arial" w:eastAsia="Arial" w:hAnsi="Arial"/>
@@ -3970,7 +3970,7 @@
           </w:hyperlink>
           <w:r>
             <w:fldChar w:fldCharType="begin"/>
-            <w:instrText xml:space="preserve"> PAGEREF _gt8y3s7mayqu \h </w:instrText>
+            <w:instrText xml:space="preserve"> PAGEREF _a4qreoc1z9zl \h </w:instrText>
             <w:fldChar w:fldCharType="separate"/>
           </w:r>
           <w:r>
@@ -4036,7 +4036,7 @@
               <w:vertAlign w:val="baseline"/>
             </w:rPr>
           </w:pPr>
-          <w:hyperlink w:anchor="_evsqjyu2egbq">
+          <w:hyperlink w:anchor="_o6ucnw3pyzn">
             <w:r>
               <w:rPr>
                 <w:rFonts w:ascii="Arial" w:cs="Arial" w:eastAsia="Arial" w:hAnsi="Arial"/>
@@ -4055,7 +4055,7 @@
               <w:t xml:space="preserve">4.2.1</w:t>
             </w:r>
           </w:hyperlink>
-          <w:hyperlink w:anchor="_evsqjyu2egbq">
+          <w:hyperlink w:anchor="_o6ucnw3pyzn">
             <w:r>
               <w:rPr>
                 <w:rFonts w:ascii="Arial" w:cs="Arial" w:eastAsia="Arial" w:hAnsi="Arial"/>
@@ -4076,7 +4076,7 @@
           </w:hyperlink>
           <w:r>
             <w:fldChar w:fldCharType="begin"/>
-            <w:instrText xml:space="preserve"> PAGEREF _evsqjyu2egbq \h </w:instrText>
+            <w:instrText xml:space="preserve"> PAGEREF _o6ucnw3pyzn \h </w:instrText>
             <w:fldChar w:fldCharType="separate"/>
           </w:r>
           <w:r>
@@ -4142,7 +4142,7 @@
               <w:vertAlign w:val="baseline"/>
             </w:rPr>
           </w:pPr>
-          <w:hyperlink w:anchor="_b1j2g3xpw1ju">
+          <w:hyperlink w:anchor="_r3yosg2h2pw7">
             <w:r>
               <w:rPr>
                 <w:rFonts w:ascii="Arial" w:cs="Arial" w:eastAsia="Arial" w:hAnsi="Arial"/>
@@ -4161,7 +4161,7 @@
               <w:t xml:space="preserve">4.2.2</w:t>
             </w:r>
           </w:hyperlink>
-          <w:hyperlink w:anchor="_b1j2g3xpw1ju">
+          <w:hyperlink w:anchor="_r3yosg2h2pw7">
             <w:r>
               <w:rPr>
                 <w:rFonts w:ascii="Arial" w:cs="Arial" w:eastAsia="Arial" w:hAnsi="Arial"/>
@@ -4182,7 +4182,7 @@
           </w:hyperlink>
           <w:r>
             <w:fldChar w:fldCharType="begin"/>
-            <w:instrText xml:space="preserve"> PAGEREF _b1j2g3xpw1ju \h </w:instrText>
+            <w:instrText xml:space="preserve"> PAGEREF _r3yosg2h2pw7 \h </w:instrText>
             <w:fldChar w:fldCharType="separate"/>
           </w:r>
           <w:r>
@@ -4247,7 +4247,7 @@
               <w:vertAlign w:val="baseline"/>
             </w:rPr>
           </w:pPr>
-          <w:hyperlink w:anchor="_kobrd2o323bd">
+          <w:hyperlink w:anchor="_3fbjvhnsm72d">
             <w:r>
               <w:rPr>
                 <w:rFonts w:ascii="Arial" w:cs="Arial" w:eastAsia="Arial" w:hAnsi="Arial"/>
@@ -4310,7 +4310,7 @@
               <w:vertAlign w:val="baseline"/>
             </w:rPr>
           </w:pPr>
-          <w:hyperlink w:anchor="_i03kvu451n53">
+          <w:hyperlink w:anchor="_ydt1p2qzhjnb">
             <w:r>
               <w:rPr>
                 <w:rFonts w:ascii="Arial" w:cs="Arial" w:eastAsia="Arial" w:hAnsi="Arial"/>
@@ -4373,7 +4373,7 @@
               <w:vertAlign w:val="baseline"/>
             </w:rPr>
           </w:pPr>
-          <w:hyperlink w:anchor="_1489lz8920r9">
+          <w:hyperlink w:anchor="_z9o171co8r3s">
             <w:r>
               <w:rPr>
                 <w:rFonts w:ascii="Arial" w:cs="Arial" w:eastAsia="Arial" w:hAnsi="Arial"/>
@@ -4436,7 +4436,7 @@
               <w:vertAlign w:val="baseline"/>
             </w:rPr>
           </w:pPr>
-          <w:hyperlink w:anchor="_xisr2nertyts">
+          <w:hyperlink w:anchor="_43t3qiv70wb9">
             <w:r>
               <w:rPr>
                 <w:rFonts w:ascii="Arial" w:cs="Arial" w:eastAsia="Arial" w:hAnsi="Arial"/>
@@ -4499,7 +4499,7 @@
               <w:vertAlign w:val="baseline"/>
             </w:rPr>
           </w:pPr>
-          <w:hyperlink w:anchor="_86kqdzeoxl6q">
+          <w:hyperlink w:anchor="_3uvrojcsz811">
             <w:r>
               <w:rPr>
                 <w:rFonts w:ascii="Arial" w:cs="Arial" w:eastAsia="Arial" w:hAnsi="Arial"/>
@@ -4562,7 +4562,7 @@
               <w:vertAlign w:val="baseline"/>
             </w:rPr>
           </w:pPr>
-          <w:hyperlink w:anchor="_glk5yk9llptn">
+          <w:hyperlink w:anchor="_8us6a8p61ep">
             <w:r>
               <w:rPr>
                 <w:rFonts w:ascii="Arial" w:cs="Arial" w:eastAsia="Arial" w:hAnsi="Arial"/>
@@ -4625,7 +4625,7 @@
               <w:vertAlign w:val="baseline"/>
             </w:rPr>
           </w:pPr>
-          <w:hyperlink w:anchor="_iytv8dofr6o0">
+          <w:hyperlink w:anchor="_qwswd7apw9v">
             <w:r>
               <w:rPr>
                 <w:rFonts w:ascii="Arial" w:cs="Arial" w:eastAsia="Arial" w:hAnsi="Arial"/>
@@ -4686,7 +4686,7 @@
               <w:vertAlign w:val="baseline"/>
             </w:rPr>
           </w:pPr>
-          <w:hyperlink w:anchor="_mygdlag4lumq">
+          <w:hyperlink w:anchor="_d3jqw7pmmjzf">
             <w:r>
               <w:rPr>
                 <w:rFonts w:ascii="Arial" w:cs="Arial" w:eastAsia="Arial" w:hAnsi="Arial"/>
@@ -4766,7 +4766,7 @@
           <w:color w:val="231f20"/>
         </w:rPr>
       </w:pPr>
-      <w:bookmarkStart w:colFirst="0" w:colLast="0" w:name="_o53k9faklwsq" w:id="1"/>
+      <w:bookmarkStart w:colFirst="0" w:colLast="0" w:name="_jl6yzs515ea4" w:id="1"/>
       <w:bookmarkEnd w:id="1"/>
       <w:r>
         <w:rPr>
@@ -4787,7 +4787,7 @@
         <w:ind w:left="576" w:right="-4.724409448817823" w:hanging="576"/>
         <w:rPr/>
       </w:pPr>
-      <w:bookmarkStart w:colFirst="0" w:colLast="0" w:name="_plxk9fbxvnuq" w:id="2"/>
+      <w:bookmarkStart w:colFirst="0" w:colLast="0" w:name="_j3uotyus6851" w:id="2"/>
       <w:bookmarkEnd w:id="2"/>
       <w:r>
         <w:rPr>
@@ -4838,7 +4838,7 @@
         <w:ind w:left="576" w:right="-4.724409448817823" w:hanging="576"/>
         <w:rPr/>
       </w:pPr>
-      <w:bookmarkStart w:colFirst="0" w:colLast="0" w:name="_g5fxrpoqf0b" w:id="3"/>
+      <w:bookmarkStart w:colFirst="0" w:colLast="0" w:name="_p9h8kpdjb25r" w:id="3"/>
       <w:bookmarkEnd w:id="3"/>
       <w:r>
         <w:rPr>
@@ -4915,7 +4915,7 @@
         <w:ind w:left="576" w:right="-4.724409448817823" w:hanging="576"/>
         <w:rPr/>
       </w:pPr>
-      <w:bookmarkStart w:colFirst="0" w:colLast="0" w:name="_3zr1wby4tod" w:id="4"/>
+      <w:bookmarkStart w:colFirst="0" w:colLast="0" w:name="_c3wmdc55bkc" w:id="4"/>
       <w:bookmarkEnd w:id="4"/>
       <w:r>
         <w:rPr>
@@ -5058,7 +5058,7 @@
         <w:ind w:left="576" w:right="-4.724409448817823" w:hanging="576"/>
         <w:rPr/>
       </w:pPr>
-      <w:bookmarkStart w:colFirst="0" w:colLast="0" w:name="_9tfhh117be5o" w:id="5"/>
+      <w:bookmarkStart w:colFirst="0" w:colLast="0" w:name="_thupjnbkfu8a" w:id="5"/>
       <w:bookmarkEnd w:id="5"/>
       <w:r>
         <w:rPr>
@@ -5236,7 +5236,7 @@
         <w:ind w:left="576" w:right="-4.724409448817823" w:hanging="576"/>
         <w:rPr/>
       </w:pPr>
-      <w:bookmarkStart w:colFirst="0" w:colLast="0" w:name="_3w7afet6jht" w:id="6"/>
+      <w:bookmarkStart w:colFirst="0" w:colLast="0" w:name="_ii7w8mf46b60" w:id="6"/>
       <w:bookmarkEnd w:id="6"/>
       <w:r>
         <w:rPr>
@@ -5290,12 +5290,12 @@
               <wp:posOffset>744450</wp:posOffset>
             </wp:positionH>
             <wp:positionV relativeFrom="paragraph">
-              <wp:posOffset>172734</wp:posOffset>
+              <wp:posOffset>172732</wp:posOffset>
             </wp:positionV>
             <wp:extent cx="4994705" cy="3306019"/>
             <wp:effectExtent b="0" l="0" r="0" t="0"/>
             <wp:wrapSquare wrapText="bothSides" distB="114300" distT="114300" distL="114300" distR="114300"/>
-            <wp:docPr id="8" name="image5.png"/>
+            <wp:docPr id="13" name="image5.png"/>
             <a:graphic>
               <a:graphicData uri="http://schemas.openxmlformats.org/drawingml/2006/picture">
                 <pic:pic>
@@ -5636,7 +5636,7 @@
           <wp:inline distB="114300" distT="114300" distL="114300" distR="114300">
             <wp:extent cx="6480000" cy="5346700"/>
             <wp:effectExtent b="0" l="0" r="0" t="0"/>
-            <wp:docPr id="7" name="image4.png"/>
+            <wp:docPr id="8" name="image4.png"/>
             <a:graphic>
               <a:graphicData uri="http://schemas.openxmlformats.org/drawingml/2006/picture">
                 <pic:pic>
@@ -6002,7 +6002,7 @@
           <w:color w:val="231f20"/>
         </w:rPr>
       </w:pPr>
-      <w:bookmarkStart w:colFirst="0" w:colLast="0" w:name="_ntjuh2lop5sz" w:id="7"/>
+      <w:bookmarkStart w:colFirst="0" w:colLast="0" w:name="_8eciv73nvdkf" w:id="7"/>
       <w:bookmarkEnd w:id="7"/>
       <w:r>
         <w:rPr>
@@ -6024,7 +6024,7 @@
         <w:ind w:left="576" w:right="-4.724409448817823" w:hanging="576"/>
         <w:rPr/>
       </w:pPr>
-      <w:bookmarkStart w:colFirst="0" w:colLast="0" w:name="_pjvwvfvu44cy" w:id="8"/>
+      <w:bookmarkStart w:colFirst="0" w:colLast="0" w:name="_mzbr3lem2or" w:id="8"/>
       <w:bookmarkEnd w:id="8"/>
       <w:r>
         <w:rPr>
@@ -6068,7 +6068,7 @@
         <w:ind w:left="576" w:right="-4.724409448817823" w:hanging="576"/>
         <w:rPr/>
       </w:pPr>
-      <w:bookmarkStart w:colFirst="0" w:colLast="0" w:name="_wg4ayx6mtnjj" w:id="9"/>
+      <w:bookmarkStart w:colFirst="0" w:colLast="0" w:name="_sv77ueqmvgba" w:id="9"/>
       <w:bookmarkEnd w:id="9"/>
       <w:r>
         <w:rPr>
@@ -6097,7 +6097,7 @@
           <w:color w:val="231f20"/>
         </w:rPr>
       </w:pPr>
-      <w:bookmarkStart w:colFirst="0" w:colLast="0" w:name="_81xh5imhqk17" w:id="10"/>
+      <w:bookmarkStart w:colFirst="0" w:colLast="0" w:name="_ugb2q34jkae4" w:id="10"/>
       <w:bookmarkEnd w:id="10"/>
       <w:r>
         <w:rPr>
@@ -6121,7 +6121,7 @@
           <w:color w:val="231f20"/>
         </w:rPr>
       </w:pPr>
-      <w:bookmarkStart w:colFirst="0" w:colLast="0" w:name="_hqsqafehz2j6" w:id="11"/>
+      <w:bookmarkStart w:colFirst="0" w:colLast="0" w:name="_v9z6nonw7bge" w:id="11"/>
       <w:bookmarkEnd w:id="11"/>
       <w:r>
         <w:rPr>
@@ -6195,7 +6195,7 @@
           <w:color w:val="231f20"/>
         </w:rPr>
       </w:pPr>
-      <w:bookmarkStart w:colFirst="0" w:colLast="0" w:name="_gq16pp76l5o7" w:id="12"/>
+      <w:bookmarkStart w:colFirst="0" w:colLast="0" w:name="_jv5dzrs98qde" w:id="12"/>
       <w:bookmarkEnd w:id="12"/>
       <w:r>
         <w:rPr>
@@ -6270,7 +6270,7 @@
           <w:color w:val="231f20"/>
         </w:rPr>
       </w:pPr>
-      <w:bookmarkStart w:colFirst="0" w:colLast="0" w:name="_hew0equjkyu8" w:id="13"/>
+      <w:bookmarkStart w:colFirst="0" w:colLast="0" w:name="_f6r1s68yicdk" w:id="13"/>
       <w:bookmarkEnd w:id="13"/>
       <w:r>
         <w:rPr>
@@ -6373,7 +6373,7 @@
           <w:color w:val="231f20"/>
         </w:rPr>
       </w:pPr>
-      <w:bookmarkStart w:colFirst="0" w:colLast="0" w:name="_hfdjvzadp2b5" w:id="14"/>
+      <w:bookmarkStart w:colFirst="0" w:colLast="0" w:name="_gbb2zbqbx4f1" w:id="14"/>
       <w:bookmarkEnd w:id="14"/>
       <w:r>
         <w:rPr>
@@ -6498,7 +6498,7 @@
           <w:color w:val="231f20"/>
         </w:rPr>
       </w:pPr>
-      <w:bookmarkStart w:colFirst="0" w:colLast="0" w:name="_6kktwmxrmh0w" w:id="15"/>
+      <w:bookmarkStart w:colFirst="0" w:colLast="0" w:name="_4r9p5s31zltj" w:id="15"/>
       <w:bookmarkEnd w:id="15"/>
       <w:r>
         <w:rPr>
@@ -6522,7 +6522,7 @@
           <w:color w:val="231f20"/>
         </w:rPr>
       </w:pPr>
-      <w:bookmarkStart w:colFirst="0" w:colLast="0" w:name="_4ocpxoff8wtq" w:id="16"/>
+      <w:bookmarkStart w:colFirst="0" w:colLast="0" w:name="_15yl38ototjp" w:id="16"/>
       <w:bookmarkEnd w:id="16"/>
       <w:r>
         <w:rPr>
@@ -6563,7 +6563,7 @@
           <w:color w:val="231f20"/>
         </w:rPr>
       </w:pPr>
-      <w:bookmarkStart w:colFirst="0" w:colLast="0" w:name="_jk1k0fgw8gex" w:id="17"/>
+      <w:bookmarkStart w:colFirst="0" w:colLast="0" w:name="_z85gswwfqlx4" w:id="17"/>
       <w:bookmarkEnd w:id="17"/>
       <w:r>
         <w:rPr>
@@ -6604,7 +6604,7 @@
           <w:color w:val="231f20"/>
         </w:rPr>
       </w:pPr>
-      <w:bookmarkStart w:colFirst="0" w:colLast="0" w:name="_4nnfqvb8l8ec" w:id="18"/>
+      <w:bookmarkStart w:colFirst="0" w:colLast="0" w:name="_wlz09pmqx0dn" w:id="18"/>
       <w:bookmarkEnd w:id="18"/>
       <w:r>
         <w:rPr>
@@ -6652,7 +6652,7 @@
         <w:ind w:left="576" w:right="-4.724409448817823" w:hanging="576"/>
         <w:rPr/>
       </w:pPr>
-      <w:bookmarkStart w:colFirst="0" w:colLast="0" w:name="_leyi41lt22tu" w:id="19"/>
+      <w:bookmarkStart w:colFirst="0" w:colLast="0" w:name="_fl43wvyx5qer" w:id="19"/>
       <w:bookmarkEnd w:id="19"/>
       <w:r>
         <w:rPr>
@@ -6773,7 +6773,7 @@
           <w:color w:val="231f20"/>
         </w:rPr>
       </w:pPr>
-      <w:bookmarkStart w:colFirst="0" w:colLast="0" w:name="_dqg7o9c3902q" w:id="20"/>
+      <w:bookmarkStart w:colFirst="0" w:colLast="0" w:name="_8666svvdynkv" w:id="20"/>
       <w:bookmarkEnd w:id="20"/>
       <w:r>
         <w:rPr>
@@ -6794,7 +6794,7 @@
         <w:ind w:left="576" w:right="-4.724409448817823" w:hanging="576"/>
         <w:rPr/>
       </w:pPr>
-      <w:bookmarkStart w:colFirst="0" w:colLast="0" w:name="_z2nxdsbogpr" w:id="21"/>
+      <w:bookmarkStart w:colFirst="0" w:colLast="0" w:name="_tlpljpnqz6ip" w:id="21"/>
       <w:bookmarkEnd w:id="21"/>
       <w:r>
         <w:rPr>
@@ -6845,7 +6845,7 @@
         <w:ind w:left="576" w:right="-4.724409448817823" w:hanging="576"/>
         <w:rPr/>
       </w:pPr>
-      <w:bookmarkStart w:colFirst="0" w:colLast="0" w:name="_gtcj9wu54ht4" w:id="22"/>
+      <w:bookmarkStart w:colFirst="0" w:colLast="0" w:name="_wti0ctf3vkyn" w:id="22"/>
       <w:bookmarkEnd w:id="22"/>
       <w:r>
         <w:rPr>
@@ -6907,7 +6907,7 @@
         <w:ind w:left="576" w:right="-4.724409448817823" w:hanging="576"/>
         <w:rPr/>
       </w:pPr>
-      <w:bookmarkStart w:colFirst="0" w:colLast="0" w:name="_769tlw11um2f" w:id="23"/>
+      <w:bookmarkStart w:colFirst="0" w:colLast="0" w:name="_s2rosgip7a27" w:id="23"/>
       <w:bookmarkEnd w:id="23"/>
       <w:r>
         <w:rPr>
@@ -7023,7 +7023,7 @@
           <w:color w:val="231f20"/>
         </w:rPr>
       </w:pPr>
-      <w:bookmarkStart w:colFirst="0" w:colLast="0" w:name="_441hvwtf2qkb" w:id="24"/>
+      <w:bookmarkStart w:colFirst="0" w:colLast="0" w:name="_fa8rkuq9fhni" w:id="24"/>
       <w:bookmarkEnd w:id="24"/>
       <w:r>
         <w:rPr>
@@ -7080,7 +7080,7 @@
         <w:ind w:left="567" w:right="-4.724409448817823" w:hanging="576"/>
         <w:rPr/>
       </w:pPr>
-      <w:bookmarkStart w:colFirst="0" w:colLast="0" w:name="_fr1yutmhiiny" w:id="25"/>
+      <w:bookmarkStart w:colFirst="0" w:colLast="0" w:name="_cumgrw5qb7vc" w:id="25"/>
       <w:bookmarkEnd w:id="25"/>
       <w:r>
         <w:rPr>
@@ -7127,7 +7127,7 @@
           <w:color w:val="231f20"/>
         </w:rPr>
       </w:pPr>
-      <w:bookmarkStart w:colFirst="0" w:colLast="0" w:name="_8ou8q11votq3" w:id="26"/>
+      <w:bookmarkStart w:colFirst="0" w:colLast="0" w:name="_i0tglfmfk0kh" w:id="26"/>
       <w:bookmarkEnd w:id="26"/>
       <w:r>
         <w:rPr>
@@ -7200,7 +7200,7 @@
           <w:color w:val="231f20"/>
         </w:rPr>
       </w:pPr>
-      <w:bookmarkStart w:colFirst="0" w:colLast="0" w:name="_q4si9mgoolx" w:id="27"/>
+      <w:bookmarkStart w:colFirst="0" w:colLast="0" w:name="_aosn1ojmgrpj" w:id="27"/>
       <w:bookmarkEnd w:id="27"/>
       <w:r>
         <w:rPr>
@@ -7310,7 +7310,7 @@
         <w:ind w:left="567" w:right="-4.724409448817823" w:hanging="576"/>
         <w:rPr/>
       </w:pPr>
-      <w:bookmarkStart w:colFirst="0" w:colLast="0" w:name="_gt8y3s7mayqu" w:id="28"/>
+      <w:bookmarkStart w:colFirst="0" w:colLast="0" w:name="_a4qreoc1z9zl" w:id="28"/>
       <w:bookmarkEnd w:id="28"/>
       <w:r>
         <w:rPr>
@@ -7339,7 +7339,7 @@
           <w:color w:val="231f20"/>
         </w:rPr>
       </w:pPr>
-      <w:bookmarkStart w:colFirst="0" w:colLast="0" w:name="_evsqjyu2egbq" w:id="29"/>
+      <w:bookmarkStart w:colFirst="0" w:colLast="0" w:name="_o6ucnw3pyzn" w:id="29"/>
       <w:bookmarkEnd w:id="29"/>
       <w:r>
         <w:rPr>
@@ -7380,7 +7380,7 @@
           <w:color w:val="231f20"/>
         </w:rPr>
       </w:pPr>
-      <w:bookmarkStart w:colFirst="0" w:colLast="0" w:name="_b1j2g3xpw1ju" w:id="30"/>
+      <w:bookmarkStart w:colFirst="0" w:colLast="0" w:name="_r3yosg2h2pw7" w:id="30"/>
       <w:bookmarkEnd w:id="30"/>
       <w:r>
         <w:rPr>
@@ -7499,7 +7499,7 @@
           <w:vertAlign w:val="baseline"/>
         </w:rPr>
       </w:pPr>
-      <w:bookmarkStart w:colFirst="0" w:colLast="0" w:name="_bcihj1jblrnr" w:id="31"/>
+      <w:bookmarkStart w:colFirst="0" w:colLast="0" w:name="_xpzv91w296t0" w:id="31"/>
       <w:bookmarkEnd w:id="31"/>
       <w:r>
         <w:rPr>
@@ -7573,7 +7573,7 @@
           <w:vertAlign w:val="baseline"/>
         </w:rPr>
       </w:pPr>
-      <w:bookmarkStart w:colFirst="0" w:colLast="0" w:name="_72mgvugqendc" w:id="32"/>
+      <w:bookmarkStart w:colFirst="0" w:colLast="0" w:name="_lnuozsoaizuw" w:id="32"/>
       <w:bookmarkEnd w:id="32"/>
       <w:r>
         <w:rPr>
@@ -7650,7 +7650,7 @@
           <w:color w:val="231f20"/>
         </w:rPr>
       </w:pPr>
-      <w:bookmarkStart w:colFirst="0" w:colLast="0" w:name="_kobrd2o323bd" w:id="33"/>
+      <w:bookmarkStart w:colFirst="0" w:colLast="0" w:name="_3fbjvhnsm72d" w:id="33"/>
       <w:bookmarkEnd w:id="33"/>
       <w:r>
         <w:rPr>
@@ -7754,7 +7754,7 @@
           <w:color w:val="231f20"/>
         </w:rPr>
       </w:pPr>
-      <w:bookmarkStart w:colFirst="0" w:colLast="0" w:name="_i03kvu451n53" w:id="34"/>
+      <w:bookmarkStart w:colFirst="0" w:colLast="0" w:name="_ydt1p2qzhjnb" w:id="34"/>
       <w:bookmarkEnd w:id="34"/>
       <w:r>
         <w:rPr>
@@ -7808,7 +7808,7 @@
           <w:color w:val="231f20"/>
         </w:rPr>
       </w:pPr>
-      <w:bookmarkStart w:colFirst="0" w:colLast="0" w:name="_1489lz8920r9" w:id="35"/>
+      <w:bookmarkStart w:colFirst="0" w:colLast="0" w:name="_z9o171co8r3s" w:id="35"/>
       <w:bookmarkEnd w:id="35"/>
       <w:r>
         <w:rPr>
@@ -7853,7 +7853,7 @@
           <w:color w:val="231f20"/>
         </w:rPr>
       </w:pPr>
-      <w:bookmarkStart w:colFirst="0" w:colLast="0" w:name="_xisr2nertyts" w:id="36"/>
+      <w:bookmarkStart w:colFirst="0" w:colLast="0" w:name="_43t3qiv70wb9" w:id="36"/>
       <w:bookmarkEnd w:id="36"/>
       <w:r>
         <w:rPr>
@@ -7898,7 +7898,7 @@
           <w:color w:val="231f20"/>
         </w:rPr>
       </w:pPr>
-      <w:bookmarkStart w:colFirst="0" w:colLast="0" w:name="_86kqdzeoxl6q" w:id="37"/>
+      <w:bookmarkStart w:colFirst="0" w:colLast="0" w:name="_3uvrojcsz811" w:id="37"/>
       <w:bookmarkEnd w:id="37"/>
       <w:r>
         <w:rPr>
@@ -7952,7 +7952,7 @@
           <w:color w:val="231f20"/>
         </w:rPr>
       </w:pPr>
-      <w:bookmarkStart w:colFirst="0" w:colLast="0" w:name="_glk5yk9llptn" w:id="38"/>
+      <w:bookmarkStart w:colFirst="0" w:colLast="0" w:name="_8us6a8p61ep" w:id="38"/>
       <w:bookmarkEnd w:id="38"/>
       <w:r>
         <w:rPr>
@@ -7972,7 +7972,7 @@
           <w:color w:val="231f20"/>
         </w:rPr>
       </w:pPr>
-      <w:bookmarkStart w:colFirst="0" w:colLast="0" w:name="_iytv8dofr6o0" w:id="39"/>
+      <w:bookmarkStart w:colFirst="0" w:colLast="0" w:name="_qwswd7apw9v" w:id="39"/>
       <w:bookmarkEnd w:id="39"/>
       <w:r>
         <w:rPr>
@@ -8028,7 +8028,7 @@
           <w:color w:val="231f20"/>
         </w:rPr>
       </w:pPr>
-      <w:bookmarkStart w:colFirst="0" w:colLast="0" w:name="_mygdlag4lumq" w:id="40"/>
+      <w:bookmarkStart w:colFirst="0" w:colLast="0" w:name="_d3jqw7pmmjzf" w:id="40"/>
       <w:bookmarkEnd w:id="40"/>
       <w:r>
         <w:rPr>
@@ -8250,12 +8250,12 @@
           <wp:extent cx="962941" cy="363600"/>
           <wp:effectExtent b="0" l="0" r="0" t="0"/>
           <wp:wrapNone/>
-          <wp:docPr id="4" name="image1.png"/>
+          <wp:docPr id="4" name="image3.png"/>
           <a:graphic>
             <a:graphicData uri="http://schemas.openxmlformats.org/drawingml/2006/picture">
               <pic:pic>
                 <pic:nvPicPr>
-                  <pic:cNvPr id="0" name="image1.png"/>
+                  <pic:cNvPr id="0" name="image3.png"/>
                   <pic:cNvPicPr preferRelativeResize="0"/>
                 </pic:nvPicPr>
                 <pic:blipFill>
@@ -8472,12 +8472,12 @@
           <wp:extent cx="962941" cy="363600"/>
           <wp:effectExtent b="0" l="0" r="0" t="0"/>
           <wp:wrapNone/>
-          <wp:docPr id="3" name="image1.png"/>
+          <wp:docPr id="6" name="image3.png"/>
           <a:graphic>
             <a:graphicData uri="http://schemas.openxmlformats.org/drawingml/2006/picture">
               <pic:pic>
                 <pic:nvPicPr>
-                  <pic:cNvPr id="0" name="image1.png"/>
+                  <pic:cNvPr id="0" name="image3.png"/>
                   <pic:cNvPicPr preferRelativeResize="0"/>
                 </pic:nvPicPr>
                 <pic:blipFill>
@@ -8687,12 +8687,12 @@
           <wp:extent cx="962941" cy="363600"/>
           <wp:effectExtent b="0" l="0" r="0" t="0"/>
           <wp:wrapNone/>
-          <wp:docPr id="5" name="image1.png"/>
+          <wp:docPr id="5" name="image3.png"/>
           <a:graphic>
             <a:graphicData uri="http://schemas.openxmlformats.org/drawingml/2006/picture">
               <pic:pic>
                 <pic:nvPicPr>
-                  <pic:cNvPr id="0" name="image1.png"/>
+                  <pic:cNvPr id="0" name="image3.png"/>
                   <pic:cNvPicPr preferRelativeResize="0"/>
                 </pic:nvPicPr>
                 <pic:blipFill>
@@ -8909,12 +8909,12 @@
           <wp:extent cx="962941" cy="363600"/>
           <wp:effectExtent b="0" l="0" r="0" t="0"/>
           <wp:wrapNone/>
-          <wp:docPr id="6" name="image1.png"/>
+          <wp:docPr id="7" name="image3.png"/>
           <a:graphic>
             <a:graphicData uri="http://schemas.openxmlformats.org/drawingml/2006/picture">
               <pic:pic>
                 <pic:nvPicPr>
-                  <pic:cNvPr id="0" name="image1.png"/>
+                  <pic:cNvPr id="0" name="image3.png"/>
                   <pic:cNvPicPr preferRelativeResize="0"/>
                 </pic:nvPicPr>
                 <pic:blipFill>
@@ -8946,19 +8946,9 @@
 <w:hdr xmlns:mc="http://schemas.openxmlformats.org/markup-compatibility/2006" xmlns:o="urn:schemas-microsoft-com:office:office" xmlns:r="http://schemas.openxmlformats.org/officeDocument/2006/relationships" xmlns:m="http://schemas.openxmlformats.org/officeDocument/2006/math" xmlns:v="urn:schemas-microsoft-com:vml" xmlns:wp="http://schemas.openxmlformats.org/drawingml/2006/wordprocessingDrawing" xmlns:w10="urn:schemas-microsoft-com:office:word" xmlns:w="http://schemas.openxmlformats.org/wordprocessingml/2006/main" xmlns:wne="http://schemas.microsoft.com/office/word/2006/wordml" xmlns:sl="http://schemas.openxmlformats.org/schemaLibrary/2006/main" xmlns:a="http://schemas.openxmlformats.org/drawingml/2006/main" xmlns:pic="http://schemas.openxmlformats.org/drawingml/2006/picture" xmlns:c="http://schemas.openxmlformats.org/drawingml/2006/chart" xmlns:lc="http://schemas.openxmlformats.org/drawingml/2006/lockedCanvas" xmlns:dgm="http://schemas.openxmlformats.org/drawingml/2006/diagram" xmlns:wps="http://schemas.microsoft.com/office/word/2010/wordprocessingShape" xmlns:wpg="http://schemas.microsoft.com/office/word/2010/wordprocessingGroup" xmlns:w14="http://schemas.microsoft.com/office/word/2010/wordml" xmlns:w15="http://schemas.microsoft.com/office/word/2012/wordml" xmlns:w16="http://schemas.microsoft.com/office/word/2018/wordml" xmlns:w16cex="http://schemas.microsoft.com/office/word/2018/wordml/cex" xmlns:w16cid="http://schemas.microsoft.com/office/word/2016/wordml/cid" xmlns="http://schemas.microsoft.com/office/tasks/2019/documenttasks" xmlns:cr="http://schemas.microsoft.com/office/comments/2020/reactions">
   <w:p>
     <w:pPr>
-      <w:keepNext w:val="0"/>
-      <w:keepLines w:val="0"/>
       <w:widowControl w:val="0"/>
-      <w:pBdr>
-        <w:top w:space="0" w:sz="0" w:val="nil"/>
-        <w:left w:space="0" w:sz="0" w:val="nil"/>
-        <w:bottom w:space="0" w:sz="0" w:val="nil"/>
-        <w:right w:space="0" w:sz="0" w:val="nil"/>
-        <w:between w:space="0" w:sz="0" w:val="nil"/>
-      </w:pBdr>
-      <w:shd w:fill="auto" w:val="clear"/>
-      <w:spacing w:after="0" w:before="0" w:line="276" w:lineRule="auto"/>
-      <w:ind w:left="0" w:right="0" w:firstLine="0"/>
+      <w:spacing w:after="0" w:line="276" w:lineRule="auto"/>
+      <w:ind w:right="0"/>
       <w:jc w:val="left"/>
       <w:rPr/>
     </w:pPr>
@@ -8972,15 +8962,15 @@
         <wp:anchor allowOverlap="1" behindDoc="0" distB="0" distT="0" distL="114300" distR="114300" hidden="0" layoutInCell="1" locked="0" relativeHeight="0" simplePos="0">
           <wp:simplePos x="0" y="0"/>
           <wp:positionH relativeFrom="column">
-            <wp:posOffset>28578</wp:posOffset>
+            <wp:posOffset>28580</wp:posOffset>
           </wp:positionH>
           <wp:positionV relativeFrom="paragraph">
-            <wp:posOffset>-44991</wp:posOffset>
+            <wp:posOffset>-44988</wp:posOffset>
           </wp:positionV>
           <wp:extent cx="1355753" cy="1011600"/>
           <wp:effectExtent b="0" l="0" r="0" t="0"/>
           <wp:wrapNone/>
-          <wp:docPr id="13" name="image2.png"/>
+          <wp:docPr id="10" name="image2.png"/>
           <a:graphic>
             <a:graphicData uri="http://schemas.openxmlformats.org/drawingml/2006/picture">
               <pic:pic>
@@ -9013,7 +9003,8 @@
   <w:tbl>
     <w:tblPr>
       <w:tblStyle w:val="Table1"/>
-      <w:tblW w:w="10140.0" w:type="dxa"/>
+      <w:tblpPr w:leftFromText="180" w:rightFromText="180" w:topFromText="180" w:bottomFromText="180" w:vertAnchor="text" w:horzAnchor="text" w:tblpX="-25.39370078740177" w:tblpY="0"/>
+      <w:tblW w:w="10230.0" w:type="dxa"/>
       <w:jc w:val="left"/>
       <w:tblInd w:w="-15.0" w:type="dxa"/>
       <w:tblBorders>
@@ -9025,12 +9016,12 @@
     <w:tblGrid>
       <w:gridCol w:w="3525"/>
       <w:gridCol w:w="3240"/>
-      <w:gridCol w:w="3375"/>
+      <w:gridCol w:w="3465"/>
       <w:tblGridChange w:id="0">
         <w:tblGrid>
           <w:gridCol w:w="3525"/>
           <w:gridCol w:w="3240"/>
-          <w:gridCol w:w="3375"/>
+          <w:gridCol w:w="3465"/>
         </w:tblGrid>
       </w:tblGridChange>
     </w:tblGrid>
@@ -9523,39 +9514,11 @@
   </w:tbl>
   <w:p>
     <w:pPr>
-      <w:keepNext w:val="0"/>
-      <w:keepLines w:val="0"/>
-      <w:widowControl w:val="1"/>
-      <w:pBdr>
-        <w:top w:space="0" w:sz="0" w:val="nil"/>
-        <w:left w:space="0" w:sz="0" w:val="nil"/>
-        <w:bottom w:space="0" w:sz="0" w:val="nil"/>
-        <w:right w:space="0" w:sz="0" w:val="nil"/>
-        <w:between w:space="0" w:sz="0" w:val="nil"/>
-      </w:pBdr>
-      <w:shd w:fill="auto" w:val="clear"/>
       <w:tabs>
         <w:tab w:val="center" w:leader="none" w:pos="4536"/>
         <w:tab w:val="right" w:leader="none" w:pos="9072"/>
       </w:tabs>
-      <w:spacing w:after="120" w:before="0" w:line="240" w:lineRule="auto"/>
-      <w:ind w:left="0" w:right="113" w:firstLine="0"/>
-      <w:jc w:val="both"/>
-      <w:rPr>
-        <w:rFonts w:ascii="Century Schoolbook" w:cs="Century Schoolbook" w:eastAsia="Century Schoolbook" w:hAnsi="Century Schoolbook"/>
-        <w:b w:val="0"/>
-        <w:bCs w:val="0"/>
-        <w:i w:val="0"/>
-        <w:iCs w:val="0"/>
-        <w:smallCaps w:val="0"/>
-        <w:strike w:val="0"/>
-        <w:color w:val="000000"/>
-        <w:sz w:val="12"/>
-        <w:szCs w:val="12"/>
-        <w:u w:val="none"/>
-        <w:shd w:fill="auto" w:val="clear"/>
-        <w:vertAlign w:val="baseline"/>
-      </w:rPr>
+      <w:rPr/>
     </w:pPr>
     <w:r>
       <w:rPr>
@@ -9593,8 +9556,6 @@
         <w:smallCaps w:val="0"/>
         <w:strike w:val="0"/>
         <w:color w:val="000000"/>
-        <w:sz w:val="12"/>
-        <w:szCs w:val="12"/>
         <w:u w:val="none"/>
         <w:shd w:fill="auto" w:val="clear"/>
         <w:vertAlign w:val="baseline"/>
@@ -9610,15 +9571,15 @@
         <wp:anchor allowOverlap="1" behindDoc="0" distB="0" distT="0" distL="114300" distR="114300" hidden="0" layoutInCell="1" locked="0" relativeHeight="0" simplePos="0">
           <wp:simplePos x="0" y="0"/>
           <wp:positionH relativeFrom="column">
-            <wp:posOffset>57153</wp:posOffset>
+            <wp:posOffset>57152</wp:posOffset>
           </wp:positionH>
           <wp:positionV relativeFrom="paragraph">
-            <wp:posOffset>-123253</wp:posOffset>
+            <wp:posOffset>-76198</wp:posOffset>
           </wp:positionV>
           <wp:extent cx="1355753" cy="1011600"/>
           <wp:effectExtent b="0" l="0" r="0" t="0"/>
           <wp:wrapNone/>
-          <wp:docPr id="12" name="image2.png"/>
+          <wp:docPr id="9" name="image2.png"/>
           <a:graphic>
             <a:graphicData uri="http://schemas.openxmlformats.org/drawingml/2006/picture">
               <pic:pic>
@@ -10295,7 +10256,7 @@
               <wp:anchor allowOverlap="1" behindDoc="1" distB="0" distT="0" distL="0" distR="0" hidden="0" layoutInCell="1" locked="0" relativeHeight="0" simplePos="0">
                 <wp:simplePos x="0" y="0"/>
                 <wp:positionH relativeFrom="column">
-                  <wp:posOffset>-60322</wp:posOffset>
+                  <wp:posOffset>-60318</wp:posOffset>
                 </wp:positionH>
                 <wp:positionV relativeFrom="paragraph">
                   <wp:posOffset>635</wp:posOffset>
@@ -10303,12 +10264,12 @@
                 <wp:extent cx="1209040" cy="532765"/>
                 <wp:effectExtent b="0" l="0" r="0" t="0"/>
                 <wp:wrapNone/>
-                <wp:docPr id="1" name="image3.png"/>
+                <wp:docPr id="1" name="image1.png"/>
                 <a:graphic>
                   <a:graphicData uri="http://schemas.openxmlformats.org/drawingml/2006/picture">
                     <pic:pic>
                       <pic:nvPicPr>
-                        <pic:cNvPr id="0" name="image3.png"/>
+                        <pic:cNvPr id="0" name="image1.png"/>
                         <pic:cNvPicPr preferRelativeResize="0"/>
                       </pic:nvPicPr>
                       <pic:blipFill>
@@ -10827,8 +10788,6 @@
         <w:smallCaps w:val="0"/>
         <w:strike w:val="0"/>
         <w:color w:val="000000"/>
-        <w:sz w:val="10"/>
-        <w:szCs w:val="10"/>
         <w:u w:val="none"/>
         <w:shd w:fill="auto" w:val="clear"/>
         <w:vertAlign w:val="baseline"/>
@@ -10844,15 +10803,15 @@
         <wp:anchor allowOverlap="1" behindDoc="0" distB="0" distT="0" distL="114300" distR="114300" hidden="0" layoutInCell="1" locked="0" relativeHeight="0" simplePos="0">
           <wp:simplePos x="0" y="0"/>
           <wp:positionH relativeFrom="column">
-            <wp:posOffset>57153</wp:posOffset>
+            <wp:posOffset>47627</wp:posOffset>
           </wp:positionH>
           <wp:positionV relativeFrom="paragraph">
-            <wp:posOffset>-150335</wp:posOffset>
+            <wp:posOffset>-57148</wp:posOffset>
           </wp:positionV>
           <wp:extent cx="1355753" cy="1011600"/>
           <wp:effectExtent b="0" l="0" r="0" t="0"/>
           <wp:wrapNone/>
-          <wp:docPr id="9" name="image2.png"/>
+          <wp:docPr id="11" name="image2.png"/>
           <a:graphic>
             <a:graphicData uri="http://schemas.openxmlformats.org/drawingml/2006/picture">
               <pic:pic>
@@ -11529,7 +11488,7 @@
               <wp:anchor allowOverlap="1" behindDoc="1" distB="0" distT="0" distL="0" distR="0" hidden="0" layoutInCell="1" locked="0" relativeHeight="0" simplePos="0">
                 <wp:simplePos x="0" y="0"/>
                 <wp:positionH relativeFrom="column">
-                  <wp:posOffset>-60322</wp:posOffset>
+                  <wp:posOffset>-60318</wp:posOffset>
                 </wp:positionH>
                 <wp:positionV relativeFrom="paragraph">
                   <wp:posOffset>635</wp:posOffset>
@@ -11537,12 +11496,12 @@
                 <wp:extent cx="1209040" cy="532765"/>
                 <wp:effectExtent b="0" l="0" r="0" t="0"/>
                 <wp:wrapNone/>
-                <wp:docPr id="2" name="image3.png"/>
+                <wp:docPr id="2" name="image1.png"/>
                 <a:graphic>
                   <a:graphicData uri="http://schemas.openxmlformats.org/drawingml/2006/picture">
                     <pic:pic>
                       <pic:nvPicPr>
-                        <pic:cNvPr id="0" name="image3.png"/>
+                        <pic:cNvPr id="0" name="image1.png"/>
                         <pic:cNvPicPr preferRelativeResize="0"/>
                       </pic:nvPicPr>
                       <pic:blipFill>
@@ -12042,10 +12001,7 @@
       <w:spacing w:after="0" w:line="276" w:lineRule="auto"/>
       <w:ind w:right="0"/>
       <w:jc w:val="left"/>
-      <w:rPr>
-        <w:sz w:val="10"/>
-        <w:szCs w:val="10"/>
-      </w:rPr>
+      <w:rPr/>
     </w:pPr>
     <w:r>
       <w:rPr>
@@ -12057,15 +12013,15 @@
         <wp:anchor allowOverlap="1" behindDoc="0" distB="0" distT="0" distL="114300" distR="114300" hidden="0" layoutInCell="1" locked="0" relativeHeight="0" simplePos="0">
           <wp:simplePos x="0" y="0"/>
           <wp:positionH relativeFrom="column">
-            <wp:posOffset>47628</wp:posOffset>
+            <wp:posOffset>57152</wp:posOffset>
           </wp:positionH>
           <wp:positionV relativeFrom="paragraph">
-            <wp:posOffset>-150335</wp:posOffset>
+            <wp:posOffset>-57148</wp:posOffset>
           </wp:positionV>
           <wp:extent cx="1355753" cy="1011600"/>
           <wp:effectExtent b="0" l="0" r="0" t="0"/>
           <wp:wrapNone/>
-          <wp:docPr id="10" name="image2.png"/>
+          <wp:docPr id="3" name="image2.png"/>
           <a:graphic>
             <a:graphicData uri="http://schemas.openxmlformats.org/drawingml/2006/picture">
               <pic:pic>

--- a/deliveries/cases/EN/3.docx
+++ b/deliveries/cases/EN/3.docx
@@ -36,12 +36,12 @@
             <wp:extent cx="1880235" cy="1381716"/>
             <wp:effectExtent b="0" l="0" r="0" t="0"/>
             <wp:wrapSquare wrapText="bothSides" distB="0" distT="0" distL="114300" distR="114300"/>
-            <wp:docPr id="12" name="image2.png"/>
+            <wp:docPr id="8" name="image1.png"/>
             <a:graphic>
               <a:graphicData uri="http://schemas.openxmlformats.org/drawingml/2006/picture">
                 <pic:pic>
                   <pic:nvPicPr>
-                    <pic:cNvPr id="0" name="image2.png"/>
+                    <pic:cNvPr id="0" name="image1.png"/>
                     <pic:cNvPicPr preferRelativeResize="0"/>
                   </pic:nvPicPr>
                   <pic:blipFill>
@@ -202,7 +202,7 @@
           <w:color w:val="231f20"/>
         </w:rPr>
       </w:pPr>
-      <w:bookmarkStart w:colFirst="0" w:colLast="0" w:name="_8j5cxre5m5v" w:id="0"/>
+      <w:bookmarkStart w:colFirst="0" w:colLast="0" w:name="_ap721m2b8ssf" w:id="0"/>
       <w:bookmarkEnd w:id="0"/>
       <w:r>
         <w:rPr>
@@ -1005,7 +1005,7 @@
     </w:p>
     <w:sdt>
       <w:sdtPr>
-        <w:id w:val="-1253480834"/>
+        <w:id w:val="-2057441928"/>
         <w:docPartObj>
           <w:docPartGallery w:val="Table of Contents"/>
           <w:docPartUnique w:val="1"/>
@@ -1052,7 +1052,7 @@
             <w:instrText xml:space="preserve"> TOC \h \u \z \t "Heading 1,1,Heading 2,2,Heading 3,3,"</w:instrText>
             <w:fldChar w:fldCharType="separate"/>
           </w:r>
-          <w:hyperlink w:anchor="_jl6yzs515ea4">
+          <w:hyperlink w:anchor="_pnnaopq8ya9u">
             <w:r>
               <w:rPr>
                 <w:rFonts w:ascii="Arial" w:cs="Arial" w:eastAsia="Arial" w:hAnsi="Arial"/>
@@ -1073,7 +1073,7 @@
               <w:t xml:space="preserve">1</w:t>
             </w:r>
           </w:hyperlink>
-          <w:hyperlink w:anchor="_jl6yzs515ea4">
+          <w:hyperlink w:anchor="_pnnaopq8ya9u">
             <w:r>
               <w:rPr>
                 <w:rFonts w:ascii="Arial" w:cs="Arial" w:eastAsia="Arial" w:hAnsi="Arial"/>
@@ -1094,7 +1094,7 @@
           </w:hyperlink>
           <w:r>
             <w:fldChar w:fldCharType="begin"/>
-            <w:instrText xml:space="preserve"> PAGEREF _jl6yzs515ea4 \h </w:instrText>
+            <w:instrText xml:space="preserve"> PAGEREF _pnnaopq8ya9u \h </w:instrText>
             <w:fldChar w:fldCharType="separate"/>
           </w:r>
           <w:r>
@@ -1162,7 +1162,7 @@
               <w:vertAlign w:val="baseline"/>
             </w:rPr>
           </w:pPr>
-          <w:hyperlink w:anchor="_j3uotyus6851">
+          <w:hyperlink w:anchor="_o5jzpuxrlxtz">
             <w:r>
               <w:rPr>
                 <w:rFonts w:ascii="Arial" w:cs="Arial" w:eastAsia="Arial" w:hAnsi="Arial"/>
@@ -1181,7 +1181,7 @@
               <w:t xml:space="preserve">1.1</w:t>
             </w:r>
           </w:hyperlink>
-          <w:hyperlink w:anchor="_j3uotyus6851">
+          <w:hyperlink w:anchor="_o5jzpuxrlxtz">
             <w:r>
               <w:rPr>
                 <w:rFonts w:ascii="Arial" w:cs="Arial" w:eastAsia="Arial" w:hAnsi="Arial"/>
@@ -1202,7 +1202,7 @@
           </w:hyperlink>
           <w:r>
             <w:fldChar w:fldCharType="begin"/>
-            <w:instrText xml:space="preserve"> PAGEREF _j3uotyus6851 \h </w:instrText>
+            <w:instrText xml:space="preserve"> PAGEREF _o5jzpuxrlxtz \h </w:instrText>
             <w:fldChar w:fldCharType="separate"/>
           </w:r>
           <w:r>
@@ -1268,7 +1268,7 @@
               <w:vertAlign w:val="baseline"/>
             </w:rPr>
           </w:pPr>
-          <w:hyperlink w:anchor="_p9h8kpdjb25r">
+          <w:hyperlink w:anchor="_s6oeyx5j2xtc">
             <w:r>
               <w:rPr>
                 <w:rFonts w:ascii="Arial" w:cs="Arial" w:eastAsia="Arial" w:hAnsi="Arial"/>
@@ -1287,7 +1287,7 @@
               <w:t xml:space="preserve">1.2</w:t>
             </w:r>
           </w:hyperlink>
-          <w:hyperlink w:anchor="_p9h8kpdjb25r">
+          <w:hyperlink w:anchor="_s6oeyx5j2xtc">
             <w:r>
               <w:rPr>
                 <w:rFonts w:ascii="Arial" w:cs="Arial" w:eastAsia="Arial" w:hAnsi="Arial"/>
@@ -1308,7 +1308,7 @@
           </w:hyperlink>
           <w:r>
             <w:fldChar w:fldCharType="begin"/>
-            <w:instrText xml:space="preserve"> PAGEREF _p9h8kpdjb25r \h </w:instrText>
+            <w:instrText xml:space="preserve"> PAGEREF _s6oeyx5j2xtc \h </w:instrText>
             <w:fldChar w:fldCharType="separate"/>
           </w:r>
           <w:r>
@@ -1374,7 +1374,7 @@
               <w:vertAlign w:val="baseline"/>
             </w:rPr>
           </w:pPr>
-          <w:hyperlink w:anchor="_c3wmdc55bkc">
+          <w:hyperlink w:anchor="_8by2z4fdpdtq">
             <w:r>
               <w:rPr>
                 <w:rFonts w:ascii="Arial" w:cs="Arial" w:eastAsia="Arial" w:hAnsi="Arial"/>
@@ -1393,7 +1393,7 @@
               <w:t xml:space="preserve">1.3</w:t>
             </w:r>
           </w:hyperlink>
-          <w:hyperlink w:anchor="_c3wmdc55bkc">
+          <w:hyperlink w:anchor="_8by2z4fdpdtq">
             <w:r>
               <w:rPr>
                 <w:rFonts w:ascii="Arial" w:cs="Arial" w:eastAsia="Arial" w:hAnsi="Arial"/>
@@ -1414,7 +1414,7 @@
           </w:hyperlink>
           <w:r>
             <w:fldChar w:fldCharType="begin"/>
-            <w:instrText xml:space="preserve"> PAGEREF _c3wmdc55bkc \h </w:instrText>
+            <w:instrText xml:space="preserve"> PAGEREF _8by2z4fdpdtq \h </w:instrText>
             <w:fldChar w:fldCharType="separate"/>
           </w:r>
           <w:r>
@@ -1480,7 +1480,7 @@
               <w:vertAlign w:val="baseline"/>
             </w:rPr>
           </w:pPr>
-          <w:hyperlink w:anchor="_thupjnbkfu8a">
+          <w:hyperlink w:anchor="_vnab0ltoa9vk">
             <w:r>
               <w:rPr>
                 <w:rFonts w:ascii="Arial" w:cs="Arial" w:eastAsia="Arial" w:hAnsi="Arial"/>
@@ -1499,7 +1499,7 @@
               <w:t xml:space="preserve">1.4</w:t>
             </w:r>
           </w:hyperlink>
-          <w:hyperlink w:anchor="_thupjnbkfu8a">
+          <w:hyperlink w:anchor="_vnab0ltoa9vk">
             <w:r>
               <w:rPr>
                 <w:rFonts w:ascii="Arial" w:cs="Arial" w:eastAsia="Arial" w:hAnsi="Arial"/>
@@ -1520,7 +1520,7 @@
           </w:hyperlink>
           <w:r>
             <w:fldChar w:fldCharType="begin"/>
-            <w:instrText xml:space="preserve"> PAGEREF _thupjnbkfu8a \h </w:instrText>
+            <w:instrText xml:space="preserve"> PAGEREF _vnab0ltoa9vk \h </w:instrText>
             <w:fldChar w:fldCharType="separate"/>
           </w:r>
           <w:r>
@@ -1586,7 +1586,7 @@
               <w:vertAlign w:val="baseline"/>
             </w:rPr>
           </w:pPr>
-          <w:hyperlink w:anchor="_ii7w8mf46b60">
+          <w:hyperlink w:anchor="_sq5ymn6tszmh">
             <w:r>
               <w:rPr>
                 <w:rFonts w:ascii="Arial" w:cs="Arial" w:eastAsia="Arial" w:hAnsi="Arial"/>
@@ -1605,7 +1605,7 @@
               <w:t xml:space="preserve">1.5</w:t>
             </w:r>
           </w:hyperlink>
-          <w:hyperlink w:anchor="_ii7w8mf46b60">
+          <w:hyperlink w:anchor="_sq5ymn6tszmh">
             <w:r>
               <w:rPr>
                 <w:rFonts w:ascii="Arial" w:cs="Arial" w:eastAsia="Arial" w:hAnsi="Arial"/>
@@ -1626,7 +1626,7 @@
           </w:hyperlink>
           <w:r>
             <w:fldChar w:fldCharType="begin"/>
-            <w:instrText xml:space="preserve"> PAGEREF _ii7w8mf46b60 \h </w:instrText>
+            <w:instrText xml:space="preserve"> PAGEREF _sq5ymn6tszmh \h </w:instrText>
             <w:fldChar w:fldCharType="separate"/>
           </w:r>
           <w:r>
@@ -1692,7 +1692,7 @@
               <w:vertAlign w:val="baseline"/>
             </w:rPr>
           </w:pPr>
-          <w:hyperlink w:anchor="_8eciv73nvdkf">
+          <w:hyperlink w:anchor="_s9t4hoqudhbr">
             <w:r>
               <w:rPr>
                 <w:rFonts w:ascii="Arial" w:cs="Arial" w:eastAsia="Arial" w:hAnsi="Arial"/>
@@ -1713,7 +1713,7 @@
               <w:t xml:space="preserve">2</w:t>
             </w:r>
           </w:hyperlink>
-          <w:hyperlink w:anchor="_8eciv73nvdkf">
+          <w:hyperlink w:anchor="_s9t4hoqudhbr">
             <w:r>
               <w:rPr>
                 <w:rFonts w:ascii="Arial" w:cs="Arial" w:eastAsia="Arial" w:hAnsi="Arial"/>
@@ -1734,7 +1734,7 @@
           </w:hyperlink>
           <w:r>
             <w:fldChar w:fldCharType="begin"/>
-            <w:instrText xml:space="preserve"> PAGEREF _8eciv73nvdkf \h </w:instrText>
+            <w:instrText xml:space="preserve"> PAGEREF _s9t4hoqudhbr \h </w:instrText>
             <w:fldChar w:fldCharType="separate"/>
           </w:r>
           <w:r>
@@ -1802,7 +1802,7 @@
               <w:vertAlign w:val="baseline"/>
             </w:rPr>
           </w:pPr>
-          <w:hyperlink w:anchor="_mzbr3lem2or">
+          <w:hyperlink w:anchor="_v79c9lmwv5dp">
             <w:r>
               <w:rPr>
                 <w:rFonts w:ascii="Arial" w:cs="Arial" w:eastAsia="Arial" w:hAnsi="Arial"/>
@@ -1821,7 +1821,7 @@
               <w:t xml:space="preserve">2.1</w:t>
             </w:r>
           </w:hyperlink>
-          <w:hyperlink w:anchor="_mzbr3lem2or">
+          <w:hyperlink w:anchor="_v79c9lmwv5dp">
             <w:r>
               <w:rPr>
                 <w:rFonts w:ascii="Arial" w:cs="Arial" w:eastAsia="Arial" w:hAnsi="Arial"/>
@@ -1842,7 +1842,7 @@
           </w:hyperlink>
           <w:r>
             <w:fldChar w:fldCharType="begin"/>
-            <w:instrText xml:space="preserve"> PAGEREF _mzbr3lem2or \h </w:instrText>
+            <w:instrText xml:space="preserve"> PAGEREF _v79c9lmwv5dp \h </w:instrText>
             <w:fldChar w:fldCharType="separate"/>
           </w:r>
           <w:r>
@@ -1908,7 +1908,7 @@
               <w:vertAlign w:val="baseline"/>
             </w:rPr>
           </w:pPr>
-          <w:hyperlink w:anchor="_sv77ueqmvgba">
+          <w:hyperlink w:anchor="_3s0zr36huh7j">
             <w:r>
               <w:rPr>
                 <w:rFonts w:ascii="Arial" w:cs="Arial" w:eastAsia="Arial" w:hAnsi="Arial"/>
@@ -1927,7 +1927,7 @@
               <w:t xml:space="preserve">2.2</w:t>
             </w:r>
           </w:hyperlink>
-          <w:hyperlink w:anchor="_sv77ueqmvgba">
+          <w:hyperlink w:anchor="_3s0zr36huh7j">
             <w:r>
               <w:rPr>
                 <w:rFonts w:ascii="Arial" w:cs="Arial" w:eastAsia="Arial" w:hAnsi="Arial"/>
@@ -1948,7 +1948,7 @@
           </w:hyperlink>
           <w:r>
             <w:fldChar w:fldCharType="begin"/>
-            <w:instrText xml:space="preserve"> PAGEREF _sv77ueqmvgba \h </w:instrText>
+            <w:instrText xml:space="preserve"> PAGEREF _3s0zr36huh7j \h </w:instrText>
             <w:fldChar w:fldCharType="separate"/>
           </w:r>
           <w:r>
@@ -2014,7 +2014,7 @@
               <w:vertAlign w:val="baseline"/>
             </w:rPr>
           </w:pPr>
-          <w:hyperlink w:anchor="_ugb2q34jkae4">
+          <w:hyperlink w:anchor="_68ehkrk7wwla">
             <w:r>
               <w:rPr>
                 <w:rFonts w:ascii="Arial" w:cs="Arial" w:eastAsia="Arial" w:hAnsi="Arial"/>
@@ -2033,7 +2033,7 @@
               <w:t xml:space="preserve">2.2.1</w:t>
             </w:r>
           </w:hyperlink>
-          <w:hyperlink w:anchor="_ugb2q34jkae4">
+          <w:hyperlink w:anchor="_68ehkrk7wwla">
             <w:r>
               <w:rPr>
                 <w:rFonts w:ascii="Arial" w:cs="Arial" w:eastAsia="Arial" w:hAnsi="Arial"/>
@@ -2054,7 +2054,7 @@
           </w:hyperlink>
           <w:r>
             <w:fldChar w:fldCharType="begin"/>
-            <w:instrText xml:space="preserve"> PAGEREF _ugb2q34jkae4 \h </w:instrText>
+            <w:instrText xml:space="preserve"> PAGEREF _68ehkrk7wwla \h </w:instrText>
             <w:fldChar w:fldCharType="separate"/>
           </w:r>
           <w:r>
@@ -2120,7 +2120,7 @@
               <w:vertAlign w:val="baseline"/>
             </w:rPr>
           </w:pPr>
-          <w:hyperlink w:anchor="_v9z6nonw7bge">
+          <w:hyperlink w:anchor="_lbh0tuhm35lq">
             <w:r>
               <w:rPr>
                 <w:rFonts w:ascii="Arial" w:cs="Arial" w:eastAsia="Arial" w:hAnsi="Arial"/>
@@ -2139,7 +2139,7 @@
               <w:t xml:space="preserve">2.2.1.1</w:t>
             </w:r>
           </w:hyperlink>
-          <w:hyperlink w:anchor="_v9z6nonw7bge">
+          <w:hyperlink w:anchor="_lbh0tuhm35lq">
             <w:r>
               <w:rPr>
                 <w:rFonts w:ascii="Arial" w:cs="Arial" w:eastAsia="Arial" w:hAnsi="Arial"/>
@@ -2160,7 +2160,7 @@
           </w:hyperlink>
           <w:r>
             <w:fldChar w:fldCharType="begin"/>
-            <w:instrText xml:space="preserve"> PAGEREF _v9z6nonw7bge \h </w:instrText>
+            <w:instrText xml:space="preserve"> PAGEREF _lbh0tuhm35lq \h </w:instrText>
             <w:fldChar w:fldCharType="separate"/>
           </w:r>
           <w:r>
@@ -2226,7 +2226,7 @@
               <w:vertAlign w:val="baseline"/>
             </w:rPr>
           </w:pPr>
-          <w:hyperlink w:anchor="_jv5dzrs98qde">
+          <w:hyperlink w:anchor="_6aum6yx2qrq3">
             <w:r>
               <w:rPr>
                 <w:rFonts w:ascii="Arial" w:cs="Arial" w:eastAsia="Arial" w:hAnsi="Arial"/>
@@ -2245,7 +2245,7 @@
               <w:t xml:space="preserve">2.2.1.2</w:t>
             </w:r>
           </w:hyperlink>
-          <w:hyperlink w:anchor="_jv5dzrs98qde">
+          <w:hyperlink w:anchor="_6aum6yx2qrq3">
             <w:r>
               <w:rPr>
                 <w:rFonts w:ascii="Arial" w:cs="Arial" w:eastAsia="Arial" w:hAnsi="Arial"/>
@@ -2266,7 +2266,7 @@
           </w:hyperlink>
           <w:r>
             <w:fldChar w:fldCharType="begin"/>
-            <w:instrText xml:space="preserve"> PAGEREF _jv5dzrs98qde \h </w:instrText>
+            <w:instrText xml:space="preserve"> PAGEREF _6aum6yx2qrq3 \h </w:instrText>
             <w:fldChar w:fldCharType="separate"/>
           </w:r>
           <w:r>
@@ -2332,7 +2332,7 @@
               <w:vertAlign w:val="baseline"/>
             </w:rPr>
           </w:pPr>
-          <w:hyperlink w:anchor="_f6r1s68yicdk">
+          <w:hyperlink w:anchor="_5iho399th0vs">
             <w:r>
               <w:rPr>
                 <w:rFonts w:ascii="Arial" w:cs="Arial" w:eastAsia="Arial" w:hAnsi="Arial"/>
@@ -2351,7 +2351,7 @@
               <w:t xml:space="preserve">2.2.1.3</w:t>
             </w:r>
           </w:hyperlink>
-          <w:hyperlink w:anchor="_f6r1s68yicdk">
+          <w:hyperlink w:anchor="_5iho399th0vs">
             <w:r>
               <w:rPr>
                 <w:rFonts w:ascii="Arial" w:cs="Arial" w:eastAsia="Arial" w:hAnsi="Arial"/>
@@ -2372,7 +2372,7 @@
           </w:hyperlink>
           <w:r>
             <w:fldChar w:fldCharType="begin"/>
-            <w:instrText xml:space="preserve"> PAGEREF _f6r1s68yicdk \h </w:instrText>
+            <w:instrText xml:space="preserve"> PAGEREF _5iho399th0vs \h </w:instrText>
             <w:fldChar w:fldCharType="separate"/>
           </w:r>
           <w:r>
@@ -2438,7 +2438,7 @@
               <w:vertAlign w:val="baseline"/>
             </w:rPr>
           </w:pPr>
-          <w:hyperlink w:anchor="_gbb2zbqbx4f1">
+          <w:hyperlink w:anchor="_k81q6pi48918">
             <w:r>
               <w:rPr>
                 <w:rFonts w:ascii="Arial" w:cs="Arial" w:eastAsia="Arial" w:hAnsi="Arial"/>
@@ -2457,7 +2457,7 @@
               <w:t xml:space="preserve">2.2.1.4</w:t>
             </w:r>
           </w:hyperlink>
-          <w:hyperlink w:anchor="_gbb2zbqbx4f1">
+          <w:hyperlink w:anchor="_k81q6pi48918">
             <w:r>
               <w:rPr>
                 <w:rFonts w:ascii="Arial" w:cs="Arial" w:eastAsia="Arial" w:hAnsi="Arial"/>
@@ -2478,7 +2478,7 @@
           </w:hyperlink>
           <w:r>
             <w:fldChar w:fldCharType="begin"/>
-            <w:instrText xml:space="preserve"> PAGEREF _gbb2zbqbx4f1 \h </w:instrText>
+            <w:instrText xml:space="preserve"> PAGEREF _k81q6pi48918 \h </w:instrText>
             <w:fldChar w:fldCharType="separate"/>
           </w:r>
           <w:r>
@@ -2544,7 +2544,7 @@
               <w:vertAlign w:val="baseline"/>
             </w:rPr>
           </w:pPr>
-          <w:hyperlink w:anchor="_4r9p5s31zltj">
+          <w:hyperlink w:anchor="_cez2epn7v5i8">
             <w:r>
               <w:rPr>
                 <w:rFonts w:ascii="Arial" w:cs="Arial" w:eastAsia="Arial" w:hAnsi="Arial"/>
@@ -2563,7 +2563,7 @@
               <w:t xml:space="preserve">2.2.2</w:t>
             </w:r>
           </w:hyperlink>
-          <w:hyperlink w:anchor="_4r9p5s31zltj">
+          <w:hyperlink w:anchor="_cez2epn7v5i8">
             <w:r>
               <w:rPr>
                 <w:rFonts w:ascii="Arial" w:cs="Arial" w:eastAsia="Arial" w:hAnsi="Arial"/>
@@ -2584,7 +2584,7 @@
           </w:hyperlink>
           <w:r>
             <w:fldChar w:fldCharType="begin"/>
-            <w:instrText xml:space="preserve"> PAGEREF _4r9p5s31zltj \h </w:instrText>
+            <w:instrText xml:space="preserve"> PAGEREF _cez2epn7v5i8 \h </w:instrText>
             <w:fldChar w:fldCharType="separate"/>
           </w:r>
           <w:r>
@@ -2650,7 +2650,7 @@
               <w:vertAlign w:val="baseline"/>
             </w:rPr>
           </w:pPr>
-          <w:hyperlink w:anchor="_15yl38ototjp">
+          <w:hyperlink w:anchor="_qbin484hgfr">
             <w:r>
               <w:rPr>
                 <w:rFonts w:ascii="Arial" w:cs="Arial" w:eastAsia="Arial" w:hAnsi="Arial"/>
@@ -2669,7 +2669,7 @@
               <w:t xml:space="preserve">2.2.2.1</w:t>
             </w:r>
           </w:hyperlink>
-          <w:hyperlink w:anchor="_15yl38ototjp">
+          <w:hyperlink w:anchor="_qbin484hgfr">
             <w:r>
               <w:rPr>
                 <w:rFonts w:ascii="Arial" w:cs="Arial" w:eastAsia="Arial" w:hAnsi="Arial"/>
@@ -2690,7 +2690,7 @@
           </w:hyperlink>
           <w:r>
             <w:fldChar w:fldCharType="begin"/>
-            <w:instrText xml:space="preserve"> PAGEREF _15yl38ototjp \h </w:instrText>
+            <w:instrText xml:space="preserve"> PAGEREF _qbin484hgfr \h </w:instrText>
             <w:fldChar w:fldCharType="separate"/>
           </w:r>
           <w:r>
@@ -2756,7 +2756,7 @@
               <w:vertAlign w:val="baseline"/>
             </w:rPr>
           </w:pPr>
-          <w:hyperlink w:anchor="_z85gswwfqlx4">
+          <w:hyperlink w:anchor="_m60lnsy49h9g">
             <w:r>
               <w:rPr>
                 <w:rFonts w:ascii="Arial" w:cs="Arial" w:eastAsia="Arial" w:hAnsi="Arial"/>
@@ -2775,7 +2775,7 @@
               <w:t xml:space="preserve">2.2.2.2</w:t>
             </w:r>
           </w:hyperlink>
-          <w:hyperlink w:anchor="_z85gswwfqlx4">
+          <w:hyperlink w:anchor="_m60lnsy49h9g">
             <w:r>
               <w:rPr>
                 <w:rFonts w:ascii="Arial" w:cs="Arial" w:eastAsia="Arial" w:hAnsi="Arial"/>
@@ -2796,7 +2796,7 @@
           </w:hyperlink>
           <w:r>
             <w:fldChar w:fldCharType="begin"/>
-            <w:instrText xml:space="preserve"> PAGEREF _z85gswwfqlx4 \h </w:instrText>
+            <w:instrText xml:space="preserve"> PAGEREF _m60lnsy49h9g \h </w:instrText>
             <w:fldChar w:fldCharType="separate"/>
           </w:r>
           <w:r>
@@ -2862,7 +2862,7 @@
               <w:vertAlign w:val="baseline"/>
             </w:rPr>
           </w:pPr>
-          <w:hyperlink w:anchor="_wlz09pmqx0dn">
+          <w:hyperlink w:anchor="_4rirwog44rrj">
             <w:r>
               <w:rPr>
                 <w:rFonts w:ascii="Arial" w:cs="Arial" w:eastAsia="Arial" w:hAnsi="Arial"/>
@@ -2881,7 +2881,7 @@
               <w:t xml:space="preserve">2.2.2.3</w:t>
             </w:r>
           </w:hyperlink>
-          <w:hyperlink w:anchor="_wlz09pmqx0dn">
+          <w:hyperlink w:anchor="_4rirwog44rrj">
             <w:r>
               <w:rPr>
                 <w:rFonts w:ascii="Arial" w:cs="Arial" w:eastAsia="Arial" w:hAnsi="Arial"/>
@@ -2902,7 +2902,7 @@
           </w:hyperlink>
           <w:r>
             <w:fldChar w:fldCharType="begin"/>
-            <w:instrText xml:space="preserve"> PAGEREF _wlz09pmqx0dn \h </w:instrText>
+            <w:instrText xml:space="preserve"> PAGEREF _4rirwog44rrj \h </w:instrText>
             <w:fldChar w:fldCharType="separate"/>
           </w:r>
           <w:r>
@@ -2968,7 +2968,7 @@
               <w:vertAlign w:val="baseline"/>
             </w:rPr>
           </w:pPr>
-          <w:hyperlink w:anchor="_fl43wvyx5qer">
+          <w:hyperlink w:anchor="_eqxlvu2kcvhh">
             <w:r>
               <w:rPr>
                 <w:rFonts w:ascii="Arial" w:cs="Arial" w:eastAsia="Arial" w:hAnsi="Arial"/>
@@ -2987,7 +2987,7 @@
               <w:t xml:space="preserve">2.3</w:t>
             </w:r>
           </w:hyperlink>
-          <w:hyperlink w:anchor="_fl43wvyx5qer">
+          <w:hyperlink w:anchor="_eqxlvu2kcvhh">
             <w:r>
               <w:rPr>
                 <w:rFonts w:ascii="Arial" w:cs="Arial" w:eastAsia="Arial" w:hAnsi="Arial"/>
@@ -3008,7 +3008,7 @@
           </w:hyperlink>
           <w:r>
             <w:fldChar w:fldCharType="begin"/>
-            <w:instrText xml:space="preserve"> PAGEREF _fl43wvyx5qer \h </w:instrText>
+            <w:instrText xml:space="preserve"> PAGEREF _eqxlvu2kcvhh \h </w:instrText>
             <w:fldChar w:fldCharType="separate"/>
           </w:r>
           <w:r>
@@ -3074,7 +3074,7 @@
               <w:vertAlign w:val="baseline"/>
             </w:rPr>
           </w:pPr>
-          <w:hyperlink w:anchor="_8666svvdynkv">
+          <w:hyperlink w:anchor="_84fxbi1jqppg">
             <w:r>
               <w:rPr>
                 <w:rFonts w:ascii="Arial" w:cs="Arial" w:eastAsia="Arial" w:hAnsi="Arial"/>
@@ -3095,7 +3095,7 @@
               <w:t xml:space="preserve">3</w:t>
             </w:r>
           </w:hyperlink>
-          <w:hyperlink w:anchor="_8666svvdynkv">
+          <w:hyperlink w:anchor="_84fxbi1jqppg">
             <w:r>
               <w:rPr>
                 <w:rFonts w:ascii="Arial" w:cs="Arial" w:eastAsia="Arial" w:hAnsi="Arial"/>
@@ -3116,7 +3116,7 @@
           </w:hyperlink>
           <w:r>
             <w:fldChar w:fldCharType="begin"/>
-            <w:instrText xml:space="preserve"> PAGEREF _8666svvdynkv \h </w:instrText>
+            <w:instrText xml:space="preserve"> PAGEREF _84fxbi1jqppg \h </w:instrText>
             <w:fldChar w:fldCharType="separate"/>
           </w:r>
           <w:r>
@@ -3184,7 +3184,7 @@
               <w:vertAlign w:val="baseline"/>
             </w:rPr>
           </w:pPr>
-          <w:hyperlink w:anchor="_tlpljpnqz6ip">
+          <w:hyperlink w:anchor="_yw6zbpm70mjo">
             <w:r>
               <w:rPr>
                 <w:rFonts w:ascii="Arial" w:cs="Arial" w:eastAsia="Arial" w:hAnsi="Arial"/>
@@ -3203,7 +3203,7 @@
               <w:t xml:space="preserve">3.1</w:t>
             </w:r>
           </w:hyperlink>
-          <w:hyperlink w:anchor="_tlpljpnqz6ip">
+          <w:hyperlink w:anchor="_yw6zbpm70mjo">
             <w:r>
               <w:rPr>
                 <w:rFonts w:ascii="Arial" w:cs="Arial" w:eastAsia="Arial" w:hAnsi="Arial"/>
@@ -3224,7 +3224,7 @@
           </w:hyperlink>
           <w:r>
             <w:fldChar w:fldCharType="begin"/>
-            <w:instrText xml:space="preserve"> PAGEREF _tlpljpnqz6ip \h </w:instrText>
+            <w:instrText xml:space="preserve"> PAGEREF _yw6zbpm70mjo \h </w:instrText>
             <w:fldChar w:fldCharType="separate"/>
           </w:r>
           <w:r>
@@ -3290,7 +3290,7 @@
               <w:vertAlign w:val="baseline"/>
             </w:rPr>
           </w:pPr>
-          <w:hyperlink w:anchor="_wti0ctf3vkyn">
+          <w:hyperlink w:anchor="_odl3eco7pc8g">
             <w:r>
               <w:rPr>
                 <w:rFonts w:ascii="Arial" w:cs="Arial" w:eastAsia="Arial" w:hAnsi="Arial"/>
@@ -3309,7 +3309,7 @@
               <w:t xml:space="preserve">3.2</w:t>
             </w:r>
           </w:hyperlink>
-          <w:hyperlink w:anchor="_wti0ctf3vkyn">
+          <w:hyperlink w:anchor="_odl3eco7pc8g">
             <w:r>
               <w:rPr>
                 <w:rFonts w:ascii="Arial" w:cs="Arial" w:eastAsia="Arial" w:hAnsi="Arial"/>
@@ -3330,7 +3330,7 @@
           </w:hyperlink>
           <w:r>
             <w:fldChar w:fldCharType="begin"/>
-            <w:instrText xml:space="preserve"> PAGEREF _wti0ctf3vkyn \h </w:instrText>
+            <w:instrText xml:space="preserve"> PAGEREF _odl3eco7pc8g \h </w:instrText>
             <w:fldChar w:fldCharType="separate"/>
           </w:r>
           <w:r>
@@ -3396,7 +3396,7 @@
               <w:vertAlign w:val="baseline"/>
             </w:rPr>
           </w:pPr>
-          <w:hyperlink w:anchor="_s2rosgip7a27">
+          <w:hyperlink w:anchor="_qn1mm4j3iid1">
             <w:r>
               <w:rPr>
                 <w:rFonts w:ascii="Arial" w:cs="Arial" w:eastAsia="Arial" w:hAnsi="Arial"/>
@@ -3415,7 +3415,7 @@
               <w:t xml:space="preserve">3.3</w:t>
             </w:r>
           </w:hyperlink>
-          <w:hyperlink w:anchor="_s2rosgip7a27">
+          <w:hyperlink w:anchor="_qn1mm4j3iid1">
             <w:r>
               <w:rPr>
                 <w:rFonts w:ascii="Arial" w:cs="Arial" w:eastAsia="Arial" w:hAnsi="Arial"/>
@@ -3436,7 +3436,7 @@
           </w:hyperlink>
           <w:r>
             <w:fldChar w:fldCharType="begin"/>
-            <w:instrText xml:space="preserve"> PAGEREF _s2rosgip7a27 \h </w:instrText>
+            <w:instrText xml:space="preserve"> PAGEREF _qn1mm4j3iid1 \h </w:instrText>
             <w:fldChar w:fldCharType="separate"/>
           </w:r>
           <w:r>
@@ -3502,7 +3502,7 @@
               <w:vertAlign w:val="baseline"/>
             </w:rPr>
           </w:pPr>
-          <w:hyperlink w:anchor="_fa8rkuq9fhni">
+          <w:hyperlink w:anchor="_y8vfyyupkk8n">
             <w:r>
               <w:rPr>
                 <w:rFonts w:ascii="Arial" w:cs="Arial" w:eastAsia="Arial" w:hAnsi="Arial"/>
@@ -3523,7 +3523,7 @@
               <w:t xml:space="preserve">4</w:t>
             </w:r>
           </w:hyperlink>
-          <w:hyperlink w:anchor="_fa8rkuq9fhni">
+          <w:hyperlink w:anchor="_y8vfyyupkk8n">
             <w:r>
               <w:rPr>
                 <w:rFonts w:ascii="Arial" w:cs="Arial" w:eastAsia="Arial" w:hAnsi="Arial"/>
@@ -3544,7 +3544,7 @@
           </w:hyperlink>
           <w:r>
             <w:fldChar w:fldCharType="begin"/>
-            <w:instrText xml:space="preserve"> PAGEREF _fa8rkuq9fhni \h </w:instrText>
+            <w:instrText xml:space="preserve"> PAGEREF _y8vfyyupkk8n \h </w:instrText>
             <w:fldChar w:fldCharType="separate"/>
           </w:r>
           <w:r>
@@ -3612,7 +3612,7 @@
               <w:vertAlign w:val="baseline"/>
             </w:rPr>
           </w:pPr>
-          <w:hyperlink w:anchor="_cumgrw5qb7vc">
+          <w:hyperlink w:anchor="_uetqsj8hgg22">
             <w:r>
               <w:rPr>
                 <w:rFonts w:ascii="Arial" w:cs="Arial" w:eastAsia="Arial" w:hAnsi="Arial"/>
@@ -3631,7 +3631,7 @@
               <w:t xml:space="preserve">4.1</w:t>
             </w:r>
           </w:hyperlink>
-          <w:hyperlink w:anchor="_cumgrw5qb7vc">
+          <w:hyperlink w:anchor="_uetqsj8hgg22">
             <w:r>
               <w:rPr>
                 <w:rFonts w:ascii="Arial" w:cs="Arial" w:eastAsia="Arial" w:hAnsi="Arial"/>
@@ -3652,7 +3652,7 @@
           </w:hyperlink>
           <w:r>
             <w:fldChar w:fldCharType="begin"/>
-            <w:instrText xml:space="preserve"> PAGEREF _cumgrw5qb7vc \h </w:instrText>
+            <w:instrText xml:space="preserve"> PAGEREF _uetqsj8hgg22 \h </w:instrText>
             <w:fldChar w:fldCharType="separate"/>
           </w:r>
           <w:r>
@@ -3718,7 +3718,7 @@
               <w:vertAlign w:val="baseline"/>
             </w:rPr>
           </w:pPr>
-          <w:hyperlink w:anchor="_i0tglfmfk0kh">
+          <w:hyperlink w:anchor="_9trksw1wp40">
             <w:r>
               <w:rPr>
                 <w:rFonts w:ascii="Arial" w:cs="Arial" w:eastAsia="Arial" w:hAnsi="Arial"/>
@@ -3737,7 +3737,7 @@
               <w:t xml:space="preserve">4.1.1</w:t>
             </w:r>
           </w:hyperlink>
-          <w:hyperlink w:anchor="_i0tglfmfk0kh">
+          <w:hyperlink w:anchor="_9trksw1wp40">
             <w:r>
               <w:rPr>
                 <w:rFonts w:ascii="Arial" w:cs="Arial" w:eastAsia="Arial" w:hAnsi="Arial"/>
@@ -3758,7 +3758,7 @@
           </w:hyperlink>
           <w:r>
             <w:fldChar w:fldCharType="begin"/>
-            <w:instrText xml:space="preserve"> PAGEREF _i0tglfmfk0kh \h </w:instrText>
+            <w:instrText xml:space="preserve"> PAGEREF _9trksw1wp40 \h </w:instrText>
             <w:fldChar w:fldCharType="separate"/>
           </w:r>
           <w:r>
@@ -3824,7 +3824,7 @@
               <w:vertAlign w:val="baseline"/>
             </w:rPr>
           </w:pPr>
-          <w:hyperlink w:anchor="_aosn1ojmgrpj">
+          <w:hyperlink w:anchor="_9c4pnmau51q1">
             <w:r>
               <w:rPr>
                 <w:rFonts w:ascii="Arial" w:cs="Arial" w:eastAsia="Arial" w:hAnsi="Arial"/>
@@ -3843,7 +3843,7 @@
               <w:t xml:space="preserve">4.1.2</w:t>
             </w:r>
           </w:hyperlink>
-          <w:hyperlink w:anchor="_aosn1ojmgrpj">
+          <w:hyperlink w:anchor="_9c4pnmau51q1">
             <w:r>
               <w:rPr>
                 <w:rFonts w:ascii="Arial" w:cs="Arial" w:eastAsia="Arial" w:hAnsi="Arial"/>
@@ -3864,7 +3864,7 @@
           </w:hyperlink>
           <w:r>
             <w:fldChar w:fldCharType="begin"/>
-            <w:instrText xml:space="preserve"> PAGEREF _aosn1ojmgrpj \h </w:instrText>
+            <w:instrText xml:space="preserve"> PAGEREF _9c4pnmau51q1 \h </w:instrText>
             <w:fldChar w:fldCharType="separate"/>
           </w:r>
           <w:r>
@@ -3930,7 +3930,7 @@
               <w:vertAlign w:val="baseline"/>
             </w:rPr>
           </w:pPr>
-          <w:hyperlink w:anchor="_a4qreoc1z9zl">
+          <w:hyperlink w:anchor="_prt6gog88tm3">
             <w:r>
               <w:rPr>
                 <w:rFonts w:ascii="Arial" w:cs="Arial" w:eastAsia="Arial" w:hAnsi="Arial"/>
@@ -3949,7 +3949,7 @@
               <w:t xml:space="preserve">4.2</w:t>
             </w:r>
           </w:hyperlink>
-          <w:hyperlink w:anchor="_a4qreoc1z9zl">
+          <w:hyperlink w:anchor="_prt6gog88tm3">
             <w:r>
               <w:rPr>
                 <w:rFonts w:ascii="Arial" w:cs="Arial" w:eastAsia="Arial" w:hAnsi="Arial"/>
@@ -3970,7 +3970,7 @@
           </w:hyperlink>
           <w:r>
             <w:fldChar w:fldCharType="begin"/>
-            <w:instrText xml:space="preserve"> PAGEREF _a4qreoc1z9zl \h </w:instrText>
+            <w:instrText xml:space="preserve"> PAGEREF _prt6gog88tm3 \h </w:instrText>
             <w:fldChar w:fldCharType="separate"/>
           </w:r>
           <w:r>
@@ -4036,7 +4036,7 @@
               <w:vertAlign w:val="baseline"/>
             </w:rPr>
           </w:pPr>
-          <w:hyperlink w:anchor="_o6ucnw3pyzn">
+          <w:hyperlink w:anchor="_7muqakct8kko">
             <w:r>
               <w:rPr>
                 <w:rFonts w:ascii="Arial" w:cs="Arial" w:eastAsia="Arial" w:hAnsi="Arial"/>
@@ -4055,7 +4055,7 @@
               <w:t xml:space="preserve">4.2.1</w:t>
             </w:r>
           </w:hyperlink>
-          <w:hyperlink w:anchor="_o6ucnw3pyzn">
+          <w:hyperlink w:anchor="_7muqakct8kko">
             <w:r>
               <w:rPr>
                 <w:rFonts w:ascii="Arial" w:cs="Arial" w:eastAsia="Arial" w:hAnsi="Arial"/>
@@ -4076,7 +4076,7 @@
           </w:hyperlink>
           <w:r>
             <w:fldChar w:fldCharType="begin"/>
-            <w:instrText xml:space="preserve"> PAGEREF _o6ucnw3pyzn \h </w:instrText>
+            <w:instrText xml:space="preserve"> PAGEREF _7muqakct8kko \h </w:instrText>
             <w:fldChar w:fldCharType="separate"/>
           </w:r>
           <w:r>
@@ -4142,7 +4142,7 @@
               <w:vertAlign w:val="baseline"/>
             </w:rPr>
           </w:pPr>
-          <w:hyperlink w:anchor="_r3yosg2h2pw7">
+          <w:hyperlink w:anchor="_dzqlaccvew2a">
             <w:r>
               <w:rPr>
                 <w:rFonts w:ascii="Arial" w:cs="Arial" w:eastAsia="Arial" w:hAnsi="Arial"/>
@@ -4161,7 +4161,7 @@
               <w:t xml:space="preserve">4.2.2</w:t>
             </w:r>
           </w:hyperlink>
-          <w:hyperlink w:anchor="_r3yosg2h2pw7">
+          <w:hyperlink w:anchor="_dzqlaccvew2a">
             <w:r>
               <w:rPr>
                 <w:rFonts w:ascii="Arial" w:cs="Arial" w:eastAsia="Arial" w:hAnsi="Arial"/>
@@ -4182,7 +4182,7 @@
           </w:hyperlink>
           <w:r>
             <w:fldChar w:fldCharType="begin"/>
-            <w:instrText xml:space="preserve"> PAGEREF _r3yosg2h2pw7 \h </w:instrText>
+            <w:instrText xml:space="preserve"> PAGEREF _dzqlaccvew2a \h </w:instrText>
             <w:fldChar w:fldCharType="separate"/>
           </w:r>
           <w:r>
@@ -4247,7 +4247,7 @@
               <w:vertAlign w:val="baseline"/>
             </w:rPr>
           </w:pPr>
-          <w:hyperlink w:anchor="_3fbjvhnsm72d">
+          <w:hyperlink w:anchor="_frtlryew1f5b">
             <w:r>
               <w:rPr>
                 <w:rFonts w:ascii="Arial" w:cs="Arial" w:eastAsia="Arial" w:hAnsi="Arial"/>
@@ -4310,7 +4310,7 @@
               <w:vertAlign w:val="baseline"/>
             </w:rPr>
           </w:pPr>
-          <w:hyperlink w:anchor="_ydt1p2qzhjnb">
+          <w:hyperlink w:anchor="_zgabof36m989">
             <w:r>
               <w:rPr>
                 <w:rFonts w:ascii="Arial" w:cs="Arial" w:eastAsia="Arial" w:hAnsi="Arial"/>
@@ -4373,7 +4373,7 @@
               <w:vertAlign w:val="baseline"/>
             </w:rPr>
           </w:pPr>
-          <w:hyperlink w:anchor="_z9o171co8r3s">
+          <w:hyperlink w:anchor="_ndzc68qk1kck">
             <w:r>
               <w:rPr>
                 <w:rFonts w:ascii="Arial" w:cs="Arial" w:eastAsia="Arial" w:hAnsi="Arial"/>
@@ -4436,7 +4436,7 @@
               <w:vertAlign w:val="baseline"/>
             </w:rPr>
           </w:pPr>
-          <w:hyperlink w:anchor="_43t3qiv70wb9">
+          <w:hyperlink w:anchor="_ksy68cyrmnd9">
             <w:r>
               <w:rPr>
                 <w:rFonts w:ascii="Arial" w:cs="Arial" w:eastAsia="Arial" w:hAnsi="Arial"/>
@@ -4499,7 +4499,7 @@
               <w:vertAlign w:val="baseline"/>
             </w:rPr>
           </w:pPr>
-          <w:hyperlink w:anchor="_3uvrojcsz811">
+          <w:hyperlink w:anchor="_ip8tt8vlxgdn">
             <w:r>
               <w:rPr>
                 <w:rFonts w:ascii="Arial" w:cs="Arial" w:eastAsia="Arial" w:hAnsi="Arial"/>
@@ -4562,7 +4562,7 @@
               <w:vertAlign w:val="baseline"/>
             </w:rPr>
           </w:pPr>
-          <w:hyperlink w:anchor="_8us6a8p61ep">
+          <w:hyperlink w:anchor="_qo9xik1kl4x0">
             <w:r>
               <w:rPr>
                 <w:rFonts w:ascii="Arial" w:cs="Arial" w:eastAsia="Arial" w:hAnsi="Arial"/>
@@ -4625,7 +4625,7 @@
               <w:vertAlign w:val="baseline"/>
             </w:rPr>
           </w:pPr>
-          <w:hyperlink w:anchor="_qwswd7apw9v">
+          <w:hyperlink w:anchor="_hpt0luew2qdq">
             <w:r>
               <w:rPr>
                 <w:rFonts w:ascii="Arial" w:cs="Arial" w:eastAsia="Arial" w:hAnsi="Arial"/>
@@ -4686,7 +4686,7 @@
               <w:vertAlign w:val="baseline"/>
             </w:rPr>
           </w:pPr>
-          <w:hyperlink w:anchor="_d3jqw7pmmjzf">
+          <w:hyperlink w:anchor="_fn8jxs2c5qn9">
             <w:r>
               <w:rPr>
                 <w:rFonts w:ascii="Arial" w:cs="Arial" w:eastAsia="Arial" w:hAnsi="Arial"/>
@@ -4766,7 +4766,7 @@
           <w:color w:val="231f20"/>
         </w:rPr>
       </w:pPr>
-      <w:bookmarkStart w:colFirst="0" w:colLast="0" w:name="_jl6yzs515ea4" w:id="1"/>
+      <w:bookmarkStart w:colFirst="0" w:colLast="0" w:name="_pnnaopq8ya9u" w:id="1"/>
       <w:bookmarkEnd w:id="1"/>
       <w:r>
         <w:rPr>
@@ -4787,7 +4787,7 @@
         <w:ind w:left="576" w:right="-4.724409448817823" w:hanging="576"/>
         <w:rPr/>
       </w:pPr>
-      <w:bookmarkStart w:colFirst="0" w:colLast="0" w:name="_j3uotyus6851" w:id="2"/>
+      <w:bookmarkStart w:colFirst="0" w:colLast="0" w:name="_o5jzpuxrlxtz" w:id="2"/>
       <w:bookmarkEnd w:id="2"/>
       <w:r>
         <w:rPr>
@@ -4838,7 +4838,7 @@
         <w:ind w:left="576" w:right="-4.724409448817823" w:hanging="576"/>
         <w:rPr/>
       </w:pPr>
-      <w:bookmarkStart w:colFirst="0" w:colLast="0" w:name="_p9h8kpdjb25r" w:id="3"/>
+      <w:bookmarkStart w:colFirst="0" w:colLast="0" w:name="_s6oeyx5j2xtc" w:id="3"/>
       <w:bookmarkEnd w:id="3"/>
       <w:r>
         <w:rPr>
@@ -4915,7 +4915,7 @@
         <w:ind w:left="576" w:right="-4.724409448817823" w:hanging="576"/>
         <w:rPr/>
       </w:pPr>
-      <w:bookmarkStart w:colFirst="0" w:colLast="0" w:name="_c3wmdc55bkc" w:id="4"/>
+      <w:bookmarkStart w:colFirst="0" w:colLast="0" w:name="_8by2z4fdpdtq" w:id="4"/>
       <w:bookmarkEnd w:id="4"/>
       <w:r>
         <w:rPr>
@@ -5058,7 +5058,7 @@
         <w:ind w:left="576" w:right="-4.724409448817823" w:hanging="576"/>
         <w:rPr/>
       </w:pPr>
-      <w:bookmarkStart w:colFirst="0" w:colLast="0" w:name="_thupjnbkfu8a" w:id="5"/>
+      <w:bookmarkStart w:colFirst="0" w:colLast="0" w:name="_vnab0ltoa9vk" w:id="5"/>
       <w:bookmarkEnd w:id="5"/>
       <w:r>
         <w:rPr>
@@ -5236,7 +5236,7 @@
         <w:ind w:left="576" w:right="-4.724409448817823" w:hanging="576"/>
         <w:rPr/>
       </w:pPr>
-      <w:bookmarkStart w:colFirst="0" w:colLast="0" w:name="_ii7w8mf46b60" w:id="6"/>
+      <w:bookmarkStart w:colFirst="0" w:colLast="0" w:name="_sq5ymn6tszmh" w:id="6"/>
       <w:bookmarkEnd w:id="6"/>
       <w:r>
         <w:rPr>
@@ -5287,25 +5287,25 @@
           <wp:anchor allowOverlap="1" behindDoc="0" distB="114300" distT="114300" distL="114300" distR="114300" hidden="0" layoutInCell="1" locked="0" relativeHeight="0" simplePos="0">
             <wp:simplePos x="0" y="0"/>
             <wp:positionH relativeFrom="column">
-              <wp:posOffset>744450</wp:posOffset>
+              <wp:posOffset>1134974</wp:posOffset>
             </wp:positionH>
             <wp:positionV relativeFrom="paragraph">
-              <wp:posOffset>172732</wp:posOffset>
+              <wp:posOffset>302232</wp:posOffset>
             </wp:positionV>
-            <wp:extent cx="4994705" cy="3306019"/>
+            <wp:extent cx="4208400" cy="2781641"/>
             <wp:effectExtent b="0" l="0" r="0" t="0"/>
             <wp:wrapSquare wrapText="bothSides" distB="114300" distT="114300" distL="114300" distR="114300"/>
-            <wp:docPr id="13" name="image5.png"/>
+            <wp:docPr id="9" name="image4.png"/>
             <a:graphic>
               <a:graphicData uri="http://schemas.openxmlformats.org/drawingml/2006/picture">
                 <pic:pic>
                   <pic:nvPicPr>
-                    <pic:cNvPr id="0" name="image5.png"/>
+                    <pic:cNvPr id="0" name="image4.png"/>
                     <pic:cNvPicPr preferRelativeResize="0"/>
                   </pic:nvPicPr>
                   <pic:blipFill>
                     <a:blip r:embed="rId8"/>
-                    <a:srcRect b="0" l="0" r="0" t="0"/>
+                    <a:srcRect b="217" l="0" r="0" t="217"/>
                     <a:stretch>
                       <a:fillRect/>
                     </a:stretch>
@@ -5313,7 +5313,7 @@
                   <pic:spPr>
                     <a:xfrm>
                       <a:off x="0" y="0"/>
-                      <a:ext cx="4994705" cy="3306019"/>
+                      <a:ext cx="4208400" cy="2781641"/>
                     </a:xfrm>
                     <a:prstGeom prst="rect"/>
                     <a:ln/>
@@ -5490,51 +5490,6 @@
     <w:p>
       <w:pPr>
         <w:ind w:right="-4.724409448817823"/>
-        <w:jc w:val="center"/>
-        <w:rPr>
-          <w:rFonts w:ascii="Arial" w:cs="Arial" w:eastAsia="Arial" w:hAnsi="Arial"/>
-          <w:color w:val="231f20"/>
-        </w:rPr>
-      </w:pPr>
-      <w:r>
-        <w:rPr>
-          <w:rtl w:val="0"/>
-        </w:rPr>
-      </w:r>
-    </w:p>
-    <w:p>
-      <w:pPr>
-        <w:ind w:right="-4.724409448817823"/>
-        <w:jc w:val="center"/>
-        <w:rPr>
-          <w:rFonts w:ascii="Arial" w:cs="Arial" w:eastAsia="Arial" w:hAnsi="Arial"/>
-          <w:color w:val="231f20"/>
-        </w:rPr>
-      </w:pPr>
-      <w:r>
-        <w:rPr>
-          <w:rtl w:val="0"/>
-        </w:rPr>
-      </w:r>
-    </w:p>
-    <w:p>
-      <w:pPr>
-        <w:ind w:right="-4.724409448817823"/>
-        <w:jc w:val="center"/>
-        <w:rPr>
-          <w:rFonts w:ascii="Arial" w:cs="Arial" w:eastAsia="Arial" w:hAnsi="Arial"/>
-          <w:color w:val="231f20"/>
-        </w:rPr>
-      </w:pPr>
-      <w:r>
-        <w:rPr>
-          <w:rtl w:val="0"/>
-        </w:rPr>
-      </w:r>
-    </w:p>
-    <w:p>
-      <w:pPr>
-        <w:ind w:right="-4.724409448817823"/>
         <w:jc w:val="left"/>
         <w:rPr>
           <w:rFonts w:ascii="Arial" w:cs="Arial" w:eastAsia="Arial" w:hAnsi="Arial"/>
@@ -5550,7 +5505,20 @@
     <w:p>
       <w:pPr>
         <w:ind w:right="-4.724409448817823"/>
-        <w:jc w:val="center"/>
+        <w:rPr>
+          <w:rFonts w:ascii="Arial" w:cs="Arial" w:eastAsia="Arial" w:hAnsi="Arial"/>
+          <w:color w:val="231f20"/>
+        </w:rPr>
+      </w:pPr>
+      <w:r>
+        <w:rPr>
+          <w:rtl w:val="0"/>
+        </w:rPr>
+      </w:r>
+    </w:p>
+    <w:p>
+      <w:pPr>
+        <w:ind w:right="-4.724409448817823"/>
         <w:rPr>
           <w:rFonts w:ascii="Arial" w:cs="Arial" w:eastAsia="Arial" w:hAnsi="Arial"/>
           <w:color w:val="231f20"/>
@@ -5577,42 +5545,6 @@
           <w:rtl w:val="0"/>
         </w:rPr>
         <w:t xml:space="preserve">More specifically:</w:t>
-      </w:r>
-    </w:p>
-    <w:p>
-      <w:pPr>
-        <w:tabs>
-          <w:tab w:val="center" w:leader="none" w:pos="4833"/>
-        </w:tabs>
-        <w:ind w:right="-4.724409448817823"/>
-        <w:jc w:val="center"/>
-        <w:rPr>
-          <w:rFonts w:ascii="Arial" w:cs="Arial" w:eastAsia="Arial" w:hAnsi="Arial"/>
-          <w:color w:val="231f20"/>
-        </w:rPr>
-      </w:pPr>
-      <w:r>
-        <w:rPr>
-          <w:rtl w:val="0"/>
-        </w:rPr>
-      </w:r>
-    </w:p>
-    <w:p>
-      <w:pPr>
-        <w:tabs>
-          <w:tab w:val="center" w:leader="none" w:pos="4833"/>
-        </w:tabs>
-        <w:ind w:right="-4.724409448817823"/>
-        <w:jc w:val="center"/>
-        <w:rPr>
-          <w:rFonts w:ascii="Arial" w:cs="Arial" w:eastAsia="Arial" w:hAnsi="Arial"/>
-          <w:color w:val="231f20"/>
-        </w:rPr>
-      </w:pPr>
-      <w:r>
-        <w:rPr>
-          <w:rtl w:val="0"/>
-        </w:rPr>
       </w:r>
     </w:p>
     <w:p>
@@ -5636,12 +5568,12 @@
           <wp:inline distB="114300" distT="114300" distL="114300" distR="114300">
             <wp:extent cx="6480000" cy="5346700"/>
             <wp:effectExtent b="0" l="0" r="0" t="0"/>
-            <wp:docPr id="8" name="image4.png"/>
+            <wp:docPr id="4" name="image3.png"/>
             <a:graphic>
               <a:graphicData uri="http://schemas.openxmlformats.org/drawingml/2006/picture">
                 <pic:pic>
                   <pic:nvPicPr>
-                    <pic:cNvPr id="0" name="image4.png"/>
+                    <pic:cNvPr id="0" name="image3.png"/>
                     <pic:cNvPicPr preferRelativeResize="0"/>
                   </pic:nvPicPr>
                   <pic:blipFill>
@@ -6002,7 +5934,7 @@
           <w:color w:val="231f20"/>
         </w:rPr>
       </w:pPr>
-      <w:bookmarkStart w:colFirst="0" w:colLast="0" w:name="_8eciv73nvdkf" w:id="7"/>
+      <w:bookmarkStart w:colFirst="0" w:colLast="0" w:name="_s9t4hoqudhbr" w:id="7"/>
       <w:bookmarkEnd w:id="7"/>
       <w:r>
         <w:rPr>
@@ -6024,7 +5956,7 @@
         <w:ind w:left="576" w:right="-4.724409448817823" w:hanging="576"/>
         <w:rPr/>
       </w:pPr>
-      <w:bookmarkStart w:colFirst="0" w:colLast="0" w:name="_mzbr3lem2or" w:id="8"/>
+      <w:bookmarkStart w:colFirst="0" w:colLast="0" w:name="_v79c9lmwv5dp" w:id="8"/>
       <w:bookmarkEnd w:id="8"/>
       <w:r>
         <w:rPr>
@@ -6068,7 +6000,7 @@
         <w:ind w:left="576" w:right="-4.724409448817823" w:hanging="576"/>
         <w:rPr/>
       </w:pPr>
-      <w:bookmarkStart w:colFirst="0" w:colLast="0" w:name="_sv77ueqmvgba" w:id="9"/>
+      <w:bookmarkStart w:colFirst="0" w:colLast="0" w:name="_3s0zr36huh7j" w:id="9"/>
       <w:bookmarkEnd w:id="9"/>
       <w:r>
         <w:rPr>
@@ -6097,7 +6029,7 @@
           <w:color w:val="231f20"/>
         </w:rPr>
       </w:pPr>
-      <w:bookmarkStart w:colFirst="0" w:colLast="0" w:name="_ugb2q34jkae4" w:id="10"/>
+      <w:bookmarkStart w:colFirst="0" w:colLast="0" w:name="_68ehkrk7wwla" w:id="10"/>
       <w:bookmarkEnd w:id="10"/>
       <w:r>
         <w:rPr>
@@ -6121,7 +6053,7 @@
           <w:color w:val="231f20"/>
         </w:rPr>
       </w:pPr>
-      <w:bookmarkStart w:colFirst="0" w:colLast="0" w:name="_v9z6nonw7bge" w:id="11"/>
+      <w:bookmarkStart w:colFirst="0" w:colLast="0" w:name="_lbh0tuhm35lq" w:id="11"/>
       <w:bookmarkEnd w:id="11"/>
       <w:r>
         <w:rPr>
@@ -6195,7 +6127,7 @@
           <w:color w:val="231f20"/>
         </w:rPr>
       </w:pPr>
-      <w:bookmarkStart w:colFirst="0" w:colLast="0" w:name="_jv5dzrs98qde" w:id="12"/>
+      <w:bookmarkStart w:colFirst="0" w:colLast="0" w:name="_6aum6yx2qrq3" w:id="12"/>
       <w:bookmarkEnd w:id="12"/>
       <w:r>
         <w:rPr>
@@ -6270,7 +6202,7 @@
           <w:color w:val="231f20"/>
         </w:rPr>
       </w:pPr>
-      <w:bookmarkStart w:colFirst="0" w:colLast="0" w:name="_f6r1s68yicdk" w:id="13"/>
+      <w:bookmarkStart w:colFirst="0" w:colLast="0" w:name="_5iho399th0vs" w:id="13"/>
       <w:bookmarkEnd w:id="13"/>
       <w:r>
         <w:rPr>
@@ -6373,7 +6305,7 @@
           <w:color w:val="231f20"/>
         </w:rPr>
       </w:pPr>
-      <w:bookmarkStart w:colFirst="0" w:colLast="0" w:name="_gbb2zbqbx4f1" w:id="14"/>
+      <w:bookmarkStart w:colFirst="0" w:colLast="0" w:name="_k81q6pi48918" w:id="14"/>
       <w:bookmarkEnd w:id="14"/>
       <w:r>
         <w:rPr>
@@ -6498,7 +6430,7 @@
           <w:color w:val="231f20"/>
         </w:rPr>
       </w:pPr>
-      <w:bookmarkStart w:colFirst="0" w:colLast="0" w:name="_4r9p5s31zltj" w:id="15"/>
+      <w:bookmarkStart w:colFirst="0" w:colLast="0" w:name="_cez2epn7v5i8" w:id="15"/>
       <w:bookmarkEnd w:id="15"/>
       <w:r>
         <w:rPr>
@@ -6522,7 +6454,7 @@
           <w:color w:val="231f20"/>
         </w:rPr>
       </w:pPr>
-      <w:bookmarkStart w:colFirst="0" w:colLast="0" w:name="_15yl38ototjp" w:id="16"/>
+      <w:bookmarkStart w:colFirst="0" w:colLast="0" w:name="_qbin484hgfr" w:id="16"/>
       <w:bookmarkEnd w:id="16"/>
       <w:r>
         <w:rPr>
@@ -6563,7 +6495,7 @@
           <w:color w:val="231f20"/>
         </w:rPr>
       </w:pPr>
-      <w:bookmarkStart w:colFirst="0" w:colLast="0" w:name="_z85gswwfqlx4" w:id="17"/>
+      <w:bookmarkStart w:colFirst="0" w:colLast="0" w:name="_m60lnsy49h9g" w:id="17"/>
       <w:bookmarkEnd w:id="17"/>
       <w:r>
         <w:rPr>
@@ -6604,7 +6536,7 @@
           <w:color w:val="231f20"/>
         </w:rPr>
       </w:pPr>
-      <w:bookmarkStart w:colFirst="0" w:colLast="0" w:name="_wlz09pmqx0dn" w:id="18"/>
+      <w:bookmarkStart w:colFirst="0" w:colLast="0" w:name="_4rirwog44rrj" w:id="18"/>
       <w:bookmarkEnd w:id="18"/>
       <w:r>
         <w:rPr>
@@ -6652,7 +6584,7 @@
         <w:ind w:left="576" w:right="-4.724409448817823" w:hanging="576"/>
         <w:rPr/>
       </w:pPr>
-      <w:bookmarkStart w:colFirst="0" w:colLast="0" w:name="_fl43wvyx5qer" w:id="19"/>
+      <w:bookmarkStart w:colFirst="0" w:colLast="0" w:name="_eqxlvu2kcvhh" w:id="19"/>
       <w:bookmarkEnd w:id="19"/>
       <w:r>
         <w:rPr>
@@ -6773,7 +6705,7 @@
           <w:color w:val="231f20"/>
         </w:rPr>
       </w:pPr>
-      <w:bookmarkStart w:colFirst="0" w:colLast="0" w:name="_8666svvdynkv" w:id="20"/>
+      <w:bookmarkStart w:colFirst="0" w:colLast="0" w:name="_84fxbi1jqppg" w:id="20"/>
       <w:bookmarkEnd w:id="20"/>
       <w:r>
         <w:rPr>
@@ -6794,7 +6726,7 @@
         <w:ind w:left="576" w:right="-4.724409448817823" w:hanging="576"/>
         <w:rPr/>
       </w:pPr>
-      <w:bookmarkStart w:colFirst="0" w:colLast="0" w:name="_tlpljpnqz6ip" w:id="21"/>
+      <w:bookmarkStart w:colFirst="0" w:colLast="0" w:name="_yw6zbpm70mjo" w:id="21"/>
       <w:bookmarkEnd w:id="21"/>
       <w:r>
         <w:rPr>
@@ -6845,7 +6777,7 @@
         <w:ind w:left="576" w:right="-4.724409448817823" w:hanging="576"/>
         <w:rPr/>
       </w:pPr>
-      <w:bookmarkStart w:colFirst="0" w:colLast="0" w:name="_wti0ctf3vkyn" w:id="22"/>
+      <w:bookmarkStart w:colFirst="0" w:colLast="0" w:name="_odl3eco7pc8g" w:id="22"/>
       <w:bookmarkEnd w:id="22"/>
       <w:r>
         <w:rPr>
@@ -6907,7 +6839,7 @@
         <w:ind w:left="576" w:right="-4.724409448817823" w:hanging="576"/>
         <w:rPr/>
       </w:pPr>
-      <w:bookmarkStart w:colFirst="0" w:colLast="0" w:name="_s2rosgip7a27" w:id="23"/>
+      <w:bookmarkStart w:colFirst="0" w:colLast="0" w:name="_qn1mm4j3iid1" w:id="23"/>
       <w:bookmarkEnd w:id="23"/>
       <w:r>
         <w:rPr>
@@ -7023,7 +6955,7 @@
           <w:color w:val="231f20"/>
         </w:rPr>
       </w:pPr>
-      <w:bookmarkStart w:colFirst="0" w:colLast="0" w:name="_fa8rkuq9fhni" w:id="24"/>
+      <w:bookmarkStart w:colFirst="0" w:colLast="0" w:name="_y8vfyyupkk8n" w:id="24"/>
       <w:bookmarkEnd w:id="24"/>
       <w:r>
         <w:rPr>
@@ -7080,7 +7012,7 @@
         <w:ind w:left="567" w:right="-4.724409448817823" w:hanging="576"/>
         <w:rPr/>
       </w:pPr>
-      <w:bookmarkStart w:colFirst="0" w:colLast="0" w:name="_cumgrw5qb7vc" w:id="25"/>
+      <w:bookmarkStart w:colFirst="0" w:colLast="0" w:name="_uetqsj8hgg22" w:id="25"/>
       <w:bookmarkEnd w:id="25"/>
       <w:r>
         <w:rPr>
@@ -7127,7 +7059,7 @@
           <w:color w:val="231f20"/>
         </w:rPr>
       </w:pPr>
-      <w:bookmarkStart w:colFirst="0" w:colLast="0" w:name="_i0tglfmfk0kh" w:id="26"/>
+      <w:bookmarkStart w:colFirst="0" w:colLast="0" w:name="_9trksw1wp40" w:id="26"/>
       <w:bookmarkEnd w:id="26"/>
       <w:r>
         <w:rPr>
@@ -7200,7 +7132,7 @@
           <w:color w:val="231f20"/>
         </w:rPr>
       </w:pPr>
-      <w:bookmarkStart w:colFirst="0" w:colLast="0" w:name="_aosn1ojmgrpj" w:id="27"/>
+      <w:bookmarkStart w:colFirst="0" w:colLast="0" w:name="_9c4pnmau51q1" w:id="27"/>
       <w:bookmarkEnd w:id="27"/>
       <w:r>
         <w:rPr>
@@ -7310,7 +7242,7 @@
         <w:ind w:left="567" w:right="-4.724409448817823" w:hanging="576"/>
         <w:rPr/>
       </w:pPr>
-      <w:bookmarkStart w:colFirst="0" w:colLast="0" w:name="_a4qreoc1z9zl" w:id="28"/>
+      <w:bookmarkStart w:colFirst="0" w:colLast="0" w:name="_prt6gog88tm3" w:id="28"/>
       <w:bookmarkEnd w:id="28"/>
       <w:r>
         <w:rPr>
@@ -7339,7 +7271,7 @@
           <w:color w:val="231f20"/>
         </w:rPr>
       </w:pPr>
-      <w:bookmarkStart w:colFirst="0" w:colLast="0" w:name="_o6ucnw3pyzn" w:id="29"/>
+      <w:bookmarkStart w:colFirst="0" w:colLast="0" w:name="_7muqakct8kko" w:id="29"/>
       <w:bookmarkEnd w:id="29"/>
       <w:r>
         <w:rPr>
@@ -7380,7 +7312,7 @@
           <w:color w:val="231f20"/>
         </w:rPr>
       </w:pPr>
-      <w:bookmarkStart w:colFirst="0" w:colLast="0" w:name="_r3yosg2h2pw7" w:id="30"/>
+      <w:bookmarkStart w:colFirst="0" w:colLast="0" w:name="_dzqlaccvew2a" w:id="30"/>
       <w:bookmarkEnd w:id="30"/>
       <w:r>
         <w:rPr>
@@ -7499,7 +7431,7 @@
           <w:vertAlign w:val="baseline"/>
         </w:rPr>
       </w:pPr>
-      <w:bookmarkStart w:colFirst="0" w:colLast="0" w:name="_xpzv91w296t0" w:id="31"/>
+      <w:bookmarkStart w:colFirst="0" w:colLast="0" w:name="_25xspwg5b343" w:id="31"/>
       <w:bookmarkEnd w:id="31"/>
       <w:r>
         <w:rPr>
@@ -7573,7 +7505,7 @@
           <w:vertAlign w:val="baseline"/>
         </w:rPr>
       </w:pPr>
-      <w:bookmarkStart w:colFirst="0" w:colLast="0" w:name="_lnuozsoaizuw" w:id="32"/>
+      <w:bookmarkStart w:colFirst="0" w:colLast="0" w:name="_bxksmdrgdq2v" w:id="32"/>
       <w:bookmarkEnd w:id="32"/>
       <w:r>
         <w:rPr>
@@ -7650,7 +7582,7 @@
           <w:color w:val="231f20"/>
         </w:rPr>
       </w:pPr>
-      <w:bookmarkStart w:colFirst="0" w:colLast="0" w:name="_3fbjvhnsm72d" w:id="33"/>
+      <w:bookmarkStart w:colFirst="0" w:colLast="0" w:name="_frtlryew1f5b" w:id="33"/>
       <w:bookmarkEnd w:id="33"/>
       <w:r>
         <w:rPr>
@@ -7754,7 +7686,7 @@
           <w:color w:val="231f20"/>
         </w:rPr>
       </w:pPr>
-      <w:bookmarkStart w:colFirst="0" w:colLast="0" w:name="_ydt1p2qzhjnb" w:id="34"/>
+      <w:bookmarkStart w:colFirst="0" w:colLast="0" w:name="_zgabof36m989" w:id="34"/>
       <w:bookmarkEnd w:id="34"/>
       <w:r>
         <w:rPr>
@@ -7808,7 +7740,7 @@
           <w:color w:val="231f20"/>
         </w:rPr>
       </w:pPr>
-      <w:bookmarkStart w:colFirst="0" w:colLast="0" w:name="_z9o171co8r3s" w:id="35"/>
+      <w:bookmarkStart w:colFirst="0" w:colLast="0" w:name="_ndzc68qk1kck" w:id="35"/>
       <w:bookmarkEnd w:id="35"/>
       <w:r>
         <w:rPr>
@@ -7853,7 +7785,7 @@
           <w:color w:val="231f20"/>
         </w:rPr>
       </w:pPr>
-      <w:bookmarkStart w:colFirst="0" w:colLast="0" w:name="_43t3qiv70wb9" w:id="36"/>
+      <w:bookmarkStart w:colFirst="0" w:colLast="0" w:name="_ksy68cyrmnd9" w:id="36"/>
       <w:bookmarkEnd w:id="36"/>
       <w:r>
         <w:rPr>
@@ -7898,7 +7830,7 @@
           <w:color w:val="231f20"/>
         </w:rPr>
       </w:pPr>
-      <w:bookmarkStart w:colFirst="0" w:colLast="0" w:name="_3uvrojcsz811" w:id="37"/>
+      <w:bookmarkStart w:colFirst="0" w:colLast="0" w:name="_ip8tt8vlxgdn" w:id="37"/>
       <w:bookmarkEnd w:id="37"/>
       <w:r>
         <w:rPr>
@@ -7952,7 +7884,7 @@
           <w:color w:val="231f20"/>
         </w:rPr>
       </w:pPr>
-      <w:bookmarkStart w:colFirst="0" w:colLast="0" w:name="_8us6a8p61ep" w:id="38"/>
+      <w:bookmarkStart w:colFirst="0" w:colLast="0" w:name="_qo9xik1kl4x0" w:id="38"/>
       <w:bookmarkEnd w:id="38"/>
       <w:r>
         <w:rPr>
@@ -7972,7 +7904,7 @@
           <w:color w:val="231f20"/>
         </w:rPr>
       </w:pPr>
-      <w:bookmarkStart w:colFirst="0" w:colLast="0" w:name="_qwswd7apw9v" w:id="39"/>
+      <w:bookmarkStart w:colFirst="0" w:colLast="0" w:name="_hpt0luew2qdq" w:id="39"/>
       <w:bookmarkEnd w:id="39"/>
       <w:r>
         <w:rPr>
@@ -8028,7 +7960,7 @@
           <w:color w:val="231f20"/>
         </w:rPr>
       </w:pPr>
-      <w:bookmarkStart w:colFirst="0" w:colLast="0" w:name="_d3jqw7pmmjzf" w:id="40"/>
+      <w:bookmarkStart w:colFirst="0" w:colLast="0" w:name="_fn8jxs2c5qn9" w:id="40"/>
       <w:bookmarkEnd w:id="40"/>
       <w:r>
         <w:rPr>
@@ -8123,7 +8055,7 @@
       <w:shd w:fill="auto" w:val="clear"/>
       <w:spacing w:after="0" w:before="0" w:line="240" w:lineRule="auto"/>
       <w:ind w:left="0" w:right="0" w:firstLine="0"/>
-      <w:jc w:val="center"/>
+      <w:jc w:val="right"/>
       <w:rPr>
         <w:rFonts w:ascii="Tahoma" w:cs="Tahoma" w:eastAsia="Tahoma" w:hAnsi="Tahoma"/>
         <w:b w:val="0"/>
@@ -8237,48 +8169,6 @@
         <w:rtl w:val="0"/>
       </w:rPr>
     </w:r>
-    <w:r>
-      <w:drawing>
-        <wp:anchor allowOverlap="1" behindDoc="0" distB="0" distT="0" distL="0" distR="0" hidden="0" layoutInCell="1" locked="0" relativeHeight="0" simplePos="0">
-          <wp:simplePos x="0" y="0"/>
-          <wp:positionH relativeFrom="column">
-            <wp:posOffset>285750</wp:posOffset>
-          </wp:positionH>
-          <wp:positionV relativeFrom="paragraph">
-            <wp:posOffset>104775</wp:posOffset>
-          </wp:positionV>
-          <wp:extent cx="962941" cy="363600"/>
-          <wp:effectExtent b="0" l="0" r="0" t="0"/>
-          <wp:wrapNone/>
-          <wp:docPr id="4" name="image3.png"/>
-          <a:graphic>
-            <a:graphicData uri="http://schemas.openxmlformats.org/drawingml/2006/picture">
-              <pic:pic>
-                <pic:nvPicPr>
-                  <pic:cNvPr id="0" name="image3.png"/>
-                  <pic:cNvPicPr preferRelativeResize="0"/>
-                </pic:nvPicPr>
-                <pic:blipFill>
-                  <a:blip r:embed="rId1"/>
-                  <a:srcRect b="0" l="0" r="0" t="0"/>
-                  <a:stretch>
-                    <a:fillRect/>
-                  </a:stretch>
-                </pic:blipFill>
-                <pic:spPr>
-                  <a:xfrm>
-                    <a:off x="0" y="0"/>
-                    <a:ext cx="962941" cy="363600"/>
-                  </a:xfrm>
-                  <a:prstGeom prst="rect"/>
-                  <a:ln/>
-                </pic:spPr>
-              </pic:pic>
-            </a:graphicData>
-          </a:graphic>
-        </wp:anchor>
-      </w:drawing>
-    </w:r>
   </w:p>
 </w:ftr>
 </file>
@@ -8338,7 +8228,7 @@
       <w:shd w:fill="auto" w:val="clear"/>
       <w:spacing w:after="0" w:before="0" w:line="240" w:lineRule="auto"/>
       <w:ind w:left="0" w:right="0" w:firstLine="0"/>
-      <w:jc w:val="center"/>
+      <w:jc w:val="right"/>
       <w:rPr>
         <w:rFonts w:ascii="Tahoma" w:cs="Tahoma" w:eastAsia="Tahoma" w:hAnsi="Tahoma"/>
         <w:b w:val="0"/>
@@ -8459,48 +8349,6 @@
         <w:rtl w:val="0"/>
       </w:rPr>
     </w:r>
-    <w:r>
-      <w:drawing>
-        <wp:anchor allowOverlap="1" behindDoc="0" distB="0" distT="0" distL="0" distR="0" hidden="0" layoutInCell="1" locked="0" relativeHeight="0" simplePos="0">
-          <wp:simplePos x="0" y="0"/>
-          <wp:positionH relativeFrom="column">
-            <wp:posOffset>295275</wp:posOffset>
-          </wp:positionH>
-          <wp:positionV relativeFrom="paragraph">
-            <wp:posOffset>104775</wp:posOffset>
-          </wp:positionV>
-          <wp:extent cx="962941" cy="363600"/>
-          <wp:effectExtent b="0" l="0" r="0" t="0"/>
-          <wp:wrapNone/>
-          <wp:docPr id="6" name="image3.png"/>
-          <a:graphic>
-            <a:graphicData uri="http://schemas.openxmlformats.org/drawingml/2006/picture">
-              <pic:pic>
-                <pic:nvPicPr>
-                  <pic:cNvPr id="0" name="image3.png"/>
-                  <pic:cNvPicPr preferRelativeResize="0"/>
-                </pic:nvPicPr>
-                <pic:blipFill>
-                  <a:blip r:embed="rId1"/>
-                  <a:srcRect b="0" l="0" r="0" t="0"/>
-                  <a:stretch>
-                    <a:fillRect/>
-                  </a:stretch>
-                </pic:blipFill>
-                <pic:spPr>
-                  <a:xfrm>
-                    <a:off x="0" y="0"/>
-                    <a:ext cx="962941" cy="363600"/>
-                  </a:xfrm>
-                  <a:prstGeom prst="rect"/>
-                  <a:ln/>
-                </pic:spPr>
-              </pic:pic>
-            </a:graphicData>
-          </a:graphic>
-        </wp:anchor>
-      </w:drawing>
-    </w:r>
   </w:p>
 </w:ftr>
 </file>
@@ -8560,7 +8408,7 @@
       <w:shd w:fill="auto" w:val="clear"/>
       <w:spacing w:after="0" w:before="0" w:line="240" w:lineRule="auto"/>
       <w:ind w:left="0" w:right="0" w:firstLine="0"/>
-      <w:jc w:val="center"/>
+      <w:jc w:val="right"/>
       <w:rPr>
         <w:rFonts w:ascii="Tahoma" w:cs="Tahoma" w:eastAsia="Tahoma" w:hAnsi="Tahoma"/>
         <w:b w:val="0"/>
@@ -8674,48 +8522,6 @@
         <w:rtl w:val="0"/>
       </w:rPr>
     </w:r>
-    <w:r>
-      <w:drawing>
-        <wp:anchor allowOverlap="1" behindDoc="0" distB="0" distT="0" distL="0" distR="0" hidden="0" layoutInCell="1" locked="0" relativeHeight="0" simplePos="0">
-          <wp:simplePos x="0" y="0"/>
-          <wp:positionH relativeFrom="column">
-            <wp:posOffset>295275</wp:posOffset>
-          </wp:positionH>
-          <wp:positionV relativeFrom="paragraph">
-            <wp:posOffset>104775</wp:posOffset>
-          </wp:positionV>
-          <wp:extent cx="962941" cy="363600"/>
-          <wp:effectExtent b="0" l="0" r="0" t="0"/>
-          <wp:wrapNone/>
-          <wp:docPr id="5" name="image3.png"/>
-          <a:graphic>
-            <a:graphicData uri="http://schemas.openxmlformats.org/drawingml/2006/picture">
-              <pic:pic>
-                <pic:nvPicPr>
-                  <pic:cNvPr id="0" name="image3.png"/>
-                  <pic:cNvPicPr preferRelativeResize="0"/>
-                </pic:nvPicPr>
-                <pic:blipFill>
-                  <a:blip r:embed="rId1"/>
-                  <a:srcRect b="0" l="0" r="0" t="0"/>
-                  <a:stretch>
-                    <a:fillRect/>
-                  </a:stretch>
-                </pic:blipFill>
-                <pic:spPr>
-                  <a:xfrm>
-                    <a:off x="0" y="0"/>
-                    <a:ext cx="962941" cy="363600"/>
-                  </a:xfrm>
-                  <a:prstGeom prst="rect"/>
-                  <a:ln/>
-                </pic:spPr>
-              </pic:pic>
-            </a:graphicData>
-          </a:graphic>
-        </wp:anchor>
-      </w:drawing>
-    </w:r>
   </w:p>
 </w:ftr>
 </file>
@@ -8775,7 +8581,7 @@
       <w:shd w:fill="auto" w:val="clear"/>
       <w:spacing w:after="0" w:before="0" w:line="240" w:lineRule="auto"/>
       <w:ind w:left="0" w:right="0" w:firstLine="0"/>
-      <w:jc w:val="center"/>
+      <w:jc w:val="right"/>
       <w:rPr>
         <w:rFonts w:ascii="Tahoma" w:cs="Tahoma" w:eastAsia="Tahoma" w:hAnsi="Tahoma"/>
         <w:b w:val="0"/>
@@ -8896,48 +8702,6 @@
         <w:rtl w:val="0"/>
       </w:rPr>
     </w:r>
-    <w:r>
-      <w:drawing>
-        <wp:anchor allowOverlap="1" behindDoc="0" distB="0" distT="0" distL="0" distR="0" hidden="0" layoutInCell="1" locked="0" relativeHeight="0" simplePos="0">
-          <wp:simplePos x="0" y="0"/>
-          <wp:positionH relativeFrom="column">
-            <wp:posOffset>295275</wp:posOffset>
-          </wp:positionH>
-          <wp:positionV relativeFrom="paragraph">
-            <wp:posOffset>104775</wp:posOffset>
-          </wp:positionV>
-          <wp:extent cx="962941" cy="363600"/>
-          <wp:effectExtent b="0" l="0" r="0" t="0"/>
-          <wp:wrapNone/>
-          <wp:docPr id="7" name="image3.png"/>
-          <a:graphic>
-            <a:graphicData uri="http://schemas.openxmlformats.org/drawingml/2006/picture">
-              <pic:pic>
-                <pic:nvPicPr>
-                  <pic:cNvPr id="0" name="image3.png"/>
-                  <pic:cNvPicPr preferRelativeResize="0"/>
-                </pic:nvPicPr>
-                <pic:blipFill>
-                  <a:blip r:embed="rId1"/>
-                  <a:srcRect b="0" l="0" r="0" t="0"/>
-                  <a:stretch>
-                    <a:fillRect/>
-                  </a:stretch>
-                </pic:blipFill>
-                <pic:spPr>
-                  <a:xfrm>
-                    <a:off x="0" y="0"/>
-                    <a:ext cx="962941" cy="363600"/>
-                  </a:xfrm>
-                  <a:prstGeom prst="rect"/>
-                  <a:ln/>
-                </pic:spPr>
-              </pic:pic>
-            </a:graphicData>
-          </a:graphic>
-        </wp:anchor>
-      </w:drawing>
-    </w:r>
   </w:p>
 </w:ftr>
 </file>
@@ -8962,20 +8726,20 @@
         <wp:anchor allowOverlap="1" behindDoc="0" distB="0" distT="0" distL="114300" distR="114300" hidden="0" layoutInCell="1" locked="0" relativeHeight="0" simplePos="0">
           <wp:simplePos x="0" y="0"/>
           <wp:positionH relativeFrom="column">
-            <wp:posOffset>28580</wp:posOffset>
+            <wp:posOffset>28582</wp:posOffset>
           </wp:positionH>
           <wp:positionV relativeFrom="paragraph">
-            <wp:posOffset>-44988</wp:posOffset>
+            <wp:posOffset>-44986</wp:posOffset>
           </wp:positionV>
           <wp:extent cx="1355753" cy="1011600"/>
           <wp:effectExtent b="0" l="0" r="0" t="0"/>
           <wp:wrapNone/>
-          <wp:docPr id="10" name="image2.png"/>
+          <wp:docPr id="6" name="image1.png"/>
           <a:graphic>
             <a:graphicData uri="http://schemas.openxmlformats.org/drawingml/2006/picture">
               <pic:pic>
                 <pic:nvPicPr>
-                  <pic:cNvPr id="0" name="image2.png"/>
+                  <pic:cNvPr id="0" name="image1.png"/>
                   <pic:cNvPicPr preferRelativeResize="0"/>
                 </pic:nvPicPr>
                 <pic:blipFill>
@@ -9571,20 +9335,20 @@
         <wp:anchor allowOverlap="1" behindDoc="0" distB="0" distT="0" distL="114300" distR="114300" hidden="0" layoutInCell="1" locked="0" relativeHeight="0" simplePos="0">
           <wp:simplePos x="0" y="0"/>
           <wp:positionH relativeFrom="column">
-            <wp:posOffset>57152</wp:posOffset>
+            <wp:posOffset>57154</wp:posOffset>
           </wp:positionH>
           <wp:positionV relativeFrom="paragraph">
-            <wp:posOffset>-76198</wp:posOffset>
+            <wp:posOffset>-76196</wp:posOffset>
           </wp:positionV>
           <wp:extent cx="1355753" cy="1011600"/>
           <wp:effectExtent b="0" l="0" r="0" t="0"/>
           <wp:wrapNone/>
-          <wp:docPr id="9" name="image2.png"/>
+          <wp:docPr id="5" name="image1.png"/>
           <a:graphic>
             <a:graphicData uri="http://schemas.openxmlformats.org/drawingml/2006/picture">
               <pic:pic>
                 <pic:nvPicPr>
-                  <pic:cNvPr id="0" name="image2.png"/>
+                  <pic:cNvPr id="0" name="image1.png"/>
                   <pic:cNvPicPr preferRelativeResize="0"/>
                 </pic:nvPicPr>
                 <pic:blipFill>
@@ -10256,7 +10020,7 @@
               <wp:anchor allowOverlap="1" behindDoc="1" distB="0" distT="0" distL="0" distR="0" hidden="0" layoutInCell="1" locked="0" relativeHeight="0" simplePos="0">
                 <wp:simplePos x="0" y="0"/>
                 <wp:positionH relativeFrom="column">
-                  <wp:posOffset>-60318</wp:posOffset>
+                  <wp:posOffset>-60316</wp:posOffset>
                 </wp:positionH>
                 <wp:positionV relativeFrom="paragraph">
                   <wp:posOffset>635</wp:posOffset>
@@ -10264,12 +10028,12 @@
                 <wp:extent cx="1209040" cy="532765"/>
                 <wp:effectExtent b="0" l="0" r="0" t="0"/>
                 <wp:wrapNone/>
-                <wp:docPr id="1" name="image1.png"/>
+                <wp:docPr id="1" name="image2.png"/>
                 <a:graphic>
                   <a:graphicData uri="http://schemas.openxmlformats.org/drawingml/2006/picture">
                     <pic:pic>
                       <pic:nvPicPr>
-                        <pic:cNvPr id="0" name="image1.png"/>
+                        <pic:cNvPr id="0" name="image2.png"/>
                         <pic:cNvPicPr preferRelativeResize="0"/>
                       </pic:nvPicPr>
                       <pic:blipFill>
@@ -10803,20 +10567,20 @@
         <wp:anchor allowOverlap="1" behindDoc="0" distB="0" distT="0" distL="114300" distR="114300" hidden="0" layoutInCell="1" locked="0" relativeHeight="0" simplePos="0">
           <wp:simplePos x="0" y="0"/>
           <wp:positionH relativeFrom="column">
-            <wp:posOffset>47627</wp:posOffset>
+            <wp:posOffset>47629</wp:posOffset>
           </wp:positionH>
           <wp:positionV relativeFrom="paragraph">
-            <wp:posOffset>-57148</wp:posOffset>
+            <wp:posOffset>-57145</wp:posOffset>
           </wp:positionV>
           <wp:extent cx="1355753" cy="1011600"/>
           <wp:effectExtent b="0" l="0" r="0" t="0"/>
           <wp:wrapNone/>
-          <wp:docPr id="11" name="image2.png"/>
+          <wp:docPr id="7" name="image1.png"/>
           <a:graphic>
             <a:graphicData uri="http://schemas.openxmlformats.org/drawingml/2006/picture">
               <pic:pic>
                 <pic:nvPicPr>
-                  <pic:cNvPr id="0" name="image2.png"/>
+                  <pic:cNvPr id="0" name="image1.png"/>
                   <pic:cNvPicPr preferRelativeResize="0"/>
                 </pic:nvPicPr>
                 <pic:blipFill>
@@ -11488,7 +11252,7 @@
               <wp:anchor allowOverlap="1" behindDoc="1" distB="0" distT="0" distL="0" distR="0" hidden="0" layoutInCell="1" locked="0" relativeHeight="0" simplePos="0">
                 <wp:simplePos x="0" y="0"/>
                 <wp:positionH relativeFrom="column">
-                  <wp:posOffset>-60318</wp:posOffset>
+                  <wp:posOffset>-60316</wp:posOffset>
                 </wp:positionH>
                 <wp:positionV relativeFrom="paragraph">
                   <wp:posOffset>635</wp:posOffset>
@@ -11496,12 +11260,12 @@
                 <wp:extent cx="1209040" cy="532765"/>
                 <wp:effectExtent b="0" l="0" r="0" t="0"/>
                 <wp:wrapNone/>
-                <wp:docPr id="2" name="image1.png"/>
+                <wp:docPr id="2" name="image2.png"/>
                 <a:graphic>
                   <a:graphicData uri="http://schemas.openxmlformats.org/drawingml/2006/picture">
                     <pic:pic>
                       <pic:nvPicPr>
-                        <pic:cNvPr id="0" name="image1.png"/>
+                        <pic:cNvPr id="0" name="image2.png"/>
                         <pic:cNvPicPr preferRelativeResize="0"/>
                       </pic:nvPicPr>
                       <pic:blipFill>
@@ -12013,20 +11777,20 @@
         <wp:anchor allowOverlap="1" behindDoc="0" distB="0" distT="0" distL="114300" distR="114300" hidden="0" layoutInCell="1" locked="0" relativeHeight="0" simplePos="0">
           <wp:simplePos x="0" y="0"/>
           <wp:positionH relativeFrom="column">
-            <wp:posOffset>57152</wp:posOffset>
+            <wp:posOffset>57154</wp:posOffset>
           </wp:positionH>
           <wp:positionV relativeFrom="paragraph">
-            <wp:posOffset>-57148</wp:posOffset>
+            <wp:posOffset>-57145</wp:posOffset>
           </wp:positionV>
           <wp:extent cx="1355753" cy="1011600"/>
           <wp:effectExtent b="0" l="0" r="0" t="0"/>
           <wp:wrapNone/>
-          <wp:docPr id="3" name="image2.png"/>
+          <wp:docPr id="3" name="image1.png"/>
           <a:graphic>
             <a:graphicData uri="http://schemas.openxmlformats.org/drawingml/2006/picture">
               <pic:pic>
                 <pic:nvPicPr>
-                  <pic:cNvPr id="0" name="image2.png"/>
+                  <pic:cNvPr id="0" name="image1.png"/>
                   <pic:cNvPicPr preferRelativeResize="0"/>
                 </pic:nvPicPr>
                 <pic:blipFill>
